--- a/Socio_and_Sagabz/Formats/socio_format_new.docx
+++ b/Socio_and_Sagabz/Formats/socio_format_new.docx
@@ -230,7 +230,7 @@
                                 <w:szCs w:val="22"/>
                                 <w:rtl/>
                               </w:rPr>
-                              <w:t>‏09 אפריל 2025</w:t>
+                              <w:t>‏21 אפריל 2025</w:t>
                             </w:r>
                             <w:r>
                               <w:rPr>
@@ -319,7 +319,7 @@
                                 <w:szCs w:val="22"/>
                                 <w:rtl/>
                               </w:rPr>
-                              <w:t>‏י"א ניסן תשפ"ה</w:t>
+                              <w:t>‏כ"ג ניסן תשפ"ה</w:t>
                             </w:r>
                             <w:r>
                               <w:rPr>
@@ -468,7 +468,7 @@
                           <w:szCs w:val="22"/>
                           <w:rtl/>
                         </w:rPr>
-                        <w:t>‏09 אפריל 2025</w:t>
+                        <w:t>‏21 אפריל 2025</w:t>
                       </w:r>
                       <w:r>
                         <w:rPr>
@@ -557,7 +557,7 @@
                           <w:szCs w:val="22"/>
                           <w:rtl/>
                         </w:rPr>
-                        <w:t>‏י"א ניסן תשפ"ה</w:t>
+                        <w:t>‏כ"ג ניסן תשפ"ה</w:t>
                       </w:r>
                       <w:r>
                         <w:rPr>
@@ -696,8 +696,30 @@
           <w:bCs/>
           <w:sz w:val="28"/>
           <w:szCs w:val="28"/>
+          <w:rtl/>
         </w:rPr>
-        <w:t>{{title}}</w:t>
+        <w:t>{</w:t>
+      </w:r>
+      <w:r>
+        <w:rPr>
+          <w:rFonts w:ascii="David" w:hAnsi="David"/>
+          <w:b/>
+          <w:bCs/>
+          <w:sz w:val="28"/>
+          <w:szCs w:val="28"/>
+        </w:rPr>
+        <w:t>title</w:t>
+      </w:r>
+      <w:r>
+        <w:rPr>
+          <w:rFonts w:ascii="David" w:hAnsi="David"/>
+          <w:b/>
+          <w:bCs/>
+          <w:sz w:val="28"/>
+          <w:szCs w:val="28"/>
+          <w:rtl/>
+        </w:rPr>
+        <w:t>}</w:t>
       </w:r>
     </w:p>
     <w:p>
@@ -1665,7 +1687,6 @@
                 <w:rFonts w:ascii="David" w:hAnsi="David" w:cs="David"/>
                 <w:b/>
                 <w:bCs/>
-                <w:rtl/>
               </w:rPr>
             </w:pPr>
             <w:r>
@@ -1677,6 +1698,56 @@
               </w:rPr>
               <w:t>מידת היכרות</w:t>
             </w:r>
+            <w:r>
+              <w:rPr>
+                <w:rFonts w:ascii="David" w:hAnsi="David" w:cs="David"/>
+                <w:b/>
+                <w:bCs/>
+              </w:rPr>
+              <w:t xml:space="preserve"> </w:t>
+            </w:r>
+            <w:r>
+              <w:rPr>
+                <w:rFonts w:ascii="David" w:hAnsi="David" w:cs="David"/>
+                <w:b/>
+                <w:bCs/>
+              </w:rPr>
+              <w:t>(</w:t>
+            </w:r>
+            <w:r>
+              <w:rPr>
+                <w:rFonts w:ascii="David" w:hAnsi="David" w:cs="David"/>
+                <w:b/>
+                <w:bCs/>
+              </w:rPr>
+              <w:t xml:space="preserve">N={N </w:t>
+            </w:r>
+            <w:r>
+              <w:rPr>
+                <w:rFonts w:ascii="David" w:hAnsi="David" w:cs="David"/>
+              </w:rPr>
+              <w:t>knowing</w:t>
+            </w:r>
+            <w:r>
+              <w:rPr>
+                <w:rFonts w:ascii="David" w:hAnsi="David" w:cs="David"/>
+              </w:rPr>
+              <w:t xml:space="preserve"> </w:t>
+            </w:r>
+            <w:r>
+              <w:rPr>
+                <w:rFonts w:ascii="David" w:hAnsi="David" w:cs="David"/>
+              </w:rPr>
+              <w:t>}</w:t>
+            </w:r>
+            <w:r>
+              <w:rPr>
+                <w:rFonts w:ascii="David" w:hAnsi="David" w:cs="David"/>
+                <w:b/>
+                <w:bCs/>
+              </w:rPr>
+              <w:t>)</w:t>
+            </w:r>
           </w:p>
         </w:tc>
         <w:tc>
@@ -1697,8 +1768,15 @@
             <w:r>
               <w:rPr>
                 <w:rFonts w:ascii="David" w:hAnsi="David" w:cs="David"/>
-              </w:rPr>
-              <w:t xml:space="preserve">{{old </w:t>
+                <w:rtl/>
+              </w:rPr>
+              <w:t>{</w:t>
+            </w:r>
+            <w:r>
+              <w:rPr>
+                <w:rFonts w:ascii="David" w:hAnsi="David" w:cs="David"/>
+              </w:rPr>
+              <w:t xml:space="preserve">old </w:t>
             </w:r>
             <w:r>
               <w:rPr>
@@ -1709,8 +1787,9 @@
             <w:r>
               <w:rPr>
                 <w:rFonts w:ascii="David" w:hAnsi="David" w:cs="David"/>
-              </w:rPr>
-              <w:t>}}</w:t>
+                <w:rtl/>
+              </w:rPr>
+              <w:t>}</w:t>
             </w:r>
           </w:p>
         </w:tc>
@@ -1732,8 +1811,15 @@
             <w:r>
               <w:rPr>
                 <w:rFonts w:ascii="David" w:hAnsi="David" w:cs="David"/>
-              </w:rPr>
-              <w:t xml:space="preserve">{{new </w:t>
+                <w:rtl/>
+              </w:rPr>
+              <w:t>{</w:t>
+            </w:r>
+            <w:r>
+              <w:rPr>
+                <w:rFonts w:ascii="David" w:hAnsi="David" w:cs="David"/>
+              </w:rPr>
+              <w:t xml:space="preserve">new </w:t>
             </w:r>
             <w:r>
               <w:rPr>
@@ -1744,8 +1830,9 @@
             <w:r>
               <w:rPr>
                 <w:rFonts w:ascii="David" w:hAnsi="David" w:cs="David"/>
-              </w:rPr>
-              <w:t>}}</w:t>
+                <w:rtl/>
+              </w:rPr>
+              <w:t>}</w:t>
             </w:r>
           </w:p>
         </w:tc>
@@ -1767,8 +1854,15 @@
             <w:r>
               <w:rPr>
                 <w:rFonts w:ascii="David" w:hAnsi="David" w:cs="David"/>
-              </w:rPr>
-              <w:t xml:space="preserve">{{std </w:t>
+                <w:rtl/>
+              </w:rPr>
+              <w:t>{</w:t>
+            </w:r>
+            <w:r>
+              <w:rPr>
+                <w:rFonts w:ascii="David" w:hAnsi="David" w:cs="David"/>
+              </w:rPr>
+              <w:t xml:space="preserve">std </w:t>
             </w:r>
             <w:r>
               <w:rPr>
@@ -1779,8 +1873,9 @@
             <w:r>
               <w:rPr>
                 <w:rFonts w:ascii="David" w:hAnsi="David" w:cs="David"/>
-              </w:rPr>
-              <w:t>}}</w:t>
+                <w:rtl/>
+              </w:rPr>
+              <w:t>}</w:t>
             </w:r>
           </w:p>
         </w:tc>
@@ -1804,7 +1899,13 @@
               <w:rPr>
                 <w:rFonts w:ascii="David" w:hAnsi="David" w:cs="David"/>
               </w:rPr>
-              <w:t xml:space="preserve">{{total </w:t>
+              <w:t>{</w:t>
+            </w:r>
+            <w:r>
+              <w:rPr>
+                <w:rFonts w:ascii="David" w:hAnsi="David" w:cs="David"/>
+              </w:rPr>
+              <w:t xml:space="preserve">total </w:t>
             </w:r>
             <w:r>
               <w:rPr>
@@ -1816,7 +1917,7 @@
               <w:rPr>
                 <w:rFonts w:ascii="David" w:hAnsi="David" w:cs="David"/>
               </w:rPr>
-              <w:t>}}</w:t>
+              <w:t>}</w:t>
             </w:r>
           </w:p>
         </w:tc>
@@ -1838,8 +1939,15 @@
             <w:r>
               <w:rPr>
                 <w:rFonts w:ascii="David" w:hAnsi="David" w:cs="David"/>
-              </w:rPr>
-              <w:t xml:space="preserve">{{range </w:t>
+                <w:rtl/>
+              </w:rPr>
+              <w:t>{</w:t>
+            </w:r>
+            <w:r>
+              <w:rPr>
+                <w:rFonts w:ascii="David" w:hAnsi="David" w:cs="David"/>
+              </w:rPr>
+              <w:t xml:space="preserve">range </w:t>
             </w:r>
             <w:r>
               <w:rPr>
@@ -1850,8 +1958,9 @@
             <w:r>
               <w:rPr>
                 <w:rFonts w:ascii="David" w:hAnsi="David" w:cs="David"/>
-              </w:rPr>
-              <w:t>}}</w:t>
+                <w:rtl/>
+              </w:rPr>
+              <w:t>}</w:t>
             </w:r>
           </w:p>
         </w:tc>
@@ -1927,6 +2036,7 @@
         <w:tc>
           <w:tcPr>
             <w:tcW w:w="1170" w:type="dxa"/>
+            <w:vMerge w:val="restart"/>
             <w:vAlign w:val="center"/>
           </w:tcPr>
           <w:p>
@@ -1947,15 +2057,60 @@
                 <w:bCs/>
                 <w:rtl/>
               </w:rPr>
-              <w:t xml:space="preserve">יכולות תוך אישיות </w:t>
-            </w:r>
-            <w:r>
-              <w:rPr>
-                <w:rFonts w:ascii="David" w:hAnsi="David" w:cs="David"/>
-                <w:b/>
-                <w:bCs/>
-              </w:rPr>
-              <w:t>(N=21)</w:t>
+              <w:t>י</w:t>
+            </w:r>
+            <w:r>
+              <w:rPr>
+                <w:rFonts w:ascii="David" w:hAnsi="David" w:cs="David" w:hint="cs"/>
+                <w:b/>
+                <w:bCs/>
+                <w:rtl/>
+              </w:rPr>
+              <w:t xml:space="preserve">כולות תוך אישיות </w:t>
+            </w:r>
+            <w:r>
+              <w:rPr>
+                <w:rFonts w:ascii="David" w:hAnsi="David" w:cs="David"/>
+                <w:b/>
+                <w:bCs/>
+              </w:rPr>
+              <w:t>(</w:t>
+            </w:r>
+            <w:r>
+              <w:rPr>
+                <w:rFonts w:ascii="David" w:hAnsi="David" w:cs="David"/>
+                <w:b/>
+                <w:bCs/>
+              </w:rPr>
+              <w:t>N=</w:t>
+            </w:r>
+            <w:r>
+              <w:rPr>
+                <w:rFonts w:ascii="David" w:hAnsi="David" w:cs="David"/>
+                <w:b/>
+                <w:bCs/>
+              </w:rPr>
+              <w:t xml:space="preserve">{N </w:t>
+            </w:r>
+            <w:r>
+              <w:rPr>
+                <w:rFonts w:ascii="David" w:hAnsi="David" w:cs="David"/>
+              </w:rPr>
+              <w:t>intrapersonal</w:t>
+            </w:r>
+            <w:r>
+              <w:rPr>
+                <w:rFonts w:ascii="David" w:hAnsi="David" w:cs="David"/>
+              </w:rPr>
+              <w:t>}</w:t>
+            </w:r>
+            <w:r>
+              <w:rPr>
+                <w:rFonts w:ascii="David" w:hAnsi="David" w:cs="David"/>
+                <w:b/>
+                <w:bCs/>
+              </w:rPr>
+              <w:t>)</w:t>
             </w:r>
           </w:p>
         </w:tc>
@@ -1977,8 +2132,15 @@
             <w:r>
               <w:rPr>
                 <w:rFonts w:ascii="David" w:hAnsi="David" w:cs="David"/>
-              </w:rPr>
-              <w:t xml:space="preserve">{{old </w:t>
+                <w:rtl/>
+              </w:rPr>
+              <w:t>{</w:t>
+            </w:r>
+            <w:r>
+              <w:rPr>
+                <w:rFonts w:ascii="David" w:hAnsi="David" w:cs="David"/>
+              </w:rPr>
+              <w:t xml:space="preserve">old </w:t>
             </w:r>
             <w:r>
               <w:rPr>
@@ -1989,8 +2151,9 @@
             <w:r>
               <w:rPr>
                 <w:rFonts w:ascii="David" w:hAnsi="David" w:cs="David"/>
-              </w:rPr>
-              <w:t>}}</w:t>
+                <w:rtl/>
+              </w:rPr>
+              <w:t>}</w:t>
             </w:r>
           </w:p>
         </w:tc>
@@ -2012,8 +2175,15 @@
             <w:r>
               <w:rPr>
                 <w:rFonts w:ascii="David" w:hAnsi="David" w:cs="David"/>
-              </w:rPr>
-              <w:t xml:space="preserve">{{new </w:t>
+                <w:rtl/>
+              </w:rPr>
+              <w:t>{</w:t>
+            </w:r>
+            <w:r>
+              <w:rPr>
+                <w:rFonts w:ascii="David" w:hAnsi="David" w:cs="David"/>
+              </w:rPr>
+              <w:t xml:space="preserve">new </w:t>
             </w:r>
             <w:r>
               <w:rPr>
@@ -2024,8 +2194,9 @@
             <w:r>
               <w:rPr>
                 <w:rFonts w:ascii="David" w:hAnsi="David" w:cs="David"/>
-              </w:rPr>
-              <w:t>}}</w:t>
+                <w:rtl/>
+              </w:rPr>
+              <w:t>}</w:t>
             </w:r>
           </w:p>
         </w:tc>
@@ -2047,8 +2218,15 @@
             <w:r>
               <w:rPr>
                 <w:rFonts w:ascii="David" w:hAnsi="David" w:cs="David"/>
-              </w:rPr>
-              <w:t xml:space="preserve">{{std </w:t>
+                <w:rtl/>
+              </w:rPr>
+              <w:t>{</w:t>
+            </w:r>
+            <w:r>
+              <w:rPr>
+                <w:rFonts w:ascii="David" w:hAnsi="David" w:cs="David"/>
+              </w:rPr>
+              <w:t xml:space="preserve">std </w:t>
             </w:r>
             <w:r>
               <w:rPr>
@@ -2059,8 +2237,9 @@
             <w:r>
               <w:rPr>
                 <w:rFonts w:ascii="David" w:hAnsi="David" w:cs="David"/>
-              </w:rPr>
-              <w:t>}}</w:t>
+                <w:rtl/>
+              </w:rPr>
+              <w:t>}</w:t>
             </w:r>
           </w:p>
         </w:tc>
@@ -2082,8 +2261,15 @@
             <w:r>
               <w:rPr>
                 <w:rFonts w:ascii="David" w:hAnsi="David" w:cs="David"/>
-              </w:rPr>
-              <w:t xml:space="preserve">{{total </w:t>
+                <w:rtl/>
+              </w:rPr>
+              <w:t>{</w:t>
+            </w:r>
+            <w:r>
+              <w:rPr>
+                <w:rFonts w:ascii="David" w:hAnsi="David" w:cs="David"/>
+              </w:rPr>
+              <w:t xml:space="preserve">total </w:t>
             </w:r>
             <w:r>
               <w:rPr>
@@ -2094,8 +2280,9 @@
             <w:r>
               <w:rPr>
                 <w:rFonts w:ascii="David" w:hAnsi="David" w:cs="David"/>
-              </w:rPr>
-              <w:t>}}</w:t>
+                <w:rtl/>
+              </w:rPr>
+              <w:t>}</w:t>
             </w:r>
           </w:p>
         </w:tc>
@@ -2117,8 +2304,15 @@
             <w:r>
               <w:rPr>
                 <w:rFonts w:ascii="David" w:hAnsi="David" w:cs="David"/>
-              </w:rPr>
-              <w:t xml:space="preserve">{{range </w:t>
+                <w:rtl/>
+              </w:rPr>
+              <w:t>{</w:t>
+            </w:r>
+            <w:r>
+              <w:rPr>
+                <w:rFonts w:ascii="David" w:hAnsi="David" w:cs="David"/>
+              </w:rPr>
+              <w:t xml:space="preserve">range </w:t>
             </w:r>
             <w:r>
               <w:rPr>
@@ -2129,8 +2323,9 @@
             <w:r>
               <w:rPr>
                 <w:rFonts w:ascii="David" w:hAnsi="David" w:cs="David"/>
-              </w:rPr>
-              <w:t>}}</w:t>
+                <w:rtl/>
+              </w:rPr>
+              <w:t>}</w:t>
             </w:r>
           </w:p>
         </w:tc>
@@ -2158,6 +2353,8 @@
                 <w:rFonts w:ascii="David" w:hAnsi="David" w:cs="David"/>
                 <w:b/>
                 <w:bCs/>
+                <w:i w:val="0"/>
+                <w:iCs w:val="0"/>
                 <w:rtl/>
               </w:rPr>
             </w:pPr>
@@ -2166,6 +2363,7 @@
         <w:tc>
           <w:tcPr>
             <w:tcW w:w="1170" w:type="dxa"/>
+            <w:vMerge/>
             <w:vAlign w:val="center"/>
           </w:tcPr>
           <w:p>
@@ -2177,7 +2375,23 @@
                 <w:rFonts w:ascii="David" w:hAnsi="David" w:cs="David"/>
                 <w:b/>
                 <w:bCs/>
-                <w:rtl/>
+              </w:rPr>
+            </w:pPr>
+          </w:p>
+        </w:tc>
+        <w:tc>
+          <w:tcPr>
+            <w:tcW w:w="6661" w:type="dxa"/>
+            <w:gridSpan w:val="5"/>
+            <w:vAlign w:val="center"/>
+          </w:tcPr>
+          <w:p>
+            <w:pPr>
+              <w:spacing w:after="240"/>
+              <w:jc w:val="center"/>
+              <w:cnfStyle w:val="000000100000" w:firstRow="0" w:lastRow="0" w:firstColumn="0" w:lastColumn="0" w:oddVBand="0" w:evenVBand="0" w:oddHBand="1" w:evenHBand="0" w:firstRowFirstColumn="0" w:firstRowLastColumn="0" w:lastRowFirstColumn="0" w:lastRowLastColumn="0"/>
+              <w:rPr>
+                <w:rFonts w:ascii="David" w:hAnsi="David" w:cs="David"/>
               </w:rPr>
             </w:pPr>
             <w:r>
@@ -2187,190 +2401,14 @@
                 <w:bCs/>
                 <w:rtl/>
               </w:rPr>
-              <w:t xml:space="preserve">תפקוד בחברה </w:t>
-            </w:r>
-            <w:r>
-              <w:rPr>
-                <w:rFonts w:ascii="David" w:hAnsi="David" w:cs="David"/>
-                <w:b/>
-                <w:bCs/>
-              </w:rPr>
-              <w:t>(N=21)</w:t>
-            </w:r>
-          </w:p>
-        </w:tc>
-        <w:tc>
-          <w:tcPr>
-            <w:tcW w:w="1440" w:type="dxa"/>
-            <w:vAlign w:val="center"/>
-          </w:tcPr>
-          <w:p>
-            <w:pPr>
-              <w:spacing w:after="240"/>
-              <w:jc w:val="center"/>
-              <w:cnfStyle w:val="000000100000" w:firstRow="0" w:lastRow="0" w:firstColumn="0" w:lastColumn="0" w:oddVBand="0" w:evenVBand="0" w:oddHBand="1" w:evenHBand="0" w:firstRowFirstColumn="0" w:firstRowLastColumn="0" w:lastRowFirstColumn="0" w:lastRowLastColumn="0"/>
-              <w:rPr>
-                <w:rFonts w:ascii="David" w:hAnsi="David" w:cs="David"/>
-                <w:rtl/>
-              </w:rPr>
-            </w:pPr>
-            <w:r>
-              <w:rPr>
-                <w:rFonts w:ascii="David" w:hAnsi="David" w:cs="David"/>
-              </w:rPr>
-              <w:t xml:space="preserve">{{old </w:t>
-            </w:r>
-            <w:r>
-              <w:rPr>
-                <w:rFonts w:ascii="David" w:hAnsi="David" w:cs="David"/>
-              </w:rPr>
-              <w:t>functioning in society</w:t>
-            </w:r>
-            <w:r>
-              <w:rPr>
-                <w:rFonts w:ascii="David" w:hAnsi="David" w:cs="David"/>
-              </w:rPr>
-              <w:t>}}</w:t>
-            </w:r>
-          </w:p>
-        </w:tc>
-        <w:tc>
-          <w:tcPr>
-            <w:tcW w:w="1325" w:type="dxa"/>
-            <w:vAlign w:val="center"/>
-          </w:tcPr>
-          <w:p>
-            <w:pPr>
-              <w:spacing w:after="240"/>
-              <w:jc w:val="center"/>
-              <w:cnfStyle w:val="000000100000" w:firstRow="0" w:lastRow="0" w:firstColumn="0" w:lastColumn="0" w:oddVBand="0" w:evenVBand="0" w:oddHBand="1" w:evenHBand="0" w:firstRowFirstColumn="0" w:firstRowLastColumn="0" w:lastRowFirstColumn="0" w:lastRowLastColumn="0"/>
-              <w:rPr>
-                <w:rFonts w:ascii="David" w:hAnsi="David" w:cs="David"/>
-                <w:rtl/>
-              </w:rPr>
-            </w:pPr>
-            <w:r>
-              <w:rPr>
-                <w:rFonts w:ascii="David" w:hAnsi="David" w:cs="David"/>
-              </w:rPr>
-              <w:t xml:space="preserve">{{new </w:t>
-            </w:r>
-            <w:r>
-              <w:rPr>
-                <w:rFonts w:ascii="David" w:hAnsi="David" w:cs="David"/>
-              </w:rPr>
-              <w:t>functioning in society</w:t>
-            </w:r>
-            <w:r>
-              <w:rPr>
-                <w:rFonts w:ascii="David" w:hAnsi="David" w:cs="David"/>
-              </w:rPr>
-              <w:t>}}</w:t>
-            </w:r>
-          </w:p>
-        </w:tc>
-        <w:tc>
-          <w:tcPr>
-            <w:tcW w:w="1288" w:type="dxa"/>
-            <w:vAlign w:val="center"/>
-          </w:tcPr>
-          <w:p>
-            <w:pPr>
-              <w:spacing w:after="240"/>
-              <w:jc w:val="center"/>
-              <w:cnfStyle w:val="000000100000" w:firstRow="0" w:lastRow="0" w:firstColumn="0" w:lastColumn="0" w:oddVBand="0" w:evenVBand="0" w:oddHBand="1" w:evenHBand="0" w:firstRowFirstColumn="0" w:firstRowLastColumn="0" w:lastRowFirstColumn="0" w:lastRowLastColumn="0"/>
-              <w:rPr>
-                <w:rFonts w:ascii="David" w:hAnsi="David" w:cs="David"/>
-                <w:rtl/>
-              </w:rPr>
-            </w:pPr>
-            <w:r>
-              <w:rPr>
-                <w:rFonts w:ascii="David" w:hAnsi="David" w:cs="David"/>
-              </w:rPr>
-              <w:t xml:space="preserve">{{std </w:t>
-            </w:r>
-            <w:r>
-              <w:rPr>
-                <w:rFonts w:ascii="David" w:hAnsi="David" w:cs="David"/>
-              </w:rPr>
-              <w:t>functioning in society</w:t>
-            </w:r>
-            <w:r>
-              <w:rPr>
-                <w:rFonts w:ascii="David" w:hAnsi="David" w:cs="David"/>
-              </w:rPr>
-              <w:t>}}</w:t>
-            </w:r>
-          </w:p>
-        </w:tc>
-        <w:tc>
-          <w:tcPr>
-            <w:tcW w:w="1620" w:type="dxa"/>
-            <w:vAlign w:val="center"/>
-          </w:tcPr>
-          <w:p>
-            <w:pPr>
-              <w:spacing w:after="240"/>
-              <w:jc w:val="center"/>
-              <w:cnfStyle w:val="000000100000" w:firstRow="0" w:lastRow="0" w:firstColumn="0" w:lastColumn="0" w:oddVBand="0" w:evenVBand="0" w:oddHBand="1" w:evenHBand="0" w:firstRowFirstColumn="0" w:firstRowLastColumn="0" w:lastRowFirstColumn="0" w:lastRowLastColumn="0"/>
-              <w:rPr>
-                <w:rFonts w:ascii="David" w:hAnsi="David" w:cs="David"/>
-                <w:rtl/>
-              </w:rPr>
-            </w:pPr>
-            <w:r>
-              <w:rPr>
-                <w:rFonts w:ascii="David" w:hAnsi="David" w:cs="David"/>
-              </w:rPr>
-              <w:t xml:space="preserve">{{total </w:t>
-            </w:r>
-            <w:r>
-              <w:rPr>
-                <w:rFonts w:ascii="David" w:hAnsi="David" w:cs="David"/>
-              </w:rPr>
-              <w:t>functioning in society</w:t>
-            </w:r>
-            <w:r>
-              <w:rPr>
-                <w:rFonts w:ascii="David" w:hAnsi="David" w:cs="David"/>
-              </w:rPr>
-              <w:t>}}</w:t>
-            </w:r>
-          </w:p>
-        </w:tc>
-        <w:tc>
-          <w:tcPr>
-            <w:tcW w:w="988" w:type="dxa"/>
-            <w:vAlign w:val="center"/>
-          </w:tcPr>
-          <w:p>
-            <w:pPr>
-              <w:spacing w:after="240"/>
-              <w:jc w:val="center"/>
-              <w:cnfStyle w:val="000000100000" w:firstRow="0" w:lastRow="0" w:firstColumn="0" w:lastColumn="0" w:oddVBand="0" w:evenVBand="0" w:oddHBand="1" w:evenHBand="0" w:firstRowFirstColumn="0" w:firstRowLastColumn="0" w:lastRowFirstColumn="0" w:lastRowLastColumn="0"/>
-              <w:rPr>
-                <w:rFonts w:ascii="David" w:hAnsi="David" w:cs="David"/>
-                <w:rtl/>
-              </w:rPr>
-            </w:pPr>
-            <w:r>
-              <w:rPr>
-                <w:rFonts w:ascii="David" w:hAnsi="David" w:cs="David"/>
-              </w:rPr>
-              <w:t xml:space="preserve">{{range </w:t>
-            </w:r>
-            <w:r>
-              <w:rPr>
-                <w:rFonts w:ascii="David" w:hAnsi="David" w:cs="David"/>
-              </w:rPr>
-              <w:t>functioning in society</w:t>
-            </w:r>
-            <w:r>
-              <w:rPr>
-                <w:rFonts w:ascii="David" w:hAnsi="David" w:cs="David"/>
-              </w:rPr>
-              <w:t>}}</w:t>
+              <w:t xml:space="preserve">רמה 6: </w:t>
+            </w:r>
+            <w:r>
+              <w:rPr>
+                <w:rFonts w:ascii="David" w:hAnsi="David" w:cs="David"/>
+                <w:rtl/>
+              </w:rPr>
+              <w:t>הצוער מפגין יוזמה מתמדת, מתמודד באופן נחוש ואקטיבי עם כל אתגר שניצב מולו, מודע מאוד לחוזקותיו ולחולשותיו, מאמין באופן מלא ביכולותיו, ופועל בעקביות לשיפור עצמי מתמיד.</w:t>
             </w:r>
           </w:p>
         </w:tc>
@@ -2395,6 +2433,8 @@
                 <w:rFonts w:ascii="David" w:hAnsi="David" w:cs="David"/>
                 <w:b/>
                 <w:bCs/>
+                <w:i w:val="0"/>
+                <w:iCs w:val="0"/>
                 <w:rtl/>
               </w:rPr>
             </w:pPr>
@@ -2403,6 +2443,7 @@
         <w:tc>
           <w:tcPr>
             <w:tcW w:w="1170" w:type="dxa"/>
+            <w:vMerge/>
             <w:vAlign w:val="center"/>
           </w:tcPr>
           <w:p>
@@ -2414,7 +2455,23 @@
                 <w:rFonts w:ascii="David" w:hAnsi="David" w:cs="David"/>
                 <w:b/>
                 <w:bCs/>
-                <w:rtl/>
+              </w:rPr>
+            </w:pPr>
+          </w:p>
+        </w:tc>
+        <w:tc>
+          <w:tcPr>
+            <w:tcW w:w="6661" w:type="dxa"/>
+            <w:gridSpan w:val="5"/>
+            <w:vAlign w:val="center"/>
+          </w:tcPr>
+          <w:p>
+            <w:pPr>
+              <w:spacing w:after="240"/>
+              <w:jc w:val="center"/>
+              <w:cnfStyle w:val="000000000000" w:firstRow="0" w:lastRow="0" w:firstColumn="0" w:lastColumn="0" w:oddVBand="0" w:evenVBand="0" w:oddHBand="0" w:evenHBand="0" w:firstRowFirstColumn="0" w:firstRowLastColumn="0" w:lastRowFirstColumn="0" w:lastRowLastColumn="0"/>
+              <w:rPr>
+                <w:rFonts w:ascii="David" w:hAnsi="David" w:cs="David"/>
               </w:rPr>
             </w:pPr>
             <w:r>
@@ -2424,15 +2481,124 @@
                 <w:bCs/>
                 <w:rtl/>
               </w:rPr>
-              <w:t xml:space="preserve">הובלה </w:t>
-            </w:r>
-            <w:r>
-              <w:rPr>
-                <w:rFonts w:ascii="David" w:hAnsi="David" w:cs="David"/>
-                <w:b/>
-                <w:bCs/>
-              </w:rPr>
-              <w:t>(N=21)</w:t>
+              <w:t xml:space="preserve">רמה 1: </w:t>
+            </w:r>
+            <w:r>
+              <w:rPr>
+                <w:rFonts w:ascii="David" w:hAnsi="David" w:cs="David"/>
+                <w:rtl/>
+              </w:rPr>
+              <w:t>הצוער נמנע מיוזמה ומתקשה בהתמודדות עם אתגרים, חסר אמונה עצמית וביטחון ביכולותיו, אינו מודע לחזקותיו ולחולשותיו, ואינו מגלה רצון או מאמץ לשיפור עצמי.</w:t>
+            </w:r>
+          </w:p>
+        </w:tc>
+      </w:tr>
+      <w:tr>
+        <w:trPr>
+          <w:cnfStyle w:val="000000100000" w:firstRow="0" w:lastRow="0" w:firstColumn="0" w:lastColumn="0" w:oddVBand="0" w:evenVBand="0" w:oddHBand="1" w:evenHBand="0" w:firstRowFirstColumn="0" w:firstRowLastColumn="0" w:lastRowFirstColumn="0" w:lastRowLastColumn="0"/>
+        </w:trPr>
+        <w:tc>
+          <w:tcPr>
+            <w:cnfStyle w:val="001000000000" w:firstRow="0" w:lastRow="0" w:firstColumn="1" w:lastColumn="0" w:oddVBand="0" w:evenVBand="0" w:oddHBand="0" w:evenHBand="0" w:firstRowFirstColumn="0" w:firstRowLastColumn="0" w:lastRowFirstColumn="0" w:lastRowLastColumn="0"/>
+            <w:tcW w:w="1239" w:type="dxa"/>
+            <w:vMerge/>
+            <w:tcBorders>
+              <w:top w:val="single" w:sz="4" w:space="0" w:color="auto"/>
+              <w:bottom w:val="single" w:sz="4" w:space="0" w:color="auto"/>
+            </w:tcBorders>
+            <w:vAlign w:val="center"/>
+          </w:tcPr>
+          <w:p>
+            <w:pPr>
+              <w:spacing w:after="240"/>
+              <w:jc w:val="center"/>
+              <w:rPr>
+                <w:rFonts w:ascii="David" w:hAnsi="David" w:cs="David"/>
+                <w:b/>
+                <w:bCs/>
+                <w:rtl/>
+              </w:rPr>
+            </w:pPr>
+          </w:p>
+        </w:tc>
+        <w:tc>
+          <w:tcPr>
+            <w:tcW w:w="1170" w:type="dxa"/>
+            <w:vMerge w:val="restart"/>
+            <w:vAlign w:val="center"/>
+          </w:tcPr>
+          <w:p>
+            <w:pPr>
+              <w:spacing w:after="240"/>
+              <w:jc w:val="center"/>
+              <w:cnfStyle w:val="000000100000" w:firstRow="0" w:lastRow="0" w:firstColumn="0" w:lastColumn="0" w:oddVBand="0" w:evenVBand="0" w:oddHBand="1" w:evenHBand="0" w:firstRowFirstColumn="0" w:firstRowLastColumn="0" w:lastRowFirstColumn="0" w:lastRowLastColumn="0"/>
+              <w:rPr>
+                <w:rFonts w:ascii="David" w:hAnsi="David" w:cs="David"/>
+                <w:b/>
+                <w:bCs/>
+                <w:rtl/>
+              </w:rPr>
+            </w:pPr>
+            <w:r>
+              <w:rPr>
+                <w:rFonts w:ascii="David" w:hAnsi="David" w:cs="David" w:hint="cs"/>
+                <w:b/>
+                <w:bCs/>
+                <w:rtl/>
+              </w:rPr>
+              <w:t xml:space="preserve">תפקוד בחברה </w:t>
+            </w:r>
+            <w:r>
+              <w:rPr>
+                <w:rFonts w:ascii="David" w:hAnsi="David" w:cs="David"/>
+                <w:b/>
+                <w:bCs/>
+              </w:rPr>
+              <w:t>(</w:t>
+            </w:r>
+            <w:r>
+              <w:rPr>
+                <w:rFonts w:ascii="David" w:hAnsi="David" w:cs="David"/>
+                <w:b/>
+                <w:bCs/>
+              </w:rPr>
+              <w:t>N=</w:t>
+            </w:r>
+            <w:r>
+              <w:rPr>
+                <w:rFonts w:ascii="David" w:hAnsi="David" w:cs="David"/>
+                <w:b/>
+                <w:bCs/>
+              </w:rPr>
+              <w:t>{</w:t>
+            </w:r>
+            <w:r>
+              <w:rPr>
+                <w:rFonts w:ascii="David" w:hAnsi="David" w:cs="David"/>
+                <w:b/>
+                <w:bCs/>
+              </w:rPr>
+              <w:t xml:space="preserve">N </w:t>
+            </w:r>
+            <w:r>
+              <w:rPr>
+                <w:rFonts w:ascii="David" w:hAnsi="David" w:cs="David"/>
+              </w:rPr>
+              <w:t>functioning in society</w:t>
+            </w:r>
+            <w:r>
+              <w:rPr>
+                <w:rFonts w:ascii="David" w:hAnsi="David" w:cs="David"/>
+              </w:rPr>
+              <w:t>}</w:t>
+            </w:r>
+            <w:r>
+              <w:rPr>
+                <w:rFonts w:ascii="David" w:hAnsi="David" w:cs="David"/>
+                <w:b/>
+                <w:bCs/>
+              </w:rPr>
+              <w:t>)</w:t>
             </w:r>
           </w:p>
         </w:tc>
@@ -2445,17 +2611,457 @@
             <w:pPr>
               <w:spacing w:after="240"/>
               <w:jc w:val="center"/>
+              <w:cnfStyle w:val="000000100000" w:firstRow="0" w:lastRow="0" w:firstColumn="0" w:lastColumn="0" w:oddVBand="0" w:evenVBand="0" w:oddHBand="1" w:evenHBand="0" w:firstRowFirstColumn="0" w:firstRowLastColumn="0" w:lastRowFirstColumn="0" w:lastRowLastColumn="0"/>
+              <w:rPr>
+                <w:rFonts w:ascii="David" w:hAnsi="David" w:cs="David"/>
+                <w:rtl/>
+              </w:rPr>
+            </w:pPr>
+            <w:r>
+              <w:rPr>
+                <w:rFonts w:ascii="David" w:hAnsi="David" w:cs="David"/>
+                <w:rtl/>
+              </w:rPr>
+              <w:t>{</w:t>
+            </w:r>
+            <w:r>
+              <w:rPr>
+                <w:rFonts w:ascii="David" w:hAnsi="David" w:cs="David"/>
+              </w:rPr>
+              <w:t xml:space="preserve">old </w:t>
+            </w:r>
+            <w:r>
+              <w:rPr>
+                <w:rFonts w:ascii="David" w:hAnsi="David" w:cs="David"/>
+              </w:rPr>
+              <w:t>functioning in society</w:t>
+            </w:r>
+            <w:r>
+              <w:rPr>
+                <w:rFonts w:ascii="David" w:hAnsi="David" w:cs="David"/>
+                <w:rtl/>
+              </w:rPr>
+              <w:t>}</w:t>
+            </w:r>
+          </w:p>
+        </w:tc>
+        <w:tc>
+          <w:tcPr>
+            <w:tcW w:w="1325" w:type="dxa"/>
+            <w:vAlign w:val="center"/>
+          </w:tcPr>
+          <w:p>
+            <w:pPr>
+              <w:spacing w:after="240"/>
+              <w:jc w:val="center"/>
+              <w:cnfStyle w:val="000000100000" w:firstRow="0" w:lastRow="0" w:firstColumn="0" w:lastColumn="0" w:oddVBand="0" w:evenVBand="0" w:oddHBand="1" w:evenHBand="0" w:firstRowFirstColumn="0" w:firstRowLastColumn="0" w:lastRowFirstColumn="0" w:lastRowLastColumn="0"/>
+              <w:rPr>
+                <w:rFonts w:ascii="David" w:hAnsi="David" w:cs="David"/>
+                <w:rtl/>
+              </w:rPr>
+            </w:pPr>
+            <w:r>
+              <w:rPr>
+                <w:rFonts w:ascii="David" w:hAnsi="David" w:cs="David"/>
+                <w:rtl/>
+              </w:rPr>
+              <w:t>{</w:t>
+            </w:r>
+            <w:r>
+              <w:rPr>
+                <w:rFonts w:ascii="David" w:hAnsi="David" w:cs="David"/>
+              </w:rPr>
+              <w:t xml:space="preserve">new </w:t>
+            </w:r>
+            <w:r>
+              <w:rPr>
+                <w:rFonts w:ascii="David" w:hAnsi="David" w:cs="David"/>
+              </w:rPr>
+              <w:t>functioning in society</w:t>
+            </w:r>
+            <w:r>
+              <w:rPr>
+                <w:rFonts w:ascii="David" w:hAnsi="David" w:cs="David"/>
+                <w:rtl/>
+              </w:rPr>
+              <w:t>}</w:t>
+            </w:r>
+          </w:p>
+        </w:tc>
+        <w:tc>
+          <w:tcPr>
+            <w:tcW w:w="1288" w:type="dxa"/>
+            <w:vAlign w:val="center"/>
+          </w:tcPr>
+          <w:p>
+            <w:pPr>
+              <w:spacing w:after="240"/>
+              <w:jc w:val="center"/>
+              <w:cnfStyle w:val="000000100000" w:firstRow="0" w:lastRow="0" w:firstColumn="0" w:lastColumn="0" w:oddVBand="0" w:evenVBand="0" w:oddHBand="1" w:evenHBand="0" w:firstRowFirstColumn="0" w:firstRowLastColumn="0" w:lastRowFirstColumn="0" w:lastRowLastColumn="0"/>
+              <w:rPr>
+                <w:rFonts w:ascii="David" w:hAnsi="David" w:cs="David"/>
+                <w:rtl/>
+              </w:rPr>
+            </w:pPr>
+            <w:r>
+              <w:rPr>
+                <w:rFonts w:ascii="David" w:hAnsi="David" w:cs="David"/>
+                <w:rtl/>
+              </w:rPr>
+              <w:t>{</w:t>
+            </w:r>
+            <w:r>
+              <w:rPr>
+                <w:rFonts w:ascii="David" w:hAnsi="David" w:cs="David"/>
+              </w:rPr>
+              <w:t xml:space="preserve">std </w:t>
+            </w:r>
+            <w:r>
+              <w:rPr>
+                <w:rFonts w:ascii="David" w:hAnsi="David" w:cs="David"/>
+              </w:rPr>
+              <w:t>functioning in society</w:t>
+            </w:r>
+            <w:r>
+              <w:rPr>
+                <w:rFonts w:ascii="David" w:hAnsi="David" w:cs="David"/>
+                <w:rtl/>
+              </w:rPr>
+              <w:t>}</w:t>
+            </w:r>
+          </w:p>
+        </w:tc>
+        <w:tc>
+          <w:tcPr>
+            <w:tcW w:w="1620" w:type="dxa"/>
+            <w:vAlign w:val="center"/>
+          </w:tcPr>
+          <w:p>
+            <w:pPr>
+              <w:spacing w:after="240"/>
+              <w:jc w:val="center"/>
+              <w:cnfStyle w:val="000000100000" w:firstRow="0" w:lastRow="0" w:firstColumn="0" w:lastColumn="0" w:oddVBand="0" w:evenVBand="0" w:oddHBand="1" w:evenHBand="0" w:firstRowFirstColumn="0" w:firstRowLastColumn="0" w:lastRowFirstColumn="0" w:lastRowLastColumn="0"/>
+              <w:rPr>
+                <w:rFonts w:ascii="David" w:hAnsi="David" w:cs="David"/>
+                <w:rtl/>
+              </w:rPr>
+            </w:pPr>
+            <w:r>
+              <w:rPr>
+                <w:rFonts w:ascii="David" w:hAnsi="David" w:cs="David"/>
+                <w:rtl/>
+              </w:rPr>
+              <w:t>{</w:t>
+            </w:r>
+            <w:r>
+              <w:rPr>
+                <w:rFonts w:ascii="David" w:hAnsi="David" w:cs="David"/>
+              </w:rPr>
+              <w:t xml:space="preserve">total </w:t>
+            </w:r>
+            <w:r>
+              <w:rPr>
+                <w:rFonts w:ascii="David" w:hAnsi="David" w:cs="David"/>
+              </w:rPr>
+              <w:t>functioning in society</w:t>
+            </w:r>
+            <w:r>
+              <w:rPr>
+                <w:rFonts w:ascii="David" w:hAnsi="David" w:cs="David"/>
+                <w:rtl/>
+              </w:rPr>
+              <w:t>}</w:t>
+            </w:r>
+          </w:p>
+        </w:tc>
+        <w:tc>
+          <w:tcPr>
+            <w:tcW w:w="988" w:type="dxa"/>
+            <w:vAlign w:val="center"/>
+          </w:tcPr>
+          <w:p>
+            <w:pPr>
+              <w:spacing w:after="240"/>
+              <w:jc w:val="center"/>
+              <w:cnfStyle w:val="000000100000" w:firstRow="0" w:lastRow="0" w:firstColumn="0" w:lastColumn="0" w:oddVBand="0" w:evenVBand="0" w:oddHBand="1" w:evenHBand="0" w:firstRowFirstColumn="0" w:firstRowLastColumn="0" w:lastRowFirstColumn="0" w:lastRowLastColumn="0"/>
+              <w:rPr>
+                <w:rFonts w:ascii="David" w:hAnsi="David" w:cs="David"/>
+                <w:rtl/>
+              </w:rPr>
+            </w:pPr>
+            <w:r>
+              <w:rPr>
+                <w:rFonts w:ascii="David" w:hAnsi="David" w:cs="David"/>
+                <w:rtl/>
+              </w:rPr>
+              <w:t>{</w:t>
+            </w:r>
+            <w:r>
+              <w:rPr>
+                <w:rFonts w:ascii="David" w:hAnsi="David" w:cs="David"/>
+              </w:rPr>
+              <w:t xml:space="preserve">range </w:t>
+            </w:r>
+            <w:r>
+              <w:rPr>
+                <w:rFonts w:ascii="David" w:hAnsi="David" w:cs="David"/>
+              </w:rPr>
+              <w:t>functioning in society</w:t>
+            </w:r>
+            <w:r>
+              <w:rPr>
+                <w:rFonts w:ascii="David" w:hAnsi="David" w:cs="David"/>
+                <w:rtl/>
+              </w:rPr>
+              <w:t>}</w:t>
+            </w:r>
+          </w:p>
+        </w:tc>
+      </w:tr>
+      <w:tr>
+        <w:tc>
+          <w:tcPr>
+            <w:cnfStyle w:val="001000000000" w:firstRow="0" w:lastRow="0" w:firstColumn="1" w:lastColumn="0" w:oddVBand="0" w:evenVBand="0" w:oddHBand="0" w:evenHBand="0" w:firstRowFirstColumn="0" w:firstRowLastColumn="0" w:lastRowFirstColumn="0" w:lastRowLastColumn="0"/>
+            <w:tcW w:w="1239" w:type="dxa"/>
+            <w:vMerge/>
+            <w:tcBorders>
+              <w:top w:val="single" w:sz="4" w:space="0" w:color="auto"/>
+              <w:bottom w:val="single" w:sz="4" w:space="0" w:color="auto"/>
+            </w:tcBorders>
+            <w:vAlign w:val="center"/>
+          </w:tcPr>
+          <w:p>
+            <w:pPr>
+              <w:spacing w:after="240"/>
+              <w:jc w:val="center"/>
+              <w:rPr>
+                <w:rFonts w:ascii="David" w:hAnsi="David" w:cs="David"/>
+                <w:b/>
+                <w:bCs/>
+                <w:rtl/>
+              </w:rPr>
+            </w:pPr>
+          </w:p>
+        </w:tc>
+        <w:tc>
+          <w:tcPr>
+            <w:tcW w:w="1170" w:type="dxa"/>
+            <w:vMerge/>
+            <w:vAlign w:val="center"/>
+          </w:tcPr>
+          <w:p>
+            <w:pPr>
+              <w:spacing w:after="240"/>
+              <w:jc w:val="center"/>
               <w:cnfStyle w:val="000000000000" w:firstRow="0" w:lastRow="0" w:firstColumn="0" w:lastColumn="0" w:oddVBand="0" w:evenVBand="0" w:oddHBand="0" w:evenHBand="0" w:firstRowFirstColumn="0" w:firstRowLastColumn="0" w:lastRowFirstColumn="0" w:lastRowLastColumn="0"/>
               <w:rPr>
                 <w:rFonts w:ascii="David" w:hAnsi="David" w:cs="David"/>
-                <w:rtl/>
-              </w:rPr>
-            </w:pPr>
-            <w:r>
-              <w:rPr>
-                <w:rFonts w:ascii="David" w:hAnsi="David" w:cs="David"/>
-              </w:rPr>
-              <w:t xml:space="preserve">{{old </w:t>
+                <w:b/>
+                <w:bCs/>
+                <w:rtl/>
+              </w:rPr>
+            </w:pPr>
+          </w:p>
+        </w:tc>
+        <w:tc>
+          <w:tcPr>
+            <w:tcW w:w="6661" w:type="dxa"/>
+            <w:gridSpan w:val="5"/>
+            <w:vAlign w:val="center"/>
+          </w:tcPr>
+          <w:p>
+            <w:pPr>
+              <w:spacing w:after="240"/>
+              <w:jc w:val="center"/>
+              <w:cnfStyle w:val="000000000000" w:firstRow="0" w:lastRow="0" w:firstColumn="0" w:lastColumn="0" w:oddVBand="0" w:evenVBand="0" w:oddHBand="0" w:evenHBand="0" w:firstRowFirstColumn="0" w:firstRowLastColumn="0" w:lastRowFirstColumn="0" w:lastRowLastColumn="0"/>
+              <w:rPr>
+                <w:rFonts w:ascii="David" w:hAnsi="David" w:cs="David"/>
+              </w:rPr>
+            </w:pPr>
+            <w:r>
+              <w:rPr>
+                <w:rFonts w:ascii="David" w:hAnsi="David" w:cs="David" w:hint="cs"/>
+                <w:b/>
+                <w:bCs/>
+                <w:rtl/>
+              </w:rPr>
+              <w:t xml:space="preserve">רמה 6: </w:t>
+            </w:r>
+            <w:r>
+              <w:rPr>
+                <w:rFonts w:ascii="David" w:hAnsi="David" w:cs="David"/>
+                <w:rtl/>
+              </w:rPr>
+              <w:t>הצוער משולב בצורה יוצאת דופן בצוות ובמחזור, מוביל ומעודד שיתוף פעולה, משפיע באופן חיובי ובולט על סביבתו, ויודע לגשר על אי-הסכמות במקצועיות וברגישות.</w:t>
+            </w:r>
+          </w:p>
+        </w:tc>
+      </w:tr>
+      <w:tr>
+        <w:trPr>
+          <w:cnfStyle w:val="000000100000" w:firstRow="0" w:lastRow="0" w:firstColumn="0" w:lastColumn="0" w:oddVBand="0" w:evenVBand="0" w:oddHBand="1" w:evenHBand="0" w:firstRowFirstColumn="0" w:firstRowLastColumn="0" w:lastRowFirstColumn="0" w:lastRowLastColumn="0"/>
+        </w:trPr>
+        <w:tc>
+          <w:tcPr>
+            <w:cnfStyle w:val="001000000000" w:firstRow="0" w:lastRow="0" w:firstColumn="1" w:lastColumn="0" w:oddVBand="0" w:evenVBand="0" w:oddHBand="0" w:evenHBand="0" w:firstRowFirstColumn="0" w:firstRowLastColumn="0" w:lastRowFirstColumn="0" w:lastRowLastColumn="0"/>
+            <w:tcW w:w="1239" w:type="dxa"/>
+            <w:vMerge/>
+            <w:tcBorders>
+              <w:top w:val="single" w:sz="4" w:space="0" w:color="auto"/>
+              <w:bottom w:val="single" w:sz="4" w:space="0" w:color="auto"/>
+            </w:tcBorders>
+            <w:vAlign w:val="center"/>
+          </w:tcPr>
+          <w:p>
+            <w:pPr>
+              <w:spacing w:after="240"/>
+              <w:jc w:val="center"/>
+              <w:rPr>
+                <w:rFonts w:ascii="David" w:hAnsi="David" w:cs="David"/>
+                <w:b/>
+                <w:bCs/>
+                <w:rtl/>
+              </w:rPr>
+            </w:pPr>
+          </w:p>
+        </w:tc>
+        <w:tc>
+          <w:tcPr>
+            <w:tcW w:w="1170" w:type="dxa"/>
+            <w:vMerge/>
+            <w:vAlign w:val="center"/>
+          </w:tcPr>
+          <w:p>
+            <w:pPr>
+              <w:spacing w:after="240"/>
+              <w:jc w:val="center"/>
+              <w:cnfStyle w:val="000000100000" w:firstRow="0" w:lastRow="0" w:firstColumn="0" w:lastColumn="0" w:oddVBand="0" w:evenVBand="0" w:oddHBand="1" w:evenHBand="0" w:firstRowFirstColumn="0" w:firstRowLastColumn="0" w:lastRowFirstColumn="0" w:lastRowLastColumn="0"/>
+              <w:rPr>
+                <w:rFonts w:ascii="David" w:hAnsi="David" w:cs="David"/>
+                <w:b/>
+                <w:bCs/>
+                <w:rtl/>
+              </w:rPr>
+            </w:pPr>
+          </w:p>
+        </w:tc>
+        <w:tc>
+          <w:tcPr>
+            <w:tcW w:w="6661" w:type="dxa"/>
+            <w:gridSpan w:val="5"/>
+            <w:vAlign w:val="center"/>
+          </w:tcPr>
+          <w:p>
+            <w:pPr>
+              <w:spacing w:after="240"/>
+              <w:jc w:val="center"/>
+              <w:cnfStyle w:val="000000100000" w:firstRow="0" w:lastRow="0" w:firstColumn="0" w:lastColumn="0" w:oddVBand="0" w:evenVBand="0" w:oddHBand="1" w:evenHBand="0" w:firstRowFirstColumn="0" w:firstRowLastColumn="0" w:lastRowFirstColumn="0" w:lastRowLastColumn="0"/>
+              <w:rPr>
+                <w:rFonts w:ascii="David" w:hAnsi="David" w:cs="David"/>
+              </w:rPr>
+            </w:pPr>
+            <w:r>
+              <w:rPr>
+                <w:rFonts w:ascii="David" w:hAnsi="David" w:cs="David" w:hint="cs"/>
+                <w:b/>
+                <w:bCs/>
+                <w:rtl/>
+              </w:rPr>
+              <w:t xml:space="preserve">רמה 1: </w:t>
+            </w:r>
+            <w:r>
+              <w:rPr>
+                <w:rFonts w:ascii="David" w:hAnsi="David" w:cs="David"/>
+                <w:rtl/>
+              </w:rPr>
+              <w:t>הצוער אינו משתלב בצוות, מתקשה ליצור קשרים חיוביים עם סביבתו, מתקשה לתפקד כחלק מהקבוצה, ואף מחמיר מחלוקות כאשר הן מתעוררות.</w:t>
+            </w:r>
+          </w:p>
+        </w:tc>
+      </w:tr>
+      <w:tr>
+        <w:tc>
+          <w:tcPr>
+            <w:cnfStyle w:val="001000000000" w:firstRow="0" w:lastRow="0" w:firstColumn="1" w:lastColumn="0" w:oddVBand="0" w:evenVBand="0" w:oddHBand="0" w:evenHBand="0" w:firstRowFirstColumn="0" w:firstRowLastColumn="0" w:lastRowFirstColumn="0" w:lastRowLastColumn="0"/>
+            <w:tcW w:w="1239" w:type="dxa"/>
+            <w:vMerge/>
+            <w:tcBorders>
+              <w:top w:val="single" w:sz="4" w:space="0" w:color="auto"/>
+              <w:bottom w:val="single" w:sz="4" w:space="0" w:color="auto"/>
+            </w:tcBorders>
+            <w:vAlign w:val="center"/>
+          </w:tcPr>
+          <w:p>
+            <w:pPr>
+              <w:spacing w:after="240"/>
+              <w:jc w:val="center"/>
+              <w:rPr>
+                <w:rFonts w:ascii="David" w:hAnsi="David" w:cs="David"/>
+                <w:b/>
+                <w:bCs/>
+                <w:rtl/>
+              </w:rPr>
+            </w:pPr>
+          </w:p>
+        </w:tc>
+        <w:tc>
+          <w:tcPr>
+            <w:tcW w:w="1170" w:type="dxa"/>
+            <w:vMerge w:val="restart"/>
+            <w:vAlign w:val="center"/>
+          </w:tcPr>
+          <w:p>
+            <w:pPr>
+              <w:spacing w:after="240"/>
+              <w:jc w:val="center"/>
+              <w:cnfStyle w:val="000000000000" w:firstRow="0" w:lastRow="0" w:firstColumn="0" w:lastColumn="0" w:oddVBand="0" w:evenVBand="0" w:oddHBand="0" w:evenHBand="0" w:firstRowFirstColumn="0" w:firstRowLastColumn="0" w:lastRowFirstColumn="0" w:lastRowLastColumn="0"/>
+              <w:rPr>
+                <w:rFonts w:ascii="David" w:hAnsi="David" w:cs="David"/>
+                <w:b/>
+                <w:bCs/>
+                <w:rtl/>
+              </w:rPr>
+            </w:pPr>
+            <w:r>
+              <w:rPr>
+                <w:rFonts w:ascii="David" w:hAnsi="David" w:cs="David" w:hint="cs"/>
+                <w:b/>
+                <w:bCs/>
+                <w:rtl/>
+              </w:rPr>
+              <w:t>הובלה</w:t>
+            </w:r>
+            <w:r>
+              <w:rPr>
+                <w:rFonts w:ascii="David" w:hAnsi="David" w:cs="David"/>
+                <w:b/>
+                <w:bCs/>
+              </w:rPr>
+              <w:t xml:space="preserve"> (</w:t>
+            </w:r>
+            <w:r>
+              <w:rPr>
+                <w:rFonts w:ascii="David" w:hAnsi="David" w:cs="David"/>
+                <w:b/>
+                <w:bCs/>
+              </w:rPr>
+              <w:t>N=</w:t>
+            </w:r>
+            <w:r>
+              <w:rPr>
+                <w:rFonts w:ascii="David" w:hAnsi="David" w:cs="David"/>
+                <w:b/>
+                <w:bCs/>
+              </w:rPr>
+              <w:t>{</w:t>
+            </w:r>
+            <w:r>
+              <w:rPr>
+                <w:rFonts w:ascii="David" w:hAnsi="David" w:cs="David"/>
+                <w:b/>
+                <w:bCs/>
+              </w:rPr>
+              <w:t xml:space="preserve">N </w:t>
             </w:r>
             <w:r>
               <w:rPr>
@@ -2467,7 +3073,57 @@
               <w:rPr>
                 <w:rFonts w:ascii="David" w:hAnsi="David" w:cs="David"/>
               </w:rPr>
-              <w:t>}}</w:t>
+              <w:t>}</w:t>
+            </w:r>
+            <w:r>
+              <w:rPr>
+                <w:rFonts w:ascii="David" w:hAnsi="David" w:cs="David"/>
+                <w:b/>
+                <w:bCs/>
+              </w:rPr>
+              <w:t>)</w:t>
+            </w:r>
+          </w:p>
+        </w:tc>
+        <w:tc>
+          <w:tcPr>
+            <w:tcW w:w="1440" w:type="dxa"/>
+            <w:vAlign w:val="center"/>
+          </w:tcPr>
+          <w:p>
+            <w:pPr>
+              <w:spacing w:after="240"/>
+              <w:jc w:val="center"/>
+              <w:cnfStyle w:val="000000000000" w:firstRow="0" w:lastRow="0" w:firstColumn="0" w:lastColumn="0" w:oddVBand="0" w:evenVBand="0" w:oddHBand="0" w:evenHBand="0" w:firstRowFirstColumn="0" w:firstRowLastColumn="0" w:lastRowFirstColumn="0" w:lastRowLastColumn="0"/>
+              <w:rPr>
+                <w:rFonts w:ascii="David" w:hAnsi="David" w:cs="David"/>
+              </w:rPr>
+            </w:pPr>
+            <w:r>
+              <w:rPr>
+                <w:rFonts w:ascii="David" w:hAnsi="David" w:cs="David"/>
+                <w:rtl/>
+              </w:rPr>
+              <w:t>{</w:t>
+            </w:r>
+            <w:r>
+              <w:rPr>
+                <w:rFonts w:ascii="David" w:hAnsi="David" w:cs="David"/>
+              </w:rPr>
+              <w:t xml:space="preserve">old </w:t>
+            </w:r>
+            <w:r>
+              <w:rPr>
+                <w:rFonts w:ascii="David" w:hAnsi="David" w:cs="David"/>
+              </w:rPr>
+              <w:t>leadership</w:t>
+            </w:r>
+            <w:r>
+              <w:rPr>
+                <w:rFonts w:ascii="David" w:hAnsi="David" w:cs="David"/>
+                <w:rtl/>
+              </w:rPr>
+              <w:t>}</w:t>
             </w:r>
           </w:p>
         </w:tc>
@@ -2483,14 +3139,20 @@
               <w:cnfStyle w:val="000000000000" w:firstRow="0" w:lastRow="0" w:firstColumn="0" w:lastColumn="0" w:oddVBand="0" w:evenVBand="0" w:oddHBand="0" w:evenHBand="0" w:firstRowFirstColumn="0" w:firstRowLastColumn="0" w:lastRowFirstColumn="0" w:lastRowLastColumn="0"/>
               <w:rPr>
                 <w:rFonts w:ascii="David" w:hAnsi="David" w:cs="David"/>
-                <w:rtl/>
-              </w:rPr>
-            </w:pPr>
-            <w:r>
-              <w:rPr>
-                <w:rFonts w:ascii="David" w:hAnsi="David" w:cs="David"/>
-              </w:rPr>
-              <w:t xml:space="preserve">{{new </w:t>
+              </w:rPr>
+            </w:pPr>
+            <w:r>
+              <w:rPr>
+                <w:rFonts w:ascii="David" w:hAnsi="David" w:cs="David"/>
+                <w:rtl/>
+              </w:rPr>
+              <w:t>{</w:t>
+            </w:r>
+            <w:r>
+              <w:rPr>
+                <w:rFonts w:ascii="David" w:hAnsi="David" w:cs="David"/>
+              </w:rPr>
+              <w:t xml:space="preserve">new </w:t>
             </w:r>
             <w:r>
               <w:rPr>
@@ -2501,8 +3163,9 @@
             <w:r>
               <w:rPr>
                 <w:rFonts w:ascii="David" w:hAnsi="David" w:cs="David"/>
-              </w:rPr>
-              <w:t>}}</w:t>
+                <w:rtl/>
+              </w:rPr>
+              <w:t>}</w:t>
             </w:r>
           </w:p>
         </w:tc>
@@ -2518,14 +3181,20 @@
               <w:cnfStyle w:val="000000000000" w:firstRow="0" w:lastRow="0" w:firstColumn="0" w:lastColumn="0" w:oddVBand="0" w:evenVBand="0" w:oddHBand="0" w:evenHBand="0" w:firstRowFirstColumn="0" w:firstRowLastColumn="0" w:lastRowFirstColumn="0" w:lastRowLastColumn="0"/>
               <w:rPr>
                 <w:rFonts w:ascii="David" w:hAnsi="David" w:cs="David"/>
-                <w:rtl/>
-              </w:rPr>
-            </w:pPr>
-            <w:r>
-              <w:rPr>
-                <w:rFonts w:ascii="David" w:hAnsi="David" w:cs="David"/>
-              </w:rPr>
-              <w:t xml:space="preserve">{{std </w:t>
+              </w:rPr>
+            </w:pPr>
+            <w:r>
+              <w:rPr>
+                <w:rFonts w:ascii="David" w:hAnsi="David" w:cs="David"/>
+                <w:rtl/>
+              </w:rPr>
+              <w:t>{</w:t>
+            </w:r>
+            <w:r>
+              <w:rPr>
+                <w:rFonts w:ascii="David" w:hAnsi="David" w:cs="David"/>
+              </w:rPr>
+              <w:t xml:space="preserve">std </w:t>
             </w:r>
             <w:r>
               <w:rPr>
@@ -2536,8 +3205,9 @@
             <w:r>
               <w:rPr>
                 <w:rFonts w:ascii="David" w:hAnsi="David" w:cs="David"/>
-              </w:rPr>
-              <w:t>}}</w:t>
+                <w:rtl/>
+              </w:rPr>
+              <w:t>}</w:t>
             </w:r>
           </w:p>
         </w:tc>
@@ -2553,14 +3223,20 @@
               <w:cnfStyle w:val="000000000000" w:firstRow="0" w:lastRow="0" w:firstColumn="0" w:lastColumn="0" w:oddVBand="0" w:evenVBand="0" w:oddHBand="0" w:evenHBand="0" w:firstRowFirstColumn="0" w:firstRowLastColumn="0" w:lastRowFirstColumn="0" w:lastRowLastColumn="0"/>
               <w:rPr>
                 <w:rFonts w:ascii="David" w:hAnsi="David" w:cs="David"/>
-                <w:rtl/>
-              </w:rPr>
-            </w:pPr>
-            <w:r>
-              <w:rPr>
-                <w:rFonts w:ascii="David" w:hAnsi="David" w:cs="David"/>
-              </w:rPr>
-              <w:t xml:space="preserve">{{total </w:t>
+              </w:rPr>
+            </w:pPr>
+            <w:r>
+              <w:rPr>
+                <w:rFonts w:ascii="David" w:hAnsi="David" w:cs="David"/>
+                <w:rtl/>
+              </w:rPr>
+              <w:t>{</w:t>
+            </w:r>
+            <w:r>
+              <w:rPr>
+                <w:rFonts w:ascii="David" w:hAnsi="David" w:cs="David"/>
+              </w:rPr>
+              <w:t xml:space="preserve">total </w:t>
             </w:r>
             <w:r>
               <w:rPr>
@@ -2571,8 +3247,9 @@
             <w:r>
               <w:rPr>
                 <w:rFonts w:ascii="David" w:hAnsi="David" w:cs="David"/>
-              </w:rPr>
-              <w:t>}}</w:t>
+                <w:rtl/>
+              </w:rPr>
+              <w:t>}</w:t>
             </w:r>
           </w:p>
         </w:tc>
@@ -2588,14 +3265,20 @@
               <w:cnfStyle w:val="000000000000" w:firstRow="0" w:lastRow="0" w:firstColumn="0" w:lastColumn="0" w:oddVBand="0" w:evenVBand="0" w:oddHBand="0" w:evenHBand="0" w:firstRowFirstColumn="0" w:firstRowLastColumn="0" w:lastRowFirstColumn="0" w:lastRowLastColumn="0"/>
               <w:rPr>
                 <w:rFonts w:ascii="David" w:hAnsi="David" w:cs="David"/>
-                <w:rtl/>
-              </w:rPr>
-            </w:pPr>
-            <w:r>
-              <w:rPr>
-                <w:rFonts w:ascii="David" w:hAnsi="David" w:cs="David"/>
-              </w:rPr>
-              <w:t xml:space="preserve">{{range </w:t>
+              </w:rPr>
+            </w:pPr>
+            <w:r>
+              <w:rPr>
+                <w:rFonts w:ascii="David" w:hAnsi="David" w:cs="David"/>
+                <w:rtl/>
+              </w:rPr>
+              <w:t>{</w:t>
+            </w:r>
+            <w:r>
+              <w:rPr>
+                <w:rFonts w:ascii="David" w:hAnsi="David" w:cs="David"/>
+              </w:rPr>
+              <w:t xml:space="preserve">range </w:t>
             </w:r>
             <w:r>
               <w:rPr>
@@ -2606,8 +3289,171 @@
             <w:r>
               <w:rPr>
                 <w:rFonts w:ascii="David" w:hAnsi="David" w:cs="David"/>
-              </w:rPr>
-              <w:t>}}</w:t>
+                <w:rtl/>
+              </w:rPr>
+              <w:t>}</w:t>
+            </w:r>
+          </w:p>
+        </w:tc>
+      </w:tr>
+      <w:tr>
+        <w:trPr>
+          <w:cnfStyle w:val="000000100000" w:firstRow="0" w:lastRow="0" w:firstColumn="0" w:lastColumn="0" w:oddVBand="0" w:evenVBand="0" w:oddHBand="1" w:evenHBand="0" w:firstRowFirstColumn="0" w:firstRowLastColumn="0" w:lastRowFirstColumn="0" w:lastRowLastColumn="0"/>
+        </w:trPr>
+        <w:tc>
+          <w:tcPr>
+            <w:cnfStyle w:val="001000000000" w:firstRow="0" w:lastRow="0" w:firstColumn="1" w:lastColumn="0" w:oddVBand="0" w:evenVBand="0" w:oddHBand="0" w:evenHBand="0" w:firstRowFirstColumn="0" w:firstRowLastColumn="0" w:lastRowFirstColumn="0" w:lastRowLastColumn="0"/>
+            <w:tcW w:w="1239" w:type="dxa"/>
+            <w:vMerge/>
+            <w:tcBorders>
+              <w:top w:val="single" w:sz="4" w:space="0" w:color="auto"/>
+              <w:bottom w:val="single" w:sz="4" w:space="0" w:color="auto"/>
+            </w:tcBorders>
+            <w:vAlign w:val="center"/>
+          </w:tcPr>
+          <w:p>
+            <w:pPr>
+              <w:spacing w:after="240"/>
+              <w:jc w:val="center"/>
+              <w:rPr>
+                <w:rFonts w:ascii="David" w:hAnsi="David" w:cs="David"/>
+                <w:b/>
+                <w:bCs/>
+                <w:rtl/>
+              </w:rPr>
+            </w:pPr>
+          </w:p>
+        </w:tc>
+        <w:tc>
+          <w:tcPr>
+            <w:tcW w:w="1170" w:type="dxa"/>
+            <w:vMerge/>
+            <w:vAlign w:val="center"/>
+          </w:tcPr>
+          <w:p>
+            <w:pPr>
+              <w:spacing w:after="240"/>
+              <w:jc w:val="center"/>
+              <w:cnfStyle w:val="000000100000" w:firstRow="0" w:lastRow="0" w:firstColumn="0" w:lastColumn="0" w:oddVBand="0" w:evenVBand="0" w:oddHBand="1" w:evenHBand="0" w:firstRowFirstColumn="0" w:firstRowLastColumn="0" w:lastRowFirstColumn="0" w:lastRowLastColumn="0"/>
+              <w:rPr>
+                <w:rFonts w:ascii="David" w:hAnsi="David" w:cs="David"/>
+                <w:b/>
+                <w:bCs/>
+                <w:rtl/>
+              </w:rPr>
+            </w:pPr>
+          </w:p>
+        </w:tc>
+        <w:tc>
+          <w:tcPr>
+            <w:tcW w:w="6661" w:type="dxa"/>
+            <w:gridSpan w:val="5"/>
+            <w:vAlign w:val="center"/>
+          </w:tcPr>
+          <w:p>
+            <w:pPr>
+              <w:spacing w:after="240"/>
+              <w:jc w:val="center"/>
+              <w:cnfStyle w:val="000000100000" w:firstRow="0" w:lastRow="0" w:firstColumn="0" w:lastColumn="0" w:oddVBand="0" w:evenVBand="0" w:oddHBand="1" w:evenHBand="0" w:firstRowFirstColumn="0" w:firstRowLastColumn="0" w:lastRowFirstColumn="0" w:lastRowLastColumn="0"/>
+              <w:rPr>
+                <w:rFonts w:ascii="David" w:hAnsi="David" w:cs="David"/>
+              </w:rPr>
+            </w:pPr>
+            <w:r>
+              <w:rPr>
+                <w:rFonts w:ascii="David" w:hAnsi="David" w:cs="David" w:hint="cs"/>
+                <w:b/>
+                <w:bCs/>
+                <w:rtl/>
+              </w:rPr>
+              <w:t xml:space="preserve">רמה 6: </w:t>
+            </w:r>
+            <w:r>
+              <w:rPr>
+                <w:rFonts w:ascii="David" w:hAnsi="David" w:cs="David"/>
+                <w:rtl/>
+              </w:rPr>
+              <w:t>הצוער מונע על ידי ראייה מערכתית רחבה, יודע לרתום את הגורמים המתאימים בצורה אפקטיבית להובלת שינויים, ומנהל במקצועיות תהליכים מורכבים – משלב יצירת החזון ועד להטמעתו המלאה בארגון.</w:t>
+            </w:r>
+          </w:p>
+        </w:tc>
+      </w:tr>
+      <w:tr>
+        <w:tc>
+          <w:tcPr>
+            <w:cnfStyle w:val="001000000000" w:firstRow="0" w:lastRow="0" w:firstColumn="1" w:lastColumn="0" w:oddVBand="0" w:evenVBand="0" w:oddHBand="0" w:evenHBand="0" w:firstRowFirstColumn="0" w:firstRowLastColumn="0" w:lastRowFirstColumn="0" w:lastRowLastColumn="0"/>
+            <w:tcW w:w="1239" w:type="dxa"/>
+            <w:vMerge/>
+            <w:tcBorders>
+              <w:top w:val="single" w:sz="4" w:space="0" w:color="auto"/>
+              <w:bottom w:val="single" w:sz="4" w:space="0" w:color="auto"/>
+            </w:tcBorders>
+            <w:vAlign w:val="center"/>
+          </w:tcPr>
+          <w:p>
+            <w:pPr>
+              <w:spacing w:after="240"/>
+              <w:jc w:val="center"/>
+              <w:rPr>
+                <w:rFonts w:ascii="David" w:hAnsi="David" w:cs="David"/>
+                <w:b/>
+                <w:bCs/>
+                <w:rtl/>
+              </w:rPr>
+            </w:pPr>
+          </w:p>
+        </w:tc>
+        <w:tc>
+          <w:tcPr>
+            <w:tcW w:w="1170" w:type="dxa"/>
+            <w:vMerge/>
+            <w:vAlign w:val="center"/>
+          </w:tcPr>
+          <w:p>
+            <w:pPr>
+              <w:spacing w:after="240"/>
+              <w:jc w:val="center"/>
+              <w:cnfStyle w:val="000000000000" w:firstRow="0" w:lastRow="0" w:firstColumn="0" w:lastColumn="0" w:oddVBand="0" w:evenVBand="0" w:oddHBand="0" w:evenHBand="0" w:firstRowFirstColumn="0" w:firstRowLastColumn="0" w:lastRowFirstColumn="0" w:lastRowLastColumn="0"/>
+              <w:rPr>
+                <w:rFonts w:ascii="David" w:hAnsi="David" w:cs="David"/>
+                <w:b/>
+                <w:bCs/>
+                <w:rtl/>
+              </w:rPr>
+            </w:pPr>
+          </w:p>
+        </w:tc>
+        <w:tc>
+          <w:tcPr>
+            <w:tcW w:w="6661" w:type="dxa"/>
+            <w:gridSpan w:val="5"/>
+            <w:vAlign w:val="center"/>
+          </w:tcPr>
+          <w:p>
+            <w:pPr>
+              <w:spacing w:after="240"/>
+              <w:jc w:val="center"/>
+              <w:cnfStyle w:val="000000000000" w:firstRow="0" w:lastRow="0" w:firstColumn="0" w:lastColumn="0" w:oddVBand="0" w:evenVBand="0" w:oddHBand="0" w:evenHBand="0" w:firstRowFirstColumn="0" w:firstRowLastColumn="0" w:lastRowFirstColumn="0" w:lastRowLastColumn="0"/>
+              <w:rPr>
+                <w:rFonts w:ascii="David" w:hAnsi="David" w:cs="David"/>
+                <w:rtl/>
+              </w:rPr>
+            </w:pPr>
+            <w:r>
+              <w:rPr>
+                <w:rFonts w:ascii="David" w:hAnsi="David" w:cs="David" w:hint="cs"/>
+                <w:b/>
+                <w:bCs/>
+                <w:rtl/>
+              </w:rPr>
+              <w:t xml:space="preserve">רמה 1: </w:t>
+            </w:r>
+            <w:r>
+              <w:rPr>
+                <w:rFonts w:ascii="David" w:hAnsi="David" w:cs="David"/>
+                <w:rtl/>
+              </w:rPr>
+              <w:t>הצוער מתקשה להבין את המערכת ולהתנהל בתוכה, חסר יכולת להניע או לרתום אנשים למשימות ולשינויים, ומגלה קושי מהותי בתכנון, בניהול ובהשלמת תהליכים ארוכי טווח.</w:t>
             </w:r>
           </w:p>
         </w:tc>
@@ -2662,6 +3508,7 @@
                 <w:szCs w:val="28"/>
                 <w:rtl/>
               </w:rPr>
+              <w:lastRenderedPageBreak/>
               <w:t>מקצועיות</w:t>
             </w:r>
           </w:p>
@@ -2669,6 +3516,7 @@
         <w:tc>
           <w:tcPr>
             <w:tcW w:w="1170" w:type="dxa"/>
+            <w:vMerge w:val="restart"/>
             <w:vAlign w:val="center"/>
           </w:tcPr>
           <w:p>
@@ -2690,6 +3538,7 @@
                 <w:bCs/>
                 <w:rtl/>
               </w:rPr>
+              <w:lastRenderedPageBreak/>
               <w:t xml:space="preserve">ניהול והתנהלות </w:t>
             </w:r>
             <w:r>
@@ -2698,7 +3547,58 @@
                 <w:b/>
                 <w:bCs/>
               </w:rPr>
-              <w:t>(N=21)</w:t>
+              <w:t>(</w:t>
+            </w:r>
+            <w:r>
+              <w:rPr>
+                <w:rFonts w:ascii="David" w:hAnsi="David" w:cs="David"/>
+                <w:b/>
+                <w:bCs/>
+              </w:rPr>
+              <w:t>N=</w:t>
+            </w:r>
+            <w:r>
+              <w:rPr>
+                <w:rFonts w:ascii="David" w:hAnsi="David" w:cs="David"/>
+                <w:b/>
+                <w:bCs/>
+              </w:rPr>
+              <w:t>{</w:t>
+            </w:r>
+            <w:r>
+              <w:rPr>
+                <w:rFonts w:ascii="David" w:hAnsi="David" w:cs="David"/>
+                <w:b/>
+                <w:bCs/>
+              </w:rPr>
+              <w:t xml:space="preserve">N </w:t>
+            </w:r>
+            <w:r>
+              <w:rPr>
+                <w:rFonts w:ascii="David" w:hAnsi="David" w:cs="David"/>
+              </w:rPr>
+              <w:lastRenderedPageBreak/>
+              <w:t>conduct</w:t>
+            </w:r>
+            <w:r>
+              <w:rPr>
+                <w:rFonts w:ascii="David" w:hAnsi="David" w:cs="David"/>
+              </w:rPr>
+              <w:t xml:space="preserve"> </w:t>
+            </w:r>
+            <w:r>
+              <w:rPr>
+                <w:rFonts w:ascii="David" w:hAnsi="David" w:cs="David"/>
+              </w:rPr>
+              <w:t>}</w:t>
+            </w:r>
+            <w:r>
+              <w:rPr>
+                <w:rFonts w:ascii="David" w:hAnsi="David" w:cs="David"/>
+                <w:b/>
+                <w:bCs/>
+              </w:rPr>
+              <w:t>)</w:t>
             </w:r>
           </w:p>
         </w:tc>
@@ -2720,8 +3620,16 @@
             <w:r>
               <w:rPr>
                 <w:rFonts w:ascii="David" w:hAnsi="David" w:cs="David"/>
-              </w:rPr>
-              <w:t xml:space="preserve">{{old </w:t>
+                <w:rtl/>
+              </w:rPr>
+              <w:lastRenderedPageBreak/>
+              <w:t>{</w:t>
+            </w:r>
+            <w:r>
+              <w:rPr>
+                <w:rFonts w:ascii="David" w:hAnsi="David" w:cs="David"/>
+              </w:rPr>
+              <w:t xml:space="preserve">old </w:t>
             </w:r>
             <w:r>
               <w:rPr>
@@ -2732,8 +3640,9 @@
             <w:r>
               <w:rPr>
                 <w:rFonts w:ascii="David" w:hAnsi="David" w:cs="David"/>
-              </w:rPr>
-              <w:t>}}</w:t>
+                <w:rtl/>
+              </w:rPr>
+              <w:t>}</w:t>
             </w:r>
           </w:p>
         </w:tc>
@@ -2755,8 +3664,15 @@
             <w:r>
               <w:rPr>
                 <w:rFonts w:ascii="David" w:hAnsi="David" w:cs="David"/>
-              </w:rPr>
-              <w:t xml:space="preserve">{{new </w:t>
+                <w:rtl/>
+              </w:rPr>
+              <w:t>{</w:t>
+            </w:r>
+            <w:r>
+              <w:rPr>
+                <w:rFonts w:ascii="David" w:hAnsi="David" w:cs="David"/>
+              </w:rPr>
+              <w:t xml:space="preserve">new </w:t>
             </w:r>
             <w:r>
               <w:rPr>
@@ -2767,8 +3683,9 @@
             <w:r>
               <w:rPr>
                 <w:rFonts w:ascii="David" w:hAnsi="David" w:cs="David"/>
-              </w:rPr>
-              <w:t>}}</w:t>
+                <w:rtl/>
+              </w:rPr>
+              <w:t>}</w:t>
             </w:r>
           </w:p>
         </w:tc>
@@ -2790,8 +3707,15 @@
             <w:r>
               <w:rPr>
                 <w:rFonts w:ascii="David" w:hAnsi="David" w:cs="David"/>
-              </w:rPr>
-              <w:t xml:space="preserve">{{std </w:t>
+                <w:rtl/>
+              </w:rPr>
+              <w:t>{</w:t>
+            </w:r>
+            <w:r>
+              <w:rPr>
+                <w:rFonts w:ascii="David" w:hAnsi="David" w:cs="David"/>
+              </w:rPr>
+              <w:t xml:space="preserve">std </w:t>
             </w:r>
             <w:r>
               <w:rPr>
@@ -2802,8 +3726,9 @@
             <w:r>
               <w:rPr>
                 <w:rFonts w:ascii="David" w:hAnsi="David" w:cs="David"/>
-              </w:rPr>
-              <w:t>}}</w:t>
+                <w:rtl/>
+              </w:rPr>
+              <w:t>}</w:t>
             </w:r>
           </w:p>
         </w:tc>
@@ -2825,8 +3750,15 @@
             <w:r>
               <w:rPr>
                 <w:rFonts w:ascii="David" w:hAnsi="David" w:cs="David"/>
-              </w:rPr>
-              <w:t xml:space="preserve">{{total </w:t>
+                <w:rtl/>
+              </w:rPr>
+              <w:t>{</w:t>
+            </w:r>
+            <w:r>
+              <w:rPr>
+                <w:rFonts w:ascii="David" w:hAnsi="David" w:cs="David"/>
+              </w:rPr>
+              <w:t xml:space="preserve">total </w:t>
             </w:r>
             <w:r>
               <w:rPr>
@@ -2837,8 +3769,9 @@
             <w:r>
               <w:rPr>
                 <w:rFonts w:ascii="David" w:hAnsi="David" w:cs="David"/>
-              </w:rPr>
-              <w:t>}}</w:t>
+                <w:rtl/>
+              </w:rPr>
+              <w:t>}</w:t>
             </w:r>
           </w:p>
         </w:tc>
@@ -2860,8 +3793,15 @@
             <w:r>
               <w:rPr>
                 <w:rFonts w:ascii="David" w:hAnsi="David" w:cs="David"/>
-              </w:rPr>
-              <w:t xml:space="preserve">{{range </w:t>
+                <w:rtl/>
+              </w:rPr>
+              <w:t>{</w:t>
+            </w:r>
+            <w:r>
+              <w:rPr>
+                <w:rFonts w:ascii="David" w:hAnsi="David" w:cs="David"/>
+              </w:rPr>
+              <w:t xml:space="preserve">range </w:t>
             </w:r>
             <w:r>
               <w:rPr>
@@ -2872,8 +3812,9 @@
             <w:r>
               <w:rPr>
                 <w:rFonts w:ascii="David" w:hAnsi="David" w:cs="David"/>
-              </w:rPr>
-              <w:t>}}</w:t>
+                <w:rtl/>
+              </w:rPr>
+              <w:t>}</w:t>
             </w:r>
           </w:p>
         </w:tc>
@@ -2884,6 +3825,9 @@
             <w:cnfStyle w:val="001000000000" w:firstRow="0" w:lastRow="0" w:firstColumn="1" w:lastColumn="0" w:oddVBand="0" w:evenVBand="0" w:oddHBand="0" w:evenHBand="0" w:firstRowFirstColumn="0" w:firstRowLastColumn="0" w:lastRowFirstColumn="0" w:lastRowLastColumn="0"/>
             <w:tcW w:w="1239" w:type="dxa"/>
             <w:vMerge/>
+            <w:tcBorders>
+              <w:top w:val="single" w:sz="4" w:space="0" w:color="auto"/>
+            </w:tcBorders>
             <w:vAlign w:val="center"/>
           </w:tcPr>
           <w:p>
@@ -2902,6 +3846,7 @@
         <w:tc>
           <w:tcPr>
             <w:tcW w:w="1170" w:type="dxa"/>
+            <w:vMerge/>
             <w:vAlign w:val="center"/>
           </w:tcPr>
           <w:p>
@@ -2916,6 +3861,23 @@
                 <w:rtl/>
               </w:rPr>
             </w:pPr>
+          </w:p>
+        </w:tc>
+        <w:tc>
+          <w:tcPr>
+            <w:tcW w:w="6661" w:type="dxa"/>
+            <w:gridSpan w:val="5"/>
+            <w:vAlign w:val="center"/>
+          </w:tcPr>
+          <w:p>
+            <w:pPr>
+              <w:spacing w:after="240"/>
+              <w:jc w:val="center"/>
+              <w:cnfStyle w:val="000000000000" w:firstRow="0" w:lastRow="0" w:firstColumn="0" w:lastColumn="0" w:oddVBand="0" w:evenVBand="0" w:oddHBand="0" w:evenHBand="0" w:firstRowFirstColumn="0" w:firstRowLastColumn="0" w:lastRowFirstColumn="0" w:lastRowLastColumn="0"/>
+              <w:rPr>
+                <w:rFonts w:ascii="David" w:hAnsi="David" w:cs="David"/>
+              </w:rPr>
+            </w:pPr>
             <w:r>
               <w:rPr>
                 <w:rFonts w:ascii="David" w:hAnsi="David" w:cs="David" w:hint="cs"/>
@@ -2923,188 +3885,14 @@
                 <w:bCs/>
                 <w:rtl/>
               </w:rPr>
-              <w:t>מדעי אקדמי</w:t>
-            </w:r>
-            <w:r>
-              <w:rPr>
-                <w:rFonts w:ascii="David" w:hAnsi="David" w:cs="David" w:hint="cs"/>
-                <w:b/>
-                <w:bCs/>
-                <w:rtl/>
-              </w:rPr>
-              <w:t xml:space="preserve"> </w:t>
-            </w:r>
-            <w:r>
-              <w:rPr>
-                <w:rFonts w:ascii="David" w:hAnsi="David" w:cs="David"/>
-                <w:b/>
-                <w:bCs/>
-              </w:rPr>
-              <w:t>(N=21)</w:t>
-            </w:r>
-          </w:p>
-        </w:tc>
-        <w:tc>
-          <w:tcPr>
-            <w:tcW w:w="1440" w:type="dxa"/>
-            <w:vAlign w:val="center"/>
-          </w:tcPr>
-          <w:p>
-            <w:pPr>
-              <w:bidi w:val="0"/>
-              <w:spacing w:after="240"/>
-              <w:jc w:val="center"/>
-              <w:cnfStyle w:val="000000000000" w:firstRow="0" w:lastRow="0" w:firstColumn="0" w:lastColumn="0" w:oddVBand="0" w:evenVBand="0" w:oddHBand="0" w:evenHBand="0" w:firstRowFirstColumn="0" w:firstRowLastColumn="0" w:lastRowFirstColumn="0" w:lastRowLastColumn="0"/>
-              <w:rPr>
-                <w:rFonts w:ascii="David" w:hAnsi="David" w:cs="David"/>
-                <w:rtl/>
-              </w:rPr>
-            </w:pPr>
-            <w:r>
-              <w:rPr>
-                <w:rFonts w:ascii="David" w:hAnsi="David" w:cs="David"/>
-              </w:rPr>
-              <w:t>{{old academy}}</w:t>
-            </w:r>
-          </w:p>
-        </w:tc>
-        <w:tc>
-          <w:tcPr>
-            <w:tcW w:w="1325" w:type="dxa"/>
-            <w:vAlign w:val="center"/>
-          </w:tcPr>
-          <w:p>
-            <w:pPr>
-              <w:spacing w:after="240"/>
-              <w:jc w:val="center"/>
-              <w:cnfStyle w:val="000000000000" w:firstRow="0" w:lastRow="0" w:firstColumn="0" w:lastColumn="0" w:oddVBand="0" w:evenVBand="0" w:oddHBand="0" w:evenHBand="0" w:firstRowFirstColumn="0" w:firstRowLastColumn="0" w:lastRowFirstColumn="0" w:lastRowLastColumn="0"/>
-              <w:rPr>
-                <w:rFonts w:ascii="David" w:hAnsi="David" w:cs="David"/>
-                <w:rtl/>
-              </w:rPr>
-            </w:pPr>
-            <w:r>
-              <w:rPr>
-                <w:rFonts w:ascii="David" w:hAnsi="David" w:cs="David"/>
-              </w:rPr>
-              <w:t xml:space="preserve">{{new </w:t>
-            </w:r>
-            <w:r>
-              <w:rPr>
-                <w:rFonts w:ascii="David" w:hAnsi="David" w:cs="David"/>
-              </w:rPr>
-              <w:t xml:space="preserve">academy </w:t>
-            </w:r>
-            <w:r>
-              <w:rPr>
-                <w:rFonts w:ascii="David" w:hAnsi="David" w:cs="David"/>
-              </w:rPr>
-              <w:t>}}</w:t>
-            </w:r>
-          </w:p>
-        </w:tc>
-        <w:tc>
-          <w:tcPr>
-            <w:tcW w:w="1288" w:type="dxa"/>
-            <w:vAlign w:val="center"/>
-          </w:tcPr>
-          <w:p>
-            <w:pPr>
-              <w:spacing w:after="240"/>
-              <w:jc w:val="center"/>
-              <w:cnfStyle w:val="000000000000" w:firstRow="0" w:lastRow="0" w:firstColumn="0" w:lastColumn="0" w:oddVBand="0" w:evenVBand="0" w:oddHBand="0" w:evenHBand="0" w:firstRowFirstColumn="0" w:firstRowLastColumn="0" w:lastRowFirstColumn="0" w:lastRowLastColumn="0"/>
-              <w:rPr>
-                <w:rFonts w:ascii="David" w:hAnsi="David" w:cs="David"/>
-                <w:rtl/>
-              </w:rPr>
-            </w:pPr>
-            <w:r>
-              <w:rPr>
-                <w:rFonts w:ascii="David" w:hAnsi="David" w:cs="David"/>
-              </w:rPr>
-              <w:t xml:space="preserve">{{std </w:t>
-            </w:r>
-            <w:r>
-              <w:rPr>
-                <w:rFonts w:ascii="David" w:hAnsi="David" w:cs="David"/>
-              </w:rPr>
-              <w:t xml:space="preserve">academy </w:t>
-            </w:r>
-            <w:r>
-              <w:rPr>
-                <w:rFonts w:ascii="David" w:hAnsi="David" w:cs="David"/>
-              </w:rPr>
-              <w:t>}}</w:t>
-            </w:r>
-          </w:p>
-        </w:tc>
-        <w:tc>
-          <w:tcPr>
-            <w:tcW w:w="1620" w:type="dxa"/>
-            <w:vAlign w:val="center"/>
-          </w:tcPr>
-          <w:p>
-            <w:pPr>
-              <w:spacing w:after="240"/>
-              <w:jc w:val="center"/>
-              <w:cnfStyle w:val="000000000000" w:firstRow="0" w:lastRow="0" w:firstColumn="0" w:lastColumn="0" w:oddVBand="0" w:evenVBand="0" w:oddHBand="0" w:evenHBand="0" w:firstRowFirstColumn="0" w:firstRowLastColumn="0" w:lastRowFirstColumn="0" w:lastRowLastColumn="0"/>
-              <w:rPr>
-                <w:rFonts w:ascii="David" w:hAnsi="David" w:cs="David"/>
-                <w:rtl/>
-              </w:rPr>
-            </w:pPr>
-            <w:r>
-              <w:rPr>
-                <w:rFonts w:ascii="David" w:hAnsi="David" w:cs="David"/>
-              </w:rPr>
-              <w:t xml:space="preserve">{{total </w:t>
-            </w:r>
-            <w:r>
-              <w:rPr>
-                <w:rFonts w:ascii="David" w:hAnsi="David" w:cs="David"/>
-              </w:rPr>
-              <w:t>academy</w:t>
-            </w:r>
-            <w:r>
-              <w:rPr>
-                <w:rFonts w:ascii="David" w:hAnsi="David" w:cs="David"/>
-              </w:rPr>
-              <w:t>}}</w:t>
-            </w:r>
-          </w:p>
-        </w:tc>
-        <w:tc>
-          <w:tcPr>
-            <w:tcW w:w="988" w:type="dxa"/>
-            <w:vAlign w:val="center"/>
-          </w:tcPr>
-          <w:p>
-            <w:pPr>
-              <w:spacing w:after="240"/>
-              <w:jc w:val="center"/>
-              <w:cnfStyle w:val="000000000000" w:firstRow="0" w:lastRow="0" w:firstColumn="0" w:lastColumn="0" w:oddVBand="0" w:evenVBand="0" w:oddHBand="0" w:evenHBand="0" w:firstRowFirstColumn="0" w:firstRowLastColumn="0" w:lastRowFirstColumn="0" w:lastRowLastColumn="0"/>
-              <w:rPr>
-                <w:rFonts w:ascii="David" w:hAnsi="David" w:cs="David"/>
-                <w:rtl/>
-              </w:rPr>
-            </w:pPr>
-            <w:r>
-              <w:rPr>
-                <w:rFonts w:ascii="David" w:hAnsi="David" w:cs="David"/>
-              </w:rPr>
-              <w:t xml:space="preserve">{{range </w:t>
-            </w:r>
-            <w:r>
-              <w:rPr>
-                <w:rFonts w:ascii="David" w:hAnsi="David" w:cs="David"/>
-              </w:rPr>
-              <w:t>academy</w:t>
-            </w:r>
-            <w:r>
-              <w:rPr>
-                <w:rFonts w:ascii="David" w:hAnsi="David" w:cs="David"/>
-              </w:rPr>
-              <w:t>}}</w:t>
+              <w:t xml:space="preserve">רמה 6: </w:t>
+            </w:r>
+            <w:r>
+              <w:rPr>
+                <w:rFonts w:ascii="David" w:hAnsi="David" w:cs="David"/>
+                <w:rtl/>
+              </w:rPr>
+              <w:t>הצוער מבצע את משימותיו ואתגריו באופן יוצא דופן לטובת המערכת, מנהל את המשימות בצורה מסודרת, מסונכרנת ויעילה, ומזהה הזדמנויות להרחבת והעמקת התהליכים בהם הוא מעורב.</w:t>
             </w:r>
           </w:p>
         </w:tc>
@@ -3118,6 +3906,9 @@
             <w:cnfStyle w:val="001000000000" w:firstRow="0" w:lastRow="0" w:firstColumn="1" w:lastColumn="0" w:oddVBand="0" w:evenVBand="0" w:oddHBand="0" w:evenHBand="0" w:firstRowFirstColumn="0" w:firstRowLastColumn="0" w:lastRowFirstColumn="0" w:lastRowLastColumn="0"/>
             <w:tcW w:w="1239" w:type="dxa"/>
             <w:vMerge/>
+            <w:tcBorders>
+              <w:top w:val="single" w:sz="4" w:space="0" w:color="auto"/>
+            </w:tcBorders>
             <w:vAlign w:val="center"/>
           </w:tcPr>
           <w:p>
@@ -3136,6 +3927,7 @@
         <w:tc>
           <w:tcPr>
             <w:tcW w:w="1170" w:type="dxa"/>
+            <w:vMerge/>
             <w:vAlign w:val="center"/>
           </w:tcPr>
           <w:p>
@@ -3150,6 +3942,23 @@
                 <w:rtl/>
               </w:rPr>
             </w:pPr>
+          </w:p>
+        </w:tc>
+        <w:tc>
+          <w:tcPr>
+            <w:tcW w:w="6661" w:type="dxa"/>
+            <w:gridSpan w:val="5"/>
+            <w:vAlign w:val="center"/>
+          </w:tcPr>
+          <w:p>
+            <w:pPr>
+              <w:spacing w:after="240"/>
+              <w:jc w:val="center"/>
+              <w:cnfStyle w:val="000000100000" w:firstRow="0" w:lastRow="0" w:firstColumn="0" w:lastColumn="0" w:oddVBand="0" w:evenVBand="0" w:oddHBand="1" w:evenHBand="0" w:firstRowFirstColumn="0" w:firstRowLastColumn="0" w:lastRowFirstColumn="0" w:lastRowLastColumn="0"/>
+              <w:rPr>
+                <w:rFonts w:ascii="David" w:hAnsi="David" w:cs="David"/>
+              </w:rPr>
+            </w:pPr>
             <w:r>
               <w:rPr>
                 <w:rFonts w:ascii="David" w:hAnsi="David" w:cs="David" w:hint="cs"/>
@@ -3157,195 +3966,14 @@
                 <w:bCs/>
                 <w:rtl/>
               </w:rPr>
-              <w:t>מדעי יישומי</w:t>
-            </w:r>
-            <w:r>
-              <w:rPr>
-                <w:rFonts w:ascii="David" w:hAnsi="David" w:cs="David" w:hint="cs"/>
-                <w:b/>
-                <w:bCs/>
-                <w:rtl/>
-              </w:rPr>
-              <w:t xml:space="preserve"> </w:t>
-            </w:r>
-            <w:r>
-              <w:rPr>
-                <w:rFonts w:ascii="David" w:hAnsi="David" w:cs="David"/>
-                <w:b/>
-                <w:bCs/>
-              </w:rPr>
-              <w:t>(N=21)</w:t>
-            </w:r>
-          </w:p>
-        </w:tc>
-        <w:tc>
-          <w:tcPr>
-            <w:tcW w:w="1440" w:type="dxa"/>
-            <w:vAlign w:val="center"/>
-          </w:tcPr>
-          <w:p>
-            <w:pPr>
-              <w:bidi w:val="0"/>
-              <w:spacing w:after="240"/>
-              <w:jc w:val="center"/>
-              <w:cnfStyle w:val="000000100000" w:firstRow="0" w:lastRow="0" w:firstColumn="0" w:lastColumn="0" w:oddVBand="0" w:evenVBand="0" w:oddHBand="1" w:evenHBand="0" w:firstRowFirstColumn="0" w:firstRowLastColumn="0" w:lastRowFirstColumn="0" w:lastRowLastColumn="0"/>
-              <w:rPr>
-                <w:rFonts w:ascii="David" w:hAnsi="David" w:cs="David"/>
-              </w:rPr>
-            </w:pPr>
-            <w:r>
-              <w:rPr>
-                <w:rFonts w:ascii="David" w:hAnsi="David" w:cs="David"/>
-              </w:rPr>
-              <w:t xml:space="preserve">{{old </w:t>
-            </w:r>
-            <w:r>
-              <w:rPr>
-                <w:rFonts w:ascii="David" w:hAnsi="David" w:cs="David"/>
-              </w:rPr>
-              <w:t>applicative knowledge</w:t>
-            </w:r>
-            <w:r>
-              <w:rPr>
-                <w:rFonts w:ascii="David" w:hAnsi="David" w:cs="David"/>
-              </w:rPr>
-              <w:t>}}</w:t>
-            </w:r>
-          </w:p>
-        </w:tc>
-        <w:tc>
-          <w:tcPr>
-            <w:tcW w:w="1325" w:type="dxa"/>
-            <w:vAlign w:val="center"/>
-          </w:tcPr>
-          <w:p>
-            <w:pPr>
-              <w:spacing w:after="240"/>
-              <w:jc w:val="center"/>
-              <w:cnfStyle w:val="000000100000" w:firstRow="0" w:lastRow="0" w:firstColumn="0" w:lastColumn="0" w:oddVBand="0" w:evenVBand="0" w:oddHBand="1" w:evenHBand="0" w:firstRowFirstColumn="0" w:firstRowLastColumn="0" w:lastRowFirstColumn="0" w:lastRowLastColumn="0"/>
-              <w:rPr>
-                <w:rFonts w:ascii="David" w:hAnsi="David" w:cs="David"/>
-              </w:rPr>
-            </w:pPr>
-            <w:r>
-              <w:rPr>
-                <w:rFonts w:ascii="David" w:hAnsi="David" w:cs="David"/>
-              </w:rPr>
-              <w:t xml:space="preserve">{{new </w:t>
-            </w:r>
-            <w:r>
-              <w:rPr>
-                <w:rFonts w:ascii="David" w:hAnsi="David" w:cs="David"/>
-              </w:rPr>
-              <w:t>applicative knowledge</w:t>
-            </w:r>
-            <w:r>
-              <w:rPr>
-                <w:rFonts w:ascii="David" w:hAnsi="David" w:cs="David"/>
-              </w:rPr>
-              <w:t>}}</w:t>
-            </w:r>
-          </w:p>
-        </w:tc>
-        <w:tc>
-          <w:tcPr>
-            <w:tcW w:w="1288" w:type="dxa"/>
-            <w:vAlign w:val="center"/>
-          </w:tcPr>
-          <w:p>
-            <w:pPr>
-              <w:spacing w:after="240"/>
-              <w:jc w:val="center"/>
-              <w:cnfStyle w:val="000000100000" w:firstRow="0" w:lastRow="0" w:firstColumn="0" w:lastColumn="0" w:oddVBand="0" w:evenVBand="0" w:oddHBand="1" w:evenHBand="0" w:firstRowFirstColumn="0" w:firstRowLastColumn="0" w:lastRowFirstColumn="0" w:lastRowLastColumn="0"/>
-              <w:rPr>
-                <w:rFonts w:ascii="David" w:hAnsi="David" w:cs="David"/>
-              </w:rPr>
-            </w:pPr>
-            <w:r>
-              <w:rPr>
-                <w:rFonts w:ascii="David" w:hAnsi="David" w:cs="David"/>
-              </w:rPr>
-              <w:t xml:space="preserve">{{std </w:t>
-            </w:r>
-            <w:r>
-              <w:rPr>
-                <w:rFonts w:ascii="David" w:hAnsi="David" w:cs="David"/>
-              </w:rPr>
-              <w:t>applicative knowledge</w:t>
-            </w:r>
-            <w:r>
-              <w:rPr>
-                <w:rFonts w:ascii="David" w:hAnsi="David" w:cs="David"/>
-              </w:rPr>
-              <w:t>}}</w:t>
-            </w:r>
-          </w:p>
-        </w:tc>
-        <w:tc>
-          <w:tcPr>
-            <w:tcW w:w="1620" w:type="dxa"/>
-            <w:vAlign w:val="center"/>
-          </w:tcPr>
-          <w:p>
-            <w:pPr>
-              <w:spacing w:after="240"/>
-              <w:jc w:val="center"/>
-              <w:cnfStyle w:val="000000100000" w:firstRow="0" w:lastRow="0" w:firstColumn="0" w:lastColumn="0" w:oddVBand="0" w:evenVBand="0" w:oddHBand="1" w:evenHBand="0" w:firstRowFirstColumn="0" w:firstRowLastColumn="0" w:lastRowFirstColumn="0" w:lastRowLastColumn="0"/>
-              <w:rPr>
-                <w:rFonts w:ascii="David" w:hAnsi="David" w:cs="David"/>
-              </w:rPr>
-            </w:pPr>
-            <w:r>
-              <w:rPr>
-                <w:rFonts w:ascii="David" w:hAnsi="David" w:cs="David"/>
-              </w:rPr>
-              <w:t xml:space="preserve">{{total </w:t>
-            </w:r>
-            <w:r>
-              <w:rPr>
-                <w:rFonts w:ascii="David" w:hAnsi="David" w:cs="David"/>
-              </w:rPr>
-              <w:t>applicative knowledge</w:t>
-            </w:r>
-            <w:r>
-              <w:rPr>
-                <w:rFonts w:ascii="David" w:hAnsi="David" w:cs="David"/>
-              </w:rPr>
-              <w:t>}}</w:t>
-            </w:r>
-          </w:p>
-        </w:tc>
-        <w:tc>
-          <w:tcPr>
-            <w:tcW w:w="988" w:type="dxa"/>
-            <w:vAlign w:val="center"/>
-          </w:tcPr>
-          <w:p>
-            <w:pPr>
-              <w:spacing w:after="240"/>
-              <w:jc w:val="center"/>
-              <w:cnfStyle w:val="000000100000" w:firstRow="0" w:lastRow="0" w:firstColumn="0" w:lastColumn="0" w:oddVBand="0" w:evenVBand="0" w:oddHBand="1" w:evenHBand="0" w:firstRowFirstColumn="0" w:firstRowLastColumn="0" w:lastRowFirstColumn="0" w:lastRowLastColumn="0"/>
-              <w:rPr>
-                <w:rFonts w:ascii="David" w:hAnsi="David" w:cs="David"/>
-              </w:rPr>
-            </w:pPr>
-            <w:r>
-              <w:rPr>
-                <w:rFonts w:ascii="David" w:hAnsi="David" w:cs="David"/>
-              </w:rPr>
-              <w:t xml:space="preserve">{{range </w:t>
-            </w:r>
-            <w:r>
-              <w:rPr>
-                <w:rFonts w:ascii="David" w:hAnsi="David" w:cs="David"/>
-              </w:rPr>
-              <w:t>applicative knowledge</w:t>
-            </w:r>
-            <w:r>
-              <w:rPr>
-                <w:rFonts w:ascii="David" w:hAnsi="David" w:cs="David"/>
-              </w:rPr>
-              <w:t>}}</w:t>
+              <w:t xml:space="preserve">רמה 1: </w:t>
+            </w:r>
+            <w:r>
+              <w:rPr>
+                <w:rFonts w:ascii="David" w:hAnsi="David" w:cs="David"/>
+                <w:rtl/>
+              </w:rPr>
+              <w:t>הצוער אינו עומד ביעילות במשימות ובאתגרים שלו, מתקשה בארגון ובניהול תהליכים, ואינו מצליח לסנכרן ביניהם או לזהות הזדמנויות לפיתוח והרחבת עשייה.</w:t>
             </w:r>
           </w:p>
         </w:tc>
@@ -3374,10 +4002,12 @@
         <w:tc>
           <w:tcPr>
             <w:tcW w:w="1170" w:type="dxa"/>
-            <w:vAlign w:val="center"/>
-          </w:tcPr>
-          <w:p>
-            <w:pPr>
+            <w:vMerge w:val="restart"/>
+            <w:vAlign w:val="center"/>
+          </w:tcPr>
+          <w:p>
+            <w:pPr>
+              <w:bidi w:val="0"/>
               <w:spacing w:after="240"/>
               <w:jc w:val="center"/>
               <w:cnfStyle w:val="000000000000" w:firstRow="0" w:lastRow="0" w:firstColumn="0" w:lastColumn="0" w:oddVBand="0" w:evenVBand="0" w:oddHBand="0" w:evenHBand="0" w:firstRowFirstColumn="0" w:firstRowLastColumn="0" w:lastRowFirstColumn="0" w:lastRowLastColumn="0"/>
@@ -3395,6 +4025,954 @@
                 <w:bCs/>
                 <w:rtl/>
               </w:rPr>
+              <w:t>מדעי אקדמי</w:t>
+            </w:r>
+            <w:r>
+              <w:rPr>
+                <w:rFonts w:ascii="David" w:hAnsi="David" w:cs="David" w:hint="cs"/>
+                <w:b/>
+                <w:bCs/>
+                <w:rtl/>
+              </w:rPr>
+              <w:t xml:space="preserve"> </w:t>
+            </w:r>
+            <w:r>
+              <w:rPr>
+                <w:rFonts w:ascii="David" w:hAnsi="David" w:cs="David"/>
+                <w:b/>
+                <w:bCs/>
+              </w:rPr>
+              <w:t>(</w:t>
+            </w:r>
+            <w:r>
+              <w:rPr>
+                <w:rFonts w:ascii="David" w:hAnsi="David" w:cs="David"/>
+                <w:b/>
+                <w:bCs/>
+              </w:rPr>
+              <w:t>N=</w:t>
+            </w:r>
+            <w:r>
+              <w:rPr>
+                <w:rFonts w:ascii="David" w:hAnsi="David" w:cs="David"/>
+                <w:b/>
+                <w:bCs/>
+              </w:rPr>
+              <w:t>{</w:t>
+            </w:r>
+            <w:r>
+              <w:rPr>
+                <w:rFonts w:ascii="David" w:hAnsi="David" w:cs="David"/>
+                <w:b/>
+                <w:bCs/>
+              </w:rPr>
+              <w:t xml:space="preserve">N </w:t>
+            </w:r>
+            <w:r>
+              <w:rPr>
+                <w:rFonts w:ascii="David" w:hAnsi="David" w:cs="David"/>
+              </w:rPr>
+              <w:t>academy</w:t>
+            </w:r>
+            <w:r>
+              <w:rPr>
+                <w:rFonts w:ascii="David" w:hAnsi="David" w:cs="David"/>
+              </w:rPr>
+              <w:t>}</w:t>
+            </w:r>
+            <w:r>
+              <w:rPr>
+                <w:rFonts w:ascii="David" w:hAnsi="David" w:cs="David"/>
+                <w:b/>
+                <w:bCs/>
+              </w:rPr>
+              <w:t>)</w:t>
+            </w:r>
+          </w:p>
+        </w:tc>
+        <w:tc>
+          <w:tcPr>
+            <w:tcW w:w="1440" w:type="dxa"/>
+            <w:vAlign w:val="center"/>
+          </w:tcPr>
+          <w:p>
+            <w:pPr>
+              <w:bidi w:val="0"/>
+              <w:spacing w:after="240"/>
+              <w:jc w:val="center"/>
+              <w:cnfStyle w:val="000000000000" w:firstRow="0" w:lastRow="0" w:firstColumn="0" w:lastColumn="0" w:oddVBand="0" w:evenVBand="0" w:oddHBand="0" w:evenHBand="0" w:firstRowFirstColumn="0" w:firstRowLastColumn="0" w:lastRowFirstColumn="0" w:lastRowLastColumn="0"/>
+              <w:rPr>
+                <w:rFonts w:ascii="David" w:hAnsi="David" w:cs="David"/>
+                <w:rtl/>
+              </w:rPr>
+            </w:pPr>
+            <w:r>
+              <w:rPr>
+                <w:rFonts w:ascii="David" w:hAnsi="David" w:cs="David"/>
+              </w:rPr>
+              <w:t>{</w:t>
+            </w:r>
+            <w:r>
+              <w:rPr>
+                <w:rFonts w:ascii="David" w:hAnsi="David" w:cs="David"/>
+              </w:rPr>
+              <w:t>old academy</w:t>
+            </w:r>
+            <w:r>
+              <w:rPr>
+                <w:rFonts w:ascii="David" w:hAnsi="David" w:cs="David"/>
+              </w:rPr>
+              <w:t>}</w:t>
+            </w:r>
+          </w:p>
+        </w:tc>
+        <w:tc>
+          <w:tcPr>
+            <w:tcW w:w="1325" w:type="dxa"/>
+            <w:vAlign w:val="center"/>
+          </w:tcPr>
+          <w:p>
+            <w:pPr>
+              <w:spacing w:after="240"/>
+              <w:jc w:val="center"/>
+              <w:cnfStyle w:val="000000000000" w:firstRow="0" w:lastRow="0" w:firstColumn="0" w:lastColumn="0" w:oddVBand="0" w:evenVBand="0" w:oddHBand="0" w:evenHBand="0" w:firstRowFirstColumn="0" w:firstRowLastColumn="0" w:lastRowFirstColumn="0" w:lastRowLastColumn="0"/>
+              <w:rPr>
+                <w:rFonts w:ascii="David" w:hAnsi="David" w:cs="David"/>
+                <w:rtl/>
+              </w:rPr>
+            </w:pPr>
+            <w:r>
+              <w:rPr>
+                <w:rFonts w:ascii="David" w:hAnsi="David" w:cs="David"/>
+                <w:rtl/>
+              </w:rPr>
+              <w:t>{</w:t>
+            </w:r>
+            <w:r>
+              <w:rPr>
+                <w:rFonts w:ascii="David" w:hAnsi="David" w:cs="David"/>
+              </w:rPr>
+              <w:t xml:space="preserve">new </w:t>
+            </w:r>
+            <w:r>
+              <w:rPr>
+                <w:rFonts w:ascii="David" w:hAnsi="David" w:cs="David"/>
+              </w:rPr>
+              <w:t xml:space="preserve">academy </w:t>
+            </w:r>
+            <w:r>
+              <w:rPr>
+                <w:rFonts w:ascii="David" w:hAnsi="David" w:cs="David"/>
+                <w:rtl/>
+              </w:rPr>
+              <w:t>}</w:t>
+            </w:r>
+          </w:p>
+        </w:tc>
+        <w:tc>
+          <w:tcPr>
+            <w:tcW w:w="1288" w:type="dxa"/>
+            <w:vAlign w:val="center"/>
+          </w:tcPr>
+          <w:p>
+            <w:pPr>
+              <w:spacing w:after="240"/>
+              <w:jc w:val="center"/>
+              <w:cnfStyle w:val="000000000000" w:firstRow="0" w:lastRow="0" w:firstColumn="0" w:lastColumn="0" w:oddVBand="0" w:evenVBand="0" w:oddHBand="0" w:evenHBand="0" w:firstRowFirstColumn="0" w:firstRowLastColumn="0" w:lastRowFirstColumn="0" w:lastRowLastColumn="0"/>
+              <w:rPr>
+                <w:rFonts w:ascii="David" w:hAnsi="David" w:cs="David"/>
+                <w:rtl/>
+              </w:rPr>
+            </w:pPr>
+            <w:r>
+              <w:rPr>
+                <w:rFonts w:ascii="David" w:hAnsi="David" w:cs="David"/>
+                <w:rtl/>
+              </w:rPr>
+              <w:t>{</w:t>
+            </w:r>
+            <w:r>
+              <w:rPr>
+                <w:rFonts w:ascii="David" w:hAnsi="David" w:cs="David"/>
+              </w:rPr>
+              <w:t xml:space="preserve">std </w:t>
+            </w:r>
+            <w:r>
+              <w:rPr>
+                <w:rFonts w:ascii="David" w:hAnsi="David" w:cs="David"/>
+              </w:rPr>
+              <w:t xml:space="preserve">academy </w:t>
+            </w:r>
+            <w:r>
+              <w:rPr>
+                <w:rFonts w:ascii="David" w:hAnsi="David" w:cs="David"/>
+                <w:rtl/>
+              </w:rPr>
+              <w:t>}</w:t>
+            </w:r>
+          </w:p>
+        </w:tc>
+        <w:tc>
+          <w:tcPr>
+            <w:tcW w:w="1620" w:type="dxa"/>
+            <w:vAlign w:val="center"/>
+          </w:tcPr>
+          <w:p>
+            <w:pPr>
+              <w:spacing w:after="240"/>
+              <w:jc w:val="center"/>
+              <w:cnfStyle w:val="000000000000" w:firstRow="0" w:lastRow="0" w:firstColumn="0" w:lastColumn="0" w:oddVBand="0" w:evenVBand="0" w:oddHBand="0" w:evenHBand="0" w:firstRowFirstColumn="0" w:firstRowLastColumn="0" w:lastRowFirstColumn="0" w:lastRowLastColumn="0"/>
+              <w:rPr>
+                <w:rFonts w:ascii="David" w:hAnsi="David" w:cs="David"/>
+                <w:rtl/>
+              </w:rPr>
+            </w:pPr>
+            <w:r>
+              <w:rPr>
+                <w:rFonts w:ascii="David" w:hAnsi="David" w:cs="David"/>
+                <w:rtl/>
+              </w:rPr>
+              <w:t>{</w:t>
+            </w:r>
+            <w:r>
+              <w:rPr>
+                <w:rFonts w:ascii="David" w:hAnsi="David" w:cs="David"/>
+              </w:rPr>
+              <w:t xml:space="preserve">total </w:t>
+            </w:r>
+            <w:r>
+              <w:rPr>
+                <w:rFonts w:ascii="David" w:hAnsi="David" w:cs="David"/>
+              </w:rPr>
+              <w:t>academy</w:t>
+            </w:r>
+            <w:r>
+              <w:rPr>
+                <w:rFonts w:ascii="David" w:hAnsi="David" w:cs="David"/>
+                <w:rtl/>
+              </w:rPr>
+              <w:t>}</w:t>
+            </w:r>
+          </w:p>
+        </w:tc>
+        <w:tc>
+          <w:tcPr>
+            <w:tcW w:w="988" w:type="dxa"/>
+            <w:vAlign w:val="center"/>
+          </w:tcPr>
+          <w:p>
+            <w:pPr>
+              <w:spacing w:after="240"/>
+              <w:jc w:val="center"/>
+              <w:cnfStyle w:val="000000000000" w:firstRow="0" w:lastRow="0" w:firstColumn="0" w:lastColumn="0" w:oddVBand="0" w:evenVBand="0" w:oddHBand="0" w:evenHBand="0" w:firstRowFirstColumn="0" w:firstRowLastColumn="0" w:lastRowFirstColumn="0" w:lastRowLastColumn="0"/>
+              <w:rPr>
+                <w:rFonts w:ascii="David" w:hAnsi="David" w:cs="David"/>
+                <w:rtl/>
+              </w:rPr>
+            </w:pPr>
+            <w:r>
+              <w:rPr>
+                <w:rFonts w:ascii="David" w:hAnsi="David" w:cs="David"/>
+                <w:rtl/>
+              </w:rPr>
+              <w:t>{</w:t>
+            </w:r>
+            <w:r>
+              <w:rPr>
+                <w:rFonts w:ascii="David" w:hAnsi="David" w:cs="David"/>
+              </w:rPr>
+              <w:t xml:space="preserve">range </w:t>
+            </w:r>
+            <w:r>
+              <w:rPr>
+                <w:rFonts w:ascii="David" w:hAnsi="David" w:cs="David"/>
+              </w:rPr>
+              <w:t>academy</w:t>
+            </w:r>
+            <w:r>
+              <w:rPr>
+                <w:rFonts w:ascii="David" w:hAnsi="David" w:cs="David"/>
+                <w:rtl/>
+              </w:rPr>
+              <w:t>}</w:t>
+            </w:r>
+          </w:p>
+        </w:tc>
+      </w:tr>
+      <w:tr>
+        <w:trPr>
+          <w:cnfStyle w:val="000000100000" w:firstRow="0" w:lastRow="0" w:firstColumn="0" w:lastColumn="0" w:oddVBand="0" w:evenVBand="0" w:oddHBand="1" w:evenHBand="0" w:firstRowFirstColumn="0" w:firstRowLastColumn="0" w:lastRowFirstColumn="0" w:lastRowLastColumn="0"/>
+        </w:trPr>
+        <w:tc>
+          <w:tcPr>
+            <w:cnfStyle w:val="001000000000" w:firstRow="0" w:lastRow="0" w:firstColumn="1" w:lastColumn="0" w:oddVBand="0" w:evenVBand="0" w:oddHBand="0" w:evenHBand="0" w:firstRowFirstColumn="0" w:firstRowLastColumn="0" w:lastRowFirstColumn="0" w:lastRowLastColumn="0"/>
+            <w:tcW w:w="1239" w:type="dxa"/>
+            <w:vMerge/>
+            <w:vAlign w:val="center"/>
+          </w:tcPr>
+          <w:p>
+            <w:pPr>
+              <w:spacing w:after="240"/>
+              <w:jc w:val="center"/>
+              <w:rPr>
+                <w:rFonts w:ascii="David" w:hAnsi="David" w:cs="David"/>
+                <w:b/>
+                <w:bCs/>
+                <w:rtl/>
+              </w:rPr>
+            </w:pPr>
+          </w:p>
+        </w:tc>
+        <w:tc>
+          <w:tcPr>
+            <w:tcW w:w="1170" w:type="dxa"/>
+            <w:vMerge/>
+            <w:vAlign w:val="center"/>
+          </w:tcPr>
+          <w:p>
+            <w:pPr>
+              <w:spacing w:after="240"/>
+              <w:jc w:val="center"/>
+              <w:cnfStyle w:val="000000100000" w:firstRow="0" w:lastRow="0" w:firstColumn="0" w:lastColumn="0" w:oddVBand="0" w:evenVBand="0" w:oddHBand="1" w:evenHBand="0" w:firstRowFirstColumn="0" w:firstRowLastColumn="0" w:lastRowFirstColumn="0" w:lastRowLastColumn="0"/>
+              <w:rPr>
+                <w:rFonts w:ascii="David" w:hAnsi="David" w:cs="David"/>
+                <w:b/>
+                <w:bCs/>
+                <w:rtl/>
+              </w:rPr>
+            </w:pPr>
+          </w:p>
+        </w:tc>
+        <w:tc>
+          <w:tcPr>
+            <w:tcW w:w="6661" w:type="dxa"/>
+            <w:gridSpan w:val="5"/>
+            <w:vAlign w:val="center"/>
+          </w:tcPr>
+          <w:p>
+            <w:pPr>
+              <w:spacing w:after="240"/>
+              <w:jc w:val="center"/>
+              <w:cnfStyle w:val="000000100000" w:firstRow="0" w:lastRow="0" w:firstColumn="0" w:lastColumn="0" w:oddVBand="0" w:evenVBand="0" w:oddHBand="1" w:evenHBand="0" w:firstRowFirstColumn="0" w:firstRowLastColumn="0" w:lastRowFirstColumn="0" w:lastRowLastColumn="0"/>
+              <w:rPr>
+                <w:rFonts w:ascii="David" w:hAnsi="David" w:cs="David"/>
+              </w:rPr>
+            </w:pPr>
+            <w:r>
+              <w:rPr>
+                <w:rFonts w:ascii="David" w:hAnsi="David" w:cs="David" w:hint="cs"/>
+                <w:b/>
+                <w:bCs/>
+                <w:rtl/>
+              </w:rPr>
+              <w:t xml:space="preserve">רמה 6: </w:t>
+            </w:r>
+            <w:r>
+              <w:rPr>
+                <w:rFonts w:ascii="David" w:hAnsi="David" w:cs="David"/>
+                <w:rtl/>
+              </w:rPr>
+              <w:t>הצוער עושה את מרבית מטלותיו האקדמיות ומעבר, לומד ומעמיק מעבר להרצאות ומבין ממה החומר הנלמד בקורס נובע.</w:t>
+            </w:r>
+          </w:p>
+        </w:tc>
+      </w:tr>
+      <w:tr>
+        <w:tc>
+          <w:tcPr>
+            <w:cnfStyle w:val="001000000000" w:firstRow="0" w:lastRow="0" w:firstColumn="1" w:lastColumn="0" w:oddVBand="0" w:evenVBand="0" w:oddHBand="0" w:evenHBand="0" w:firstRowFirstColumn="0" w:firstRowLastColumn="0" w:lastRowFirstColumn="0" w:lastRowLastColumn="0"/>
+            <w:tcW w:w="1239" w:type="dxa"/>
+            <w:vMerge/>
+            <w:vAlign w:val="center"/>
+          </w:tcPr>
+          <w:p>
+            <w:pPr>
+              <w:spacing w:after="240"/>
+              <w:jc w:val="center"/>
+              <w:rPr>
+                <w:rFonts w:ascii="David" w:hAnsi="David" w:cs="David"/>
+                <w:b/>
+                <w:bCs/>
+                <w:rtl/>
+              </w:rPr>
+            </w:pPr>
+          </w:p>
+        </w:tc>
+        <w:tc>
+          <w:tcPr>
+            <w:tcW w:w="1170" w:type="dxa"/>
+            <w:vMerge/>
+            <w:vAlign w:val="center"/>
+          </w:tcPr>
+          <w:p>
+            <w:pPr>
+              <w:spacing w:after="240"/>
+              <w:jc w:val="center"/>
+              <w:cnfStyle w:val="000000000000" w:firstRow="0" w:lastRow="0" w:firstColumn="0" w:lastColumn="0" w:oddVBand="0" w:evenVBand="0" w:oddHBand="0" w:evenHBand="0" w:firstRowFirstColumn="0" w:firstRowLastColumn="0" w:lastRowFirstColumn="0" w:lastRowLastColumn="0"/>
+              <w:rPr>
+                <w:rFonts w:ascii="David" w:hAnsi="David" w:cs="David"/>
+                <w:b/>
+                <w:bCs/>
+                <w:rtl/>
+              </w:rPr>
+            </w:pPr>
+          </w:p>
+        </w:tc>
+        <w:tc>
+          <w:tcPr>
+            <w:tcW w:w="6661" w:type="dxa"/>
+            <w:gridSpan w:val="5"/>
+            <w:vAlign w:val="center"/>
+          </w:tcPr>
+          <w:p>
+            <w:pPr>
+              <w:spacing w:after="240"/>
+              <w:jc w:val="center"/>
+              <w:cnfStyle w:val="000000000000" w:firstRow="0" w:lastRow="0" w:firstColumn="0" w:lastColumn="0" w:oddVBand="0" w:evenVBand="0" w:oddHBand="0" w:evenHBand="0" w:firstRowFirstColumn="0" w:firstRowLastColumn="0" w:lastRowFirstColumn="0" w:lastRowLastColumn="0"/>
+              <w:rPr>
+                <w:rFonts w:ascii="David" w:hAnsi="David" w:cs="David"/>
+              </w:rPr>
+            </w:pPr>
+            <w:r>
+              <w:rPr>
+                <w:rFonts w:ascii="David" w:hAnsi="David" w:cs="David" w:hint="cs"/>
+                <w:b/>
+                <w:bCs/>
+                <w:rtl/>
+              </w:rPr>
+              <w:t xml:space="preserve">רמה 1: </w:t>
+            </w:r>
+            <w:r>
+              <w:rPr>
+                <w:rFonts w:ascii="David" w:hAnsi="David" w:cs="David"/>
+                <w:rtl/>
+              </w:rPr>
+              <w:t>הצוער מתקשה לעמוד במטלות האקדמיות, מתקשה לעקוב אחרי החומר בקורסים, לא מסוגל להסביר מה עומד מאחורי דברים שלמד.</w:t>
+            </w:r>
+          </w:p>
+        </w:tc>
+      </w:tr>
+      <w:tr>
+        <w:trPr>
+          <w:cnfStyle w:val="000000100000" w:firstRow="0" w:lastRow="0" w:firstColumn="0" w:lastColumn="0" w:oddVBand="0" w:evenVBand="0" w:oddHBand="1" w:evenHBand="0" w:firstRowFirstColumn="0" w:firstRowLastColumn="0" w:lastRowFirstColumn="0" w:lastRowLastColumn="0"/>
+        </w:trPr>
+        <w:tc>
+          <w:tcPr>
+            <w:cnfStyle w:val="001000000000" w:firstRow="0" w:lastRow="0" w:firstColumn="1" w:lastColumn="0" w:oddVBand="0" w:evenVBand="0" w:oddHBand="0" w:evenHBand="0" w:firstRowFirstColumn="0" w:firstRowLastColumn="0" w:lastRowFirstColumn="0" w:lastRowLastColumn="0"/>
+            <w:tcW w:w="1239" w:type="dxa"/>
+            <w:vMerge/>
+            <w:vAlign w:val="center"/>
+          </w:tcPr>
+          <w:p>
+            <w:pPr>
+              <w:spacing w:after="240"/>
+              <w:jc w:val="center"/>
+              <w:rPr>
+                <w:rFonts w:ascii="David" w:hAnsi="David" w:cs="David"/>
+                <w:b/>
+                <w:bCs/>
+                <w:rtl/>
+              </w:rPr>
+            </w:pPr>
+          </w:p>
+        </w:tc>
+        <w:tc>
+          <w:tcPr>
+            <w:tcW w:w="1170" w:type="dxa"/>
+            <w:vMerge w:val="restart"/>
+            <w:vAlign w:val="center"/>
+          </w:tcPr>
+          <w:p>
+            <w:pPr>
+              <w:spacing w:after="240"/>
+              <w:jc w:val="center"/>
+              <w:cnfStyle w:val="000000100000" w:firstRow="0" w:lastRow="0" w:firstColumn="0" w:lastColumn="0" w:oddVBand="0" w:evenVBand="0" w:oddHBand="1" w:evenHBand="0" w:firstRowFirstColumn="0" w:firstRowLastColumn="0" w:lastRowFirstColumn="0" w:lastRowLastColumn="0"/>
+              <w:rPr>
+                <w:rFonts w:ascii="David" w:hAnsi="David" w:cs="David"/>
+                <w:b/>
+                <w:bCs/>
+                <w:rtl/>
+              </w:rPr>
+            </w:pPr>
+            <w:r>
+              <w:rPr>
+                <w:rFonts w:ascii="David" w:hAnsi="David" w:cs="David" w:hint="cs"/>
+                <w:b/>
+                <w:bCs/>
+                <w:rtl/>
+              </w:rPr>
+              <w:t>מדעי יישומי</w:t>
+            </w:r>
+            <w:r>
+              <w:rPr>
+                <w:rFonts w:ascii="David" w:hAnsi="David" w:cs="David" w:hint="cs"/>
+                <w:b/>
+                <w:bCs/>
+                <w:rtl/>
+              </w:rPr>
+              <w:t xml:space="preserve"> </w:t>
+            </w:r>
+            <w:r>
+              <w:rPr>
+                <w:rFonts w:ascii="David" w:hAnsi="David" w:cs="David"/>
+                <w:b/>
+                <w:bCs/>
+              </w:rPr>
+              <w:t>(</w:t>
+            </w:r>
+            <w:r>
+              <w:rPr>
+                <w:rFonts w:ascii="David" w:hAnsi="David" w:cs="David"/>
+                <w:b/>
+                <w:bCs/>
+              </w:rPr>
+              <w:t>N=</w:t>
+            </w:r>
+            <w:r>
+              <w:rPr>
+                <w:rFonts w:ascii="David" w:hAnsi="David" w:cs="David"/>
+                <w:b/>
+                <w:bCs/>
+              </w:rPr>
+              <w:t xml:space="preserve">{N </w:t>
+            </w:r>
+            <w:r>
+              <w:rPr>
+                <w:rFonts w:ascii="David" w:hAnsi="David" w:cs="David"/>
+              </w:rPr>
+              <w:t>applicative knowledge</w:t>
+            </w:r>
+            <w:r>
+              <w:rPr>
+                <w:rFonts w:ascii="David" w:hAnsi="David" w:cs="David"/>
+              </w:rPr>
+              <w:t xml:space="preserve"> </w:t>
+            </w:r>
+            <w:r>
+              <w:rPr>
+                <w:rFonts w:ascii="David" w:hAnsi="David" w:cs="David"/>
+              </w:rPr>
+              <w:t>}</w:t>
+            </w:r>
+            <w:r>
+              <w:rPr>
+                <w:rFonts w:ascii="David" w:hAnsi="David" w:cs="David"/>
+                <w:b/>
+                <w:bCs/>
+              </w:rPr>
+              <w:t>)</w:t>
+            </w:r>
+          </w:p>
+        </w:tc>
+        <w:tc>
+          <w:tcPr>
+            <w:tcW w:w="1440" w:type="dxa"/>
+            <w:vAlign w:val="center"/>
+          </w:tcPr>
+          <w:p>
+            <w:pPr>
+              <w:bidi w:val="0"/>
+              <w:spacing w:after="240"/>
+              <w:jc w:val="center"/>
+              <w:cnfStyle w:val="000000100000" w:firstRow="0" w:lastRow="0" w:firstColumn="0" w:lastColumn="0" w:oddVBand="0" w:evenVBand="0" w:oddHBand="1" w:evenHBand="0" w:firstRowFirstColumn="0" w:firstRowLastColumn="0" w:lastRowFirstColumn="0" w:lastRowLastColumn="0"/>
+              <w:rPr>
+                <w:rFonts w:ascii="David" w:hAnsi="David" w:cs="David"/>
+              </w:rPr>
+            </w:pPr>
+            <w:r>
+              <w:rPr>
+                <w:rFonts w:ascii="David" w:hAnsi="David" w:cs="David"/>
+              </w:rPr>
+              <w:t>{</w:t>
+            </w:r>
+            <w:r>
+              <w:rPr>
+                <w:rFonts w:ascii="David" w:hAnsi="David" w:cs="David"/>
+              </w:rPr>
+              <w:t xml:space="preserve">old </w:t>
+            </w:r>
+            <w:r>
+              <w:rPr>
+                <w:rFonts w:ascii="David" w:hAnsi="David" w:cs="David"/>
+              </w:rPr>
+              <w:t>applicative knowledge</w:t>
+            </w:r>
+            <w:r>
+              <w:rPr>
+                <w:rFonts w:ascii="David" w:hAnsi="David" w:cs="David"/>
+              </w:rPr>
+              <w:t>}</w:t>
+            </w:r>
+          </w:p>
+        </w:tc>
+        <w:tc>
+          <w:tcPr>
+            <w:tcW w:w="1325" w:type="dxa"/>
+            <w:vAlign w:val="center"/>
+          </w:tcPr>
+          <w:p>
+            <w:pPr>
+              <w:spacing w:after="240"/>
+              <w:jc w:val="center"/>
+              <w:cnfStyle w:val="000000100000" w:firstRow="0" w:lastRow="0" w:firstColumn="0" w:lastColumn="0" w:oddVBand="0" w:evenVBand="0" w:oddHBand="1" w:evenHBand="0" w:firstRowFirstColumn="0" w:firstRowLastColumn="0" w:lastRowFirstColumn="0" w:lastRowLastColumn="0"/>
+              <w:rPr>
+                <w:rFonts w:ascii="David" w:hAnsi="David" w:cs="David"/>
+              </w:rPr>
+            </w:pPr>
+            <w:r>
+              <w:rPr>
+                <w:rFonts w:ascii="David" w:hAnsi="David" w:cs="David"/>
+                <w:rtl/>
+              </w:rPr>
+              <w:t>{</w:t>
+            </w:r>
+            <w:r>
+              <w:rPr>
+                <w:rFonts w:ascii="David" w:hAnsi="David" w:cs="David"/>
+              </w:rPr>
+              <w:t xml:space="preserve">new </w:t>
+            </w:r>
+            <w:r>
+              <w:rPr>
+                <w:rFonts w:ascii="David" w:hAnsi="David" w:cs="David"/>
+              </w:rPr>
+              <w:t>applicative knowledge</w:t>
+            </w:r>
+            <w:r>
+              <w:rPr>
+                <w:rFonts w:ascii="David" w:hAnsi="David" w:cs="David"/>
+                <w:rtl/>
+              </w:rPr>
+              <w:t>}</w:t>
+            </w:r>
+          </w:p>
+        </w:tc>
+        <w:tc>
+          <w:tcPr>
+            <w:tcW w:w="1288" w:type="dxa"/>
+            <w:vAlign w:val="center"/>
+          </w:tcPr>
+          <w:p>
+            <w:pPr>
+              <w:spacing w:after="240"/>
+              <w:jc w:val="center"/>
+              <w:cnfStyle w:val="000000100000" w:firstRow="0" w:lastRow="0" w:firstColumn="0" w:lastColumn="0" w:oddVBand="0" w:evenVBand="0" w:oddHBand="1" w:evenHBand="0" w:firstRowFirstColumn="0" w:firstRowLastColumn="0" w:lastRowFirstColumn="0" w:lastRowLastColumn="0"/>
+              <w:rPr>
+                <w:rFonts w:ascii="David" w:hAnsi="David" w:cs="David"/>
+              </w:rPr>
+            </w:pPr>
+            <w:r>
+              <w:rPr>
+                <w:rFonts w:ascii="David" w:hAnsi="David" w:cs="David"/>
+                <w:rtl/>
+              </w:rPr>
+              <w:t>{</w:t>
+            </w:r>
+            <w:r>
+              <w:rPr>
+                <w:rFonts w:ascii="David" w:hAnsi="David" w:cs="David"/>
+              </w:rPr>
+              <w:t xml:space="preserve">std </w:t>
+            </w:r>
+            <w:r>
+              <w:rPr>
+                <w:rFonts w:ascii="David" w:hAnsi="David" w:cs="David"/>
+              </w:rPr>
+              <w:t>applicative knowledge</w:t>
+            </w:r>
+            <w:r>
+              <w:rPr>
+                <w:rFonts w:ascii="David" w:hAnsi="David" w:cs="David"/>
+                <w:rtl/>
+              </w:rPr>
+              <w:t>}</w:t>
+            </w:r>
+          </w:p>
+        </w:tc>
+        <w:tc>
+          <w:tcPr>
+            <w:tcW w:w="1620" w:type="dxa"/>
+            <w:vAlign w:val="center"/>
+          </w:tcPr>
+          <w:p>
+            <w:pPr>
+              <w:spacing w:after="240"/>
+              <w:jc w:val="center"/>
+              <w:cnfStyle w:val="000000100000" w:firstRow="0" w:lastRow="0" w:firstColumn="0" w:lastColumn="0" w:oddVBand="0" w:evenVBand="0" w:oddHBand="1" w:evenHBand="0" w:firstRowFirstColumn="0" w:firstRowLastColumn="0" w:lastRowFirstColumn="0" w:lastRowLastColumn="0"/>
+              <w:rPr>
+                <w:rFonts w:ascii="David" w:hAnsi="David" w:cs="David"/>
+              </w:rPr>
+            </w:pPr>
+            <w:r>
+              <w:rPr>
+                <w:rFonts w:ascii="David" w:hAnsi="David" w:cs="David"/>
+                <w:rtl/>
+              </w:rPr>
+              <w:t>{</w:t>
+            </w:r>
+            <w:r>
+              <w:rPr>
+                <w:rFonts w:ascii="David" w:hAnsi="David" w:cs="David"/>
+              </w:rPr>
+              <w:t xml:space="preserve">total </w:t>
+            </w:r>
+            <w:r>
+              <w:rPr>
+                <w:rFonts w:ascii="David" w:hAnsi="David" w:cs="David"/>
+              </w:rPr>
+              <w:t>applicative knowledge</w:t>
+            </w:r>
+            <w:r>
+              <w:rPr>
+                <w:rFonts w:ascii="David" w:hAnsi="David" w:cs="David"/>
+                <w:rtl/>
+              </w:rPr>
+              <w:t>}</w:t>
+            </w:r>
+          </w:p>
+        </w:tc>
+        <w:tc>
+          <w:tcPr>
+            <w:tcW w:w="988" w:type="dxa"/>
+            <w:vAlign w:val="center"/>
+          </w:tcPr>
+          <w:p>
+            <w:pPr>
+              <w:spacing w:after="240"/>
+              <w:jc w:val="center"/>
+              <w:cnfStyle w:val="000000100000" w:firstRow="0" w:lastRow="0" w:firstColumn="0" w:lastColumn="0" w:oddVBand="0" w:evenVBand="0" w:oddHBand="1" w:evenHBand="0" w:firstRowFirstColumn="0" w:firstRowLastColumn="0" w:lastRowFirstColumn="0" w:lastRowLastColumn="0"/>
+              <w:rPr>
+                <w:rFonts w:ascii="David" w:hAnsi="David" w:cs="David"/>
+              </w:rPr>
+            </w:pPr>
+            <w:r>
+              <w:rPr>
+                <w:rFonts w:ascii="David" w:hAnsi="David" w:cs="David"/>
+                <w:rtl/>
+              </w:rPr>
+              <w:t>{</w:t>
+            </w:r>
+            <w:r>
+              <w:rPr>
+                <w:rFonts w:ascii="David" w:hAnsi="David" w:cs="David"/>
+              </w:rPr>
+              <w:t xml:space="preserve">range </w:t>
+            </w:r>
+            <w:r>
+              <w:rPr>
+                <w:rFonts w:ascii="David" w:hAnsi="David" w:cs="David"/>
+              </w:rPr>
+              <w:t>applicative knowledge</w:t>
+            </w:r>
+            <w:r>
+              <w:rPr>
+                <w:rFonts w:ascii="David" w:hAnsi="David" w:cs="David"/>
+                <w:rtl/>
+              </w:rPr>
+              <w:t>}</w:t>
+            </w:r>
+          </w:p>
+        </w:tc>
+      </w:tr>
+      <w:tr>
+        <w:tc>
+          <w:tcPr>
+            <w:cnfStyle w:val="001000000000" w:firstRow="0" w:lastRow="0" w:firstColumn="1" w:lastColumn="0" w:oddVBand="0" w:evenVBand="0" w:oddHBand="0" w:evenHBand="0" w:firstRowFirstColumn="0" w:firstRowLastColumn="0" w:lastRowFirstColumn="0" w:lastRowLastColumn="0"/>
+            <w:tcW w:w="1239" w:type="dxa"/>
+            <w:vMerge/>
+            <w:vAlign w:val="center"/>
+          </w:tcPr>
+          <w:p>
+            <w:pPr>
+              <w:spacing w:after="240"/>
+              <w:jc w:val="center"/>
+              <w:rPr>
+                <w:rFonts w:ascii="David" w:hAnsi="David" w:cs="David"/>
+                <w:b/>
+                <w:bCs/>
+                <w:rtl/>
+              </w:rPr>
+            </w:pPr>
+          </w:p>
+        </w:tc>
+        <w:tc>
+          <w:tcPr>
+            <w:tcW w:w="1170" w:type="dxa"/>
+            <w:vMerge/>
+            <w:vAlign w:val="center"/>
+          </w:tcPr>
+          <w:p>
+            <w:pPr>
+              <w:spacing w:after="240"/>
+              <w:jc w:val="center"/>
+              <w:cnfStyle w:val="000000000000" w:firstRow="0" w:lastRow="0" w:firstColumn="0" w:lastColumn="0" w:oddVBand="0" w:evenVBand="0" w:oddHBand="0" w:evenHBand="0" w:firstRowFirstColumn="0" w:firstRowLastColumn="0" w:lastRowFirstColumn="0" w:lastRowLastColumn="0"/>
+              <w:rPr>
+                <w:rFonts w:ascii="David" w:hAnsi="David" w:cs="David"/>
+                <w:b/>
+                <w:bCs/>
+                <w:rtl/>
+              </w:rPr>
+            </w:pPr>
+          </w:p>
+        </w:tc>
+        <w:tc>
+          <w:tcPr>
+            <w:tcW w:w="6661" w:type="dxa"/>
+            <w:gridSpan w:val="5"/>
+            <w:vAlign w:val="center"/>
+          </w:tcPr>
+          <w:p>
+            <w:pPr>
+              <w:spacing w:after="240"/>
+              <w:jc w:val="center"/>
+              <w:cnfStyle w:val="000000000000" w:firstRow="0" w:lastRow="0" w:firstColumn="0" w:lastColumn="0" w:oddVBand="0" w:evenVBand="0" w:oddHBand="0" w:evenHBand="0" w:firstRowFirstColumn="0" w:firstRowLastColumn="0" w:lastRowFirstColumn="0" w:lastRowLastColumn="0"/>
+              <w:rPr>
+                <w:rFonts w:ascii="David" w:hAnsi="David" w:cs="David"/>
+              </w:rPr>
+            </w:pPr>
+            <w:r>
+              <w:rPr>
+                <w:rFonts w:ascii="David" w:hAnsi="David" w:cs="David" w:hint="cs"/>
+                <w:b/>
+                <w:bCs/>
+                <w:rtl/>
+              </w:rPr>
+              <w:t xml:space="preserve">רמה 6: </w:t>
+            </w:r>
+            <w:r>
+              <w:rPr>
+                <w:rFonts w:ascii="David" w:hAnsi="David" w:cs="David"/>
+                <w:rtl/>
+              </w:rPr>
+              <w:t>הצוער מסוגל לצלול לכל תחום ידע לא מוכר שיינתן לו, מסוגל לקשור בין תחומיי ידע ולחדש.</w:t>
+            </w:r>
+          </w:p>
+        </w:tc>
+      </w:tr>
+      <w:tr>
+        <w:trPr>
+          <w:cnfStyle w:val="000000100000" w:firstRow="0" w:lastRow="0" w:firstColumn="0" w:lastColumn="0" w:oddVBand="0" w:evenVBand="0" w:oddHBand="1" w:evenHBand="0" w:firstRowFirstColumn="0" w:firstRowLastColumn="0" w:lastRowFirstColumn="0" w:lastRowLastColumn="0"/>
+        </w:trPr>
+        <w:tc>
+          <w:tcPr>
+            <w:cnfStyle w:val="001000000000" w:firstRow="0" w:lastRow="0" w:firstColumn="1" w:lastColumn="0" w:oddVBand="0" w:evenVBand="0" w:oddHBand="0" w:evenHBand="0" w:firstRowFirstColumn="0" w:firstRowLastColumn="0" w:lastRowFirstColumn="0" w:lastRowLastColumn="0"/>
+            <w:tcW w:w="1239" w:type="dxa"/>
+            <w:vMerge/>
+            <w:vAlign w:val="center"/>
+          </w:tcPr>
+          <w:p>
+            <w:pPr>
+              <w:spacing w:after="240"/>
+              <w:jc w:val="center"/>
+              <w:rPr>
+                <w:rFonts w:ascii="David" w:hAnsi="David" w:cs="David"/>
+                <w:b/>
+                <w:bCs/>
+                <w:rtl/>
+              </w:rPr>
+            </w:pPr>
+          </w:p>
+        </w:tc>
+        <w:tc>
+          <w:tcPr>
+            <w:tcW w:w="1170" w:type="dxa"/>
+            <w:vMerge/>
+            <w:vAlign w:val="center"/>
+          </w:tcPr>
+          <w:p>
+            <w:pPr>
+              <w:spacing w:after="240"/>
+              <w:jc w:val="center"/>
+              <w:cnfStyle w:val="000000100000" w:firstRow="0" w:lastRow="0" w:firstColumn="0" w:lastColumn="0" w:oddVBand="0" w:evenVBand="0" w:oddHBand="1" w:evenHBand="0" w:firstRowFirstColumn="0" w:firstRowLastColumn="0" w:lastRowFirstColumn="0" w:lastRowLastColumn="0"/>
+              <w:rPr>
+                <w:rFonts w:ascii="David" w:hAnsi="David" w:cs="David"/>
+                <w:b/>
+                <w:bCs/>
+                <w:rtl/>
+              </w:rPr>
+            </w:pPr>
+          </w:p>
+        </w:tc>
+        <w:tc>
+          <w:tcPr>
+            <w:tcW w:w="6661" w:type="dxa"/>
+            <w:gridSpan w:val="5"/>
+            <w:vAlign w:val="center"/>
+          </w:tcPr>
+          <w:p>
+            <w:pPr>
+              <w:spacing w:after="240"/>
+              <w:jc w:val="center"/>
+              <w:cnfStyle w:val="000000100000" w:firstRow="0" w:lastRow="0" w:firstColumn="0" w:lastColumn="0" w:oddVBand="0" w:evenVBand="0" w:oddHBand="1" w:evenHBand="0" w:firstRowFirstColumn="0" w:firstRowLastColumn="0" w:lastRowFirstColumn="0" w:lastRowLastColumn="0"/>
+              <w:rPr>
+                <w:rFonts w:ascii="David" w:hAnsi="David" w:cs="David"/>
+              </w:rPr>
+            </w:pPr>
+            <w:r>
+              <w:rPr>
+                <w:rFonts w:ascii="David" w:hAnsi="David" w:cs="David" w:hint="cs"/>
+                <w:b/>
+                <w:bCs/>
+                <w:rtl/>
+              </w:rPr>
+              <w:t xml:space="preserve">רמה 1: </w:t>
+            </w:r>
+            <w:r>
+              <w:rPr>
+                <w:rFonts w:ascii="David" w:hAnsi="David" w:cs="David"/>
+                <w:rtl/>
+              </w:rPr>
+              <w:t>הצוער מתקשה לצלול לתחומי ידע חדשים, צר אופקים, צריך מידע מסודר ומסונן.</w:t>
+            </w:r>
+          </w:p>
+        </w:tc>
+      </w:tr>
+      <w:tr>
+        <w:tc>
+          <w:tcPr>
+            <w:cnfStyle w:val="001000000000" w:firstRow="0" w:lastRow="0" w:firstColumn="1" w:lastColumn="0" w:oddVBand="0" w:evenVBand="0" w:oddHBand="0" w:evenHBand="0" w:firstRowFirstColumn="0" w:firstRowLastColumn="0" w:lastRowFirstColumn="0" w:lastRowLastColumn="0"/>
+            <w:tcW w:w="1239" w:type="dxa"/>
+            <w:vMerge/>
+            <w:vAlign w:val="center"/>
+          </w:tcPr>
+          <w:p>
+            <w:pPr>
+              <w:spacing w:after="240"/>
+              <w:jc w:val="center"/>
+              <w:rPr>
+                <w:rFonts w:ascii="David" w:hAnsi="David" w:cs="David"/>
+                <w:b/>
+                <w:bCs/>
+                <w:rtl/>
+              </w:rPr>
+            </w:pPr>
+          </w:p>
+        </w:tc>
+        <w:tc>
+          <w:tcPr>
+            <w:tcW w:w="1170" w:type="dxa"/>
+            <w:vMerge w:val="restart"/>
+            <w:vAlign w:val="center"/>
+          </w:tcPr>
+          <w:p>
+            <w:pPr>
+              <w:spacing w:after="240"/>
+              <w:jc w:val="center"/>
+              <w:cnfStyle w:val="000000000000" w:firstRow="0" w:lastRow="0" w:firstColumn="0" w:lastColumn="0" w:oddVBand="0" w:evenVBand="0" w:oddHBand="0" w:evenHBand="0" w:firstRowFirstColumn="0" w:firstRowLastColumn="0" w:lastRowFirstColumn="0" w:lastRowLastColumn="0"/>
+              <w:rPr>
+                <w:rFonts w:ascii="David" w:hAnsi="David" w:cs="David"/>
+                <w:b/>
+                <w:bCs/>
+                <w:rtl/>
+              </w:rPr>
+            </w:pPr>
+            <w:r>
+              <w:rPr>
+                <w:rFonts w:ascii="David" w:hAnsi="David" w:cs="David" w:hint="cs"/>
+                <w:b/>
+                <w:bCs/>
+                <w:rtl/>
+              </w:rPr>
               <w:t>בטחוני</w:t>
             </w:r>
             <w:r>
@@ -3412,7 +4990,49 @@
                 <w:b/>
                 <w:bCs/>
               </w:rPr>
-              <w:t>(N=21)</w:t>
+              <w:t>(</w:t>
+            </w:r>
+            <w:r>
+              <w:rPr>
+                <w:rFonts w:ascii="David" w:hAnsi="David" w:cs="David"/>
+                <w:b/>
+                <w:bCs/>
+              </w:rPr>
+              <w:t>N=</w:t>
+            </w:r>
+            <w:r>
+              <w:rPr>
+                <w:rFonts w:ascii="David" w:hAnsi="David" w:cs="David"/>
+                <w:b/>
+                <w:bCs/>
+              </w:rPr>
+              <w:t xml:space="preserve">{N </w:t>
+            </w:r>
+            <w:r>
+              <w:rPr>
+                <w:rFonts w:ascii="David" w:hAnsi="David" w:cs="David"/>
+              </w:rPr>
+              <w:t>security</w:t>
+            </w:r>
+            <w:r>
+              <w:rPr>
+                <w:rFonts w:ascii="David" w:hAnsi="David" w:cs="David"/>
+              </w:rPr>
+              <w:t xml:space="preserve"> </w:t>
+            </w:r>
+            <w:r>
+              <w:rPr>
+                <w:rFonts w:ascii="David" w:hAnsi="David" w:cs="David"/>
+              </w:rPr>
+              <w:t>}</w:t>
+            </w:r>
+            <w:r>
+              <w:rPr>
+                <w:rFonts w:ascii="David" w:hAnsi="David" w:cs="David"/>
+                <w:b/>
+                <w:bCs/>
+              </w:rPr>
+              <w:t>)</w:t>
             </w:r>
           </w:p>
         </w:tc>
@@ -3434,8 +5054,15 @@
             <w:r>
               <w:rPr>
                 <w:rFonts w:ascii="David" w:hAnsi="David" w:cs="David"/>
-              </w:rPr>
-              <w:t xml:space="preserve">{{old </w:t>
+                <w:rtl/>
+              </w:rPr>
+              <w:t>{</w:t>
+            </w:r>
+            <w:r>
+              <w:rPr>
+                <w:rFonts w:ascii="David" w:hAnsi="David" w:cs="David"/>
+              </w:rPr>
+              <w:t xml:space="preserve">old </w:t>
             </w:r>
             <w:r>
               <w:rPr>
@@ -3446,8 +5073,9 @@
             <w:r>
               <w:rPr>
                 <w:rFonts w:ascii="David" w:hAnsi="David" w:cs="David"/>
-              </w:rPr>
-              <w:t>}}</w:t>
+                <w:rtl/>
+              </w:rPr>
+              <w:t>}</w:t>
             </w:r>
           </w:p>
         </w:tc>
@@ -3469,8 +5097,15 @@
             <w:r>
               <w:rPr>
                 <w:rFonts w:ascii="David" w:hAnsi="David" w:cs="David"/>
-              </w:rPr>
-              <w:t xml:space="preserve">{{new </w:t>
+                <w:rtl/>
+              </w:rPr>
+              <w:t>{</w:t>
+            </w:r>
+            <w:r>
+              <w:rPr>
+                <w:rFonts w:ascii="David" w:hAnsi="David" w:cs="David"/>
+              </w:rPr>
+              <w:t xml:space="preserve">new </w:t>
             </w:r>
             <w:r>
               <w:rPr>
@@ -3481,8 +5116,9 @@
             <w:r>
               <w:rPr>
                 <w:rFonts w:ascii="David" w:hAnsi="David" w:cs="David"/>
-              </w:rPr>
-              <w:t>}}</w:t>
+                <w:rtl/>
+              </w:rPr>
+              <w:t>}</w:t>
             </w:r>
           </w:p>
         </w:tc>
@@ -3504,8 +5140,15 @@
             <w:r>
               <w:rPr>
                 <w:rFonts w:ascii="David" w:hAnsi="David" w:cs="David"/>
-              </w:rPr>
-              <w:t xml:space="preserve">{{std </w:t>
+                <w:rtl/>
+              </w:rPr>
+              <w:t>{</w:t>
+            </w:r>
+            <w:r>
+              <w:rPr>
+                <w:rFonts w:ascii="David" w:hAnsi="David" w:cs="David"/>
+              </w:rPr>
+              <w:t xml:space="preserve">std </w:t>
             </w:r>
             <w:r>
               <w:rPr>
@@ -3516,8 +5159,9 @@
             <w:r>
               <w:rPr>
                 <w:rFonts w:ascii="David" w:hAnsi="David" w:cs="David"/>
-              </w:rPr>
-              <w:t>}}</w:t>
+                <w:rtl/>
+              </w:rPr>
+              <w:t>}</w:t>
             </w:r>
           </w:p>
         </w:tc>
@@ -3539,8 +5183,15 @@
             <w:r>
               <w:rPr>
                 <w:rFonts w:ascii="David" w:hAnsi="David" w:cs="David"/>
-              </w:rPr>
-              <w:t xml:space="preserve">{{total </w:t>
+                <w:rtl/>
+              </w:rPr>
+              <w:t>{</w:t>
+            </w:r>
+            <w:r>
+              <w:rPr>
+                <w:rFonts w:ascii="David" w:hAnsi="David" w:cs="David"/>
+              </w:rPr>
+              <w:t xml:space="preserve">total </w:t>
             </w:r>
             <w:r>
               <w:rPr>
@@ -3551,8 +5202,9 @@
             <w:r>
               <w:rPr>
                 <w:rFonts w:ascii="David" w:hAnsi="David" w:cs="David"/>
-              </w:rPr>
-              <w:t>}}</w:t>
+                <w:rtl/>
+              </w:rPr>
+              <w:t>}</w:t>
             </w:r>
           </w:p>
         </w:tc>
@@ -3574,8 +5226,15 @@
             <w:r>
               <w:rPr>
                 <w:rFonts w:ascii="David" w:hAnsi="David" w:cs="David"/>
-              </w:rPr>
-              <w:t xml:space="preserve">{{range </w:t>
+                <w:rtl/>
+              </w:rPr>
+              <w:t>{</w:t>
+            </w:r>
+            <w:r>
+              <w:rPr>
+                <w:rFonts w:ascii="David" w:hAnsi="David" w:cs="David"/>
+              </w:rPr>
+              <w:t xml:space="preserve">range </w:t>
             </w:r>
             <w:r>
               <w:rPr>
@@ -3586,8 +5245,93 @@
             <w:r>
               <w:rPr>
                 <w:rFonts w:ascii="David" w:hAnsi="David" w:cs="David"/>
-              </w:rPr>
-              <w:t>}}</w:t>
+                <w:rtl/>
+              </w:rPr>
+              <w:t>}</w:t>
+            </w:r>
+          </w:p>
+        </w:tc>
+      </w:tr>
+      <w:tr>
+        <w:trPr>
+          <w:cnfStyle w:val="000000100000" w:firstRow="0" w:lastRow="0" w:firstColumn="0" w:lastColumn="0" w:oddVBand="0" w:evenVBand="0" w:oddHBand="1" w:evenHBand="0" w:firstRowFirstColumn="0" w:firstRowLastColumn="0" w:lastRowFirstColumn="0" w:lastRowLastColumn="0"/>
+        </w:trPr>
+        <w:tc>
+          <w:tcPr>
+            <w:cnfStyle w:val="001000000000" w:firstRow="0" w:lastRow="0" w:firstColumn="1" w:lastColumn="0" w:oddVBand="0" w:evenVBand="0" w:oddHBand="0" w:evenHBand="0" w:firstRowFirstColumn="0" w:firstRowLastColumn="0" w:lastRowFirstColumn="0" w:lastRowLastColumn="0"/>
+            <w:tcW w:w="1239" w:type="dxa"/>
+            <w:vAlign w:val="center"/>
+          </w:tcPr>
+          <w:p>
+            <w:pPr>
+              <w:spacing w:after="240"/>
+              <w:jc w:val="center"/>
+              <w:rPr>
+                <w:rFonts w:ascii="David" w:hAnsi="David" w:cs="David"/>
+                <w:b/>
+                <w:bCs/>
+                <w:rtl/>
+              </w:rPr>
+            </w:pPr>
+          </w:p>
+        </w:tc>
+        <w:tc>
+          <w:tcPr>
+            <w:tcW w:w="1170" w:type="dxa"/>
+            <w:vMerge/>
+            <w:vAlign w:val="center"/>
+          </w:tcPr>
+          <w:p>
+            <w:pPr>
+              <w:spacing w:after="240"/>
+              <w:jc w:val="center"/>
+              <w:cnfStyle w:val="000000100000" w:firstRow="0" w:lastRow="0" w:firstColumn="0" w:lastColumn="0" w:oddVBand="0" w:evenVBand="0" w:oddHBand="1" w:evenHBand="0" w:firstRowFirstColumn="0" w:firstRowLastColumn="0" w:lastRowFirstColumn="0" w:lastRowLastColumn="0"/>
+              <w:rPr>
+                <w:rFonts w:ascii="David" w:hAnsi="David" w:cs="David"/>
+                <w:b/>
+                <w:bCs/>
+                <w:rtl/>
+              </w:rPr>
+            </w:pPr>
+          </w:p>
+        </w:tc>
+        <w:tc>
+          <w:tcPr>
+            <w:tcW w:w="6661" w:type="dxa"/>
+            <w:gridSpan w:val="5"/>
+            <w:vAlign w:val="center"/>
+          </w:tcPr>
+          <w:p>
+            <w:pPr>
+              <w:spacing w:after="240"/>
+              <w:jc w:val="center"/>
+              <w:cnfStyle w:val="000000100000" w:firstRow="0" w:lastRow="0" w:firstColumn="0" w:lastColumn="0" w:oddVBand="0" w:evenVBand="0" w:oddHBand="1" w:evenHBand="0" w:firstRowFirstColumn="0" w:firstRowLastColumn="0" w:lastRowFirstColumn="0" w:lastRowLastColumn="0"/>
+              <w:rPr>
+                <w:rFonts w:ascii="David" w:hAnsi="David" w:cs="David"/>
+              </w:rPr>
+            </w:pPr>
+            <w:r>
+              <w:rPr>
+                <w:rFonts w:ascii="David" w:hAnsi="David" w:cs="David" w:hint="cs"/>
+                <w:b/>
+                <w:bCs/>
+                <w:rtl/>
+              </w:rPr>
+              <w:t xml:space="preserve">הגדרה: </w:t>
+            </w:r>
+            <w:r>
+              <w:rPr>
+                <w:rFonts w:ascii="David" w:hAnsi="David" w:cs="David"/>
+                <w:rtl/>
+              </w:rPr>
+              <w:t>עד כמה הצוער בעל ידע והבנה ביטחונית, יכול לנתח ולפתור בעיות בעולם הביטחוני, מבין את המערכת הביטחונית הישראלית ומסוגל לפעול באפקטיביות בתוכה</w:t>
+            </w:r>
+            <w:r>
+              <w:rPr>
+                <w:rFonts w:ascii="David" w:hAnsi="David" w:cs="David" w:hint="cs"/>
+                <w:rtl/>
+              </w:rPr>
+              <w:t>.</w:t>
             </w:r>
           </w:p>
         </w:tc>
@@ -3638,8 +5382,15 @@
             <w:r>
               <w:rPr>
                 <w:rFonts w:ascii="David" w:hAnsi="David" w:cs="David"/>
-              </w:rPr>
-              <w:t>{{main_graph</w:t>
+                <w:rtl/>
+              </w:rPr>
+              <w:t>{</w:t>
+            </w:r>
+            <w:r>
+              <w:rPr>
+                <w:rFonts w:ascii="David" w:hAnsi="David" w:cs="David"/>
+              </w:rPr>
+              <w:t>main_graph</w:t>
             </w:r>
             <w:r>
               <w:rPr>
@@ -3674,8 +5425,9 @@
             <w:r>
               <w:rPr>
                 <w:rFonts w:ascii="David" w:hAnsi="David" w:cs="David"/>
-              </w:rPr>
-              <w:t>}}</w:t>
+                <w:rtl/>
+              </w:rPr>
+              <w:t>}</w:t>
             </w:r>
           </w:p>
         </w:tc>
@@ -3727,8 +5479,15 @@
             <w:r>
               <w:rPr>
                 <w:rFonts w:ascii="David" w:hAnsi="David" w:cs="David"/>
-              </w:rPr>
-              <w:t>{{main_graph</w:t>
+                <w:rtl/>
+              </w:rPr>
+              <w:t>{</w:t>
+            </w:r>
+            <w:r>
+              <w:rPr>
+                <w:rFonts w:ascii="David" w:hAnsi="David" w:cs="David"/>
+              </w:rPr>
+              <w:t>main_graph</w:t>
             </w:r>
             <w:r>
               <w:rPr>
@@ -3739,8 +5498,9 @@
             <w:r>
               <w:rPr>
                 <w:rFonts w:ascii="David" w:hAnsi="David" w:cs="David"/>
-              </w:rPr>
-              <w:t>}}</w:t>
+                <w:rtl/>
+              </w:rPr>
+              <w:t>}</w:t>
             </w:r>
           </w:p>
         </w:tc>
@@ -3866,6 +5626,8 @@
           <w:tcPr>
             <w:cnfStyle w:val="001000000000" w:firstRow="0" w:lastRow="0" w:firstColumn="1" w:lastColumn="0" w:oddVBand="0" w:evenVBand="0" w:oddHBand="0" w:evenHBand="0" w:firstRowFirstColumn="0" w:firstRowLastColumn="0" w:lastRowFirstColumn="0" w:lastRowLastColumn="0"/>
             <w:tcW w:w="1638" w:type="dxa"/>
+            <w:vMerge w:val="restart"/>
+            <w:vAlign w:val="center"/>
           </w:tcPr>
           <w:p>
             <w:pPr>
@@ -3883,7 +5645,6 @@
                 <w:rFonts w:ascii="David" w:hAnsi="David" w:cs="David" w:hint="cs"/>
                 <w:rtl/>
               </w:rPr>
-              <w:lastRenderedPageBreak/>
               <w:t>יושרה</w:t>
             </w:r>
           </w:p>
@@ -3909,22 +5670,31 @@
               <w:rPr>
                 <w:rFonts w:ascii="David" w:hAnsi="David" w:cs="David"/>
                 <w:color w:val="FF0000"/>
-              </w:rPr>
-              <w:t xml:space="preserve">{{negative </w:t>
+                <w:rtl/>
+              </w:rPr>
+              <w:t>{</w:t>
             </w:r>
             <w:r>
               <w:rPr>
                 <w:rFonts w:ascii="David" w:hAnsi="David" w:cs="David"/>
                 <w:color w:val="FF0000"/>
               </w:rPr>
+              <w:t xml:space="preserve">negative </w:t>
+            </w:r>
+            <w:r>
+              <w:rPr>
+                <w:rFonts w:ascii="David" w:hAnsi="David" w:cs="David"/>
+                <w:color w:val="FF0000"/>
+              </w:rPr>
               <w:t>integrity</w:t>
             </w:r>
             <w:r>
               <w:rPr>
                 <w:rFonts w:ascii="David" w:hAnsi="David" w:cs="David"/>
                 <w:color w:val="FF0000"/>
-              </w:rPr>
-              <w:t>}}</w:t>
+                <w:rtl/>
+              </w:rPr>
+              <w:t>}</w:t>
             </w:r>
           </w:p>
         </w:tc>
@@ -3947,8 +5717,15 @@
             <w:r>
               <w:rPr>
                 <w:rFonts w:ascii="David" w:hAnsi="David" w:cs="David"/>
-              </w:rPr>
-              <w:t xml:space="preserve">{{neutral </w:t>
+                <w:rtl/>
+              </w:rPr>
+              <w:t>{</w:t>
+            </w:r>
+            <w:r>
+              <w:rPr>
+                <w:rFonts w:ascii="David" w:hAnsi="David" w:cs="David"/>
+              </w:rPr>
+              <w:t xml:space="preserve">neutral </w:t>
             </w:r>
             <w:r>
               <w:rPr>
@@ -3959,8 +5736,9 @@
             <w:r>
               <w:rPr>
                 <w:rFonts w:ascii="David" w:hAnsi="David" w:cs="David"/>
-              </w:rPr>
-              <w:t>}}</w:t>
+                <w:rtl/>
+              </w:rPr>
+              <w:t>}</w:t>
             </w:r>
           </w:p>
         </w:tc>
@@ -3985,36 +5763,37 @@
               <w:rPr>
                 <w:rFonts w:ascii="David" w:hAnsi="David" w:cs="David"/>
                 <w:color w:val="00B050"/>
-              </w:rPr>
-              <w:t>{{</w:t>
+                <w:rtl/>
+              </w:rPr>
+              <w:t>{</w:t>
             </w:r>
             <w:r>
               <w:rPr>
                 <w:rFonts w:ascii="David" w:hAnsi="David" w:cs="David"/>
                 <w:color w:val="00B050"/>
               </w:rPr>
-              <w:t>positive</w:t>
+              <w:t xml:space="preserve">positive </w:t>
             </w:r>
             <w:r>
               <w:rPr>
                 <w:rFonts w:ascii="David" w:hAnsi="David" w:cs="David"/>
                 <w:color w:val="00B050"/>
               </w:rPr>
+              <w:t>integrity</w:t>
+            </w:r>
+            <w:r>
+              <w:rPr>
+                <w:rFonts w:ascii="David" w:hAnsi="David" w:cs="David"/>
+                <w:color w:val="00B050"/>
+              </w:rPr>
+              <w:t>}</w:t>
+            </w:r>
+            <w:r>
+              <w:rPr>
+                <w:rFonts w:ascii="David" w:hAnsi="David" w:cs="David"/>
+                <w:color w:val="00B050"/>
+              </w:rPr>
               <w:t xml:space="preserve"> </w:t>
-            </w:r>
-            <w:r>
-              <w:rPr>
-                <w:rFonts w:ascii="David" w:hAnsi="David" w:cs="David"/>
-                <w:color w:val="00B050"/>
-              </w:rPr>
-              <w:t>integrity</w:t>
-            </w:r>
-            <w:r>
-              <w:rPr>
-                <w:rFonts w:ascii="David" w:hAnsi="David" w:cs="David"/>
-                <w:color w:val="00B050"/>
-              </w:rPr>
-              <w:t xml:space="preserve">}} </w:t>
             </w:r>
           </w:p>
         </w:tc>
@@ -4024,6 +5803,8 @@
           <w:tcPr>
             <w:cnfStyle w:val="001000000000" w:firstRow="0" w:lastRow="0" w:firstColumn="1" w:lastColumn="0" w:oddVBand="0" w:evenVBand="0" w:oddHBand="0" w:evenHBand="0" w:firstRowFirstColumn="0" w:firstRowLastColumn="0" w:lastRowFirstColumn="0" w:lastRowLastColumn="0"/>
             <w:tcW w:w="1638" w:type="dxa"/>
+            <w:vMerge/>
+            <w:vAlign w:val="center"/>
           </w:tcPr>
           <w:p>
             <w:pPr>
@@ -4036,18 +5817,12 @@
                 <w:rtl/>
               </w:rPr>
             </w:pPr>
-            <w:r>
-              <w:rPr>
-                <w:rFonts w:ascii="David" w:hAnsi="David" w:cs="David" w:hint="cs"/>
-                <w:rtl/>
-              </w:rPr>
-              <w:t>דרך ארץ</w:t>
-            </w:r>
-          </w:p>
-        </w:tc>
-        <w:tc>
-          <w:tcPr>
-            <w:tcW w:w="1754" w:type="dxa"/>
+          </w:p>
+        </w:tc>
+        <w:tc>
+          <w:tcPr>
+            <w:tcW w:w="5315" w:type="dxa"/>
+            <w:gridSpan w:val="3"/>
           </w:tcPr>
           <w:p>
             <w:pPr>
@@ -4058,113 +5833,32 @@
               <w:cnfStyle w:val="000000000000" w:firstRow="0" w:lastRow="0" w:firstColumn="0" w:lastColumn="0" w:oddVBand="0" w:evenVBand="0" w:oddHBand="0" w:evenHBand="0" w:firstRowFirstColumn="0" w:firstRowLastColumn="0" w:lastRowFirstColumn="0" w:lastRowLastColumn="0"/>
               <w:rPr>
                 <w:rFonts w:ascii="David" w:hAnsi="David" w:cs="David"/>
-                <w:color w:val="FF0000"/>
-                <w:rtl/>
-              </w:rPr>
-            </w:pPr>
-            <w:r>
-              <w:rPr>
-                <w:rFonts w:ascii="David" w:hAnsi="David" w:cs="David"/>
-                <w:color w:val="FF0000"/>
-              </w:rPr>
-              <w:t xml:space="preserve">{{negative </w:t>
-            </w:r>
-            <w:r>
-              <w:rPr>
-                <w:rFonts w:ascii="David" w:hAnsi="David" w:cs="David"/>
-                <w:color w:val="FF0000"/>
-              </w:rPr>
-              <w:t>courtesy</w:t>
-            </w:r>
-            <w:r>
-              <w:rPr>
-                <w:rFonts w:ascii="David" w:hAnsi="David" w:cs="David"/>
-                <w:color w:val="FF0000"/>
-              </w:rPr>
-              <w:t>}}</w:t>
-            </w:r>
-          </w:p>
-        </w:tc>
-        <w:tc>
-          <w:tcPr>
-            <w:tcW w:w="1754" w:type="dxa"/>
-          </w:tcPr>
-          <w:p>
-            <w:pPr>
-              <w:pStyle w:val="ListParagraph"/>
-              <w:spacing w:after="240" w:line="360" w:lineRule="auto"/>
-              <w:ind w:left="0"/>
-              <w:jc w:val="center"/>
-              <w:cnfStyle w:val="000000000000" w:firstRow="0" w:lastRow="0" w:firstColumn="0" w:lastColumn="0" w:oddVBand="0" w:evenVBand="0" w:oddHBand="0" w:evenHBand="0" w:firstRowFirstColumn="0" w:firstRowLastColumn="0" w:lastRowFirstColumn="0" w:lastRowLastColumn="0"/>
-              <w:rPr>
-                <w:rFonts w:ascii="David" w:hAnsi="David" w:cs="David"/>
-                <w:rtl/>
-              </w:rPr>
-            </w:pPr>
-            <w:r>
-              <w:rPr>
-                <w:rFonts w:ascii="David" w:hAnsi="David" w:cs="David"/>
-              </w:rPr>
-              <w:t xml:space="preserve">{{neutral </w:t>
-            </w:r>
-            <w:r>
-              <w:rPr>
-                <w:rFonts w:ascii="David" w:hAnsi="David" w:cs="David"/>
-              </w:rPr>
-              <w:t>courtesy</w:t>
-            </w:r>
-            <w:r>
-              <w:rPr>
-                <w:rFonts w:ascii="David" w:hAnsi="David" w:cs="David"/>
-              </w:rPr>
-              <w:t>}}</w:t>
-            </w:r>
-          </w:p>
-        </w:tc>
-        <w:tc>
-          <w:tcPr>
-            <w:tcW w:w="1807" w:type="dxa"/>
-          </w:tcPr>
-          <w:p>
-            <w:pPr>
-              <w:pStyle w:val="ListParagraph"/>
-              <w:spacing w:after="240" w:line="360" w:lineRule="auto"/>
-              <w:ind w:left="0"/>
-              <w:jc w:val="center"/>
-              <w:cnfStyle w:val="000000000000" w:firstRow="0" w:lastRow="0" w:firstColumn="0" w:lastColumn="0" w:oddVBand="0" w:evenVBand="0" w:oddHBand="0" w:evenHBand="0" w:firstRowFirstColumn="0" w:firstRowLastColumn="0" w:lastRowFirstColumn="0" w:lastRowLastColumn="0"/>
-              <w:rPr>
-                <w:rFonts w:ascii="David" w:hAnsi="David" w:cs="David"/>
                 <w:color w:val="00B050"/>
-                <w:rtl/>
-              </w:rPr>
-            </w:pPr>
-            <w:r>
-              <w:rPr>
-                <w:rFonts w:ascii="David" w:hAnsi="David" w:cs="David"/>
-                <w:color w:val="00B050"/>
-              </w:rPr>
-              <w:t>{{</w:t>
-            </w:r>
-            <w:r>
-              <w:rPr>
-                <w:rFonts w:ascii="David" w:hAnsi="David" w:cs="David"/>
-                <w:color w:val="00B050"/>
-              </w:rPr>
-              <w:t xml:space="preserve"> positive </w:t>
-            </w:r>
-            <w:r>
-              <w:rPr>
-                <w:rFonts w:ascii="David" w:hAnsi="David" w:cs="David"/>
-                <w:color w:val="00B050"/>
-              </w:rPr>
-              <w:t>courtesy</w:t>
-            </w:r>
-            <w:r>
-              <w:rPr>
-                <w:rFonts w:ascii="David" w:hAnsi="David" w:cs="David"/>
-                <w:color w:val="00B050"/>
-              </w:rPr>
-              <w:t xml:space="preserve">}} </w:t>
+              </w:rPr>
+            </w:pPr>
+            <w:r>
+              <w:rPr>
+                <w:rFonts w:ascii="David" w:hAnsi="David" w:cs="David" w:hint="cs"/>
+                <w:b/>
+                <w:bCs/>
+                <w:rtl/>
+              </w:rPr>
+              <w:t xml:space="preserve">הגדרה: </w:t>
+            </w:r>
+            <w:r>
+              <w:rPr>
+                <w:rFonts w:ascii="David" w:hAnsi="David" w:cs="David"/>
+                <w:rtl/>
+              </w:rPr>
+              <w:t xml:space="preserve">עד כמה הצוער מראה הלימה בין המחשבות, המילים והמעשים שלו, דבק בעקרונות המובילים ובתפיסה הערכית שלו ועומד עליהן אל מול עצמו ואל מול סביבתו? </w:t>
+            </w:r>
+            <w:r>
+              <w:rPr>
+                <w:rFonts w:ascii="David" w:hAnsi="David" w:cs="David"/>
+                <w:rtl/>
+              </w:rPr>
+              <w:lastRenderedPageBreak/>
+              <w:t>עד כמה הצוער מראה יושרה מקצועית ומוכן לעבוד אקטיבית על מנת להציג את המציאות בצורתה האמיתית והנכונה.</w:t>
             </w:r>
           </w:p>
         </w:tc>
@@ -4177,6 +5871,8 @@
           <w:tcPr>
             <w:cnfStyle w:val="001000000000" w:firstRow="0" w:lastRow="0" w:firstColumn="1" w:lastColumn="0" w:oddVBand="0" w:evenVBand="0" w:oddHBand="0" w:evenHBand="0" w:firstRowFirstColumn="0" w:firstRowLastColumn="0" w:lastRowFirstColumn="0" w:lastRowLastColumn="0"/>
             <w:tcW w:w="1638" w:type="dxa"/>
+            <w:vMerge w:val="restart"/>
+            <w:vAlign w:val="center"/>
           </w:tcPr>
           <w:p>
             <w:pPr>
@@ -4194,7 +5890,8 @@
                 <w:rFonts w:ascii="David" w:hAnsi="David" w:cs="David" w:hint="cs"/>
                 <w:rtl/>
               </w:rPr>
-              <w:t>מצוינות</w:t>
+              <w:lastRenderedPageBreak/>
+              <w:t>דרך ארץ</w:t>
             </w:r>
           </w:p>
         </w:tc>
@@ -4211,29 +5908,39 @@
               <w:cnfStyle w:val="000000100000" w:firstRow="0" w:lastRow="0" w:firstColumn="0" w:lastColumn="0" w:oddVBand="0" w:evenVBand="0" w:oddHBand="1" w:evenHBand="0" w:firstRowFirstColumn="0" w:firstRowLastColumn="0" w:lastRowFirstColumn="0" w:lastRowLastColumn="0"/>
               <w:rPr>
                 <w:rFonts w:ascii="David" w:hAnsi="David" w:cs="David"/>
-                <w:rtl/>
-              </w:rPr>
-            </w:pPr>
-            <w:r>
-              <w:rPr>
-                <w:rFonts w:ascii="David" w:hAnsi="David" w:cs="David"/>
                 <w:color w:val="FF0000"/>
-              </w:rPr>
-              <w:t xml:space="preserve">{{negative </w:t>
-            </w:r>
+                <w:rtl/>
+              </w:rPr>
+            </w:pPr>
             <w:r>
               <w:rPr>
                 <w:rFonts w:ascii="David" w:hAnsi="David" w:cs="David"/>
                 <w:color w:val="FF0000"/>
-              </w:rPr>
-              <w:t>excellence</w:t>
+                <w:rtl/>
+              </w:rPr>
+              <w:t>{</w:t>
             </w:r>
             <w:r>
               <w:rPr>
                 <w:rFonts w:ascii="David" w:hAnsi="David" w:cs="David"/>
                 <w:color w:val="FF0000"/>
               </w:rPr>
-              <w:t>}}</w:t>
+              <w:t xml:space="preserve">negative </w:t>
+            </w:r>
+            <w:r>
+              <w:rPr>
+                <w:rFonts w:ascii="David" w:hAnsi="David" w:cs="David"/>
+                <w:color w:val="FF0000"/>
+              </w:rPr>
+              <w:t>courtesy</w:t>
+            </w:r>
+            <w:r>
+              <w:rPr>
+                <w:rFonts w:ascii="David" w:hAnsi="David" w:cs="David"/>
+                <w:color w:val="FF0000"/>
+                <w:rtl/>
+              </w:rPr>
+              <w:t>}</w:t>
             </w:r>
           </w:p>
         </w:tc>
@@ -4256,20 +5963,28 @@
             <w:r>
               <w:rPr>
                 <w:rFonts w:ascii="David" w:hAnsi="David" w:cs="David"/>
-              </w:rPr>
-              <w:t xml:space="preserve">{{neutral </w:t>
-            </w:r>
-            <w:r>
-              <w:rPr>
-                <w:rFonts w:ascii="David" w:hAnsi="David" w:cs="David"/>
-              </w:rPr>
-              <w:t>excellence</w:t>
-            </w:r>
-            <w:r>
-              <w:rPr>
-                <w:rFonts w:ascii="David" w:hAnsi="David" w:cs="David"/>
-              </w:rPr>
-              <w:t>}}</w:t>
+                <w:rtl/>
+              </w:rPr>
+              <w:t>{</w:t>
+            </w:r>
+            <w:r>
+              <w:rPr>
+                <w:rFonts w:ascii="David" w:hAnsi="David" w:cs="David"/>
+              </w:rPr>
+              <w:t xml:space="preserve">neutral </w:t>
+            </w:r>
+            <w:r>
+              <w:rPr>
+                <w:rFonts w:ascii="David" w:hAnsi="David" w:cs="David"/>
+              </w:rPr>
+              <w:t>courtesy</w:t>
+            </w:r>
+            <w:r>
+              <w:rPr>
+                <w:rFonts w:ascii="David" w:hAnsi="David" w:cs="David"/>
+                <w:rtl/>
+              </w:rPr>
+              <w:t>}</w:t>
             </w:r>
           </w:p>
         </w:tc>
@@ -4286,20 +6001,22 @@
               <w:cnfStyle w:val="000000100000" w:firstRow="0" w:lastRow="0" w:firstColumn="0" w:lastColumn="0" w:oddVBand="0" w:evenVBand="0" w:oddHBand="1" w:evenHBand="0" w:firstRowFirstColumn="0" w:firstRowLastColumn="0" w:lastRowFirstColumn="0" w:lastRowLastColumn="0"/>
               <w:rPr>
                 <w:rFonts w:ascii="David" w:hAnsi="David" w:cs="David"/>
-                <w:rtl/>
-              </w:rPr>
-            </w:pPr>
-            <w:r>
-              <w:rPr>
-                <w:rFonts w:ascii="David" w:hAnsi="David" w:cs="David"/>
                 <w:color w:val="00B050"/>
-              </w:rPr>
-              <w:t>{{</w:t>
-            </w:r>
+                <w:rtl/>
+              </w:rPr>
+            </w:pPr>
             <w:r>
               <w:rPr>
                 <w:rFonts w:ascii="David" w:hAnsi="David" w:cs="David"/>
                 <w:color w:val="00B050"/>
+                <w:rtl/>
+              </w:rPr>
+              <w:t>{</w:t>
+            </w:r>
+            <w:r>
+              <w:rPr>
+                <w:rFonts w:ascii="David" w:hAnsi="David" w:cs="David"/>
+                <w:color w:val="00B050"/>
               </w:rPr>
               <w:t xml:space="preserve"> positive </w:t>
             </w:r>
@@ -4308,14 +6025,21 @@
                 <w:rFonts w:ascii="David" w:hAnsi="David" w:cs="David"/>
                 <w:color w:val="00B050"/>
               </w:rPr>
-              <w:t>excellence</w:t>
+              <w:t>courtesy</w:t>
             </w:r>
             <w:r>
               <w:rPr>
                 <w:rFonts w:ascii="David" w:hAnsi="David" w:cs="David"/>
                 <w:color w:val="00B050"/>
               </w:rPr>
-              <w:t xml:space="preserve">}} </w:t>
+              <w:t>}</w:t>
+            </w:r>
+            <w:r>
+              <w:rPr>
+                <w:rFonts w:ascii="David" w:hAnsi="David" w:cs="David"/>
+                <w:color w:val="00B050"/>
+              </w:rPr>
+              <w:t xml:space="preserve"> </w:t>
             </w:r>
           </w:p>
         </w:tc>
@@ -4325,6 +6049,8 @@
           <w:tcPr>
             <w:cnfStyle w:val="001000000000" w:firstRow="0" w:lastRow="0" w:firstColumn="1" w:lastColumn="0" w:oddVBand="0" w:evenVBand="0" w:oddHBand="0" w:evenHBand="0" w:firstRowFirstColumn="0" w:firstRowLastColumn="0" w:lastRowFirstColumn="0" w:lastRowLastColumn="0"/>
             <w:tcW w:w="1638" w:type="dxa"/>
+            <w:vMerge/>
+            <w:vAlign w:val="center"/>
           </w:tcPr>
           <w:p>
             <w:pPr>
@@ -4337,18 +6063,12 @@
                 <w:rtl/>
               </w:rPr>
             </w:pPr>
-            <w:r>
-              <w:rPr>
-                <w:rFonts w:ascii="David" w:hAnsi="David" w:cs="David" w:hint="cs"/>
-                <w:rtl/>
-              </w:rPr>
-              <w:t>אחריות</w:t>
-            </w:r>
-          </w:p>
-        </w:tc>
-        <w:tc>
-          <w:tcPr>
-            <w:tcW w:w="1754" w:type="dxa"/>
+          </w:p>
+        </w:tc>
+        <w:tc>
+          <w:tcPr>
+            <w:tcW w:w="5315" w:type="dxa"/>
+            <w:gridSpan w:val="3"/>
           </w:tcPr>
           <w:p>
             <w:pPr>
@@ -4359,110 +6079,24 @@
               <w:cnfStyle w:val="000000000000" w:firstRow="0" w:lastRow="0" w:firstColumn="0" w:lastColumn="0" w:oddVBand="0" w:evenVBand="0" w:oddHBand="0" w:evenHBand="0" w:firstRowFirstColumn="0" w:firstRowLastColumn="0" w:lastRowFirstColumn="0" w:lastRowLastColumn="0"/>
               <w:rPr>
                 <w:rFonts w:ascii="David" w:hAnsi="David" w:cs="David"/>
-                <w:color w:val="FF0000"/>
-              </w:rPr>
-            </w:pPr>
-            <w:r>
-              <w:rPr>
-                <w:rFonts w:ascii="David" w:hAnsi="David" w:cs="David"/>
-                <w:color w:val="FF0000"/>
-              </w:rPr>
-              <w:t xml:space="preserve">{{negative </w:t>
-            </w:r>
-            <w:r>
-              <w:rPr>
-                <w:rFonts w:ascii="David" w:hAnsi="David" w:cs="David"/>
-                <w:color w:val="FF0000"/>
-              </w:rPr>
-              <w:t>responsibility</w:t>
-            </w:r>
-            <w:r>
-              <w:rPr>
-                <w:rFonts w:ascii="David" w:hAnsi="David" w:cs="David"/>
-                <w:color w:val="FF0000"/>
-              </w:rPr>
-              <w:t>}}</w:t>
-            </w:r>
-          </w:p>
-        </w:tc>
-        <w:tc>
-          <w:tcPr>
-            <w:tcW w:w="1754" w:type="dxa"/>
-          </w:tcPr>
-          <w:p>
-            <w:pPr>
-              <w:pStyle w:val="ListParagraph"/>
-              <w:spacing w:after="240" w:line="360" w:lineRule="auto"/>
-              <w:ind w:left="0"/>
-              <w:jc w:val="center"/>
-              <w:cnfStyle w:val="000000000000" w:firstRow="0" w:lastRow="0" w:firstColumn="0" w:lastColumn="0" w:oddVBand="0" w:evenVBand="0" w:oddHBand="0" w:evenHBand="0" w:firstRowFirstColumn="0" w:firstRowLastColumn="0" w:lastRowFirstColumn="0" w:lastRowLastColumn="0"/>
-              <w:rPr>
-                <w:rFonts w:ascii="David" w:hAnsi="David" w:cs="David"/>
-              </w:rPr>
-            </w:pPr>
-            <w:r>
-              <w:rPr>
-                <w:rFonts w:ascii="David" w:hAnsi="David" w:cs="David"/>
-              </w:rPr>
-              <w:t xml:space="preserve">{{neutral </w:t>
-            </w:r>
-            <w:r>
-              <w:rPr>
-                <w:rFonts w:ascii="David" w:hAnsi="David" w:cs="David"/>
-              </w:rPr>
-              <w:t>responsibility</w:t>
-            </w:r>
-            <w:r>
-              <w:rPr>
-                <w:rFonts w:ascii="David" w:hAnsi="David" w:cs="David"/>
-              </w:rPr>
-              <w:t>}}</w:t>
-            </w:r>
-          </w:p>
-        </w:tc>
-        <w:tc>
-          <w:tcPr>
-            <w:tcW w:w="1807" w:type="dxa"/>
-          </w:tcPr>
-          <w:p>
-            <w:pPr>
-              <w:pStyle w:val="ListParagraph"/>
-              <w:spacing w:after="240" w:line="360" w:lineRule="auto"/>
-              <w:ind w:left="0"/>
-              <w:jc w:val="center"/>
-              <w:cnfStyle w:val="000000000000" w:firstRow="0" w:lastRow="0" w:firstColumn="0" w:lastColumn="0" w:oddVBand="0" w:evenVBand="0" w:oddHBand="0" w:evenHBand="0" w:firstRowFirstColumn="0" w:firstRowLastColumn="0" w:lastRowFirstColumn="0" w:lastRowLastColumn="0"/>
-              <w:rPr>
-                <w:rFonts w:ascii="David" w:hAnsi="David" w:cs="David"/>
                 <w:color w:val="00B050"/>
               </w:rPr>
             </w:pPr>
             <w:r>
               <w:rPr>
-                <w:rFonts w:ascii="David" w:hAnsi="David" w:cs="David"/>
-                <w:color w:val="00B050"/>
-              </w:rPr>
-              <w:t>{{</w:t>
-            </w:r>
-            <w:r>
-              <w:rPr>
-                <w:rFonts w:ascii="David" w:hAnsi="David" w:cs="David"/>
-                <w:color w:val="00B050"/>
-              </w:rPr>
-              <w:t xml:space="preserve"> positive </w:t>
-            </w:r>
-            <w:r>
-              <w:rPr>
-                <w:rFonts w:ascii="David" w:hAnsi="David" w:cs="David"/>
-                <w:color w:val="00B050"/>
-              </w:rPr>
-              <w:t>responsibility</w:t>
-            </w:r>
-            <w:r>
-              <w:rPr>
-                <w:rFonts w:ascii="David" w:hAnsi="David" w:cs="David"/>
-                <w:color w:val="00B050"/>
-              </w:rPr>
-              <w:t xml:space="preserve">}} </w:t>
+                <w:rFonts w:ascii="David" w:hAnsi="David" w:cs="David" w:hint="cs"/>
+                <w:b/>
+                <w:bCs/>
+                <w:rtl/>
+              </w:rPr>
+              <w:t xml:space="preserve">הגדרה: </w:t>
+            </w:r>
+            <w:r>
+              <w:rPr>
+                <w:rFonts w:ascii="David" w:hAnsi="David" w:cs="David"/>
+                <w:rtl/>
+              </w:rPr>
+              <w:t>עד כמה הצוער מתנהג בכבוד לסביבתו, מרגיש אחריות כלפי האדם האחר ודואג להוביל אל עבר התנהלות ערכית יותר בקרבתו?</w:t>
             </w:r>
           </w:p>
         </w:tc>
@@ -4475,6 +6109,8 @@
           <w:tcPr>
             <w:cnfStyle w:val="001000000000" w:firstRow="0" w:lastRow="0" w:firstColumn="1" w:lastColumn="0" w:oddVBand="0" w:evenVBand="0" w:oddHBand="0" w:evenHBand="0" w:firstRowFirstColumn="0" w:firstRowLastColumn="0" w:lastRowFirstColumn="0" w:lastRowLastColumn="0"/>
             <w:tcW w:w="1638" w:type="dxa"/>
+            <w:vMerge w:val="restart"/>
+            <w:vAlign w:val="center"/>
           </w:tcPr>
           <w:p>
             <w:pPr>
@@ -4492,7 +6128,7 @@
                 <w:rFonts w:ascii="David" w:hAnsi="David" w:cs="David" w:hint="cs"/>
                 <w:rtl/>
               </w:rPr>
-              <w:t>העזה</w:t>
+              <w:t>מצוינות</w:t>
             </w:r>
           </w:p>
         </w:tc>
@@ -4509,29 +6145,38 @@
               <w:cnfStyle w:val="000000100000" w:firstRow="0" w:lastRow="0" w:firstColumn="0" w:lastColumn="0" w:oddVBand="0" w:evenVBand="0" w:oddHBand="1" w:evenHBand="0" w:firstRowFirstColumn="0" w:firstRowLastColumn="0" w:lastRowFirstColumn="0" w:lastRowLastColumn="0"/>
               <w:rPr>
                 <w:rFonts w:ascii="David" w:hAnsi="David" w:cs="David"/>
+                <w:rtl/>
+              </w:rPr>
+            </w:pPr>
+            <w:r>
+              <w:rPr>
+                <w:rFonts w:ascii="David" w:hAnsi="David" w:cs="David"/>
                 <w:color w:val="FF0000"/>
-              </w:rPr>
-            </w:pPr>
+                <w:rtl/>
+              </w:rPr>
+              <w:t>{</w:t>
+            </w:r>
             <w:r>
               <w:rPr>
                 <w:rFonts w:ascii="David" w:hAnsi="David" w:cs="David"/>
                 <w:color w:val="FF0000"/>
               </w:rPr>
-              <w:t xml:space="preserve">{{negative </w:t>
+              <w:t xml:space="preserve">negative </w:t>
             </w:r>
             <w:r>
               <w:rPr>
                 <w:rFonts w:ascii="David" w:hAnsi="David" w:cs="David"/>
                 <w:color w:val="FF0000"/>
               </w:rPr>
-              <w:t>daring</w:t>
+              <w:t>excellence</w:t>
             </w:r>
             <w:r>
               <w:rPr>
                 <w:rFonts w:ascii="David" w:hAnsi="David" w:cs="David"/>
                 <w:color w:val="FF0000"/>
-              </w:rPr>
-              <w:t>}}</w:t>
+                <w:rtl/>
+              </w:rPr>
+              <w:t>}</w:t>
             </w:r>
           </w:p>
         </w:tc>
@@ -4548,25 +6193,34 @@
               <w:cnfStyle w:val="000000100000" w:firstRow="0" w:lastRow="0" w:firstColumn="0" w:lastColumn="0" w:oddVBand="0" w:evenVBand="0" w:oddHBand="1" w:evenHBand="0" w:firstRowFirstColumn="0" w:firstRowLastColumn="0" w:lastRowFirstColumn="0" w:lastRowLastColumn="0"/>
               <w:rPr>
                 <w:rFonts w:ascii="David" w:hAnsi="David" w:cs="David"/>
-              </w:rPr>
-            </w:pPr>
-            <w:r>
-              <w:rPr>
-                <w:rFonts w:ascii="David" w:hAnsi="David" w:cs="David"/>
-              </w:rPr>
-              <w:t xml:space="preserve">{{neutral </w:t>
-            </w:r>
-            <w:r>
-              <w:rPr>
-                <w:rFonts w:ascii="David" w:hAnsi="David" w:cs="David"/>
-              </w:rPr>
-              <w:t>daring</w:t>
-            </w:r>
-            <w:r>
-              <w:rPr>
-                <w:rFonts w:ascii="David" w:hAnsi="David" w:cs="David"/>
-              </w:rPr>
-              <w:t>}}</w:t>
+                <w:rtl/>
+              </w:rPr>
+            </w:pPr>
+            <w:r>
+              <w:rPr>
+                <w:rFonts w:ascii="David" w:hAnsi="David" w:cs="David"/>
+                <w:rtl/>
+              </w:rPr>
+              <w:t>{</w:t>
+            </w:r>
+            <w:r>
+              <w:rPr>
+                <w:rFonts w:ascii="David" w:hAnsi="David" w:cs="David"/>
+              </w:rPr>
+              <w:t xml:space="preserve">neutral </w:t>
+            </w:r>
+            <w:r>
+              <w:rPr>
+                <w:rFonts w:ascii="David" w:hAnsi="David" w:cs="David"/>
+              </w:rPr>
+              <w:t>excellence</w:t>
+            </w:r>
+            <w:r>
+              <w:rPr>
+                <w:rFonts w:ascii="David" w:hAnsi="David" w:cs="David"/>
+                <w:rtl/>
+              </w:rPr>
+              <w:t>}</w:t>
             </w:r>
           </w:p>
         </w:tc>
@@ -4583,36 +6237,44 @@
               <w:cnfStyle w:val="000000100000" w:firstRow="0" w:lastRow="0" w:firstColumn="0" w:lastColumn="0" w:oddVBand="0" w:evenVBand="0" w:oddHBand="1" w:evenHBand="0" w:firstRowFirstColumn="0" w:firstRowLastColumn="0" w:lastRowFirstColumn="0" w:lastRowLastColumn="0"/>
               <w:rPr>
                 <w:rFonts w:ascii="David" w:hAnsi="David" w:cs="David"/>
+                <w:rtl/>
+              </w:rPr>
+            </w:pPr>
+            <w:r>
+              <w:rPr>
+                <w:rFonts w:ascii="David" w:hAnsi="David" w:cs="David"/>
                 <w:color w:val="00B050"/>
-              </w:rPr>
-            </w:pPr>
+                <w:rtl/>
+              </w:rPr>
+              <w:t>{</w:t>
+            </w:r>
             <w:r>
               <w:rPr>
                 <w:rFonts w:ascii="David" w:hAnsi="David" w:cs="David"/>
                 <w:color w:val="00B050"/>
               </w:rPr>
-              <w:t>{{</w:t>
+              <w:t xml:space="preserve"> positive </w:t>
             </w:r>
             <w:r>
               <w:rPr>
                 <w:rFonts w:ascii="David" w:hAnsi="David" w:cs="David"/>
                 <w:color w:val="00B050"/>
               </w:rPr>
-              <w:t xml:space="preserve"> positive </w:t>
+              <w:t>excellence</w:t>
             </w:r>
             <w:r>
               <w:rPr>
                 <w:rFonts w:ascii="David" w:hAnsi="David" w:cs="David"/>
                 <w:color w:val="00B050"/>
               </w:rPr>
-              <w:t>daring</w:t>
+              <w:t>}</w:t>
             </w:r>
             <w:r>
               <w:rPr>
                 <w:rFonts w:ascii="David" w:hAnsi="David" w:cs="David"/>
                 <w:color w:val="00B050"/>
               </w:rPr>
-              <w:t xml:space="preserve">}} </w:t>
+              <w:t xml:space="preserve"> </w:t>
             </w:r>
           </w:p>
         </w:tc>
@@ -4622,6 +6284,8 @@
           <w:tcPr>
             <w:cnfStyle w:val="001000000000" w:firstRow="0" w:lastRow="0" w:firstColumn="1" w:lastColumn="0" w:oddVBand="0" w:evenVBand="0" w:oddHBand="0" w:evenHBand="0" w:firstRowFirstColumn="0" w:firstRowLastColumn="0" w:lastRowFirstColumn="0" w:lastRowLastColumn="0"/>
             <w:tcW w:w="1638" w:type="dxa"/>
+            <w:vMerge/>
+            <w:vAlign w:val="center"/>
           </w:tcPr>
           <w:p>
             <w:pPr>
@@ -4634,18 +6298,12 @@
                 <w:rtl/>
               </w:rPr>
             </w:pPr>
-            <w:r>
-              <w:rPr>
-                <w:rFonts w:ascii="David" w:hAnsi="David" w:cs="David" w:hint="cs"/>
-                <w:rtl/>
-              </w:rPr>
-              <w:t>שליחות</w:t>
-            </w:r>
-          </w:p>
-        </w:tc>
-        <w:tc>
-          <w:tcPr>
-            <w:tcW w:w="1754" w:type="dxa"/>
+          </w:p>
+        </w:tc>
+        <w:tc>
+          <w:tcPr>
+            <w:tcW w:w="5315" w:type="dxa"/>
+            <w:gridSpan w:val="3"/>
           </w:tcPr>
           <w:p>
             <w:pPr>
@@ -4656,35 +6314,38 @@
               <w:cnfStyle w:val="000000000000" w:firstRow="0" w:lastRow="0" w:firstColumn="0" w:lastColumn="0" w:oddVBand="0" w:evenVBand="0" w:oddHBand="0" w:evenHBand="0" w:firstRowFirstColumn="0" w:firstRowLastColumn="0" w:lastRowFirstColumn="0" w:lastRowLastColumn="0"/>
               <w:rPr>
                 <w:rFonts w:ascii="David" w:hAnsi="David" w:cs="David"/>
-                <w:color w:val="FF0000"/>
-              </w:rPr>
-            </w:pPr>
-            <w:r>
-              <w:rPr>
-                <w:rFonts w:ascii="David" w:hAnsi="David" w:cs="David"/>
-                <w:color w:val="FF0000"/>
-              </w:rPr>
-              <w:t xml:space="preserve">{{negative </w:t>
-            </w:r>
-            <w:r>
-              <w:rPr>
-                <w:rFonts w:ascii="David" w:hAnsi="David" w:cs="David"/>
-                <w:color w:val="FF0000"/>
-              </w:rPr>
-              <w:t>mission</w:t>
-            </w:r>
-            <w:r>
-              <w:rPr>
-                <w:rFonts w:ascii="David" w:hAnsi="David" w:cs="David"/>
-                <w:color w:val="FF0000"/>
-              </w:rPr>
-              <w:t>}}</w:t>
-            </w:r>
-          </w:p>
-        </w:tc>
-        <w:tc>
-          <w:tcPr>
-            <w:tcW w:w="1754" w:type="dxa"/>
+                <w:color w:val="00B050"/>
+              </w:rPr>
+            </w:pPr>
+            <w:r>
+              <w:rPr>
+                <w:rFonts w:ascii="David" w:hAnsi="David" w:cs="David" w:hint="cs"/>
+                <w:b/>
+                <w:bCs/>
+                <w:rtl/>
+              </w:rPr>
+              <w:t xml:space="preserve">הגדרה: </w:t>
+            </w:r>
+            <w:r>
+              <w:rPr>
+                <w:rFonts w:ascii="David" w:hAnsi="David" w:cs="David"/>
+                <w:rtl/>
+              </w:rPr>
+              <w:t>עד כמה הצוער פועל על מנת לעשות הכי טוב שהוא יכול בשלל משימותיו השונות, חותר לשיפור מתמיד ויודע להתנהל כך מול ריבוי משימות כמו גם למקד את כוחותיו אל משימה אחת?</w:t>
+            </w:r>
+          </w:p>
+        </w:tc>
+      </w:tr>
+      <w:tr>
+        <w:trPr>
+          <w:cnfStyle w:val="000000100000" w:firstRow="0" w:lastRow="0" w:firstColumn="0" w:lastColumn="0" w:oddVBand="0" w:evenVBand="0" w:oddHBand="1" w:evenHBand="0" w:firstRowFirstColumn="0" w:firstRowLastColumn="0" w:lastRowFirstColumn="0" w:lastRowLastColumn="0"/>
+        </w:trPr>
+        <w:tc>
+          <w:tcPr>
+            <w:cnfStyle w:val="001000000000" w:firstRow="0" w:lastRow="0" w:firstColumn="1" w:lastColumn="0" w:oddVBand="0" w:evenVBand="0" w:oddHBand="0" w:evenHBand="0" w:firstRowFirstColumn="0" w:firstRowLastColumn="0" w:lastRowFirstColumn="0" w:lastRowLastColumn="0"/>
+            <w:tcW w:w="1638" w:type="dxa"/>
+            <w:vMerge w:val="restart"/>
+            <w:vAlign w:val="center"/>
           </w:tcPr>
           <w:p>
             <w:pPr>
@@ -4692,34 +6353,23 @@
               <w:spacing w:after="240" w:line="360" w:lineRule="auto"/>
               <w:ind w:left="0"/>
               <w:jc w:val="center"/>
-              <w:cnfStyle w:val="000000000000" w:firstRow="0" w:lastRow="0" w:firstColumn="0" w:lastColumn="0" w:oddVBand="0" w:evenVBand="0" w:oddHBand="0" w:evenHBand="0" w:firstRowFirstColumn="0" w:firstRowLastColumn="0" w:lastRowFirstColumn="0" w:lastRowLastColumn="0"/>
-              <w:rPr>
-                <w:rFonts w:ascii="David" w:hAnsi="David" w:cs="David"/>
-              </w:rPr>
-            </w:pPr>
-            <w:r>
-              <w:rPr>
-                <w:rFonts w:ascii="David" w:hAnsi="David" w:cs="David"/>
-              </w:rPr>
-              <w:t xml:space="preserve">{{neutral </w:t>
-            </w:r>
-            <w:r>
-              <w:rPr>
-                <w:rFonts w:ascii="David" w:hAnsi="David" w:cs="David"/>
-              </w:rPr>
-              <w:t>mission</w:t>
-            </w:r>
-            <w:r>
-              <w:rPr>
-                <w:rFonts w:ascii="David" w:hAnsi="David" w:cs="David"/>
-              </w:rPr>
-              <w:t>}}</w:t>
-            </w:r>
-          </w:p>
-        </w:tc>
-        <w:tc>
-          <w:tcPr>
-            <w:tcW w:w="1807" w:type="dxa"/>
+              <w:rPr>
+                <w:rFonts w:ascii="David" w:hAnsi="David" w:cs="David"/>
+                <w:rtl/>
+              </w:rPr>
+            </w:pPr>
+            <w:r>
+              <w:rPr>
+                <w:rFonts w:ascii="David" w:hAnsi="David" w:cs="David" w:hint="cs"/>
+                <w:rtl/>
+              </w:rPr>
+              <w:t>אחריות</w:t>
+            </w:r>
+          </w:p>
+        </w:tc>
+        <w:tc>
+          <w:tcPr>
+            <w:tcW w:w="1754" w:type="dxa"/>
           </w:tcPr>
           <w:p>
             <w:pPr>
@@ -4727,6 +6377,174 @@
               <w:spacing w:after="240" w:line="360" w:lineRule="auto"/>
               <w:ind w:left="0"/>
               <w:jc w:val="center"/>
+              <w:cnfStyle w:val="000000100000" w:firstRow="0" w:lastRow="0" w:firstColumn="0" w:lastColumn="0" w:oddVBand="0" w:evenVBand="0" w:oddHBand="1" w:evenHBand="0" w:firstRowFirstColumn="0" w:firstRowLastColumn="0" w:lastRowFirstColumn="0" w:lastRowLastColumn="0"/>
+              <w:rPr>
+                <w:rFonts w:ascii="David" w:hAnsi="David" w:cs="David"/>
+                <w:color w:val="FF0000"/>
+              </w:rPr>
+            </w:pPr>
+            <w:r>
+              <w:rPr>
+                <w:rFonts w:ascii="David" w:hAnsi="David" w:cs="David"/>
+                <w:color w:val="FF0000"/>
+                <w:rtl/>
+              </w:rPr>
+              <w:t>{</w:t>
+            </w:r>
+            <w:r>
+              <w:rPr>
+                <w:rFonts w:ascii="David" w:hAnsi="David" w:cs="David"/>
+                <w:color w:val="FF0000"/>
+              </w:rPr>
+              <w:t xml:space="preserve">negative </w:t>
+            </w:r>
+            <w:r>
+              <w:rPr>
+                <w:rFonts w:ascii="David" w:hAnsi="David" w:cs="David"/>
+                <w:color w:val="FF0000"/>
+              </w:rPr>
+              <w:t>responsibility</w:t>
+            </w:r>
+            <w:r>
+              <w:rPr>
+                <w:rFonts w:ascii="David" w:hAnsi="David" w:cs="David"/>
+                <w:color w:val="FF0000"/>
+                <w:rtl/>
+              </w:rPr>
+              <w:t>}</w:t>
+            </w:r>
+          </w:p>
+        </w:tc>
+        <w:tc>
+          <w:tcPr>
+            <w:tcW w:w="1754" w:type="dxa"/>
+          </w:tcPr>
+          <w:p>
+            <w:pPr>
+              <w:pStyle w:val="ListParagraph"/>
+              <w:spacing w:after="240" w:line="360" w:lineRule="auto"/>
+              <w:ind w:left="0"/>
+              <w:jc w:val="center"/>
+              <w:cnfStyle w:val="000000100000" w:firstRow="0" w:lastRow="0" w:firstColumn="0" w:lastColumn="0" w:oddVBand="0" w:evenVBand="0" w:oddHBand="1" w:evenHBand="0" w:firstRowFirstColumn="0" w:firstRowLastColumn="0" w:lastRowFirstColumn="0" w:lastRowLastColumn="0"/>
+              <w:rPr>
+                <w:rFonts w:ascii="David" w:hAnsi="David" w:cs="David"/>
+              </w:rPr>
+            </w:pPr>
+            <w:r>
+              <w:rPr>
+                <w:rFonts w:ascii="David" w:hAnsi="David" w:cs="David"/>
+                <w:rtl/>
+              </w:rPr>
+              <w:t>{</w:t>
+            </w:r>
+            <w:r>
+              <w:rPr>
+                <w:rFonts w:ascii="David" w:hAnsi="David" w:cs="David"/>
+              </w:rPr>
+              <w:t xml:space="preserve">neutral </w:t>
+            </w:r>
+            <w:r>
+              <w:rPr>
+                <w:rFonts w:ascii="David" w:hAnsi="David" w:cs="David"/>
+              </w:rPr>
+              <w:t>responsibility</w:t>
+            </w:r>
+            <w:r>
+              <w:rPr>
+                <w:rFonts w:ascii="David" w:hAnsi="David" w:cs="David"/>
+                <w:rtl/>
+              </w:rPr>
+              <w:t>}</w:t>
+            </w:r>
+          </w:p>
+        </w:tc>
+        <w:tc>
+          <w:tcPr>
+            <w:tcW w:w="1807" w:type="dxa"/>
+          </w:tcPr>
+          <w:p>
+            <w:pPr>
+              <w:pStyle w:val="ListParagraph"/>
+              <w:spacing w:after="240" w:line="360" w:lineRule="auto"/>
+              <w:ind w:left="0"/>
+              <w:jc w:val="center"/>
+              <w:cnfStyle w:val="000000100000" w:firstRow="0" w:lastRow="0" w:firstColumn="0" w:lastColumn="0" w:oddVBand="0" w:evenVBand="0" w:oddHBand="1" w:evenHBand="0" w:firstRowFirstColumn="0" w:firstRowLastColumn="0" w:lastRowFirstColumn="0" w:lastRowLastColumn="0"/>
+              <w:rPr>
+                <w:rFonts w:ascii="David" w:hAnsi="David" w:cs="David"/>
+                <w:color w:val="00B050"/>
+              </w:rPr>
+            </w:pPr>
+            <w:r>
+              <w:rPr>
+                <w:rFonts w:ascii="David" w:hAnsi="David" w:cs="David"/>
+                <w:color w:val="00B050"/>
+                <w:rtl/>
+              </w:rPr>
+              <w:t>{</w:t>
+            </w:r>
+            <w:r>
+              <w:rPr>
+                <w:rFonts w:ascii="David" w:hAnsi="David" w:cs="David"/>
+                <w:color w:val="00B050"/>
+              </w:rPr>
+              <w:t xml:space="preserve"> positive </w:t>
+            </w:r>
+            <w:r>
+              <w:rPr>
+                <w:rFonts w:ascii="David" w:hAnsi="David" w:cs="David"/>
+                <w:color w:val="00B050"/>
+              </w:rPr>
+              <w:t>responsibility</w:t>
+            </w:r>
+            <w:r>
+              <w:rPr>
+                <w:rFonts w:ascii="David" w:hAnsi="David" w:cs="David"/>
+                <w:color w:val="00B050"/>
+              </w:rPr>
+              <w:t>}</w:t>
+            </w:r>
+            <w:r>
+              <w:rPr>
+                <w:rFonts w:ascii="David" w:hAnsi="David" w:cs="David"/>
+                <w:color w:val="00B050"/>
+              </w:rPr>
+              <w:t xml:space="preserve"> </w:t>
+            </w:r>
+          </w:p>
+        </w:tc>
+      </w:tr>
+      <w:tr>
+        <w:tc>
+          <w:tcPr>
+            <w:cnfStyle w:val="001000000000" w:firstRow="0" w:lastRow="0" w:firstColumn="1" w:lastColumn="0" w:oddVBand="0" w:evenVBand="0" w:oddHBand="0" w:evenHBand="0" w:firstRowFirstColumn="0" w:firstRowLastColumn="0" w:lastRowFirstColumn="0" w:lastRowLastColumn="0"/>
+            <w:tcW w:w="1638" w:type="dxa"/>
+            <w:vMerge/>
+            <w:vAlign w:val="center"/>
+          </w:tcPr>
+          <w:p>
+            <w:pPr>
+              <w:pStyle w:val="ListParagraph"/>
+              <w:spacing w:after="240" w:line="360" w:lineRule="auto"/>
+              <w:ind w:left="0"/>
+              <w:jc w:val="center"/>
+              <w:rPr>
+                <w:rFonts w:ascii="David" w:hAnsi="David" w:cs="David"/>
+                <w:rtl/>
+              </w:rPr>
+            </w:pPr>
+          </w:p>
+        </w:tc>
+        <w:tc>
+          <w:tcPr>
+            <w:tcW w:w="5315" w:type="dxa"/>
+            <w:gridSpan w:val="3"/>
+          </w:tcPr>
+          <w:p>
+            <w:pPr>
+              <w:pStyle w:val="ListParagraph"/>
+              <w:spacing w:after="240" w:line="360" w:lineRule="auto"/>
+              <w:ind w:left="0"/>
+              <w:jc w:val="center"/>
               <w:cnfStyle w:val="000000000000" w:firstRow="0" w:lastRow="0" w:firstColumn="0" w:lastColumn="0" w:oddVBand="0" w:evenVBand="0" w:oddHBand="0" w:evenHBand="0" w:firstRowFirstColumn="0" w:firstRowLastColumn="0" w:lastRowFirstColumn="0" w:lastRowLastColumn="0"/>
               <w:rPr>
                 <w:rFonts w:ascii="David" w:hAnsi="David" w:cs="David"/>
@@ -4735,15 +6553,180 @@
             </w:pPr>
             <w:r>
               <w:rPr>
+                <w:rFonts w:ascii="David" w:hAnsi="David" w:cs="David" w:hint="cs"/>
+                <w:b/>
+                <w:bCs/>
+                <w:rtl/>
+              </w:rPr>
+              <w:t xml:space="preserve">הגדרה: </w:t>
+            </w:r>
+            <w:r>
+              <w:rPr>
+                <w:rFonts w:ascii="David" w:hAnsi="David" w:cs="David" w:hint="cs"/>
+                <w:rtl/>
+              </w:rPr>
+              <w:t>ע</w:t>
+            </w:r>
+            <w:r>
+              <w:rPr>
+                <w:rFonts w:ascii="David" w:hAnsi="David" w:cs="David"/>
+                <w:rtl/>
+              </w:rPr>
+              <w:t>ד כמה הצוער מחויב כלפי משימותיו בהכשרה, מבין את המטרות מאחוריהן ופועל לאורן? עד כמה הצוער יודע לקחת אחריות על נושאים שאינם באחריותו הטבעית?</w:t>
+            </w:r>
+          </w:p>
+        </w:tc>
+      </w:tr>
+      <w:tr>
+        <w:trPr>
+          <w:cnfStyle w:val="000000100000" w:firstRow="0" w:lastRow="0" w:firstColumn="0" w:lastColumn="0" w:oddVBand="0" w:evenVBand="0" w:oddHBand="1" w:evenHBand="0" w:firstRowFirstColumn="0" w:firstRowLastColumn="0" w:lastRowFirstColumn="0" w:lastRowLastColumn="0"/>
+        </w:trPr>
+        <w:tc>
+          <w:tcPr>
+            <w:cnfStyle w:val="001000000000" w:firstRow="0" w:lastRow="0" w:firstColumn="1" w:lastColumn="0" w:oddVBand="0" w:evenVBand="0" w:oddHBand="0" w:evenHBand="0" w:firstRowFirstColumn="0" w:firstRowLastColumn="0" w:lastRowFirstColumn="0" w:lastRowLastColumn="0"/>
+            <w:tcW w:w="1638" w:type="dxa"/>
+            <w:vMerge w:val="restart"/>
+            <w:vAlign w:val="center"/>
+          </w:tcPr>
+          <w:p>
+            <w:pPr>
+              <w:pStyle w:val="ListParagraph"/>
+              <w:spacing w:after="240" w:line="360" w:lineRule="auto"/>
+              <w:ind w:left="0"/>
+              <w:jc w:val="center"/>
+              <w:rPr>
+                <w:rFonts w:ascii="David" w:hAnsi="David" w:cs="David"/>
+                <w:rtl/>
+              </w:rPr>
+            </w:pPr>
+            <w:r>
+              <w:rPr>
+                <w:rFonts w:ascii="David" w:hAnsi="David" w:cs="David" w:hint="cs"/>
+                <w:rtl/>
+              </w:rPr>
+              <w:t>העזה</w:t>
+            </w:r>
+          </w:p>
+        </w:tc>
+        <w:tc>
+          <w:tcPr>
+            <w:tcW w:w="1754" w:type="dxa"/>
+          </w:tcPr>
+          <w:p>
+            <w:pPr>
+              <w:pStyle w:val="ListParagraph"/>
+              <w:spacing w:after="240" w:line="360" w:lineRule="auto"/>
+              <w:ind w:left="0"/>
+              <w:jc w:val="center"/>
+              <w:cnfStyle w:val="000000100000" w:firstRow="0" w:lastRow="0" w:firstColumn="0" w:lastColumn="0" w:oddVBand="0" w:evenVBand="0" w:oddHBand="1" w:evenHBand="0" w:firstRowFirstColumn="0" w:firstRowLastColumn="0" w:lastRowFirstColumn="0" w:lastRowLastColumn="0"/>
+              <w:rPr>
+                <w:rFonts w:ascii="David" w:hAnsi="David" w:cs="David"/>
+                <w:color w:val="FF0000"/>
+              </w:rPr>
+            </w:pPr>
+            <w:r>
+              <w:rPr>
+                <w:rFonts w:ascii="David" w:hAnsi="David" w:cs="David"/>
+                <w:color w:val="FF0000"/>
+                <w:rtl/>
+              </w:rPr>
+              <w:t>{</w:t>
+            </w:r>
+            <w:r>
+              <w:rPr>
+                <w:rFonts w:ascii="David" w:hAnsi="David" w:cs="David"/>
+                <w:color w:val="FF0000"/>
+              </w:rPr>
+              <w:t xml:space="preserve">negative </w:t>
+            </w:r>
+            <w:r>
+              <w:rPr>
+                <w:rFonts w:ascii="David" w:hAnsi="David" w:cs="David"/>
+                <w:color w:val="FF0000"/>
+              </w:rPr>
+              <w:t>daring</w:t>
+            </w:r>
+            <w:r>
+              <w:rPr>
+                <w:rFonts w:ascii="David" w:hAnsi="David" w:cs="David"/>
+                <w:color w:val="FF0000"/>
+                <w:rtl/>
+              </w:rPr>
+              <w:t>}</w:t>
+            </w:r>
+          </w:p>
+        </w:tc>
+        <w:tc>
+          <w:tcPr>
+            <w:tcW w:w="1754" w:type="dxa"/>
+          </w:tcPr>
+          <w:p>
+            <w:pPr>
+              <w:pStyle w:val="ListParagraph"/>
+              <w:spacing w:after="240" w:line="360" w:lineRule="auto"/>
+              <w:ind w:left="0"/>
+              <w:jc w:val="center"/>
+              <w:cnfStyle w:val="000000100000" w:firstRow="0" w:lastRow="0" w:firstColumn="0" w:lastColumn="0" w:oddVBand="0" w:evenVBand="0" w:oddHBand="1" w:evenHBand="0" w:firstRowFirstColumn="0" w:firstRowLastColumn="0" w:lastRowFirstColumn="0" w:lastRowLastColumn="0"/>
+              <w:rPr>
+                <w:rFonts w:ascii="David" w:hAnsi="David" w:cs="David"/>
+              </w:rPr>
+            </w:pPr>
+            <w:r>
+              <w:rPr>
+                <w:rFonts w:ascii="David" w:hAnsi="David" w:cs="David"/>
+                <w:rtl/>
+              </w:rPr>
+              <w:t>{</w:t>
+            </w:r>
+            <w:r>
+              <w:rPr>
+                <w:rFonts w:ascii="David" w:hAnsi="David" w:cs="David"/>
+              </w:rPr>
+              <w:t xml:space="preserve">neutral </w:t>
+            </w:r>
+            <w:r>
+              <w:rPr>
+                <w:rFonts w:ascii="David" w:hAnsi="David" w:cs="David"/>
+              </w:rPr>
+              <w:t>daring</w:t>
+            </w:r>
+            <w:r>
+              <w:rPr>
+                <w:rFonts w:ascii="David" w:hAnsi="David" w:cs="David"/>
+                <w:rtl/>
+              </w:rPr>
+              <w:t>}</w:t>
+            </w:r>
+          </w:p>
+        </w:tc>
+        <w:tc>
+          <w:tcPr>
+            <w:tcW w:w="1807" w:type="dxa"/>
+          </w:tcPr>
+          <w:p>
+            <w:pPr>
+              <w:pStyle w:val="ListParagraph"/>
+              <w:spacing w:after="240" w:line="360" w:lineRule="auto"/>
+              <w:ind w:left="0"/>
+              <w:jc w:val="center"/>
+              <w:cnfStyle w:val="000000100000" w:firstRow="0" w:lastRow="0" w:firstColumn="0" w:lastColumn="0" w:oddVBand="0" w:evenVBand="0" w:oddHBand="1" w:evenHBand="0" w:firstRowFirstColumn="0" w:firstRowLastColumn="0" w:lastRowFirstColumn="0" w:lastRowLastColumn="0"/>
+              <w:rPr>
                 <w:rFonts w:ascii="David" w:hAnsi="David" w:cs="David"/>
                 <w:color w:val="00B050"/>
               </w:rPr>
-              <w:t>{{</w:t>
-            </w:r>
+            </w:pPr>
             <w:r>
               <w:rPr>
                 <w:rFonts w:ascii="David" w:hAnsi="David" w:cs="David"/>
                 <w:color w:val="00B050"/>
+                <w:rtl/>
+              </w:rPr>
+              <w:t>{</w:t>
+            </w:r>
+            <w:r>
+              <w:rPr>
+                <w:rFonts w:ascii="David" w:hAnsi="David" w:cs="David"/>
+                <w:color w:val="00B050"/>
               </w:rPr>
               <w:t xml:space="preserve"> positive </w:t>
             </w:r>
@@ -4752,14 +6735,311 @@
                 <w:rFonts w:ascii="David" w:hAnsi="David" w:cs="David"/>
                 <w:color w:val="00B050"/>
               </w:rPr>
+              <w:t>daring</w:t>
+            </w:r>
+            <w:r>
+              <w:rPr>
+                <w:rFonts w:ascii="David" w:hAnsi="David" w:cs="David"/>
+                <w:color w:val="00B050"/>
+              </w:rPr>
+              <w:t>}</w:t>
+            </w:r>
+            <w:r>
+              <w:rPr>
+                <w:rFonts w:ascii="David" w:hAnsi="David" w:cs="David"/>
+                <w:color w:val="00B050"/>
+              </w:rPr>
+              <w:t xml:space="preserve"> </w:t>
+            </w:r>
+          </w:p>
+        </w:tc>
+      </w:tr>
+      <w:tr>
+        <w:tc>
+          <w:tcPr>
+            <w:cnfStyle w:val="001000000000" w:firstRow="0" w:lastRow="0" w:firstColumn="1" w:lastColumn="0" w:oddVBand="0" w:evenVBand="0" w:oddHBand="0" w:evenHBand="0" w:firstRowFirstColumn="0" w:firstRowLastColumn="0" w:lastRowFirstColumn="0" w:lastRowLastColumn="0"/>
+            <w:tcW w:w="1638" w:type="dxa"/>
+            <w:vMerge/>
+            <w:vAlign w:val="center"/>
+          </w:tcPr>
+          <w:p>
+            <w:pPr>
+              <w:pStyle w:val="ListParagraph"/>
+              <w:spacing w:after="240" w:line="360" w:lineRule="auto"/>
+              <w:ind w:left="0"/>
+              <w:jc w:val="center"/>
+              <w:rPr>
+                <w:rFonts w:ascii="David" w:hAnsi="David" w:cs="David"/>
+                <w:rtl/>
+              </w:rPr>
+            </w:pPr>
+          </w:p>
+        </w:tc>
+        <w:tc>
+          <w:tcPr>
+            <w:tcW w:w="5315" w:type="dxa"/>
+            <w:gridSpan w:val="3"/>
+          </w:tcPr>
+          <w:p>
+            <w:pPr>
+              <w:pStyle w:val="ListParagraph"/>
+              <w:spacing w:after="240" w:line="360" w:lineRule="auto"/>
+              <w:ind w:left="0"/>
+              <w:jc w:val="center"/>
+              <w:cnfStyle w:val="000000000000" w:firstRow="0" w:lastRow="0" w:firstColumn="0" w:lastColumn="0" w:oddVBand="0" w:evenVBand="0" w:oddHBand="0" w:evenHBand="0" w:firstRowFirstColumn="0" w:firstRowLastColumn="0" w:lastRowFirstColumn="0" w:lastRowLastColumn="0"/>
+              <w:rPr>
+                <w:rFonts w:ascii="David" w:hAnsi="David" w:cs="David"/>
+                <w:color w:val="00B050"/>
+              </w:rPr>
+            </w:pPr>
+            <w:r>
+              <w:rPr>
+                <w:rFonts w:ascii="David" w:hAnsi="David" w:cs="David" w:hint="cs"/>
+                <w:b/>
+                <w:bCs/>
+                <w:rtl/>
+              </w:rPr>
+              <w:t xml:space="preserve">הגדרה: </w:t>
+            </w:r>
+            <w:r>
+              <w:rPr>
+                <w:rFonts w:ascii="David" w:hAnsi="David" w:cs="David"/>
+                <w:rtl/>
+              </w:rPr>
+              <w:t>עד כמה הצוער מסוגל להתמודד עם סיכון וחוסר וודאות על מנת לפעול מתוך אמונתו ואל עבר מטרותיו, יודע להבין את המטרה הגדולה ולמצוא דרכים שונות ולא מוכרות בדרכו אליה?</w:t>
+            </w:r>
+          </w:p>
+        </w:tc>
+      </w:tr>
+      <w:tr>
+        <w:trPr>
+          <w:cnfStyle w:val="000000100000" w:firstRow="0" w:lastRow="0" w:firstColumn="0" w:lastColumn="0" w:oddVBand="0" w:evenVBand="0" w:oddHBand="1" w:evenHBand="0" w:firstRowFirstColumn="0" w:firstRowLastColumn="0" w:lastRowFirstColumn="0" w:lastRowLastColumn="0"/>
+        </w:trPr>
+        <w:tc>
+          <w:tcPr>
+            <w:cnfStyle w:val="001000000000" w:firstRow="0" w:lastRow="0" w:firstColumn="1" w:lastColumn="0" w:oddVBand="0" w:evenVBand="0" w:oddHBand="0" w:evenHBand="0" w:firstRowFirstColumn="0" w:firstRowLastColumn="0" w:lastRowFirstColumn="0" w:lastRowLastColumn="0"/>
+            <w:tcW w:w="1638" w:type="dxa"/>
+            <w:vMerge w:val="restart"/>
+            <w:vAlign w:val="center"/>
+          </w:tcPr>
+          <w:p>
+            <w:pPr>
+              <w:pStyle w:val="ListParagraph"/>
+              <w:spacing w:after="240" w:line="360" w:lineRule="auto"/>
+              <w:ind w:left="0"/>
+              <w:jc w:val="center"/>
+              <w:rPr>
+                <w:rFonts w:ascii="David" w:hAnsi="David" w:cs="David"/>
+                <w:rtl/>
+              </w:rPr>
+            </w:pPr>
+            <w:r>
+              <w:rPr>
+                <w:rFonts w:ascii="David" w:hAnsi="David" w:cs="David" w:hint="cs"/>
+                <w:rtl/>
+              </w:rPr>
+              <w:t>שליחות</w:t>
+            </w:r>
+          </w:p>
+        </w:tc>
+        <w:tc>
+          <w:tcPr>
+            <w:tcW w:w="1754" w:type="dxa"/>
+          </w:tcPr>
+          <w:p>
+            <w:pPr>
+              <w:pStyle w:val="ListParagraph"/>
+              <w:spacing w:after="240" w:line="360" w:lineRule="auto"/>
+              <w:ind w:left="0"/>
+              <w:jc w:val="center"/>
+              <w:cnfStyle w:val="000000100000" w:firstRow="0" w:lastRow="0" w:firstColumn="0" w:lastColumn="0" w:oddVBand="0" w:evenVBand="0" w:oddHBand="1" w:evenHBand="0" w:firstRowFirstColumn="0" w:firstRowLastColumn="0" w:lastRowFirstColumn="0" w:lastRowLastColumn="0"/>
+              <w:rPr>
+                <w:rFonts w:ascii="David" w:hAnsi="David" w:cs="David"/>
+                <w:color w:val="FF0000"/>
+              </w:rPr>
+            </w:pPr>
+            <w:r>
+              <w:rPr>
+                <w:rFonts w:ascii="David" w:hAnsi="David" w:cs="David"/>
+                <w:color w:val="FF0000"/>
+                <w:rtl/>
+              </w:rPr>
+              <w:t>{</w:t>
+            </w:r>
+            <w:r>
+              <w:rPr>
+                <w:rFonts w:ascii="David" w:hAnsi="David" w:cs="David"/>
+                <w:color w:val="FF0000"/>
+              </w:rPr>
+              <w:t xml:space="preserve">negative </w:t>
+            </w:r>
+            <w:r>
+              <w:rPr>
+                <w:rFonts w:ascii="David" w:hAnsi="David" w:cs="David"/>
+                <w:color w:val="FF0000"/>
+              </w:rPr>
               <w:t>mission</w:t>
             </w:r>
             <w:r>
               <w:rPr>
                 <w:rFonts w:ascii="David" w:hAnsi="David" w:cs="David"/>
+                <w:color w:val="FF0000"/>
+                <w:rtl/>
+              </w:rPr>
+              <w:t>}</w:t>
+            </w:r>
+          </w:p>
+        </w:tc>
+        <w:tc>
+          <w:tcPr>
+            <w:tcW w:w="1754" w:type="dxa"/>
+          </w:tcPr>
+          <w:p>
+            <w:pPr>
+              <w:pStyle w:val="ListParagraph"/>
+              <w:spacing w:after="240" w:line="360" w:lineRule="auto"/>
+              <w:ind w:left="0"/>
+              <w:jc w:val="center"/>
+              <w:cnfStyle w:val="000000100000" w:firstRow="0" w:lastRow="0" w:firstColumn="0" w:lastColumn="0" w:oddVBand="0" w:evenVBand="0" w:oddHBand="1" w:evenHBand="0" w:firstRowFirstColumn="0" w:firstRowLastColumn="0" w:lastRowFirstColumn="0" w:lastRowLastColumn="0"/>
+              <w:rPr>
+                <w:rFonts w:ascii="David" w:hAnsi="David" w:cs="David"/>
+              </w:rPr>
+            </w:pPr>
+            <w:r>
+              <w:rPr>
+                <w:rFonts w:ascii="David" w:hAnsi="David" w:cs="David"/>
+                <w:rtl/>
+              </w:rPr>
+              <w:t>{</w:t>
+            </w:r>
+            <w:r>
+              <w:rPr>
+                <w:rFonts w:ascii="David" w:hAnsi="David" w:cs="David"/>
+              </w:rPr>
+              <w:t xml:space="preserve">neutral </w:t>
+            </w:r>
+            <w:r>
+              <w:rPr>
+                <w:rFonts w:ascii="David" w:hAnsi="David" w:cs="David"/>
+              </w:rPr>
+              <w:t>mission</w:t>
+            </w:r>
+            <w:r>
+              <w:rPr>
+                <w:rFonts w:ascii="David" w:hAnsi="David" w:cs="David"/>
+                <w:rtl/>
+              </w:rPr>
+              <w:t>}</w:t>
+            </w:r>
+          </w:p>
+        </w:tc>
+        <w:tc>
+          <w:tcPr>
+            <w:tcW w:w="1807" w:type="dxa"/>
+          </w:tcPr>
+          <w:p>
+            <w:pPr>
+              <w:pStyle w:val="ListParagraph"/>
+              <w:spacing w:after="240" w:line="360" w:lineRule="auto"/>
+              <w:ind w:left="0"/>
+              <w:jc w:val="center"/>
+              <w:cnfStyle w:val="000000100000" w:firstRow="0" w:lastRow="0" w:firstColumn="0" w:lastColumn="0" w:oddVBand="0" w:evenVBand="0" w:oddHBand="1" w:evenHBand="0" w:firstRowFirstColumn="0" w:firstRowLastColumn="0" w:lastRowFirstColumn="0" w:lastRowLastColumn="0"/>
+              <w:rPr>
+                <w:rFonts w:ascii="David" w:hAnsi="David" w:cs="David"/>
                 <w:color w:val="00B050"/>
               </w:rPr>
-              <w:t xml:space="preserve">}} </w:t>
+            </w:pPr>
+            <w:r>
+              <w:rPr>
+                <w:rFonts w:ascii="David" w:hAnsi="David" w:cs="David"/>
+                <w:color w:val="00B050"/>
+                <w:rtl/>
+              </w:rPr>
+              <w:t>{</w:t>
+            </w:r>
+            <w:r>
+              <w:rPr>
+                <w:rFonts w:ascii="David" w:hAnsi="David" w:cs="David"/>
+                <w:color w:val="00B050"/>
+              </w:rPr>
+              <w:t xml:space="preserve"> positive </w:t>
+            </w:r>
+            <w:r>
+              <w:rPr>
+                <w:rFonts w:ascii="David" w:hAnsi="David" w:cs="David"/>
+                <w:color w:val="00B050"/>
+              </w:rPr>
+              <w:t>mission</w:t>
+            </w:r>
+            <w:r>
+              <w:rPr>
+                <w:rFonts w:ascii="David" w:hAnsi="David" w:cs="David"/>
+                <w:color w:val="00B050"/>
+              </w:rPr>
+              <w:t>}</w:t>
+            </w:r>
+            <w:r>
+              <w:rPr>
+                <w:rFonts w:ascii="David" w:hAnsi="David" w:cs="David"/>
+                <w:color w:val="00B050"/>
+              </w:rPr>
+              <w:t xml:space="preserve"> </w:t>
+            </w:r>
+          </w:p>
+        </w:tc>
+      </w:tr>
+      <w:tr>
+        <w:tc>
+          <w:tcPr>
+            <w:cnfStyle w:val="001000000000" w:firstRow="0" w:lastRow="0" w:firstColumn="1" w:lastColumn="0" w:oddVBand="0" w:evenVBand="0" w:oddHBand="0" w:evenHBand="0" w:firstRowFirstColumn="0" w:firstRowLastColumn="0" w:lastRowFirstColumn="0" w:lastRowLastColumn="0"/>
+            <w:tcW w:w="1638" w:type="dxa"/>
+            <w:vMerge/>
+          </w:tcPr>
+          <w:p>
+            <w:pPr>
+              <w:pStyle w:val="ListParagraph"/>
+              <w:spacing w:after="240" w:line="360" w:lineRule="auto"/>
+              <w:ind w:left="0"/>
+              <w:jc w:val="center"/>
+              <w:rPr>
+                <w:rFonts w:ascii="David" w:hAnsi="David" w:cs="David"/>
+                <w:rtl/>
+              </w:rPr>
+            </w:pPr>
+          </w:p>
+        </w:tc>
+        <w:tc>
+          <w:tcPr>
+            <w:tcW w:w="5315" w:type="dxa"/>
+            <w:gridSpan w:val="3"/>
+          </w:tcPr>
+          <w:p>
+            <w:pPr>
+              <w:pStyle w:val="ListParagraph"/>
+              <w:spacing w:after="240" w:line="360" w:lineRule="auto"/>
+              <w:ind w:left="0"/>
+              <w:jc w:val="center"/>
+              <w:cnfStyle w:val="000000000000" w:firstRow="0" w:lastRow="0" w:firstColumn="0" w:lastColumn="0" w:oddVBand="0" w:evenVBand="0" w:oddHBand="0" w:evenHBand="0" w:firstRowFirstColumn="0" w:firstRowLastColumn="0" w:lastRowFirstColumn="0" w:lastRowLastColumn="0"/>
+              <w:rPr>
+                <w:rFonts w:ascii="David" w:hAnsi="David" w:cs="David"/>
+                <w:color w:val="00B050"/>
+              </w:rPr>
+            </w:pPr>
+            <w:r>
+              <w:rPr>
+                <w:rFonts w:ascii="David" w:hAnsi="David" w:cs="David" w:hint="cs"/>
+                <w:b/>
+                <w:bCs/>
+                <w:rtl/>
+              </w:rPr>
+              <w:t xml:space="preserve">הגדרה: </w:t>
+            </w:r>
+            <w:r>
+              <w:rPr>
+                <w:rFonts w:ascii="David" w:hAnsi="David" w:cs="David"/>
+                <w:rtl/>
+              </w:rPr>
+              <w:t>עד כמה הצוער מונע מתוך המטרה הגדולה של שמירה על בטחון המדינה ומחיבור עמוק לעם ולמולדת, זאת תוך מוכנות להקריב ולתת מעצמו גם ללא תמורה?</w:t>
             </w:r>
           </w:p>
         </w:tc>
@@ -5046,8 +7326,22 @@
             <w:r>
               <w:rPr>
                 <w:rFonts w:ascii="David" w:hAnsi="David" w:cs="David"/>
-              </w:rPr>
-              <w:t>{{1 knowing}}</w:t>
+                <w:rtl/>
+              </w:rPr>
+              <w:t>{</w:t>
+            </w:r>
+            <w:r>
+              <w:rPr>
+                <w:rFonts w:ascii="David" w:hAnsi="David" w:cs="David"/>
+              </w:rPr>
+              <w:t>1 knowing</w:t>
+            </w:r>
+            <w:r>
+              <w:rPr>
+                <w:rFonts w:ascii="David" w:hAnsi="David" w:cs="David"/>
+                <w:rtl/>
+              </w:rPr>
+              <w:t>}</w:t>
             </w:r>
           </w:p>
         </w:tc>
@@ -5069,8 +7363,22 @@
             <w:r>
               <w:rPr>
                 <w:rFonts w:ascii="David" w:hAnsi="David" w:cs="David"/>
-              </w:rPr>
-              <w:t>{{2 knowing}}</w:t>
+                <w:rtl/>
+              </w:rPr>
+              <w:t>{</w:t>
+            </w:r>
+            <w:r>
+              <w:rPr>
+                <w:rFonts w:ascii="David" w:hAnsi="David" w:cs="David"/>
+              </w:rPr>
+              <w:t>2 knowing</w:t>
+            </w:r>
+            <w:r>
+              <w:rPr>
+                <w:rFonts w:ascii="David" w:hAnsi="David" w:cs="David"/>
+                <w:rtl/>
+              </w:rPr>
+              <w:t>}</w:t>
             </w:r>
           </w:p>
         </w:tc>
@@ -5094,7 +7402,7 @@
                 <w:rFonts w:ascii="David" w:hAnsi="David" w:cs="David"/>
                 <w:rtl/>
               </w:rPr>
-              <w:t>{{</w:t>
+              <w:t>{</w:t>
             </w:r>
             <w:r>
               <w:rPr>
@@ -5120,7 +7428,7 @@
                 <w:rFonts w:ascii="David" w:hAnsi="David" w:cs="David"/>
                 <w:rtl/>
               </w:rPr>
-              <w:t>}}</w:t>
+              <w:t>}</w:t>
             </w:r>
           </w:p>
         </w:tc>
@@ -5249,8 +7557,15 @@
             <w:r>
               <w:rPr>
                 <w:rFonts w:ascii="David" w:hAnsi="David" w:cs="David"/>
-              </w:rPr>
-              <w:t xml:space="preserve">{{1 </w:t>
+                <w:rtl/>
+              </w:rPr>
+              <w:t>{</w:t>
+            </w:r>
+            <w:r>
+              <w:rPr>
+                <w:rFonts w:ascii="David" w:hAnsi="David" w:cs="David"/>
+              </w:rPr>
+              <w:t xml:space="preserve">1 </w:t>
             </w:r>
             <w:r>
               <w:rPr>
@@ -5261,8 +7576,9 @@
             <w:r>
               <w:rPr>
                 <w:rFonts w:ascii="David" w:hAnsi="David" w:cs="David"/>
-              </w:rPr>
-              <w:t>}}</w:t>
+                <w:rtl/>
+              </w:rPr>
+              <w:t>}</w:t>
             </w:r>
           </w:p>
         </w:tc>
@@ -5284,8 +7600,15 @@
             <w:r>
               <w:rPr>
                 <w:rFonts w:ascii="David" w:hAnsi="David" w:cs="David"/>
-              </w:rPr>
-              <w:t xml:space="preserve">{{2 </w:t>
+                <w:rtl/>
+              </w:rPr>
+              <w:t>{</w:t>
+            </w:r>
+            <w:r>
+              <w:rPr>
+                <w:rFonts w:ascii="David" w:hAnsi="David" w:cs="David"/>
+              </w:rPr>
+              <w:t xml:space="preserve">2 </w:t>
             </w:r>
             <w:r>
               <w:rPr>
@@ -5296,8 +7619,9 @@
             <w:r>
               <w:rPr>
                 <w:rFonts w:ascii="David" w:hAnsi="David" w:cs="David"/>
-              </w:rPr>
-              <w:t>}}</w:t>
+                <w:rtl/>
+              </w:rPr>
+              <w:t>}</w:t>
             </w:r>
           </w:p>
         </w:tc>
@@ -5319,8 +7643,15 @@
             <w:r>
               <w:rPr>
                 <w:rFonts w:ascii="David" w:hAnsi="David" w:cs="David"/>
-              </w:rPr>
-              <w:t xml:space="preserve">{{3 </w:t>
+                <w:rtl/>
+              </w:rPr>
+              <w:t>{</w:t>
+            </w:r>
+            <w:r>
+              <w:rPr>
+                <w:rFonts w:ascii="David" w:hAnsi="David" w:cs="David"/>
+              </w:rPr>
+              <w:t xml:space="preserve">3 </w:t>
             </w:r>
             <w:r>
               <w:rPr>
@@ -5331,8 +7662,9 @@
             <w:r>
               <w:rPr>
                 <w:rFonts w:ascii="David" w:hAnsi="David" w:cs="David"/>
-              </w:rPr>
-              <w:t>}}</w:t>
+                <w:rtl/>
+              </w:rPr>
+              <w:t>}</w:t>
             </w:r>
           </w:p>
         </w:tc>
@@ -5420,8 +7752,9 @@
             <w:r>
               <w:rPr>
                 <w:rFonts w:ascii="David" w:hAnsi="David" w:cs="David"/>
-              </w:rPr>
-              <w:t>{{</w:t>
+                <w:rtl/>
+              </w:rPr>
+              <w:t>{</w:t>
             </w:r>
             <w:r>
               <w:rPr>
@@ -5438,8 +7771,9 @@
             <w:r>
               <w:rPr>
                 <w:rFonts w:ascii="David" w:hAnsi="David" w:cs="David"/>
-              </w:rPr>
-              <w:t>}}</w:t>
+                <w:rtl/>
+              </w:rPr>
+              <w:t>}</w:t>
             </w:r>
           </w:p>
         </w:tc>
@@ -5461,8 +7795,9 @@
             <w:r>
               <w:rPr>
                 <w:rFonts w:ascii="David" w:hAnsi="David" w:cs="David"/>
-              </w:rPr>
-              <w:t>{{</w:t>
+                <w:rtl/>
+              </w:rPr>
+              <w:t>{</w:t>
             </w:r>
             <w:r>
               <w:rPr>
@@ -5479,8 +7814,9 @@
             <w:r>
               <w:rPr>
                 <w:rFonts w:ascii="David" w:hAnsi="David" w:cs="David"/>
-              </w:rPr>
-              <w:t>}}</w:t>
+                <w:rtl/>
+              </w:rPr>
+              <w:t>}</w:t>
             </w:r>
           </w:p>
         </w:tc>
@@ -5502,8 +7838,9 @@
             <w:r>
               <w:rPr>
                 <w:rFonts w:ascii="David" w:hAnsi="David" w:cs="David"/>
-              </w:rPr>
-              <w:t>{{</w:t>
+                <w:rtl/>
+              </w:rPr>
+              <w:t>{</w:t>
             </w:r>
             <w:r>
               <w:rPr>
@@ -5520,8 +7857,9 @@
             <w:r>
               <w:rPr>
                 <w:rFonts w:ascii="David" w:hAnsi="David" w:cs="David"/>
-              </w:rPr>
-              <w:t>}}</w:t>
+                <w:rtl/>
+              </w:rPr>
+              <w:t>}</w:t>
             </w:r>
           </w:p>
         </w:tc>
@@ -5608,8 +7946,9 @@
             <w:r>
               <w:rPr>
                 <w:rFonts w:ascii="David" w:hAnsi="David" w:cs="David"/>
-              </w:rPr>
-              <w:t>{{</w:t>
+                <w:rtl/>
+              </w:rPr>
+              <w:t>{</w:t>
             </w:r>
             <w:r>
               <w:rPr>
@@ -5632,8 +7971,9 @@
             <w:r>
               <w:rPr>
                 <w:rFonts w:ascii="David" w:hAnsi="David" w:cs="David"/>
-              </w:rPr>
-              <w:t>}}</w:t>
+                <w:rtl/>
+              </w:rPr>
+              <w:t>}</w:t>
             </w:r>
           </w:p>
         </w:tc>
@@ -5655,8 +7995,9 @@
             <w:r>
               <w:rPr>
                 <w:rFonts w:ascii="David" w:hAnsi="David" w:cs="David"/>
-              </w:rPr>
-              <w:t>{{</w:t>
+                <w:rtl/>
+              </w:rPr>
+              <w:t>{</w:t>
             </w:r>
             <w:r>
               <w:rPr>
@@ -5679,8 +8020,9 @@
             <w:r>
               <w:rPr>
                 <w:rFonts w:ascii="David" w:hAnsi="David" w:cs="David"/>
-              </w:rPr>
-              <w:t>}}</w:t>
+                <w:rtl/>
+              </w:rPr>
+              <w:t>}</w:t>
             </w:r>
           </w:p>
         </w:tc>
@@ -5702,8 +8044,9 @@
             <w:r>
               <w:rPr>
                 <w:rFonts w:ascii="David" w:hAnsi="David" w:cs="David"/>
-              </w:rPr>
-              <w:t>{{</w:t>
+                <w:rtl/>
+              </w:rPr>
+              <w:t>{</w:t>
             </w:r>
             <w:r>
               <w:rPr>
@@ -5720,8 +8063,9 @@
             <w:r>
               <w:rPr>
                 <w:rFonts w:ascii="David" w:hAnsi="David" w:cs="David"/>
-              </w:rPr>
-              <w:t>}}</w:t>
+                <w:rtl/>
+              </w:rPr>
+              <w:t>}</w:t>
             </w:r>
           </w:p>
         </w:tc>
@@ -5835,8 +8179,9 @@
             <w:r>
               <w:rPr>
                 <w:rFonts w:ascii="David" w:hAnsi="David" w:cs="David"/>
-              </w:rPr>
-              <w:t>{{</w:t>
+                <w:rtl/>
+              </w:rPr>
+              <w:t>{</w:t>
             </w:r>
             <w:r>
               <w:rPr>
@@ -5859,8 +8204,9 @@
             <w:r>
               <w:rPr>
                 <w:rFonts w:ascii="David" w:hAnsi="David" w:cs="David"/>
-              </w:rPr>
-              <w:t>}}</w:t>
+                <w:rtl/>
+              </w:rPr>
+              <w:t>}</w:t>
             </w:r>
           </w:p>
         </w:tc>
@@ -5882,8 +8228,9 @@
             <w:r>
               <w:rPr>
                 <w:rFonts w:ascii="David" w:hAnsi="David" w:cs="David"/>
-              </w:rPr>
-              <w:t>{{</w:t>
+                <w:rtl/>
+              </w:rPr>
+              <w:t>{</w:t>
             </w:r>
             <w:r>
               <w:rPr>
@@ -5906,8 +8253,9 @@
             <w:r>
               <w:rPr>
                 <w:rFonts w:ascii="David" w:hAnsi="David" w:cs="David"/>
-              </w:rPr>
-              <w:t>}}</w:t>
+                <w:rtl/>
+              </w:rPr>
+              <w:t>}</w:t>
             </w:r>
           </w:p>
         </w:tc>
@@ -5929,8 +8277,9 @@
             <w:r>
               <w:rPr>
                 <w:rFonts w:ascii="David" w:hAnsi="David" w:cs="David"/>
-              </w:rPr>
-              <w:t>{{</w:t>
+                <w:rtl/>
+              </w:rPr>
+              <w:t>{</w:t>
             </w:r>
             <w:r>
               <w:rPr>
@@ -5953,8 +8302,9 @@
             <w:r>
               <w:rPr>
                 <w:rFonts w:ascii="David" w:hAnsi="David" w:cs="David"/>
-              </w:rPr>
-              <w:t>}}</w:t>
+                <w:rtl/>
+              </w:rPr>
+              <w:t>}</w:t>
             </w:r>
           </w:p>
         </w:tc>
@@ -6046,8 +8396,22 @@
             <w:r>
               <w:rPr>
                 <w:rFonts w:ascii="David" w:hAnsi="David" w:cs="David"/>
-              </w:rPr>
-              <w:t>{{1 academy}}</w:t>
+                <w:rtl/>
+              </w:rPr>
+              <w:t>{</w:t>
+            </w:r>
+            <w:r>
+              <w:rPr>
+                <w:rFonts w:ascii="David" w:hAnsi="David" w:cs="David"/>
+              </w:rPr>
+              <w:t>1 academy</w:t>
+            </w:r>
+            <w:r>
+              <w:rPr>
+                <w:rFonts w:ascii="David" w:hAnsi="David" w:cs="David"/>
+                <w:rtl/>
+              </w:rPr>
+              <w:t>}</w:t>
             </w:r>
           </w:p>
         </w:tc>
@@ -6069,8 +8433,15 @@
             <w:r>
               <w:rPr>
                 <w:rFonts w:ascii="David" w:hAnsi="David" w:cs="David"/>
-              </w:rPr>
-              <w:t xml:space="preserve">{{2 </w:t>
+                <w:rtl/>
+              </w:rPr>
+              <w:t>{</w:t>
+            </w:r>
+            <w:r>
+              <w:rPr>
+                <w:rFonts w:ascii="David" w:hAnsi="David" w:cs="David"/>
+              </w:rPr>
+              <w:t xml:space="preserve">2 </w:t>
             </w:r>
             <w:r>
               <w:rPr>
@@ -6081,8 +8452,9 @@
             <w:r>
               <w:rPr>
                 <w:rFonts w:ascii="David" w:hAnsi="David" w:cs="David"/>
-              </w:rPr>
-              <w:t>}}</w:t>
+                <w:rtl/>
+              </w:rPr>
+              <w:t>}</w:t>
             </w:r>
           </w:p>
         </w:tc>
@@ -6104,8 +8476,15 @@
             <w:r>
               <w:rPr>
                 <w:rFonts w:ascii="David" w:hAnsi="David" w:cs="David"/>
-              </w:rPr>
-              <w:t xml:space="preserve">{{3 </w:t>
+                <w:rtl/>
+              </w:rPr>
+              <w:t>{</w:t>
+            </w:r>
+            <w:r>
+              <w:rPr>
+                <w:rFonts w:ascii="David" w:hAnsi="David" w:cs="David"/>
+              </w:rPr>
+              <w:t xml:space="preserve">3 </w:t>
             </w:r>
             <w:r>
               <w:rPr>
@@ -6116,8 +8495,9 @@
             <w:r>
               <w:rPr>
                 <w:rFonts w:ascii="David" w:hAnsi="David" w:cs="David"/>
-              </w:rPr>
-              <w:t>}}</w:t>
+                <w:rtl/>
+              </w:rPr>
+              <w:t>}</w:t>
             </w:r>
           </w:p>
         </w:tc>
@@ -6218,8 +8598,15 @@
             <w:r>
               <w:rPr>
                 <w:rFonts w:ascii="David" w:hAnsi="David" w:cs="David"/>
-              </w:rPr>
-              <w:t xml:space="preserve">{{1 </w:t>
+                <w:rtl/>
+              </w:rPr>
+              <w:t>{</w:t>
+            </w:r>
+            <w:r>
+              <w:rPr>
+                <w:rFonts w:ascii="David" w:hAnsi="David" w:cs="David"/>
+              </w:rPr>
+              <w:t xml:space="preserve">1 </w:t>
             </w:r>
             <w:r>
               <w:rPr>
@@ -6230,8 +8617,9 @@
             <w:r>
               <w:rPr>
                 <w:rFonts w:ascii="David" w:hAnsi="David" w:cs="David"/>
-              </w:rPr>
-              <w:t>}}</w:t>
+                <w:rtl/>
+              </w:rPr>
+              <w:t>}</w:t>
             </w:r>
           </w:p>
         </w:tc>
@@ -6252,8 +8640,15 @@
             <w:r>
               <w:rPr>
                 <w:rFonts w:ascii="David" w:hAnsi="David" w:cs="David"/>
-              </w:rPr>
-              <w:t xml:space="preserve">{{2 </w:t>
+                <w:rtl/>
+              </w:rPr>
+              <w:t>{</w:t>
+            </w:r>
+            <w:r>
+              <w:rPr>
+                <w:rFonts w:ascii="David" w:hAnsi="David" w:cs="David"/>
+              </w:rPr>
+              <w:t xml:space="preserve">2 </w:t>
             </w:r>
             <w:r>
               <w:rPr>
@@ -6264,8 +8659,9 @@
             <w:r>
               <w:rPr>
                 <w:rFonts w:ascii="David" w:hAnsi="David" w:cs="David"/>
-              </w:rPr>
-              <w:t>}}</w:t>
+                <w:rtl/>
+              </w:rPr>
+              <w:t>}</w:t>
             </w:r>
           </w:p>
         </w:tc>
@@ -6288,7 +8684,13 @@
               <w:rPr>
                 <w:rFonts w:ascii="David" w:hAnsi="David" w:cs="David"/>
               </w:rPr>
-              <w:t xml:space="preserve">{{3 </w:t>
+              <w:t>{</w:t>
+            </w:r>
+            <w:r>
+              <w:rPr>
+                <w:rFonts w:ascii="David" w:hAnsi="David" w:cs="David"/>
+              </w:rPr>
+              <w:t xml:space="preserve">3 </w:t>
             </w:r>
             <w:r>
               <w:rPr>
@@ -6300,7 +8702,7 @@
               <w:rPr>
                 <w:rFonts w:ascii="David" w:hAnsi="David" w:cs="David"/>
               </w:rPr>
-              <w:t>}}</w:t>
+              <w:t>}</w:t>
             </w:r>
           </w:p>
         </w:tc>
@@ -6392,8 +8794,15 @@
             <w:r>
               <w:rPr>
                 <w:rFonts w:ascii="David" w:hAnsi="David" w:cs="David"/>
-              </w:rPr>
-              <w:t xml:space="preserve">{{1 </w:t>
+                <w:rtl/>
+              </w:rPr>
+              <w:t>{</w:t>
+            </w:r>
+            <w:r>
+              <w:rPr>
+                <w:rFonts w:ascii="David" w:hAnsi="David" w:cs="David"/>
+              </w:rPr>
+              <w:t xml:space="preserve">1 </w:t>
             </w:r>
             <w:r>
               <w:rPr>
@@ -6404,8 +8813,9 @@
             <w:r>
               <w:rPr>
                 <w:rFonts w:ascii="David" w:hAnsi="David" w:cs="David"/>
-              </w:rPr>
-              <w:t>}}</w:t>
+                <w:rtl/>
+              </w:rPr>
+              <w:t>}</w:t>
             </w:r>
           </w:p>
         </w:tc>
@@ -6427,8 +8837,15 @@
             <w:r>
               <w:rPr>
                 <w:rFonts w:ascii="David" w:hAnsi="David" w:cs="David"/>
-              </w:rPr>
-              <w:t xml:space="preserve">{{2 </w:t>
+                <w:rtl/>
+              </w:rPr>
+              <w:t>{</w:t>
+            </w:r>
+            <w:r>
+              <w:rPr>
+                <w:rFonts w:ascii="David" w:hAnsi="David" w:cs="David"/>
+              </w:rPr>
+              <w:t xml:space="preserve">2 </w:t>
             </w:r>
             <w:r>
               <w:rPr>
@@ -6439,8 +8856,9 @@
             <w:r>
               <w:rPr>
                 <w:rFonts w:ascii="David" w:hAnsi="David" w:cs="David"/>
-              </w:rPr>
-              <w:t>}}</w:t>
+                <w:rtl/>
+              </w:rPr>
+              <w:t>}</w:t>
             </w:r>
           </w:p>
         </w:tc>
@@ -6462,8 +8880,15 @@
             <w:r>
               <w:rPr>
                 <w:rFonts w:ascii="David" w:hAnsi="David" w:cs="David"/>
-              </w:rPr>
-              <w:t xml:space="preserve">{{3 </w:t>
+                <w:rtl/>
+              </w:rPr>
+              <w:t>{</w:t>
+            </w:r>
+            <w:r>
+              <w:rPr>
+                <w:rFonts w:ascii="David" w:hAnsi="David" w:cs="David"/>
+              </w:rPr>
+              <w:t xml:space="preserve">3 </w:t>
             </w:r>
             <w:r>
               <w:rPr>
@@ -6474,8 +8899,9 @@
             <w:r>
               <w:rPr>
                 <w:rFonts w:ascii="David" w:hAnsi="David" w:cs="David"/>
-              </w:rPr>
-              <w:t>}}</w:t>
+                <w:rtl/>
+              </w:rPr>
+              <w:t>}</w:t>
             </w:r>
           </w:p>
         </w:tc>
@@ -6527,9 +8953,22 @@
             <w:r>
               <w:rPr>
                 <w:rFonts w:ascii="David" w:hAnsi="David" w:cs="David"/>
-              </w:rPr>
-              <w:lastRenderedPageBreak/>
-              <w:t>{{progress_graph}}</w:t>
+                <w:rtl/>
+              </w:rPr>
+              <w:t>{</w:t>
+            </w:r>
+            <w:r>
+              <w:rPr>
+                <w:rFonts w:ascii="David" w:hAnsi="David" w:cs="David"/>
+              </w:rPr>
+              <w:t>progress_graph</w:t>
+            </w:r>
+            <w:r>
+              <w:rPr>
+                <w:rFonts w:ascii="David" w:hAnsi="David" w:cs="David"/>
+                <w:rtl/>
+              </w:rPr>
+              <w:t>}</w:t>
             </w:r>
           </w:p>
         </w:tc>
@@ -6638,7 +9077,52 @@
                 <w:rFonts w:ascii="David" w:hAnsi="David"/>
                 <w:lang w:val="he-IL" w:eastAsia="en-US" w:bidi="ar-SA"/>
               </w:rPr>
-              <w:t>רמת היכרות גבוהה &gt;= 4</w:t>
+              <w:t>רמת היכרות גבוהה</w:t>
+            </w:r>
+            <w:r>
+              <w:rPr>
+                <w:rFonts w:ascii="David" w:hAnsi="David" w:hint="cs"/>
+                <w:rtl/>
+                <w:lang w:val="he-IL" w:eastAsia="en-US"/>
+              </w:rPr>
+              <w:t xml:space="preserve"> </w:t>
+            </w:r>
+            <w:r>
+              <w:rPr>
+                <w:rFonts w:ascii="David" w:hAnsi="David"/>
+                <w:lang w:val="he-IL" w:eastAsia="en-US" w:bidi="ar-SA"/>
+              </w:rPr>
+              <w:t xml:space="preserve"> </w:t>
+            </w:r>
+            <w:r>
+              <w:rPr>
+                <w:rFonts w:ascii="David" w:hAnsi="David" w:hint="cs"/>
+                <w:rtl/>
+                <w:lang w:val="he-IL" w:eastAsia="en-US"/>
+              </w:rPr>
+              <w:t>&gt;</w:t>
+            </w:r>
+            <w:r>
+              <w:rPr>
+                <w:rFonts w:ascii="David" w:hAnsi="David"/>
+                <w:lang w:val="he-IL" w:eastAsia="en-US" w:bidi="ar-SA"/>
+              </w:rPr>
+              <w:t xml:space="preserve"> </w:t>
+            </w:r>
+            <w:r>
+              <w:rPr>
+                <w:rFonts w:ascii="David" w:hAnsi="David" w:hint="cs"/>
+                <w:rtl/>
+                <w:lang w:val="he-IL" w:eastAsia="en-US"/>
+              </w:rPr>
+              <w:t xml:space="preserve"> </w:t>
+            </w:r>
+            <w:r>
+              <w:rPr>
+                <w:rFonts w:ascii="David" w:hAnsi="David"/>
+                <w:lang w:val="he-IL" w:eastAsia="en-US" w:bidi="ar-SA"/>
+              </w:rPr>
+              <w:t>4</w:t>
             </w:r>
             <w:r>
               <w:rPr>
@@ -6675,7 +9159,21 @@
                 <w:rFonts w:ascii="David" w:hAnsi="David"/>
                 <w:lang w:val="he-IL" w:eastAsia="en-US" w:bidi="ar-SA"/>
               </w:rPr>
-              <w:t>רמת היכרות נמוכה &lt; 4</w:t>
+              <w:t xml:space="preserve">רמת היכרות נמוכה </w:t>
+            </w:r>
+            <w:r>
+              <w:rPr>
+                <w:rFonts w:ascii="Cambria Math" w:hAnsi="Cambria Math" w:cs="Cambria Math"/>
+                <w:lang w:val="he-IL" w:eastAsia="en-US" w:bidi="ar-SA"/>
+              </w:rPr>
+              <w:t>≥</w:t>
+            </w:r>
+            <w:r>
+              <w:rPr>
+                <w:rFonts w:ascii="David" w:hAnsi="David"/>
+                <w:lang w:val="he-IL" w:eastAsia="en-US" w:bidi="ar-SA"/>
+              </w:rPr>
+              <w:t xml:space="preserve"> 4</w:t>
             </w:r>
             <w:r>
               <w:rPr>
@@ -6701,82 +9199,166 @@
           </w:tcPr>
           <w:p>
             <w:pPr>
+              <w:rPr>
+                <w:rFonts w:ascii="David" w:eastAsia="Arial" w:hAnsi="David" w:cs="David"/>
+              </w:rPr>
+            </w:pPr>
+            <w:r>
+              <w:rPr>
+                <w:rFonts w:ascii="David" w:eastAsia="Arial" w:hAnsi="David" w:cs="David"/>
+              </w:rPr>
+              <w:t>{% for point in conserve.points %}</w:t>
+            </w:r>
+          </w:p>
+          <w:p>
+            <w:pPr>
+              <w:pStyle w:val="ListParagraph"/>
+              <w:numPr>
+                <w:ilvl w:val="0"/>
+                <w:numId w:val="17"/>
+              </w:numPr>
+              <w:rPr>
+                <w:rFonts w:ascii="David" w:eastAsia="Arial" w:hAnsi="David" w:cs="David"/>
+              </w:rPr>
+            </w:pPr>
+            <w:r>
+              <w:rPr>
+                <w:rFonts w:ascii="David" w:eastAsia="Arial" w:hAnsi="David" w:cs="David"/>
+              </w:rPr>
+              <w:t>{{point}}</w:t>
+            </w:r>
+            <w:r>
+              <w:rPr>
+                <w:rFonts w:ascii="David" w:eastAsia="Arial" w:hAnsi="David" w:cs="David"/>
+              </w:rPr>
+              <w:t>{% endfor %}</w:t>
+            </w:r>
+          </w:p>
+        </w:tc>
+      </w:tr>
+      <w:tr>
+        <w:tc>
+          <w:tcPr>
+            <w:tcW w:w="2432" w:type="dxa"/>
+            <w:vAlign w:val="center"/>
+          </w:tcPr>
+          <w:p>
+            <w:pPr>
+              <w:jc w:val="center"/>
+              <w:rPr>
+                <w:rFonts w:ascii="David" w:hAnsi="David" w:cs="David"/>
+                <w:b/>
+                <w:bCs/>
+              </w:rPr>
+            </w:pPr>
+            <w:r>
+              <w:rPr>
+                <w:rFonts w:ascii="David" w:hAnsi="David" w:cs="David" w:hint="cs"/>
+                <w:b/>
+                <w:bCs/>
+                <w:rtl/>
+              </w:rPr>
+              <w:t>נקודות לשי</w:t>
+            </w:r>
+            <w:r>
+              <w:rPr>
+                <w:rFonts w:ascii="David" w:hAnsi="David" w:cs="David" w:hint="cs"/>
+                <w:b/>
+                <w:bCs/>
+                <w:rtl/>
+              </w:rPr>
+              <w:t>פור</w:t>
+            </w:r>
+          </w:p>
+          <w:p>
+            <w:pPr>
+              <w:jc w:val="center"/>
+              <w:rPr>
+                <w:rFonts w:ascii="David" w:hAnsi="David" w:cs="David"/>
+                <w:b/>
+                <w:bCs/>
+                <w:rtl/>
+              </w:rPr>
+            </w:pPr>
+            <w:r>
+              <w:rPr>
+                <w:rFonts w:ascii="David" w:hAnsi="David"/>
+                <w:lang w:val="he-IL" w:eastAsia="en-US" w:bidi="ar-SA"/>
+              </w:rPr>
+              <w:t>רמת היכרות גבוהה</w:t>
+            </w:r>
+            <w:r>
+              <w:rPr>
+                <w:rFonts w:ascii="David" w:hAnsi="David" w:hint="cs"/>
+                <w:rtl/>
+                <w:lang w:val="he-IL" w:eastAsia="en-US"/>
+              </w:rPr>
+              <w:t xml:space="preserve"> </w:t>
+            </w:r>
+            <w:r>
+              <w:rPr>
+                <w:rFonts w:ascii="David" w:hAnsi="David"/>
+                <w:lang w:val="he-IL" w:eastAsia="en-US" w:bidi="ar-SA"/>
+              </w:rPr>
+              <w:t xml:space="preserve"> </w:t>
+            </w:r>
+            <w:r>
+              <w:rPr>
+                <w:rFonts w:ascii="David" w:hAnsi="David" w:hint="cs"/>
+                <w:rtl/>
+                <w:lang w:val="he-IL" w:eastAsia="en-US"/>
+              </w:rPr>
+              <w:t>&gt;</w:t>
+            </w:r>
+            <w:r>
+              <w:rPr>
+                <w:rFonts w:ascii="David" w:hAnsi="David"/>
+                <w:lang w:val="he-IL" w:eastAsia="en-US" w:bidi="ar-SA"/>
+              </w:rPr>
+              <w:t xml:space="preserve"> </w:t>
+            </w:r>
+            <w:r>
+              <w:rPr>
+                <w:rFonts w:ascii="David" w:hAnsi="David" w:hint="cs"/>
+                <w:rtl/>
+                <w:lang w:val="he-IL" w:eastAsia="en-US"/>
+              </w:rPr>
+              <w:t xml:space="preserve"> </w:t>
+            </w:r>
+            <w:r>
+              <w:rPr>
+                <w:rFonts w:ascii="David" w:hAnsi="David"/>
+                <w:lang w:val="he-IL" w:eastAsia="en-US" w:bidi="ar-SA"/>
+              </w:rPr>
+              <w:t>4</w:t>
+            </w:r>
+            <w:r>
+              <w:rPr>
+                <w:rFonts w:ascii="MS Gothic" w:eastAsia="MS Gothic" w:hAnsi="MS Gothic" w:cs="MS Gothic" w:hint="eastAsia"/>
+                <w:lang w:val="he-IL" w:eastAsia="en-US" w:bidi="ar-SA"/>
+              </w:rPr>
+              <w:t>‬</w:t>
+            </w:r>
+            <w:r>
+              <w:t>‬</w:t>
+            </w:r>
+            <w:r>
+              <w:t>‬</w:t>
+            </w:r>
+            <w:r>
+              <w:t>‬</w:t>
+            </w:r>
+          </w:p>
+          <w:p>
+            <w:pPr>
               <w:spacing w:line="360" w:lineRule="auto"/>
-              <w:jc w:val="both"/>
-              <w:rPr>
-                <w:rFonts w:ascii="David" w:hAnsi="David" w:cs="David"/>
+              <w:jc w:val="center"/>
+              <w:rPr>
+                <w:rFonts w:ascii="David" w:hAnsi="David" w:cs="David"/>
+                <w:b/>
+                <w:bCs/>
                 <w:sz w:val="28"/>
                 <w:szCs w:val="28"/>
-              </w:rPr>
-            </w:pPr>
-            <w:r>
-              <w:rPr>
-                <w:rFonts w:ascii="David" w:hAnsi="David" w:cs="David"/>
-                <w:sz w:val="28"/>
-                <w:szCs w:val="28"/>
-              </w:rPr>
-              <w:t>{{</w:t>
-            </w:r>
-            <w:r>
-              <w:rPr>
-                <w:rFonts w:ascii="David" w:hAnsi="David" w:cs="David"/>
-                <w:sz w:val="28"/>
-                <w:szCs w:val="28"/>
-              </w:rPr>
-              <w:t>points to conserve</w:t>
-            </w:r>
-            <w:r>
-              <w:rPr>
-                <w:rFonts w:ascii="David" w:hAnsi="David" w:cs="David"/>
-                <w:sz w:val="28"/>
-                <w:szCs w:val="28"/>
-              </w:rPr>
-              <w:t>}}</w:t>
-            </w:r>
-          </w:p>
-        </w:tc>
-      </w:tr>
-      <w:tr>
-        <w:tc>
-          <w:tcPr>
-            <w:tcW w:w="2432" w:type="dxa"/>
-            <w:vAlign w:val="center"/>
-          </w:tcPr>
-          <w:p>
-            <w:pPr>
-              <w:jc w:val="center"/>
-              <w:rPr>
-                <w:rFonts w:ascii="David" w:hAnsi="David" w:cs="David"/>
-                <w:b/>
-                <w:bCs/>
-              </w:rPr>
-            </w:pPr>
-            <w:r>
-              <w:rPr>
-                <w:rFonts w:ascii="David" w:hAnsi="David" w:cs="David" w:hint="cs"/>
-                <w:b/>
-                <w:bCs/>
-                <w:rtl/>
-              </w:rPr>
-              <w:t>נקודות לשי</w:t>
-            </w:r>
-            <w:r>
-              <w:rPr>
-                <w:rFonts w:ascii="David" w:hAnsi="David" w:cs="David" w:hint="cs"/>
-                <w:b/>
-                <w:bCs/>
-                <w:rtl/>
-              </w:rPr>
-              <w:t>פור</w:t>
-            </w:r>
-          </w:p>
-          <w:p>
-            <w:pPr>
-              <w:jc w:val="center"/>
-              <w:rPr>
-                <w:rFonts w:ascii="David" w:hAnsi="David" w:cs="David"/>
-                <w:b/>
-                <w:bCs/>
                 <w:rtl/>
               </w:rPr>
             </w:pPr>
@@ -6785,7 +9367,21 @@
                 <w:rFonts w:ascii="David" w:hAnsi="David"/>
                 <w:lang w:val="he-IL" w:eastAsia="en-US" w:bidi="ar-SA"/>
               </w:rPr>
-              <w:t>רמת היכרות גבוהה &gt;= 4</w:t>
+              <w:t xml:space="preserve">רמת היכרות נמוכה </w:t>
+            </w:r>
+            <w:r>
+              <w:rPr>
+                <w:rFonts w:ascii="Cambria Math" w:hAnsi="Cambria Math" w:cs="Cambria Math"/>
+                <w:lang w:val="he-IL" w:eastAsia="en-US" w:bidi="ar-SA"/>
+              </w:rPr>
+              <w:t>≥</w:t>
+            </w:r>
+            <w:r>
+              <w:rPr>
+                <w:rFonts w:ascii="David" w:hAnsi="David"/>
+                <w:lang w:val="he-IL" w:eastAsia="en-US" w:bidi="ar-SA"/>
+              </w:rPr>
+              <w:t xml:space="preserve"> 4</w:t>
             </w:r>
             <w:r>
               <w:rPr>
@@ -6804,43 +9400,6 @@
               <w:t>‬</w:t>
             </w:r>
           </w:p>
-          <w:p>
-            <w:pPr>
-              <w:spacing w:line="360" w:lineRule="auto"/>
-              <w:jc w:val="center"/>
-              <w:rPr>
-                <w:rFonts w:ascii="David" w:hAnsi="David" w:cs="David"/>
-                <w:b/>
-                <w:bCs/>
-                <w:sz w:val="28"/>
-                <w:szCs w:val="28"/>
-                <w:rtl/>
-              </w:rPr>
-            </w:pPr>
-            <w:r>
-              <w:rPr>
-                <w:rFonts w:ascii="David" w:hAnsi="David"/>
-                <w:lang w:val="he-IL" w:eastAsia="en-US" w:bidi="ar-SA"/>
-              </w:rPr>
-              <w:t>רמת היכרות נמוכה &lt; 4</w:t>
-            </w:r>
-            <w:r>
-              <w:rPr>
-                <w:rFonts w:ascii="MS Gothic" w:eastAsia="MS Gothic" w:hAnsi="MS Gothic" w:cs="MS Gothic" w:hint="eastAsia"/>
-                <w:lang w:val="he-IL" w:eastAsia="en-US" w:bidi="ar-SA"/>
-              </w:rPr>
-              <w:t>‬</w:t>
-            </w:r>
-            <w:r>
-              <w:t>‬</w:t>
-            </w:r>
-            <w:r>
-              <w:t>‬</w:t>
-            </w:r>
-            <w:r>
-              <w:t>‬</w:t>
-            </w:r>
-          </w:p>
         </w:tc>
         <w:tc>
           <w:tcPr>
@@ -6848,40 +9407,39 @@
           </w:tcPr>
           <w:p>
             <w:pPr>
-              <w:spacing w:line="360" w:lineRule="auto"/>
-              <w:jc w:val="both"/>
-              <w:rPr>
-                <w:rFonts w:ascii="David" w:hAnsi="David" w:cs="David"/>
-                <w:sz w:val="28"/>
-                <w:szCs w:val="28"/>
-                <w:rtl/>
-              </w:rPr>
-            </w:pPr>
-            <w:r>
-              <w:rPr>
-                <w:rFonts w:ascii="David" w:hAnsi="David" w:cs="David"/>
-                <w:b/>
-                <w:bCs/>
-                <w:sz w:val="28"/>
-                <w:szCs w:val="28"/>
-              </w:rPr>
-              <w:t>{{</w:t>
-            </w:r>
-            <w:r>
-              <w:rPr>
-                <w:rFonts w:ascii="David" w:hAnsi="David" w:cs="David"/>
-                <w:sz w:val="28"/>
-                <w:szCs w:val="28"/>
-              </w:rPr>
-              <w:t>points to improve</w:t>
-            </w:r>
-            <w:r>
-              <w:rPr>
-                <w:rFonts w:ascii="David" w:hAnsi="David" w:cs="David"/>
-                <w:sz w:val="28"/>
-                <w:szCs w:val="28"/>
-              </w:rPr>
-              <w:t>}}</w:t>
+              <w:rPr>
+                <w:rFonts w:ascii="David" w:eastAsia="Arial" w:hAnsi="David" w:cs="David"/>
+              </w:rPr>
+            </w:pPr>
+            <w:r>
+              <w:rPr>
+                <w:rFonts w:ascii="David" w:eastAsia="Arial" w:hAnsi="David" w:cs="David"/>
+              </w:rPr>
+              <w:t>{% for point in improve.points %}</w:t>
+            </w:r>
+          </w:p>
+          <w:p>
+            <w:pPr>
+              <w:pStyle w:val="ListParagraph"/>
+              <w:numPr>
+                <w:ilvl w:val="0"/>
+                <w:numId w:val="17"/>
+              </w:numPr>
+              <w:rPr>
+                <w:rFonts w:ascii="David" w:eastAsia="Arial" w:hAnsi="David" w:cs="David"/>
+              </w:rPr>
+            </w:pPr>
+            <w:r>
+              <w:rPr>
+                <w:rFonts w:ascii="David" w:eastAsia="Arial" w:hAnsi="David" w:cs="David"/>
+              </w:rPr>
+              <w:t>{{point}}</w:t>
+            </w:r>
+            <w:r>
+              <w:rPr>
+                <w:rFonts w:ascii="David" w:eastAsia="Arial" w:hAnsi="David" w:cs="David"/>
+              </w:rPr>
+              <w:t>{% endfor %}</w:t>
             </w:r>
           </w:p>
         </w:tc>
@@ -7028,7 +9586,7 @@
                 <w:szCs w:val="28"/>
                 <w:rtl/>
               </w:rPr>
-              <w:t>{{</w:t>
+              <w:t>{</w:t>
             </w:r>
             <w:r>
               <w:rPr>
@@ -7047,7 +9605,7 @@
                 <w:szCs w:val="28"/>
                 <w:rtl/>
               </w:rPr>
-              <w:t>}}</w:t>
+              <w:t>}</w:t>
             </w:r>
           </w:p>
         </w:tc>
@@ -7442,6 +10000,119 @@
 <file path=word/numbering.xml><?xml version="1.0" encoding="utf-8"?>
 <w:numbering xmlns:wpc="http://schemas.microsoft.com/office/word/2010/wordprocessingCanvas" xmlns:cx="http://schemas.microsoft.com/office/drawing/2014/chartex" xmlns:cx1="http://schemas.microsoft.com/office/drawing/2015/9/8/chartex" xmlns:cx2="http://schemas.microsoft.com/office/drawing/2015/10/21/chartex" xmlns:cx3="http://schemas.microsoft.com/office/drawing/2016/5/9/chartex" xmlns:cx4="http://schemas.microsoft.com/office/drawing/2016/5/10/chartex" xmlns:cx5="http://schemas.microsoft.com/office/drawing/2016/5/11/chartex" xmlns:cx6="http://schemas.microsoft.com/office/drawing/2016/5/12/chartex" xmlns:cx7="http://schemas.microsoft.com/office/drawing/2016/5/13/chartex" xmlns:cx8="http://schemas.microsoft.com/office/drawing/2016/5/14/chartex" xmlns:mc="http://schemas.openxmlformats.org/markup-compatibility/2006" xmlns:aink="http://schemas.microsoft.com/office/drawing/2016/ink" xmlns:am3d="http://schemas.microsoft.com/office/drawing/2017/model3d" xmlns:o="urn:schemas-microsoft-com:office:office" xmlns:oel="http://schemas.microsoft.com/office/2019/extlst" xmlns:r="http://schemas.openxmlformats.org/officeDocument/2006/relationships" xmlns:m="http://schemas.openxmlformats.org/officeDocument/2006/math" xmlns:v="urn:schemas-microsoft-com:vml" xmlns:wp14="http://schemas.microsoft.com/office/word/2010/wordprocessingDrawing" xmlns:wp="http://schemas.openxmlformats.org/drawingml/2006/wordprocessingDrawing" xmlns:w10="urn:schemas-microsoft-com:office:word" xmlns:w="http://schemas.openxmlformats.org/wordprocessingml/2006/main" xmlns:w14="http://schemas.microsoft.com/office/word/2010/wordml" xmlns:w15="http://schemas.microsoft.com/office/word/2012/wordml" xmlns:w16cex="http://schemas.microsoft.com/office/word/2018/wordml/cex" xmlns:w16cid="http://schemas.microsoft.com/office/word/2016/wordml/cid" xmlns:w16="http://schemas.microsoft.com/office/word/2018/wordml" xmlns:w16du="http://schemas.microsoft.com/office/word/2023/wordml/word16du" xmlns:w16sdtdh="http://schemas.microsoft.com/office/word/2020/wordml/sdtdatahash" xmlns:w16sdtfl="http://schemas.microsoft.com/office/word/2024/wordml/sdtformatlock" xmlns:w16se="http://schemas.microsoft.com/office/word/2015/wordml/symex" xmlns:wpg="http://schemas.microsoft.com/office/word/2010/wordprocessingGroup" xmlns:wpi="http://schemas.microsoft.com/office/word/2010/wordprocessingInk" xmlns:wne="http://schemas.microsoft.com/office/word/2006/wordml" xmlns:wps="http://schemas.microsoft.com/office/word/2010/wordprocessingShape" mc:Ignorable="w14 w15 w16se w16cid w16 w16cex w16sdtdh w16sdtfl w16du wp14">
   <w:abstractNum w:abstractNumId="0" w15:restartNumberingAfterBreak="0">
+    <w:nsid w:val="0C3176C9"/>
+    <w:multiLevelType w:val="hybridMultilevel"/>
+    <w:tmpl w:val="399A54EA"/>
+    <w:lvl w:ilvl="0" w:tplc="10000001">
+      <w:start w:val="1"/>
+      <w:numFmt w:val="bullet"/>
+      <w:lvlText w:val=""/>
+      <w:lvlJc w:val="left"/>
+      <w:pPr>
+        <w:ind w:left="720" w:hanging="360"/>
+      </w:pPr>
+      <w:rPr>
+        <w:rFonts w:ascii="Symbol" w:hAnsi="Symbol" w:hint="default"/>
+      </w:rPr>
+    </w:lvl>
+    <w:lvl w:ilvl="1" w:tplc="10000003" w:tentative="1">
+      <w:start w:val="1"/>
+      <w:numFmt w:val="bullet"/>
+      <w:lvlText w:val="o"/>
+      <w:lvlJc w:val="left"/>
+      <w:pPr>
+        <w:ind w:left="1440" w:hanging="360"/>
+      </w:pPr>
+      <w:rPr>
+        <w:rFonts w:ascii="Courier New" w:hAnsi="Courier New" w:cs="Courier New" w:hint="default"/>
+      </w:rPr>
+    </w:lvl>
+    <w:lvl w:ilvl="2" w:tplc="10000005" w:tentative="1">
+      <w:start w:val="1"/>
+      <w:numFmt w:val="bullet"/>
+      <w:lvlText w:val=""/>
+      <w:lvlJc w:val="left"/>
+      <w:pPr>
+        <w:ind w:left="2160" w:hanging="360"/>
+      </w:pPr>
+      <w:rPr>
+        <w:rFonts w:ascii="Wingdings" w:hAnsi="Wingdings" w:hint="default"/>
+      </w:rPr>
+    </w:lvl>
+    <w:lvl w:ilvl="3" w:tplc="10000001" w:tentative="1">
+      <w:start w:val="1"/>
+      <w:numFmt w:val="bullet"/>
+      <w:lvlText w:val=""/>
+      <w:lvlJc w:val="left"/>
+      <w:pPr>
+        <w:ind w:left="2880" w:hanging="360"/>
+      </w:pPr>
+      <w:rPr>
+        <w:rFonts w:ascii="Symbol" w:hAnsi="Symbol" w:hint="default"/>
+      </w:rPr>
+    </w:lvl>
+    <w:lvl w:ilvl="4" w:tplc="10000003" w:tentative="1">
+      <w:start w:val="1"/>
+      <w:numFmt w:val="bullet"/>
+      <w:lvlText w:val="o"/>
+      <w:lvlJc w:val="left"/>
+      <w:pPr>
+        <w:ind w:left="3600" w:hanging="360"/>
+      </w:pPr>
+      <w:rPr>
+        <w:rFonts w:ascii="Courier New" w:hAnsi="Courier New" w:cs="Courier New" w:hint="default"/>
+      </w:rPr>
+    </w:lvl>
+    <w:lvl w:ilvl="5" w:tplc="10000005" w:tentative="1">
+      <w:start w:val="1"/>
+      <w:numFmt w:val="bullet"/>
+      <w:lvlText w:val=""/>
+      <w:lvlJc w:val="left"/>
+      <w:pPr>
+        <w:ind w:left="4320" w:hanging="360"/>
+      </w:pPr>
+      <w:rPr>
+        <w:rFonts w:ascii="Wingdings" w:hAnsi="Wingdings" w:hint="default"/>
+      </w:rPr>
+    </w:lvl>
+    <w:lvl w:ilvl="6" w:tplc="10000001" w:tentative="1">
+      <w:start w:val="1"/>
+      <w:numFmt w:val="bullet"/>
+      <w:lvlText w:val=""/>
+      <w:lvlJc w:val="left"/>
+      <w:pPr>
+        <w:ind w:left="5040" w:hanging="360"/>
+      </w:pPr>
+      <w:rPr>
+        <w:rFonts w:ascii="Symbol" w:hAnsi="Symbol" w:hint="default"/>
+      </w:rPr>
+    </w:lvl>
+    <w:lvl w:ilvl="7" w:tplc="10000003" w:tentative="1">
+      <w:start w:val="1"/>
+      <w:numFmt w:val="bullet"/>
+      <w:lvlText w:val="o"/>
+      <w:lvlJc w:val="left"/>
+      <w:pPr>
+        <w:ind w:left="5760" w:hanging="360"/>
+      </w:pPr>
+      <w:rPr>
+        <w:rFonts w:ascii="Courier New" w:hAnsi="Courier New" w:cs="Courier New" w:hint="default"/>
+      </w:rPr>
+    </w:lvl>
+    <w:lvl w:ilvl="8" w:tplc="10000005" w:tentative="1">
+      <w:start w:val="1"/>
+      <w:numFmt w:val="bullet"/>
+      <w:lvlText w:val=""/>
+      <w:lvlJc w:val="left"/>
+      <w:pPr>
+        <w:ind w:left="6480" w:hanging="360"/>
+      </w:pPr>
+      <w:rPr>
+        <w:rFonts w:ascii="Wingdings" w:hAnsi="Wingdings" w:hint="default"/>
+      </w:rPr>
+    </w:lvl>
+  </w:abstractNum>
+  <w:abstractNum w:abstractNumId="1" w15:restartNumberingAfterBreak="0">
     <w:nsid w:val="0CBF1F33"/>
     <w:multiLevelType w:val="hybridMultilevel"/>
     <w:tmpl w:val="4E4057FA"/>
@@ -7554,7 +10225,7 @@
       </w:rPr>
     </w:lvl>
   </w:abstractNum>
-  <w:abstractNum w:abstractNumId="1" w15:restartNumberingAfterBreak="0">
+  <w:abstractNum w:abstractNumId="2" w15:restartNumberingAfterBreak="0">
     <w:nsid w:val="0CEA269B"/>
     <w:multiLevelType w:val="hybridMultilevel"/>
     <w:tmpl w:val="636233A6"/>
@@ -7667,7 +10338,7 @@
       </w:rPr>
     </w:lvl>
   </w:abstractNum>
-  <w:abstractNum w:abstractNumId="2" w15:restartNumberingAfterBreak="0">
+  <w:abstractNum w:abstractNumId="3" w15:restartNumberingAfterBreak="0">
     <w:nsid w:val="1672496A"/>
     <w:multiLevelType w:val="hybridMultilevel"/>
     <w:tmpl w:val="1C7063EC"/>
@@ -7780,7 +10451,120 @@
       </w:rPr>
     </w:lvl>
   </w:abstractNum>
-  <w:abstractNum w:abstractNumId="3" w15:restartNumberingAfterBreak="0">
+  <w:abstractNum w:abstractNumId="4" w15:restartNumberingAfterBreak="0">
+    <w:nsid w:val="210F783C"/>
+    <w:multiLevelType w:val="hybridMultilevel"/>
+    <w:tmpl w:val="F13EA0C0"/>
+    <w:lvl w:ilvl="0" w:tplc="10000001">
+      <w:start w:val="1"/>
+      <w:numFmt w:val="bullet"/>
+      <w:lvlText w:val=""/>
+      <w:lvlJc w:val="left"/>
+      <w:pPr>
+        <w:ind w:left="720" w:hanging="360"/>
+      </w:pPr>
+      <w:rPr>
+        <w:rFonts w:ascii="Symbol" w:hAnsi="Symbol" w:hint="default"/>
+      </w:rPr>
+    </w:lvl>
+    <w:lvl w:ilvl="1" w:tplc="10000003" w:tentative="1">
+      <w:start w:val="1"/>
+      <w:numFmt w:val="bullet"/>
+      <w:lvlText w:val="o"/>
+      <w:lvlJc w:val="left"/>
+      <w:pPr>
+        <w:ind w:left="1440" w:hanging="360"/>
+      </w:pPr>
+      <w:rPr>
+        <w:rFonts w:ascii="Courier New" w:hAnsi="Courier New" w:cs="Courier New" w:hint="default"/>
+      </w:rPr>
+    </w:lvl>
+    <w:lvl w:ilvl="2" w:tplc="10000005" w:tentative="1">
+      <w:start w:val="1"/>
+      <w:numFmt w:val="bullet"/>
+      <w:lvlText w:val=""/>
+      <w:lvlJc w:val="left"/>
+      <w:pPr>
+        <w:ind w:left="2160" w:hanging="360"/>
+      </w:pPr>
+      <w:rPr>
+        <w:rFonts w:ascii="Wingdings" w:hAnsi="Wingdings" w:hint="default"/>
+      </w:rPr>
+    </w:lvl>
+    <w:lvl w:ilvl="3" w:tplc="10000001" w:tentative="1">
+      <w:start w:val="1"/>
+      <w:numFmt w:val="bullet"/>
+      <w:lvlText w:val=""/>
+      <w:lvlJc w:val="left"/>
+      <w:pPr>
+        <w:ind w:left="2880" w:hanging="360"/>
+      </w:pPr>
+      <w:rPr>
+        <w:rFonts w:ascii="Symbol" w:hAnsi="Symbol" w:hint="default"/>
+      </w:rPr>
+    </w:lvl>
+    <w:lvl w:ilvl="4" w:tplc="10000003" w:tentative="1">
+      <w:start w:val="1"/>
+      <w:numFmt w:val="bullet"/>
+      <w:lvlText w:val="o"/>
+      <w:lvlJc w:val="left"/>
+      <w:pPr>
+        <w:ind w:left="3600" w:hanging="360"/>
+      </w:pPr>
+      <w:rPr>
+        <w:rFonts w:ascii="Courier New" w:hAnsi="Courier New" w:cs="Courier New" w:hint="default"/>
+      </w:rPr>
+    </w:lvl>
+    <w:lvl w:ilvl="5" w:tplc="10000005" w:tentative="1">
+      <w:start w:val="1"/>
+      <w:numFmt w:val="bullet"/>
+      <w:lvlText w:val=""/>
+      <w:lvlJc w:val="left"/>
+      <w:pPr>
+        <w:ind w:left="4320" w:hanging="360"/>
+      </w:pPr>
+      <w:rPr>
+        <w:rFonts w:ascii="Wingdings" w:hAnsi="Wingdings" w:hint="default"/>
+      </w:rPr>
+    </w:lvl>
+    <w:lvl w:ilvl="6" w:tplc="10000001" w:tentative="1">
+      <w:start w:val="1"/>
+      <w:numFmt w:val="bullet"/>
+      <w:lvlText w:val=""/>
+      <w:lvlJc w:val="left"/>
+      <w:pPr>
+        <w:ind w:left="5040" w:hanging="360"/>
+      </w:pPr>
+      <w:rPr>
+        <w:rFonts w:ascii="Symbol" w:hAnsi="Symbol" w:hint="default"/>
+      </w:rPr>
+    </w:lvl>
+    <w:lvl w:ilvl="7" w:tplc="10000003" w:tentative="1">
+      <w:start w:val="1"/>
+      <w:numFmt w:val="bullet"/>
+      <w:lvlText w:val="o"/>
+      <w:lvlJc w:val="left"/>
+      <w:pPr>
+        <w:ind w:left="5760" w:hanging="360"/>
+      </w:pPr>
+      <w:rPr>
+        <w:rFonts w:ascii="Courier New" w:hAnsi="Courier New" w:cs="Courier New" w:hint="default"/>
+      </w:rPr>
+    </w:lvl>
+    <w:lvl w:ilvl="8" w:tplc="10000005" w:tentative="1">
+      <w:start w:val="1"/>
+      <w:numFmt w:val="bullet"/>
+      <w:lvlText w:val=""/>
+      <w:lvlJc w:val="left"/>
+      <w:pPr>
+        <w:ind w:left="6480" w:hanging="360"/>
+      </w:pPr>
+      <w:rPr>
+        <w:rFonts w:ascii="Wingdings" w:hAnsi="Wingdings" w:hint="default"/>
+      </w:rPr>
+    </w:lvl>
+  </w:abstractNum>
+  <w:abstractNum w:abstractNumId="5" w15:restartNumberingAfterBreak="0">
     <w:nsid w:val="22026B5C"/>
     <w:multiLevelType w:val="hybridMultilevel"/>
     <w:tmpl w:val="30A80466"/>
@@ -7869,7 +10653,7 @@
       </w:pPr>
     </w:lvl>
   </w:abstractNum>
-  <w:abstractNum w:abstractNumId="4" w15:restartNumberingAfterBreak="0">
+  <w:abstractNum w:abstractNumId="6" w15:restartNumberingAfterBreak="0">
     <w:nsid w:val="230F344D"/>
     <w:multiLevelType w:val="hybridMultilevel"/>
     <w:tmpl w:val="F9469982"/>
@@ -7958,7 +10742,7 @@
       </w:pPr>
     </w:lvl>
   </w:abstractNum>
-  <w:abstractNum w:abstractNumId="5" w15:restartNumberingAfterBreak="0">
+  <w:abstractNum w:abstractNumId="7" w15:restartNumberingAfterBreak="0">
     <w:nsid w:val="2A052B17"/>
     <w:multiLevelType w:val="hybridMultilevel"/>
     <w:tmpl w:val="A8902BCE"/>
@@ -8072,7 +10856,7 @@
       </w:rPr>
     </w:lvl>
   </w:abstractNum>
-  <w:abstractNum w:abstractNumId="6" w15:restartNumberingAfterBreak="0">
+  <w:abstractNum w:abstractNumId="8" w15:restartNumberingAfterBreak="0">
     <w:nsid w:val="30100B68"/>
     <w:multiLevelType w:val="hybridMultilevel"/>
     <w:tmpl w:val="A3B86160"/>
@@ -8161,7 +10945,120 @@
       </w:pPr>
     </w:lvl>
   </w:abstractNum>
-  <w:abstractNum w:abstractNumId="7" w15:restartNumberingAfterBreak="0">
+  <w:abstractNum w:abstractNumId="9" w15:restartNumberingAfterBreak="0">
+    <w:nsid w:val="337F44C1"/>
+    <w:multiLevelType w:val="hybridMultilevel"/>
+    <w:tmpl w:val="BAFCF13A"/>
+    <w:lvl w:ilvl="0" w:tplc="20000001">
+      <w:start w:val="1"/>
+      <w:numFmt w:val="bullet"/>
+      <w:lvlText w:val=""/>
+      <w:lvlJc w:val="left"/>
+      <w:pPr>
+        <w:ind w:left="720" w:hanging="360"/>
+      </w:pPr>
+      <w:rPr>
+        <w:rFonts w:ascii="Symbol" w:hAnsi="Symbol" w:hint="default"/>
+      </w:rPr>
+    </w:lvl>
+    <w:lvl w:ilvl="1" w:tplc="20000003">
+      <w:start w:val="1"/>
+      <w:numFmt w:val="bullet"/>
+      <w:lvlText w:val="o"/>
+      <w:lvlJc w:val="left"/>
+      <w:pPr>
+        <w:ind w:left="1440" w:hanging="360"/>
+      </w:pPr>
+      <w:rPr>
+        <w:rFonts w:ascii="Courier New" w:hAnsi="Courier New" w:cs="Courier New" w:hint="default"/>
+      </w:rPr>
+    </w:lvl>
+    <w:lvl w:ilvl="2" w:tplc="20000005">
+      <w:start w:val="1"/>
+      <w:numFmt w:val="bullet"/>
+      <w:lvlText w:val=""/>
+      <w:lvlJc w:val="left"/>
+      <w:pPr>
+        <w:ind w:left="2160" w:hanging="360"/>
+      </w:pPr>
+      <w:rPr>
+        <w:rFonts w:ascii="Wingdings" w:hAnsi="Wingdings" w:hint="default"/>
+      </w:rPr>
+    </w:lvl>
+    <w:lvl w:ilvl="3" w:tplc="20000001">
+      <w:start w:val="1"/>
+      <w:numFmt w:val="bullet"/>
+      <w:lvlText w:val=""/>
+      <w:lvlJc w:val="left"/>
+      <w:pPr>
+        <w:ind w:left="2880" w:hanging="360"/>
+      </w:pPr>
+      <w:rPr>
+        <w:rFonts w:ascii="Symbol" w:hAnsi="Symbol" w:hint="default"/>
+      </w:rPr>
+    </w:lvl>
+    <w:lvl w:ilvl="4" w:tplc="20000003">
+      <w:start w:val="1"/>
+      <w:numFmt w:val="bullet"/>
+      <w:lvlText w:val="o"/>
+      <w:lvlJc w:val="left"/>
+      <w:pPr>
+        <w:ind w:left="3600" w:hanging="360"/>
+      </w:pPr>
+      <w:rPr>
+        <w:rFonts w:ascii="Courier New" w:hAnsi="Courier New" w:cs="Courier New" w:hint="default"/>
+      </w:rPr>
+    </w:lvl>
+    <w:lvl w:ilvl="5" w:tplc="20000005">
+      <w:start w:val="1"/>
+      <w:numFmt w:val="bullet"/>
+      <w:lvlText w:val=""/>
+      <w:lvlJc w:val="left"/>
+      <w:pPr>
+        <w:ind w:left="4320" w:hanging="360"/>
+      </w:pPr>
+      <w:rPr>
+        <w:rFonts w:ascii="Wingdings" w:hAnsi="Wingdings" w:hint="default"/>
+      </w:rPr>
+    </w:lvl>
+    <w:lvl w:ilvl="6" w:tplc="20000001">
+      <w:start w:val="1"/>
+      <w:numFmt w:val="bullet"/>
+      <w:lvlText w:val=""/>
+      <w:lvlJc w:val="left"/>
+      <w:pPr>
+        <w:ind w:left="5040" w:hanging="360"/>
+      </w:pPr>
+      <w:rPr>
+        <w:rFonts w:ascii="Symbol" w:hAnsi="Symbol" w:hint="default"/>
+      </w:rPr>
+    </w:lvl>
+    <w:lvl w:ilvl="7" w:tplc="20000003">
+      <w:start w:val="1"/>
+      <w:numFmt w:val="bullet"/>
+      <w:lvlText w:val="o"/>
+      <w:lvlJc w:val="left"/>
+      <w:pPr>
+        <w:ind w:left="5760" w:hanging="360"/>
+      </w:pPr>
+      <w:rPr>
+        <w:rFonts w:ascii="Courier New" w:hAnsi="Courier New" w:cs="Courier New" w:hint="default"/>
+      </w:rPr>
+    </w:lvl>
+    <w:lvl w:ilvl="8" w:tplc="20000005">
+      <w:start w:val="1"/>
+      <w:numFmt w:val="bullet"/>
+      <w:lvlText w:val=""/>
+      <w:lvlJc w:val="left"/>
+      <w:pPr>
+        <w:ind w:left="6480" w:hanging="360"/>
+      </w:pPr>
+      <w:rPr>
+        <w:rFonts w:ascii="Wingdings" w:hAnsi="Wingdings" w:hint="default"/>
+      </w:rPr>
+    </w:lvl>
+  </w:abstractNum>
+  <w:abstractNum w:abstractNumId="10" w15:restartNumberingAfterBreak="0">
     <w:nsid w:val="3AE40564"/>
     <w:multiLevelType w:val="hybridMultilevel"/>
     <w:tmpl w:val="0BC6FFD2"/>
@@ -8274,7 +11171,7 @@
       </w:rPr>
     </w:lvl>
   </w:abstractNum>
-  <w:abstractNum w:abstractNumId="8" w15:restartNumberingAfterBreak="0">
+  <w:abstractNum w:abstractNumId="11" w15:restartNumberingAfterBreak="0">
     <w:nsid w:val="54E63B6E"/>
     <w:multiLevelType w:val="hybridMultilevel"/>
     <w:tmpl w:val="9A46EDF4"/>
@@ -8432,7 +11329,7 @@
       </w:rPr>
     </w:lvl>
   </w:abstractNum>
-  <w:abstractNum w:abstractNumId="9" w15:restartNumberingAfterBreak="0">
+  <w:abstractNum w:abstractNumId="12" w15:restartNumberingAfterBreak="0">
     <w:nsid w:val="557C37EA"/>
     <w:multiLevelType w:val="multilevel"/>
     <w:tmpl w:val="4F223A1A"/>
@@ -8593,7 +11490,7 @@
       </w:rPr>
     </w:lvl>
   </w:abstractNum>
-  <w:abstractNum w:abstractNumId="10" w15:restartNumberingAfterBreak="0">
+  <w:abstractNum w:abstractNumId="13" w15:restartNumberingAfterBreak="0">
     <w:nsid w:val="6DB75746"/>
     <w:multiLevelType w:val="hybridMultilevel"/>
     <w:tmpl w:val="CCC0674C"/>
@@ -8682,7 +11579,7 @@
       </w:pPr>
     </w:lvl>
   </w:abstractNum>
-  <w:abstractNum w:abstractNumId="11" w15:restartNumberingAfterBreak="0">
+  <w:abstractNum w:abstractNumId="14" w15:restartNumberingAfterBreak="0">
     <w:nsid w:val="7572790E"/>
     <w:multiLevelType w:val="hybridMultilevel"/>
     <w:tmpl w:val="B428F63E"/>
@@ -8795,7 +11692,7 @@
       </w:rPr>
     </w:lvl>
   </w:abstractNum>
-  <w:abstractNum w:abstractNumId="12" w15:restartNumberingAfterBreak="0">
+  <w:abstractNum w:abstractNumId="15" w15:restartNumberingAfterBreak="0">
     <w:nsid w:val="7C5173C7"/>
     <w:multiLevelType w:val="hybridMultilevel"/>
     <w:tmpl w:val="D79C2C5E"/>
@@ -8909,14 +11806,14 @@
       </w:rPr>
     </w:lvl>
   </w:abstractNum>
-  <w:num w:numId="1" w16cid:durableId="1642954021">
-    <w:abstractNumId w:val="8"/>
+  <w:num w:numId="1" w16cid:durableId="1032074935">
+    <w:abstractNumId w:val="11"/>
   </w:num>
-  <w:num w:numId="2" w16cid:durableId="2040470509">
-    <w:abstractNumId w:val="7"/>
+  <w:num w:numId="2" w16cid:durableId="1506750013">
+    <w:abstractNumId w:val="10"/>
   </w:num>
-  <w:num w:numId="3" w16cid:durableId="172764342">
-    <w:abstractNumId w:val="8"/>
+  <w:num w:numId="3" w16cid:durableId="1836336713">
+    <w:abstractNumId w:val="11"/>
     <w:lvlOverride w:ilvl="0">
       <w:startOverride w:val="1"/>
     </w:lvlOverride>
@@ -8945,38 +11842,47 @@
       <w:startOverride w:val="1"/>
     </w:lvlOverride>
   </w:num>
-  <w:num w:numId="4" w16cid:durableId="549072595">
+  <w:num w:numId="4" w16cid:durableId="63576450">
+    <w:abstractNumId w:val="5"/>
+  </w:num>
+  <w:num w:numId="5" w16cid:durableId="694304128">
+    <w:abstractNumId w:val="12"/>
+  </w:num>
+  <w:num w:numId="6" w16cid:durableId="358089050">
+    <w:abstractNumId w:val="6"/>
+  </w:num>
+  <w:num w:numId="7" w16cid:durableId="105583292">
+    <w:abstractNumId w:val="8"/>
+  </w:num>
+  <w:num w:numId="8" w16cid:durableId="901988136">
+    <w:abstractNumId w:val="2"/>
+  </w:num>
+  <w:num w:numId="9" w16cid:durableId="271984099">
+    <w:abstractNumId w:val="14"/>
+  </w:num>
+  <w:num w:numId="10" w16cid:durableId="2102990626">
+    <w:abstractNumId w:val="1"/>
+  </w:num>
+  <w:num w:numId="11" w16cid:durableId="627007399">
+    <w:abstractNumId w:val="15"/>
+  </w:num>
+  <w:num w:numId="12" w16cid:durableId="1261111170">
+    <w:abstractNumId w:val="13"/>
+  </w:num>
+  <w:num w:numId="13" w16cid:durableId="310060684">
+    <w:abstractNumId w:val="7"/>
+  </w:num>
+  <w:num w:numId="14" w16cid:durableId="447625261">
     <w:abstractNumId w:val="3"/>
   </w:num>
-  <w:num w:numId="5" w16cid:durableId="1261375177">
-    <w:abstractNumId w:val="9"/>
+  <w:num w:numId="15" w16cid:durableId="752357857">
+    <w:abstractNumId w:val="0"/>
   </w:num>
-  <w:num w:numId="6" w16cid:durableId="1797067448">
+  <w:num w:numId="16" w16cid:durableId="1475826938">
     <w:abstractNumId w:val="4"/>
   </w:num>
-  <w:num w:numId="7" w16cid:durableId="1154024785">
-    <w:abstractNumId w:val="6"/>
-  </w:num>
-  <w:num w:numId="8" w16cid:durableId="1351494131">
-    <w:abstractNumId w:val="1"/>
-  </w:num>
-  <w:num w:numId="9" w16cid:durableId="1303341899">
-    <w:abstractNumId w:val="11"/>
-  </w:num>
-  <w:num w:numId="10" w16cid:durableId="1079331859">
-    <w:abstractNumId w:val="0"/>
-  </w:num>
-  <w:num w:numId="11" w16cid:durableId="606544463">
-    <w:abstractNumId w:val="12"/>
-  </w:num>
-  <w:num w:numId="12" w16cid:durableId="286283201">
-    <w:abstractNumId w:val="10"/>
-  </w:num>
-  <w:num w:numId="13" w16cid:durableId="2120567255">
-    <w:abstractNumId w:val="5"/>
-  </w:num>
-  <w:num w:numId="14" w16cid:durableId="1490051438">
-    <w:abstractNumId w:val="2"/>
+  <w:num w:numId="17" w16cid:durableId="1210801367">
+    <w:abstractNumId w:val="9"/>
   </w:num>
 </w:numbering>
 </file>
@@ -9379,7 +12285,7 @@
   <w:style w:type="paragraph" w:default="1" w:styleId="Normal">
     <w:name w:val="Normal"/>
     <w:qFormat/>
-    <w:rsid w:val="009E53DA"/>
+    <w:rsid w:val="0026289A"/>
     <w:pPr>
       <w:bidi/>
       <w:spacing w:after="0" w:line="240" w:lineRule="auto"/>
@@ -9394,7 +12300,6 @@
   <w:style w:type="character" w:default="1" w:styleId="DefaultParagraphFont">
     <w:name w:val="Default Paragraph Font"/>
     <w:uiPriority w:val="1"/>
-    <w:semiHidden/>
     <w:unhideWhenUsed/>
   </w:style>
   <w:style w:type="table" w:default="1" w:styleId="TableNormal">
@@ -10293,7 +13198,7 @@
 </file>
 
 <file path=customXml/itemProps1.xml><?xml version="1.0" encoding="utf-8"?>
-<ds:datastoreItem xmlns:ds="http://schemas.openxmlformats.org/officeDocument/2006/customXml" ds:itemID="{E633B28A-F1E9-4C94-BC55-45DE286BF79C}">
+<ds:datastoreItem xmlns:ds="http://schemas.openxmlformats.org/officeDocument/2006/customXml" ds:itemID="{686C74DA-2639-4380-8F49-197C192571EC}">
   <ds:schemaRefs>
     <ds:schemaRef ds:uri="http://schemas.openxmlformats.org/officeDocument/2006/bibliography"/>
   </ds:schemaRefs>

--- a/Socio_and_Sagabz/Formats/socio_format_new.docx
+++ b/Socio_and_Sagabz/Formats/socio_format_new.docx
@@ -233,7 +233,7 @@
                                 <w:szCs w:val="22"/>
                                 <w:rtl/>
                               </w:rPr>
-                              <w:t>‏28 אפריל 2025</w:t>
+                              <w:t>‏20 מאי 2025</w:t>
                             </w:r>
                             <w:r>
                               <w:rPr>
@@ -322,7 +322,7 @@
                                 <w:szCs w:val="22"/>
                                 <w:rtl/>
                               </w:rPr>
-                              <w:t>‏ל' ניסן תשפ"ה</w:t>
+                              <w:t>‏כ"ב אייר תשפ"ה</w:t>
                             </w:r>
                             <w:r>
                               <w:rPr>
@@ -471,7 +471,7 @@
                           <w:szCs w:val="22"/>
                           <w:rtl/>
                         </w:rPr>
-                        <w:t>‏28 אפריל 2025</w:t>
+                        <w:t>‏20 מאי 2025</w:t>
                       </w:r>
                       <w:r>
                         <w:rPr>
@@ -560,7 +560,7 @@
                           <w:szCs w:val="22"/>
                           <w:rtl/>
                         </w:rPr>
-                        <w:t>‏ל' ניסן תשפ"ה</w:t>
+                        <w:t>‏כ"ב אייר תשפ"ה</w:t>
                       </w:r>
                       <w:r>
                         <w:rPr>
@@ -5753,15 +5753,17 @@
       <w:tblPr>
         <w:tblStyle w:val="PlainTable5"/>
         <w:bidiVisual/>
-        <w:tblW w:w="8511" w:type="dxa"/>
+        <w:tblW w:w="9165" w:type="dxa"/>
         <w:tblInd w:w="506" w:type="dxa"/>
         <w:tblLook w:val="04A0" w:firstRow="1" w:lastRow="0" w:firstColumn="1" w:lastColumn="0" w:noHBand="0" w:noVBand="1"/>
       </w:tblPr>
       <w:tblGrid>
-        <w:gridCol w:w="1528"/>
-        <w:gridCol w:w="1421"/>
-        <w:gridCol w:w="2591"/>
-        <w:gridCol w:w="2971"/>
+        <w:gridCol w:w="1270"/>
+        <w:gridCol w:w="1148"/>
+        <w:gridCol w:w="1756"/>
+        <w:gridCol w:w="1821"/>
+        <w:gridCol w:w="1585"/>
+        <w:gridCol w:w="1585"/>
       </w:tblGrid>
       <w:tr>
         <w:trPr>
@@ -5771,7 +5773,7 @@
         <w:tc>
           <w:tcPr>
             <w:cnfStyle w:val="001000000100" w:firstRow="0" w:lastRow="0" w:firstColumn="1" w:lastColumn="0" w:oddVBand="0" w:evenVBand="0" w:oddHBand="0" w:evenHBand="0" w:firstRowFirstColumn="1" w:firstRowLastColumn="0" w:lastRowFirstColumn="0" w:lastRowLastColumn="0"/>
-            <w:tcW w:w="1528" w:type="dxa"/>
+            <w:tcW w:w="1270" w:type="dxa"/>
             <w:tcBorders>
               <w:bottom w:val="single" w:sz="4" w:space="0" w:color="auto"/>
             </w:tcBorders>
@@ -5790,7 +5792,7 @@
         </w:tc>
         <w:tc>
           <w:tcPr>
-            <w:tcW w:w="1421" w:type="dxa"/>
+            <w:tcW w:w="1148" w:type="dxa"/>
             <w:vAlign w:val="center"/>
           </w:tcPr>
           <w:p>
@@ -5807,7 +5809,7 @@
         </w:tc>
         <w:tc>
           <w:tcPr>
-            <w:tcW w:w="2591" w:type="dxa"/>
+            <w:tcW w:w="1756" w:type="dxa"/>
             <w:vAlign w:val="center"/>
           </w:tcPr>
           <w:p>
@@ -5837,7 +5839,7 @@
         </w:tc>
         <w:tc>
           <w:tcPr>
-            <w:tcW w:w="2971" w:type="dxa"/>
+            <w:tcW w:w="1821" w:type="dxa"/>
             <w:vAlign w:val="center"/>
           </w:tcPr>
           <w:p>
@@ -5863,7 +5865,133 @@
                 <w:iCs w:val="0"/>
                 <w:rtl/>
               </w:rPr>
-              <w:t>סמסטר ב׳</w:t>
+              <w:t xml:space="preserve">סמסטר </w:t>
+            </w:r>
+            <w:r>
+              <w:rPr>
+                <w:rFonts w:ascii="David" w:hAnsi="David" w:cs="David" w:hint="cs"/>
+                <w:b/>
+                <w:bCs/>
+                <w:i w:val="0"/>
+                <w:iCs w:val="0"/>
+                <w:rtl/>
+              </w:rPr>
+              <w:t>ב</w:t>
+            </w:r>
+            <w:r>
+              <w:rPr>
+                <w:rFonts w:ascii="David" w:hAnsi="David" w:cs="David"/>
+                <w:b/>
+                <w:bCs/>
+                <w:i w:val="0"/>
+                <w:iCs w:val="0"/>
+                <w:rtl/>
+              </w:rPr>
+              <w:t>׳</w:t>
+            </w:r>
+          </w:p>
+        </w:tc>
+        <w:tc>
+          <w:tcPr>
+            <w:tcW w:w="1585" w:type="dxa"/>
+            <w:vAlign w:val="center"/>
+          </w:tcPr>
+          <w:p>
+            <w:pPr>
+              <w:spacing w:after="240"/>
+              <w:jc w:val="center"/>
+              <w:cnfStyle w:val="100000000000" w:firstRow="1" w:lastRow="0" w:firstColumn="0" w:lastColumn="0" w:oddVBand="0" w:evenVBand="0" w:oddHBand="0" w:evenHBand="0" w:firstRowFirstColumn="0" w:firstRowLastColumn="0" w:lastRowFirstColumn="0" w:lastRowLastColumn="0"/>
+              <w:rPr>
+                <w:rFonts w:ascii="David" w:hAnsi="David" w:cs="David"/>
+                <w:b/>
+                <w:bCs/>
+                <w:rtl/>
+              </w:rPr>
+            </w:pPr>
+            <w:r>
+              <w:rPr>
+                <w:rFonts w:ascii="David" w:hAnsi="David" w:cs="David"/>
+                <w:b/>
+                <w:bCs/>
+                <w:i w:val="0"/>
+                <w:iCs w:val="0"/>
+                <w:rtl/>
+              </w:rPr>
+              <w:t xml:space="preserve">סמסטר </w:t>
+            </w:r>
+            <w:r>
+              <w:rPr>
+                <w:rFonts w:ascii="David" w:hAnsi="David" w:cs="David" w:hint="cs"/>
+                <w:b/>
+                <w:bCs/>
+                <w:i w:val="0"/>
+                <w:iCs w:val="0"/>
+                <w:rtl/>
+              </w:rPr>
+              <w:t>ג</w:t>
+            </w:r>
+            <w:r>
+              <w:rPr>
+                <w:rFonts w:ascii="David" w:hAnsi="David" w:cs="David"/>
+                <w:b/>
+                <w:bCs/>
+                <w:i w:val="0"/>
+                <w:iCs w:val="0"/>
+                <w:rtl/>
+              </w:rPr>
+              <w:t>׳</w:t>
+            </w:r>
+          </w:p>
+        </w:tc>
+        <w:tc>
+          <w:tcPr>
+            <w:tcW w:w="1585" w:type="dxa"/>
+            <w:vAlign w:val="center"/>
+          </w:tcPr>
+          <w:p>
+            <w:pPr>
+              <w:spacing w:after="240"/>
+              <w:jc w:val="center"/>
+              <w:cnfStyle w:val="100000000000" w:firstRow="1" w:lastRow="0" w:firstColumn="0" w:lastColumn="0" w:oddVBand="0" w:evenVBand="0" w:oddHBand="0" w:evenHBand="0" w:firstRowFirstColumn="0" w:firstRowLastColumn="0" w:lastRowFirstColumn="0" w:lastRowLastColumn="0"/>
+              <w:rPr>
+                <w:rFonts w:ascii="David" w:hAnsi="David" w:cs="David"/>
+                <w:b/>
+                <w:bCs/>
+                <w:rtl/>
+              </w:rPr>
+            </w:pPr>
+            <w:r>
+              <w:rPr>
+                <w:rFonts w:ascii="David" w:hAnsi="David" w:cs="David"/>
+                <w:b/>
+                <w:bCs/>
+                <w:i w:val="0"/>
+                <w:iCs w:val="0"/>
+                <w:rtl/>
+              </w:rPr>
+              <w:t xml:space="preserve">סמסטר </w:t>
+            </w:r>
+            <w:r>
+              <w:rPr>
+                <w:rFonts w:ascii="David" w:hAnsi="David" w:cs="David" w:hint="cs"/>
+                <w:b/>
+                <w:bCs/>
+                <w:i w:val="0"/>
+                <w:iCs w:val="0"/>
+                <w:rtl/>
+              </w:rPr>
+              <w:t>ד</w:t>
+            </w:r>
+            <w:r>
+              <w:rPr>
+                <w:rFonts w:ascii="David" w:hAnsi="David" w:cs="David"/>
+                <w:b/>
+                <w:bCs/>
+                <w:i w:val="0"/>
+                <w:iCs w:val="0"/>
+                <w:rtl/>
+              </w:rPr>
+              <w:t>׳</w:t>
             </w:r>
           </w:p>
         </w:tc>
@@ -5876,7 +6004,7 @@
         <w:tc>
           <w:tcPr>
             <w:cnfStyle w:val="001000000000" w:firstRow="0" w:lastRow="0" w:firstColumn="1" w:lastColumn="0" w:oddVBand="0" w:evenVBand="0" w:oddHBand="0" w:evenHBand="0" w:firstRowFirstColumn="0" w:firstRowLastColumn="0" w:lastRowFirstColumn="0" w:lastRowLastColumn="0"/>
-            <w:tcW w:w="1528" w:type="dxa"/>
+            <w:tcW w:w="1270" w:type="dxa"/>
             <w:tcBorders>
               <w:top w:val="single" w:sz="4" w:space="0" w:color="auto"/>
               <w:bottom w:val="single" w:sz="4" w:space="0" w:color="auto"/>
@@ -5900,7 +6028,7 @@
         </w:tc>
         <w:tc>
           <w:tcPr>
-            <w:tcW w:w="1421" w:type="dxa"/>
+            <w:tcW w:w="1148" w:type="dxa"/>
             <w:tcBorders>
               <w:top w:val="single" w:sz="4" w:space="0" w:color="7F7F7F" w:themeColor="text1" w:themeTint="80"/>
               <w:left w:val="single" w:sz="4" w:space="0" w:color="auto"/>
@@ -5932,7 +6060,7 @@
         </w:tc>
         <w:tc>
           <w:tcPr>
-            <w:tcW w:w="2591" w:type="dxa"/>
+            <w:tcW w:w="1756" w:type="dxa"/>
             <w:vAlign w:val="center"/>
           </w:tcPr>
           <w:p>
@@ -5969,7 +6097,7 @@
         </w:tc>
         <w:tc>
           <w:tcPr>
-            <w:tcW w:w="2971" w:type="dxa"/>
+            <w:tcW w:w="1821" w:type="dxa"/>
             <w:vAlign w:val="center"/>
           </w:tcPr>
           <w:p>
@@ -5994,6 +6122,92 @@
                 <w:rFonts w:ascii="David" w:hAnsi="David" w:cs="David"/>
               </w:rPr>
               <w:t>2 knowing</w:t>
+            </w:r>
+            <w:r>
+              <w:rPr>
+                <w:rFonts w:ascii="David" w:hAnsi="David" w:cs="David"/>
+                <w:rtl/>
+              </w:rPr>
+              <w:t>}</w:t>
+            </w:r>
+          </w:p>
+        </w:tc>
+        <w:tc>
+          <w:tcPr>
+            <w:tcW w:w="1585" w:type="dxa"/>
+            <w:vAlign w:val="center"/>
+          </w:tcPr>
+          <w:p>
+            <w:pPr>
+              <w:spacing w:after="240"/>
+              <w:jc w:val="center"/>
+              <w:cnfStyle w:val="000000100000" w:firstRow="0" w:lastRow="0" w:firstColumn="0" w:lastColumn="0" w:oddVBand="0" w:evenVBand="0" w:oddHBand="1" w:evenHBand="0" w:firstRowFirstColumn="0" w:firstRowLastColumn="0" w:lastRowFirstColumn="0" w:lastRowLastColumn="0"/>
+              <w:rPr>
+                <w:rFonts w:ascii="David" w:hAnsi="David" w:cs="David"/>
+                <w:rtl/>
+              </w:rPr>
+            </w:pPr>
+            <w:r>
+              <w:rPr>
+                <w:rFonts w:ascii="David" w:hAnsi="David" w:cs="David"/>
+                <w:rtl/>
+              </w:rPr>
+              <w:t>{</w:t>
+            </w:r>
+            <w:r>
+              <w:rPr>
+                <w:rFonts w:ascii="David" w:hAnsi="David" w:cs="David"/>
+              </w:rPr>
+              <w:t>3</w:t>
+            </w:r>
+            <w:r>
+              <w:rPr>
+                <w:rFonts w:ascii="David" w:hAnsi="David" w:cs="David"/>
+              </w:rPr>
+              <w:t xml:space="preserve"> knowing</w:t>
+            </w:r>
+            <w:r>
+              <w:rPr>
+                <w:rFonts w:ascii="David" w:hAnsi="David" w:cs="David"/>
+                <w:rtl/>
+              </w:rPr>
+              <w:t>}</w:t>
+            </w:r>
+          </w:p>
+        </w:tc>
+        <w:tc>
+          <w:tcPr>
+            <w:tcW w:w="1585" w:type="dxa"/>
+            <w:vAlign w:val="center"/>
+          </w:tcPr>
+          <w:p>
+            <w:pPr>
+              <w:spacing w:after="240"/>
+              <w:jc w:val="center"/>
+              <w:cnfStyle w:val="000000100000" w:firstRow="0" w:lastRow="0" w:firstColumn="0" w:lastColumn="0" w:oddVBand="0" w:evenVBand="0" w:oddHBand="1" w:evenHBand="0" w:firstRowFirstColumn="0" w:firstRowLastColumn="0" w:lastRowFirstColumn="0" w:lastRowLastColumn="0"/>
+              <w:rPr>
+                <w:rFonts w:ascii="David" w:hAnsi="David" w:cs="David"/>
+                <w:rtl/>
+              </w:rPr>
+            </w:pPr>
+            <w:r>
+              <w:rPr>
+                <w:rFonts w:ascii="David" w:hAnsi="David" w:cs="David"/>
+                <w:rtl/>
+              </w:rPr>
+              <w:t>{</w:t>
+            </w:r>
+            <w:r>
+              <w:rPr>
+                <w:rFonts w:ascii="David" w:hAnsi="David" w:cs="David"/>
+              </w:rPr>
+              <w:t>4</w:t>
+            </w:r>
+            <w:r>
+              <w:rPr>
+                <w:rFonts w:ascii="David" w:hAnsi="David" w:cs="David"/>
+              </w:rPr>
+              <w:t xml:space="preserve"> knowing</w:t>
             </w:r>
             <w:r>
               <w:rPr>
@@ -6012,7 +6226,7 @@
         <w:tc>
           <w:tcPr>
             <w:cnfStyle w:val="001000000000" w:firstRow="0" w:lastRow="0" w:firstColumn="1" w:lastColumn="0" w:oddVBand="0" w:evenVBand="0" w:oddHBand="0" w:evenHBand="0" w:firstRowFirstColumn="0" w:firstRowLastColumn="0" w:lastRowFirstColumn="0" w:lastRowLastColumn="0"/>
-            <w:tcW w:w="1528" w:type="dxa"/>
+            <w:tcW w:w="1270" w:type="dxa"/>
             <w:vMerge w:val="restart"/>
             <w:tcBorders>
               <w:top w:val="single" w:sz="4" w:space="0" w:color="auto"/>
@@ -6078,7 +6292,7 @@
         </w:tc>
         <w:tc>
           <w:tcPr>
-            <w:tcW w:w="1421" w:type="dxa"/>
+            <w:tcW w:w="1148" w:type="dxa"/>
             <w:vAlign w:val="center"/>
           </w:tcPr>
           <w:p>
@@ -6105,7 +6319,7 @@
         </w:tc>
         <w:tc>
           <w:tcPr>
-            <w:tcW w:w="2591" w:type="dxa"/>
+            <w:tcW w:w="1756" w:type="dxa"/>
             <w:vAlign w:val="center"/>
           </w:tcPr>
           <w:p>
@@ -6142,7 +6356,7 @@
         </w:tc>
         <w:tc>
           <w:tcPr>
-            <w:tcW w:w="2971" w:type="dxa"/>
+            <w:tcW w:w="1821" w:type="dxa"/>
             <w:vAlign w:val="center"/>
           </w:tcPr>
           <w:p>
@@ -6167,6 +6381,92 @@
                 <w:rFonts w:ascii="David" w:hAnsi="David" w:cs="David"/>
               </w:rPr>
               <w:t>2 intrapersonal</w:t>
+            </w:r>
+            <w:r>
+              <w:rPr>
+                <w:rFonts w:ascii="David" w:hAnsi="David" w:cs="David"/>
+                <w:rtl/>
+              </w:rPr>
+              <w:t>}</w:t>
+            </w:r>
+          </w:p>
+        </w:tc>
+        <w:tc>
+          <w:tcPr>
+            <w:tcW w:w="1585" w:type="dxa"/>
+            <w:vAlign w:val="center"/>
+          </w:tcPr>
+          <w:p>
+            <w:pPr>
+              <w:spacing w:after="240"/>
+              <w:jc w:val="center"/>
+              <w:cnfStyle w:val="000000000000" w:firstRow="0" w:lastRow="0" w:firstColumn="0" w:lastColumn="0" w:oddVBand="0" w:evenVBand="0" w:oddHBand="0" w:evenHBand="0" w:firstRowFirstColumn="0" w:firstRowLastColumn="0" w:lastRowFirstColumn="0" w:lastRowLastColumn="0"/>
+              <w:rPr>
+                <w:rFonts w:ascii="David" w:hAnsi="David" w:cs="David"/>
+                <w:rtl/>
+              </w:rPr>
+            </w:pPr>
+            <w:r>
+              <w:rPr>
+                <w:rFonts w:ascii="David" w:hAnsi="David" w:cs="David"/>
+                <w:rtl/>
+              </w:rPr>
+              <w:t>{</w:t>
+            </w:r>
+            <w:r>
+              <w:rPr>
+                <w:rFonts w:ascii="David" w:hAnsi="David" w:cs="David"/>
+              </w:rPr>
+              <w:t>3</w:t>
+            </w:r>
+            <w:r>
+              <w:rPr>
+                <w:rFonts w:ascii="David" w:hAnsi="David" w:cs="David"/>
+              </w:rPr>
+              <w:t xml:space="preserve"> intrapersonal</w:t>
+            </w:r>
+            <w:r>
+              <w:rPr>
+                <w:rFonts w:ascii="David" w:hAnsi="David" w:cs="David"/>
+                <w:rtl/>
+              </w:rPr>
+              <w:t>}</w:t>
+            </w:r>
+          </w:p>
+        </w:tc>
+        <w:tc>
+          <w:tcPr>
+            <w:tcW w:w="1585" w:type="dxa"/>
+            <w:vAlign w:val="center"/>
+          </w:tcPr>
+          <w:p>
+            <w:pPr>
+              <w:spacing w:after="240"/>
+              <w:jc w:val="center"/>
+              <w:cnfStyle w:val="000000000000" w:firstRow="0" w:lastRow="0" w:firstColumn="0" w:lastColumn="0" w:oddVBand="0" w:evenVBand="0" w:oddHBand="0" w:evenHBand="0" w:firstRowFirstColumn="0" w:firstRowLastColumn="0" w:lastRowFirstColumn="0" w:lastRowLastColumn="0"/>
+              <w:rPr>
+                <w:rFonts w:ascii="David" w:hAnsi="David" w:cs="David"/>
+                <w:rtl/>
+              </w:rPr>
+            </w:pPr>
+            <w:r>
+              <w:rPr>
+                <w:rFonts w:ascii="David" w:hAnsi="David" w:cs="David"/>
+                <w:rtl/>
+              </w:rPr>
+              <w:t>{</w:t>
+            </w:r>
+            <w:r>
+              <w:rPr>
+                <w:rFonts w:ascii="David" w:hAnsi="David" w:cs="David"/>
+              </w:rPr>
+              <w:t>4</w:t>
+            </w:r>
+            <w:r>
+              <w:rPr>
+                <w:rFonts w:ascii="David" w:hAnsi="David" w:cs="David"/>
+              </w:rPr>
+              <w:t xml:space="preserve"> intrapersonal</w:t>
             </w:r>
             <w:r>
               <w:rPr>
@@ -6186,7 +6486,7 @@
         <w:tc>
           <w:tcPr>
             <w:cnfStyle w:val="001000000000" w:firstRow="0" w:lastRow="0" w:firstColumn="1" w:lastColumn="0" w:oddVBand="0" w:evenVBand="0" w:oddHBand="0" w:evenHBand="0" w:firstRowFirstColumn="0" w:firstRowLastColumn="0" w:lastRowFirstColumn="0" w:lastRowLastColumn="0"/>
-            <w:tcW w:w="1528" w:type="dxa"/>
+            <w:tcW w:w="1270" w:type="dxa"/>
             <w:vMerge/>
             <w:tcBorders>
               <w:top w:val="single" w:sz="4" w:space="0" w:color="auto"/>
@@ -6209,7 +6509,7 @@
         </w:tc>
         <w:tc>
           <w:tcPr>
-            <w:tcW w:w="1421" w:type="dxa"/>
+            <w:tcW w:w="1148" w:type="dxa"/>
             <w:vAlign w:val="center"/>
           </w:tcPr>
           <w:p>
@@ -6237,7 +6537,7 @@
         </w:tc>
         <w:tc>
           <w:tcPr>
-            <w:tcW w:w="2591" w:type="dxa"/>
+            <w:tcW w:w="1756" w:type="dxa"/>
             <w:vAlign w:val="center"/>
           </w:tcPr>
           <w:p>
@@ -6274,7 +6574,7 @@
         </w:tc>
         <w:tc>
           <w:tcPr>
-            <w:tcW w:w="2971" w:type="dxa"/>
+            <w:tcW w:w="1821" w:type="dxa"/>
             <w:vAlign w:val="center"/>
           </w:tcPr>
           <w:p>
@@ -6299,6 +6599,92 @@
                 <w:rFonts w:ascii="David" w:hAnsi="David" w:cs="David"/>
               </w:rPr>
               <w:t>2 functioning in society</w:t>
+            </w:r>
+            <w:r>
+              <w:rPr>
+                <w:rFonts w:ascii="David" w:hAnsi="David" w:cs="David"/>
+                <w:rtl/>
+              </w:rPr>
+              <w:t>}</w:t>
+            </w:r>
+          </w:p>
+        </w:tc>
+        <w:tc>
+          <w:tcPr>
+            <w:tcW w:w="1585" w:type="dxa"/>
+            <w:vAlign w:val="center"/>
+          </w:tcPr>
+          <w:p>
+            <w:pPr>
+              <w:spacing w:after="240"/>
+              <w:jc w:val="center"/>
+              <w:cnfStyle w:val="000000100000" w:firstRow="0" w:lastRow="0" w:firstColumn="0" w:lastColumn="0" w:oddVBand="0" w:evenVBand="0" w:oddHBand="1" w:evenHBand="0" w:firstRowFirstColumn="0" w:firstRowLastColumn="0" w:lastRowFirstColumn="0" w:lastRowLastColumn="0"/>
+              <w:rPr>
+                <w:rFonts w:ascii="David" w:hAnsi="David" w:cs="David"/>
+                <w:rtl/>
+              </w:rPr>
+            </w:pPr>
+            <w:r>
+              <w:rPr>
+                <w:rFonts w:ascii="David" w:hAnsi="David" w:cs="David"/>
+                <w:rtl/>
+              </w:rPr>
+              <w:t>{</w:t>
+            </w:r>
+            <w:r>
+              <w:rPr>
+                <w:rFonts w:ascii="David" w:hAnsi="David" w:cs="David"/>
+              </w:rPr>
+              <w:t>3</w:t>
+            </w:r>
+            <w:r>
+              <w:rPr>
+                <w:rFonts w:ascii="David" w:hAnsi="David" w:cs="David"/>
+              </w:rPr>
+              <w:t xml:space="preserve"> functioning in society</w:t>
+            </w:r>
+            <w:r>
+              <w:rPr>
+                <w:rFonts w:ascii="David" w:hAnsi="David" w:cs="David"/>
+                <w:rtl/>
+              </w:rPr>
+              <w:t>}</w:t>
+            </w:r>
+          </w:p>
+        </w:tc>
+        <w:tc>
+          <w:tcPr>
+            <w:tcW w:w="1585" w:type="dxa"/>
+            <w:vAlign w:val="center"/>
+          </w:tcPr>
+          <w:p>
+            <w:pPr>
+              <w:spacing w:after="240"/>
+              <w:jc w:val="center"/>
+              <w:cnfStyle w:val="000000100000" w:firstRow="0" w:lastRow="0" w:firstColumn="0" w:lastColumn="0" w:oddVBand="0" w:evenVBand="0" w:oddHBand="1" w:evenHBand="0" w:firstRowFirstColumn="0" w:firstRowLastColumn="0" w:lastRowFirstColumn="0" w:lastRowLastColumn="0"/>
+              <w:rPr>
+                <w:rFonts w:ascii="David" w:hAnsi="David" w:cs="David"/>
+                <w:rtl/>
+              </w:rPr>
+            </w:pPr>
+            <w:r>
+              <w:rPr>
+                <w:rFonts w:ascii="David" w:hAnsi="David" w:cs="David"/>
+                <w:rtl/>
+              </w:rPr>
+              <w:t>{</w:t>
+            </w:r>
+            <w:r>
+              <w:rPr>
+                <w:rFonts w:ascii="David" w:hAnsi="David" w:cs="David"/>
+              </w:rPr>
+              <w:t>4</w:t>
+            </w:r>
+            <w:r>
+              <w:rPr>
+                <w:rFonts w:ascii="David" w:hAnsi="David" w:cs="David"/>
+              </w:rPr>
+              <w:t xml:space="preserve"> functioning in society</w:t>
             </w:r>
             <w:r>
               <w:rPr>
@@ -6317,7 +6703,7 @@
         <w:tc>
           <w:tcPr>
             <w:cnfStyle w:val="001000000000" w:firstRow="0" w:lastRow="0" w:firstColumn="1" w:lastColumn="0" w:oddVBand="0" w:evenVBand="0" w:oddHBand="0" w:evenHBand="0" w:firstRowFirstColumn="0" w:firstRowLastColumn="0" w:lastRowFirstColumn="0" w:lastRowLastColumn="0"/>
-            <w:tcW w:w="1528" w:type="dxa"/>
+            <w:tcW w:w="1270" w:type="dxa"/>
             <w:vMerge/>
             <w:tcBorders>
               <w:top w:val="single" w:sz="4" w:space="0" w:color="auto"/>
@@ -6340,7 +6726,7 @@
         </w:tc>
         <w:tc>
           <w:tcPr>
-            <w:tcW w:w="1421" w:type="dxa"/>
+            <w:tcW w:w="1148" w:type="dxa"/>
             <w:vAlign w:val="center"/>
           </w:tcPr>
           <w:p>
@@ -6368,7 +6754,7 @@
         </w:tc>
         <w:tc>
           <w:tcPr>
-            <w:tcW w:w="2591" w:type="dxa"/>
+            <w:tcW w:w="1756" w:type="dxa"/>
             <w:vAlign w:val="center"/>
           </w:tcPr>
           <w:p>
@@ -6405,7 +6791,7 @@
         </w:tc>
         <w:tc>
           <w:tcPr>
-            <w:tcW w:w="2971" w:type="dxa"/>
+            <w:tcW w:w="1821" w:type="dxa"/>
             <w:vAlign w:val="center"/>
           </w:tcPr>
           <w:p>
@@ -6430,6 +6816,92 @@
                 <w:rFonts w:ascii="David" w:hAnsi="David" w:cs="David"/>
               </w:rPr>
               <w:t>2 leadership</w:t>
+            </w:r>
+            <w:r>
+              <w:rPr>
+                <w:rFonts w:ascii="David" w:hAnsi="David" w:cs="David"/>
+                <w:rtl/>
+              </w:rPr>
+              <w:t>}</w:t>
+            </w:r>
+          </w:p>
+        </w:tc>
+        <w:tc>
+          <w:tcPr>
+            <w:tcW w:w="1585" w:type="dxa"/>
+            <w:vAlign w:val="center"/>
+          </w:tcPr>
+          <w:p>
+            <w:pPr>
+              <w:spacing w:after="240"/>
+              <w:jc w:val="center"/>
+              <w:cnfStyle w:val="000000000000" w:firstRow="0" w:lastRow="0" w:firstColumn="0" w:lastColumn="0" w:oddVBand="0" w:evenVBand="0" w:oddHBand="0" w:evenHBand="0" w:firstRowFirstColumn="0" w:firstRowLastColumn="0" w:lastRowFirstColumn="0" w:lastRowLastColumn="0"/>
+              <w:rPr>
+                <w:rFonts w:ascii="David" w:hAnsi="David" w:cs="David"/>
+                <w:rtl/>
+              </w:rPr>
+            </w:pPr>
+            <w:r>
+              <w:rPr>
+                <w:rFonts w:ascii="David" w:hAnsi="David" w:cs="David"/>
+                <w:rtl/>
+              </w:rPr>
+              <w:t>{</w:t>
+            </w:r>
+            <w:r>
+              <w:rPr>
+                <w:rFonts w:ascii="David" w:hAnsi="David" w:cs="David"/>
+              </w:rPr>
+              <w:t>3</w:t>
+            </w:r>
+            <w:r>
+              <w:rPr>
+                <w:rFonts w:ascii="David" w:hAnsi="David" w:cs="David"/>
+              </w:rPr>
+              <w:t xml:space="preserve"> leadership</w:t>
+            </w:r>
+            <w:r>
+              <w:rPr>
+                <w:rFonts w:ascii="David" w:hAnsi="David" w:cs="David"/>
+                <w:rtl/>
+              </w:rPr>
+              <w:t>}</w:t>
+            </w:r>
+          </w:p>
+        </w:tc>
+        <w:tc>
+          <w:tcPr>
+            <w:tcW w:w="1585" w:type="dxa"/>
+            <w:vAlign w:val="center"/>
+          </w:tcPr>
+          <w:p>
+            <w:pPr>
+              <w:spacing w:after="240"/>
+              <w:jc w:val="center"/>
+              <w:cnfStyle w:val="000000000000" w:firstRow="0" w:lastRow="0" w:firstColumn="0" w:lastColumn="0" w:oddVBand="0" w:evenVBand="0" w:oddHBand="0" w:evenHBand="0" w:firstRowFirstColumn="0" w:firstRowLastColumn="0" w:lastRowFirstColumn="0" w:lastRowLastColumn="0"/>
+              <w:rPr>
+                <w:rFonts w:ascii="David" w:hAnsi="David" w:cs="David"/>
+                <w:rtl/>
+              </w:rPr>
+            </w:pPr>
+            <w:r>
+              <w:rPr>
+                <w:rFonts w:ascii="David" w:hAnsi="David" w:cs="David"/>
+                <w:rtl/>
+              </w:rPr>
+              <w:t>{</w:t>
+            </w:r>
+            <w:r>
+              <w:rPr>
+                <w:rFonts w:ascii="David" w:hAnsi="David" w:cs="David"/>
+              </w:rPr>
+              <w:t>4</w:t>
+            </w:r>
+            <w:r>
+              <w:rPr>
+                <w:rFonts w:ascii="David" w:hAnsi="David" w:cs="David"/>
+              </w:rPr>
+              <w:t xml:space="preserve"> leadership</w:t>
             </w:r>
             <w:r>
               <w:rPr>
@@ -6449,7 +6921,7 @@
         <w:tc>
           <w:tcPr>
             <w:cnfStyle w:val="001000000000" w:firstRow="0" w:lastRow="0" w:firstColumn="1" w:lastColumn="0" w:oddVBand="0" w:evenVBand="0" w:oddHBand="0" w:evenHBand="0" w:firstRowFirstColumn="0" w:firstRowLastColumn="0" w:lastRowFirstColumn="0" w:lastRowLastColumn="0"/>
-            <w:tcW w:w="1528" w:type="dxa"/>
+            <w:tcW w:w="1270" w:type="dxa"/>
             <w:vMerge w:val="restart"/>
             <w:tcBorders>
               <w:top w:val="single" w:sz="4" w:space="0" w:color="auto"/>
@@ -6498,7 +6970,7 @@
         </w:tc>
         <w:tc>
           <w:tcPr>
-            <w:tcW w:w="1421" w:type="dxa"/>
+            <w:tcW w:w="1148" w:type="dxa"/>
             <w:vAlign w:val="center"/>
           </w:tcPr>
           <w:p>
@@ -6526,7 +6998,7 @@
         </w:tc>
         <w:tc>
           <w:tcPr>
-            <w:tcW w:w="2591" w:type="dxa"/>
+            <w:tcW w:w="1756" w:type="dxa"/>
             <w:vAlign w:val="center"/>
           </w:tcPr>
           <w:p>
@@ -6563,7 +7035,7 @@
         </w:tc>
         <w:tc>
           <w:tcPr>
-            <w:tcW w:w="2971" w:type="dxa"/>
+            <w:tcW w:w="1821" w:type="dxa"/>
             <w:vAlign w:val="center"/>
           </w:tcPr>
           <w:p>
@@ -6588,6 +7060,92 @@
                 <w:rFonts w:ascii="David" w:hAnsi="David" w:cs="David"/>
               </w:rPr>
               <w:t>2 conduct</w:t>
+            </w:r>
+            <w:r>
+              <w:rPr>
+                <w:rFonts w:ascii="David" w:hAnsi="David" w:cs="David"/>
+                <w:rtl/>
+              </w:rPr>
+              <w:t>}</w:t>
+            </w:r>
+          </w:p>
+        </w:tc>
+        <w:tc>
+          <w:tcPr>
+            <w:tcW w:w="1585" w:type="dxa"/>
+            <w:vAlign w:val="center"/>
+          </w:tcPr>
+          <w:p>
+            <w:pPr>
+              <w:spacing w:after="240"/>
+              <w:jc w:val="center"/>
+              <w:cnfStyle w:val="000000100000" w:firstRow="0" w:lastRow="0" w:firstColumn="0" w:lastColumn="0" w:oddVBand="0" w:evenVBand="0" w:oddHBand="1" w:evenHBand="0" w:firstRowFirstColumn="0" w:firstRowLastColumn="0" w:lastRowFirstColumn="0" w:lastRowLastColumn="0"/>
+              <w:rPr>
+                <w:rFonts w:ascii="David" w:hAnsi="David" w:cs="David"/>
+                <w:rtl/>
+              </w:rPr>
+            </w:pPr>
+            <w:r>
+              <w:rPr>
+                <w:rFonts w:ascii="David" w:hAnsi="David" w:cs="David"/>
+                <w:rtl/>
+              </w:rPr>
+              <w:t>{</w:t>
+            </w:r>
+            <w:r>
+              <w:rPr>
+                <w:rFonts w:ascii="David" w:hAnsi="David" w:cs="David"/>
+              </w:rPr>
+              <w:t>3</w:t>
+            </w:r>
+            <w:r>
+              <w:rPr>
+                <w:rFonts w:ascii="David" w:hAnsi="David" w:cs="David"/>
+              </w:rPr>
+              <w:t xml:space="preserve"> conduct</w:t>
+            </w:r>
+            <w:r>
+              <w:rPr>
+                <w:rFonts w:ascii="David" w:hAnsi="David" w:cs="David"/>
+                <w:rtl/>
+              </w:rPr>
+              <w:t>}</w:t>
+            </w:r>
+          </w:p>
+        </w:tc>
+        <w:tc>
+          <w:tcPr>
+            <w:tcW w:w="1585" w:type="dxa"/>
+            <w:vAlign w:val="center"/>
+          </w:tcPr>
+          <w:p>
+            <w:pPr>
+              <w:spacing w:after="240"/>
+              <w:jc w:val="center"/>
+              <w:cnfStyle w:val="000000100000" w:firstRow="0" w:lastRow="0" w:firstColumn="0" w:lastColumn="0" w:oddVBand="0" w:evenVBand="0" w:oddHBand="1" w:evenHBand="0" w:firstRowFirstColumn="0" w:firstRowLastColumn="0" w:lastRowFirstColumn="0" w:lastRowLastColumn="0"/>
+              <w:rPr>
+                <w:rFonts w:ascii="David" w:hAnsi="David" w:cs="David"/>
+                <w:rtl/>
+              </w:rPr>
+            </w:pPr>
+            <w:r>
+              <w:rPr>
+                <w:rFonts w:ascii="David" w:hAnsi="David" w:cs="David"/>
+                <w:rtl/>
+              </w:rPr>
+              <w:t>{</w:t>
+            </w:r>
+            <w:r>
+              <w:rPr>
+                <w:rFonts w:ascii="David" w:hAnsi="David" w:cs="David"/>
+              </w:rPr>
+              <w:t>4</w:t>
+            </w:r>
+            <w:r>
+              <w:rPr>
+                <w:rFonts w:ascii="David" w:hAnsi="David" w:cs="David"/>
+              </w:rPr>
+              <w:t xml:space="preserve"> conduct</w:t>
             </w:r>
             <w:r>
               <w:rPr>
@@ -6606,7 +7164,7 @@
         <w:tc>
           <w:tcPr>
             <w:cnfStyle w:val="001000000000" w:firstRow="0" w:lastRow="0" w:firstColumn="1" w:lastColumn="0" w:oddVBand="0" w:evenVBand="0" w:oddHBand="0" w:evenHBand="0" w:firstRowFirstColumn="0" w:firstRowLastColumn="0" w:lastRowFirstColumn="0" w:lastRowLastColumn="0"/>
-            <w:tcW w:w="1528" w:type="dxa"/>
+            <w:tcW w:w="1270" w:type="dxa"/>
             <w:vMerge/>
             <w:vAlign w:val="center"/>
           </w:tcPr>
@@ -6625,7 +7183,7 @@
         </w:tc>
         <w:tc>
           <w:tcPr>
-            <w:tcW w:w="1421" w:type="dxa"/>
+            <w:tcW w:w="1148" w:type="dxa"/>
             <w:vAlign w:val="center"/>
           </w:tcPr>
           <w:p>
@@ -6653,7 +7211,7 @@
         </w:tc>
         <w:tc>
           <w:tcPr>
-            <w:tcW w:w="2591" w:type="dxa"/>
+            <w:tcW w:w="1756" w:type="dxa"/>
             <w:vAlign w:val="center"/>
           </w:tcPr>
           <w:p>
@@ -6690,7 +7248,7 @@
         </w:tc>
         <w:tc>
           <w:tcPr>
-            <w:tcW w:w="2971" w:type="dxa"/>
+            <w:tcW w:w="1821" w:type="dxa"/>
             <w:vAlign w:val="center"/>
           </w:tcPr>
           <w:p>
@@ -6715,6 +7273,92 @@
                 <w:rFonts w:ascii="David" w:hAnsi="David" w:cs="David"/>
               </w:rPr>
               <w:t xml:space="preserve">2 academy </w:t>
+            </w:r>
+            <w:r>
+              <w:rPr>
+                <w:rFonts w:ascii="David" w:hAnsi="David" w:cs="David"/>
+                <w:rtl/>
+              </w:rPr>
+              <w:t>}</w:t>
+            </w:r>
+          </w:p>
+        </w:tc>
+        <w:tc>
+          <w:tcPr>
+            <w:tcW w:w="1585" w:type="dxa"/>
+            <w:vAlign w:val="center"/>
+          </w:tcPr>
+          <w:p>
+            <w:pPr>
+              <w:spacing w:after="240"/>
+              <w:jc w:val="center"/>
+              <w:cnfStyle w:val="000000000000" w:firstRow="0" w:lastRow="0" w:firstColumn="0" w:lastColumn="0" w:oddVBand="0" w:evenVBand="0" w:oddHBand="0" w:evenHBand="0" w:firstRowFirstColumn="0" w:firstRowLastColumn="0" w:lastRowFirstColumn="0" w:lastRowLastColumn="0"/>
+              <w:rPr>
+                <w:rFonts w:ascii="David" w:hAnsi="David" w:cs="David"/>
+                <w:rtl/>
+              </w:rPr>
+            </w:pPr>
+            <w:r>
+              <w:rPr>
+                <w:rFonts w:ascii="David" w:hAnsi="David" w:cs="David"/>
+                <w:rtl/>
+              </w:rPr>
+              <w:t>{</w:t>
+            </w:r>
+            <w:r>
+              <w:rPr>
+                <w:rFonts w:ascii="David" w:hAnsi="David" w:cs="David"/>
+              </w:rPr>
+              <w:t>3</w:t>
+            </w:r>
+            <w:r>
+              <w:rPr>
+                <w:rFonts w:ascii="David" w:hAnsi="David" w:cs="David"/>
+              </w:rPr>
+              <w:t xml:space="preserve"> academy </w:t>
+            </w:r>
+            <w:r>
+              <w:rPr>
+                <w:rFonts w:ascii="David" w:hAnsi="David" w:cs="David"/>
+                <w:rtl/>
+              </w:rPr>
+              <w:t>}</w:t>
+            </w:r>
+          </w:p>
+        </w:tc>
+        <w:tc>
+          <w:tcPr>
+            <w:tcW w:w="1585" w:type="dxa"/>
+            <w:vAlign w:val="center"/>
+          </w:tcPr>
+          <w:p>
+            <w:pPr>
+              <w:spacing w:after="240"/>
+              <w:jc w:val="center"/>
+              <w:cnfStyle w:val="000000000000" w:firstRow="0" w:lastRow="0" w:firstColumn="0" w:lastColumn="0" w:oddVBand="0" w:evenVBand="0" w:oddHBand="0" w:evenHBand="0" w:firstRowFirstColumn="0" w:firstRowLastColumn="0" w:lastRowFirstColumn="0" w:lastRowLastColumn="0"/>
+              <w:rPr>
+                <w:rFonts w:ascii="David" w:hAnsi="David" w:cs="David"/>
+                <w:rtl/>
+              </w:rPr>
+            </w:pPr>
+            <w:r>
+              <w:rPr>
+                <w:rFonts w:ascii="David" w:hAnsi="David" w:cs="David"/>
+                <w:rtl/>
+              </w:rPr>
+              <w:t>{</w:t>
+            </w:r>
+            <w:r>
+              <w:rPr>
+                <w:rFonts w:ascii="David" w:hAnsi="David" w:cs="David"/>
+              </w:rPr>
+              <w:t>4</w:t>
+            </w:r>
+            <w:r>
+              <w:rPr>
+                <w:rFonts w:ascii="David" w:hAnsi="David" w:cs="David"/>
+              </w:rPr>
+              <w:t xml:space="preserve"> academy </w:t>
             </w:r>
             <w:r>
               <w:rPr>
@@ -6734,7 +7378,7 @@
         <w:tc>
           <w:tcPr>
             <w:cnfStyle w:val="001000000000" w:firstRow="0" w:lastRow="0" w:firstColumn="1" w:lastColumn="0" w:oddVBand="0" w:evenVBand="0" w:oddHBand="0" w:evenHBand="0" w:firstRowFirstColumn="0" w:firstRowLastColumn="0" w:lastRowFirstColumn="0" w:lastRowLastColumn="0"/>
-            <w:tcW w:w="1528" w:type="dxa"/>
+            <w:tcW w:w="1270" w:type="dxa"/>
             <w:vMerge/>
             <w:vAlign w:val="center"/>
           </w:tcPr>
@@ -6753,7 +7397,7 @@
         </w:tc>
         <w:tc>
           <w:tcPr>
-            <w:tcW w:w="1421" w:type="dxa"/>
+            <w:tcW w:w="1148" w:type="dxa"/>
             <w:vAlign w:val="center"/>
           </w:tcPr>
           <w:p>
@@ -6781,7 +7425,7 @@
         </w:tc>
         <w:tc>
           <w:tcPr>
-            <w:tcW w:w="2591" w:type="dxa"/>
+            <w:tcW w:w="1756" w:type="dxa"/>
             <w:vAlign w:val="center"/>
           </w:tcPr>
           <w:p>
@@ -6817,7 +7461,7 @@
         </w:tc>
         <w:tc>
           <w:tcPr>
-            <w:tcW w:w="2971" w:type="dxa"/>
+            <w:tcW w:w="1821" w:type="dxa"/>
             <w:vAlign w:val="center"/>
           </w:tcPr>
           <w:p>
@@ -6841,6 +7485,92 @@
                 <w:rFonts w:ascii="David" w:hAnsi="David" w:cs="David"/>
               </w:rPr>
               <w:t>2 applicative knowledge</w:t>
+            </w:r>
+            <w:r>
+              <w:rPr>
+                <w:rFonts w:ascii="David" w:hAnsi="David" w:cs="David"/>
+                <w:rtl/>
+              </w:rPr>
+              <w:t>}</w:t>
+            </w:r>
+          </w:p>
+        </w:tc>
+        <w:tc>
+          <w:tcPr>
+            <w:tcW w:w="1585" w:type="dxa"/>
+            <w:vAlign w:val="center"/>
+          </w:tcPr>
+          <w:p>
+            <w:pPr>
+              <w:spacing w:after="240"/>
+              <w:jc w:val="center"/>
+              <w:cnfStyle w:val="000000100000" w:firstRow="0" w:lastRow="0" w:firstColumn="0" w:lastColumn="0" w:oddVBand="0" w:evenVBand="0" w:oddHBand="1" w:evenHBand="0" w:firstRowFirstColumn="0" w:firstRowLastColumn="0" w:lastRowFirstColumn="0" w:lastRowLastColumn="0"/>
+              <w:rPr>
+                <w:rFonts w:ascii="David" w:hAnsi="David" w:cs="David"/>
+                <w:rtl/>
+              </w:rPr>
+            </w:pPr>
+            <w:r>
+              <w:rPr>
+                <w:rFonts w:ascii="David" w:hAnsi="David" w:cs="David"/>
+                <w:rtl/>
+              </w:rPr>
+              <w:t>{</w:t>
+            </w:r>
+            <w:r>
+              <w:rPr>
+                <w:rFonts w:ascii="David" w:hAnsi="David" w:cs="David"/>
+              </w:rPr>
+              <w:t>3</w:t>
+            </w:r>
+            <w:r>
+              <w:rPr>
+                <w:rFonts w:ascii="David" w:hAnsi="David" w:cs="David"/>
+              </w:rPr>
+              <w:t xml:space="preserve"> applicative knowledge</w:t>
+            </w:r>
+            <w:r>
+              <w:rPr>
+                <w:rFonts w:ascii="David" w:hAnsi="David" w:cs="David"/>
+                <w:rtl/>
+              </w:rPr>
+              <w:t>}</w:t>
+            </w:r>
+          </w:p>
+        </w:tc>
+        <w:tc>
+          <w:tcPr>
+            <w:tcW w:w="1585" w:type="dxa"/>
+            <w:vAlign w:val="center"/>
+          </w:tcPr>
+          <w:p>
+            <w:pPr>
+              <w:spacing w:after="240"/>
+              <w:jc w:val="center"/>
+              <w:cnfStyle w:val="000000100000" w:firstRow="0" w:lastRow="0" w:firstColumn="0" w:lastColumn="0" w:oddVBand="0" w:evenVBand="0" w:oddHBand="1" w:evenHBand="0" w:firstRowFirstColumn="0" w:firstRowLastColumn="0" w:lastRowFirstColumn="0" w:lastRowLastColumn="0"/>
+              <w:rPr>
+                <w:rFonts w:ascii="David" w:hAnsi="David" w:cs="David"/>
+                <w:rtl/>
+              </w:rPr>
+            </w:pPr>
+            <w:r>
+              <w:rPr>
+                <w:rFonts w:ascii="David" w:hAnsi="David" w:cs="David"/>
+                <w:rtl/>
+              </w:rPr>
+              <w:t>{</w:t>
+            </w:r>
+            <w:r>
+              <w:rPr>
+                <w:rFonts w:ascii="David" w:hAnsi="David" w:cs="David"/>
+              </w:rPr>
+              <w:t>4</w:t>
+            </w:r>
+            <w:r>
+              <w:rPr>
+                <w:rFonts w:ascii="David" w:hAnsi="David" w:cs="David"/>
+              </w:rPr>
+              <w:t xml:space="preserve"> applicative knowledge</w:t>
             </w:r>
             <w:r>
               <w:rPr>
@@ -6859,7 +7589,7 @@
         <w:tc>
           <w:tcPr>
             <w:cnfStyle w:val="001000000000" w:firstRow="0" w:lastRow="0" w:firstColumn="1" w:lastColumn="0" w:oddVBand="0" w:evenVBand="0" w:oddHBand="0" w:evenHBand="0" w:firstRowFirstColumn="0" w:firstRowLastColumn="0" w:lastRowFirstColumn="0" w:lastRowLastColumn="0"/>
-            <w:tcW w:w="1528" w:type="dxa"/>
+            <w:tcW w:w="1270" w:type="dxa"/>
             <w:vMerge/>
             <w:vAlign w:val="center"/>
           </w:tcPr>
@@ -6878,7 +7608,7 @@
         </w:tc>
         <w:tc>
           <w:tcPr>
-            <w:tcW w:w="1421" w:type="dxa"/>
+            <w:tcW w:w="1148" w:type="dxa"/>
             <w:vAlign w:val="center"/>
           </w:tcPr>
           <w:p>
@@ -6906,7 +7636,7 @@
         </w:tc>
         <w:tc>
           <w:tcPr>
-            <w:tcW w:w="2591" w:type="dxa"/>
+            <w:tcW w:w="1756" w:type="dxa"/>
             <w:vAlign w:val="center"/>
           </w:tcPr>
           <w:p>
@@ -6943,7 +7673,7 @@
         </w:tc>
         <w:tc>
           <w:tcPr>
-            <w:tcW w:w="2971" w:type="dxa"/>
+            <w:tcW w:w="1821" w:type="dxa"/>
             <w:vAlign w:val="center"/>
           </w:tcPr>
           <w:p>
@@ -6968,6 +7698,92 @@
                 <w:rFonts w:ascii="David" w:hAnsi="David" w:cs="David"/>
               </w:rPr>
               <w:t>2 security</w:t>
+            </w:r>
+            <w:r>
+              <w:rPr>
+                <w:rFonts w:ascii="David" w:hAnsi="David" w:cs="David"/>
+                <w:rtl/>
+              </w:rPr>
+              <w:t>}</w:t>
+            </w:r>
+          </w:p>
+        </w:tc>
+        <w:tc>
+          <w:tcPr>
+            <w:tcW w:w="1585" w:type="dxa"/>
+            <w:vAlign w:val="center"/>
+          </w:tcPr>
+          <w:p>
+            <w:pPr>
+              <w:spacing w:after="240"/>
+              <w:jc w:val="center"/>
+              <w:cnfStyle w:val="000000000000" w:firstRow="0" w:lastRow="0" w:firstColumn="0" w:lastColumn="0" w:oddVBand="0" w:evenVBand="0" w:oddHBand="0" w:evenHBand="0" w:firstRowFirstColumn="0" w:firstRowLastColumn="0" w:lastRowFirstColumn="0" w:lastRowLastColumn="0"/>
+              <w:rPr>
+                <w:rFonts w:ascii="David" w:hAnsi="David" w:cs="David"/>
+                <w:rtl/>
+              </w:rPr>
+            </w:pPr>
+            <w:r>
+              <w:rPr>
+                <w:rFonts w:ascii="David" w:hAnsi="David" w:cs="David"/>
+                <w:rtl/>
+              </w:rPr>
+              <w:t>{</w:t>
+            </w:r>
+            <w:r>
+              <w:rPr>
+                <w:rFonts w:ascii="David" w:hAnsi="David" w:cs="David"/>
+              </w:rPr>
+              <w:t>3</w:t>
+            </w:r>
+            <w:r>
+              <w:rPr>
+                <w:rFonts w:ascii="David" w:hAnsi="David" w:cs="David"/>
+              </w:rPr>
+              <w:t xml:space="preserve"> security</w:t>
+            </w:r>
+            <w:r>
+              <w:rPr>
+                <w:rFonts w:ascii="David" w:hAnsi="David" w:cs="David"/>
+                <w:rtl/>
+              </w:rPr>
+              <w:t>}</w:t>
+            </w:r>
+          </w:p>
+        </w:tc>
+        <w:tc>
+          <w:tcPr>
+            <w:tcW w:w="1585" w:type="dxa"/>
+            <w:vAlign w:val="center"/>
+          </w:tcPr>
+          <w:p>
+            <w:pPr>
+              <w:spacing w:after="240"/>
+              <w:jc w:val="center"/>
+              <w:cnfStyle w:val="000000000000" w:firstRow="0" w:lastRow="0" w:firstColumn="0" w:lastColumn="0" w:oddVBand="0" w:evenVBand="0" w:oddHBand="0" w:evenHBand="0" w:firstRowFirstColumn="0" w:firstRowLastColumn="0" w:lastRowFirstColumn="0" w:lastRowLastColumn="0"/>
+              <w:rPr>
+                <w:rFonts w:ascii="David" w:hAnsi="David" w:cs="David"/>
+                <w:rtl/>
+              </w:rPr>
+            </w:pPr>
+            <w:r>
+              <w:rPr>
+                <w:rFonts w:ascii="David" w:hAnsi="David" w:cs="David"/>
+                <w:rtl/>
+              </w:rPr>
+              <w:t>{</w:t>
+            </w:r>
+            <w:r>
+              <w:rPr>
+                <w:rFonts w:ascii="David" w:hAnsi="David" w:cs="David"/>
+              </w:rPr>
+              <w:t>4</w:t>
+            </w:r>
+            <w:r>
+              <w:rPr>
+                <w:rFonts w:ascii="David" w:hAnsi="David" w:cs="David"/>
+              </w:rPr>
+              <w:t xml:space="preserve"> security</w:t>
             </w:r>
             <w:r>
               <w:rPr>
@@ -7092,6 +7908,7 @@
           <w:szCs w:val="22"/>
           <w:rtl/>
         </w:rPr>
+        <w:lastRenderedPageBreak/>
         <w:t>בגרף מוצג</w:t>
       </w:r>
       <w:r>

--- a/Socio_and_Sagabz/Formats/socio_format_new.docx
+++ b/Socio_and_Sagabz/Formats/socio_format_new.docx
@@ -1,6 +1,6 @@
 
 <file path=word/document.xml><?xml version="1.0" encoding="utf-8"?>
-<w:document xmlns:wpc="http://schemas.microsoft.com/office/word/2010/wordprocessingCanvas" xmlns:cx="http://schemas.microsoft.com/office/drawing/2014/chartex" xmlns:cx1="http://schemas.microsoft.com/office/drawing/2015/9/8/chartex" xmlns:cx2="http://schemas.microsoft.com/office/drawing/2015/10/21/chartex" xmlns:cx3="http://schemas.microsoft.com/office/drawing/2016/5/9/chartex" xmlns:cx4="http://schemas.microsoft.com/office/drawing/2016/5/10/chartex" xmlns:cx5="http://schemas.microsoft.com/office/drawing/2016/5/11/chartex" xmlns:cx6="http://schemas.microsoft.com/office/drawing/2016/5/12/chartex" xmlns:cx7="http://schemas.microsoft.com/office/drawing/2016/5/13/chartex" xmlns:cx8="http://schemas.microsoft.com/office/drawing/2016/5/14/chartex" xmlns:mc="http://schemas.openxmlformats.org/markup-compatibility/2006" xmlns:aink="http://schemas.microsoft.com/office/drawing/2016/ink" xmlns:am3d="http://schemas.microsoft.com/office/drawing/2017/model3d" xmlns:o="urn:schemas-microsoft-com:office:office" xmlns:oel="http://schemas.microsoft.com/office/2019/extlst" xmlns:r="http://schemas.openxmlformats.org/officeDocument/2006/relationships" xmlns:m="http://schemas.openxmlformats.org/officeDocument/2006/math" xmlns:v="urn:schemas-microsoft-com:vml" xmlns:wp14="http://schemas.microsoft.com/office/word/2010/wordprocessingDrawing" xmlns:wp="http://schemas.openxmlformats.org/drawingml/2006/wordprocessingDrawing" xmlns:w10="urn:schemas-microsoft-com:office:word" xmlns:w="http://schemas.openxmlformats.org/wordprocessingml/2006/main" xmlns:w14="http://schemas.microsoft.com/office/word/2010/wordml" xmlns:w15="http://schemas.microsoft.com/office/word/2012/wordml" xmlns:w16cex="http://schemas.microsoft.com/office/word/2018/wordml/cex" xmlns:w16cid="http://schemas.microsoft.com/office/word/2016/wordml/cid" xmlns:w16="http://schemas.microsoft.com/office/word/2018/wordml" xmlns:w16du="http://schemas.microsoft.com/office/word/2023/wordml/word16du" xmlns:w16sdtdh="http://schemas.microsoft.com/office/word/2020/wordml/sdtdatahash" xmlns:w16sdtfl="http://schemas.microsoft.com/office/word/2024/wordml/sdtformatlock" xmlns:w16se="http://schemas.microsoft.com/office/word/2015/wordml/symex" xmlns:wpg="http://schemas.microsoft.com/office/word/2010/wordprocessingGroup" xmlns:wpi="http://schemas.microsoft.com/office/word/2010/wordprocessingInk" xmlns:wne="http://schemas.microsoft.com/office/word/2006/wordml" xmlns:wps="http://schemas.microsoft.com/office/word/2010/wordprocessingShape" mc:Ignorable="w14 w15 w16se w16cid w16 w16cex w16sdtdh w16sdtfl w16du wp14">
+<w:document xmlns:wpc="http://schemas.microsoft.com/office/word/2010/wordprocessingCanvas" xmlns:cx="http://schemas.microsoft.com/office/drawing/2014/chartex" xmlns:cx1="http://schemas.microsoft.com/office/drawing/2015/9/8/chartex" xmlns:cx2="http://schemas.microsoft.com/office/drawing/2015/10/21/chartex" xmlns:cx3="http://schemas.microsoft.com/office/drawing/2016/5/9/chartex" xmlns:cx4="http://schemas.microsoft.com/office/drawing/2016/5/10/chartex" xmlns:cx5="http://schemas.microsoft.com/office/drawing/2016/5/11/chartex" xmlns:cx6="http://schemas.microsoft.com/office/drawing/2016/5/12/chartex" xmlns:cx7="http://schemas.microsoft.com/office/drawing/2016/5/13/chartex" xmlns:cx8="http://schemas.microsoft.com/office/drawing/2016/5/14/chartex" xmlns:mc="http://schemas.openxmlformats.org/markup-compatibility/2006" xmlns:aink="http://schemas.microsoft.com/office/drawing/2016/ink" xmlns:am3d="http://schemas.microsoft.com/office/drawing/2017/model3d" xmlns:o="urn:schemas-microsoft-com:office:office" xmlns:r="http://schemas.openxmlformats.org/officeDocument/2006/relationships" xmlns:m="http://schemas.openxmlformats.org/officeDocument/2006/math" xmlns:v="urn:schemas-microsoft-com:vml" xmlns:wp14="http://schemas.microsoft.com/office/word/2010/wordprocessingDrawing" xmlns:wp="http://schemas.openxmlformats.org/drawingml/2006/wordprocessingDrawing" xmlns:w10="urn:schemas-microsoft-com:office:word" xmlns:w="http://schemas.openxmlformats.org/wordprocessingml/2006/main" xmlns:w14="http://schemas.microsoft.com/office/word/2010/wordml" xmlns:w15="http://schemas.microsoft.com/office/word/2012/wordml" xmlns:w16cid="http://schemas.microsoft.com/office/word/2016/wordml/cid" xmlns:w16se="http://schemas.microsoft.com/office/word/2015/wordml/symex" xmlns:wpg="http://schemas.microsoft.com/office/word/2010/wordprocessingGroup" xmlns:wpi="http://schemas.microsoft.com/office/word/2010/wordprocessingInk" xmlns:wne="http://schemas.microsoft.com/office/word/2006/wordml" xmlns:wps="http://schemas.microsoft.com/office/word/2010/wordprocessingShape" mc:Ignorable="w14 w15 w16se w16cid wp14">
   <w:body>
     <w:p>
       <w:pPr>
@@ -233,7 +233,7 @@
                                 <w:szCs w:val="22"/>
                                 <w:rtl/>
                               </w:rPr>
-                              <w:t>‏20 מאי 2025</w:t>
+                              <w:t>‏21 דצמבר 2025</w:t>
                             </w:r>
                             <w:r>
                               <w:rPr>
@@ -322,7 +322,7 @@
                                 <w:szCs w:val="22"/>
                                 <w:rtl/>
                               </w:rPr>
-                              <w:t>‏כ"ב אייר תשפ"ה</w:t>
+                              <w:t>‏א' טבת תשפ"ו</w:t>
                             </w:r>
                             <w:r>
                               <w:rPr>
@@ -360,7 +360,7 @@
                 <v:stroke joinstyle="miter"/>
                 <v:path gradientshapeok="t" o:connecttype="rect"/>
               </v:shapetype>
-              <v:shape id="Text Box 1" o:spid="_x0000_s1026" type="#_x0000_t202" style="position:absolute;left:0;text-align:left;margin-left:0;margin-top:-12.55pt;width:112.8pt;height:1in;z-index:251663360;visibility:visible;mso-wrap-style:square;mso-width-percent:0;mso-height-percent:0;mso-wrap-distance-left:9pt;mso-wrap-distance-top:0;mso-wrap-distance-right:9pt;mso-wrap-distance-bottom:0;mso-position-horizontal:left;mso-position-horizontal-relative:margin;mso-position-vertical:absolute;mso-position-vertical-relative:text;mso-width-percent:0;mso-height-percent:0;mso-width-relative:margin;mso-height-relative:margin;v-text-anchor:top" o:gfxdata="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" fillcolor="white [3201]" strokecolor="white [3212]" strokeweight=".5pt">
+              <v:shape id="Text Box 1" o:spid="_x0000_s1026" type="#_x0000_t202" style="position:absolute;left:0;text-align:left;margin-left:0;margin-top:-12.55pt;width:112.8pt;height:1in;z-index:251663360;visibility:visible;mso-wrap-style:square;mso-width-percent:0;mso-height-percent:0;mso-wrap-distance-left:9pt;mso-wrap-distance-top:0;mso-wrap-distance-right:9pt;mso-wrap-distance-bottom:0;mso-position-horizontal:left;mso-position-horizontal-relative:margin;mso-position-vertical:absolute;mso-position-vertical-relative:text;mso-width-percent:0;mso-height-percent:0;mso-width-relative:margin;mso-height-relative:margin;v-text-anchor:top" o:gfxdata="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" fillcolor="white [3201]" strokecolor="white [3212]" strokeweight=".5pt">
                 <v:textbox>
                   <w:txbxContent>
                     <w:p>
@@ -471,7 +471,7 @@
                           <w:szCs w:val="22"/>
                           <w:rtl/>
                         </w:rPr>
-                        <w:t>‏20 מאי 2025</w:t>
+                        <w:t>‏21 דצמבר 2025</w:t>
                       </w:r>
                       <w:r>
                         <w:rPr>
@@ -560,7 +560,7 @@
                           <w:szCs w:val="22"/>
                           <w:rtl/>
                         </w:rPr>
-                        <w:t>‏כ"ב אייר תשפ"ה</w:t>
+                        <w:t>‏א' טבת תשפ"ו</w:t>
                       </w:r>
                       <w:r>
                         <w:rPr>
@@ -759,10 +759,14 @@
       <w:tblGrid>
         <w:gridCol w:w="1239"/>
         <w:gridCol w:w="1170"/>
-        <w:gridCol w:w="1440"/>
-        <w:gridCol w:w="1325"/>
-        <w:gridCol w:w="1288"/>
-        <w:gridCol w:w="1620"/>
+        <w:gridCol w:w="1332"/>
+        <w:gridCol w:w="108"/>
+        <w:gridCol w:w="1224"/>
+        <w:gridCol w:w="101"/>
+        <w:gridCol w:w="1231"/>
+        <w:gridCol w:w="57"/>
+        <w:gridCol w:w="1275"/>
+        <w:gridCol w:w="345"/>
         <w:gridCol w:w="988"/>
       </w:tblGrid>
       <w:tr>
@@ -807,6 +811,7 @@
         <w:tc>
           <w:tcPr>
             <w:tcW w:w="1440" w:type="dxa"/>
+            <w:gridSpan w:val="2"/>
             <w:vAlign w:val="center"/>
           </w:tcPr>
           <w:p>
@@ -865,6 +870,7 @@
         <w:tc>
           <w:tcPr>
             <w:tcW w:w="1325" w:type="dxa"/>
+            <w:gridSpan w:val="2"/>
             <w:vAlign w:val="center"/>
           </w:tcPr>
           <w:p>
@@ -897,6 +903,7 @@
         <w:tc>
           <w:tcPr>
             <w:tcW w:w="1288" w:type="dxa"/>
+            <w:gridSpan w:val="2"/>
             <w:vAlign w:val="center"/>
           </w:tcPr>
           <w:p>
@@ -910,25 +917,25 @@
                 <w:bCs/>
                 <w:i w:val="0"/>
                 <w:iCs w:val="0"/>
-                <w:rtl/>
-              </w:rPr>
-            </w:pPr>
-            <w:r>
-              <w:rPr>
-                <w:rFonts w:ascii="David" w:hAnsi="David" w:cs="David"/>
+              </w:rPr>
+            </w:pPr>
+            <w:r>
+              <w:rPr>
+                <w:rFonts w:ascii="David" w:hAnsi="David" w:cs="David" w:hint="cs"/>
                 <w:b/>
                 <w:bCs/>
                 <w:i w:val="0"/>
                 <w:iCs w:val="0"/>
                 <w:rtl/>
               </w:rPr>
-              <w:t>פיזור</w:t>
+              <w:t>ממוצע מחזורי</w:t>
             </w:r>
           </w:p>
         </w:tc>
         <w:tc>
           <w:tcPr>
             <w:tcW w:w="1620" w:type="dxa"/>
+            <w:gridSpan w:val="2"/>
             <w:vAlign w:val="center"/>
           </w:tcPr>
           <w:p>
@@ -947,14 +954,14 @@
             </w:pPr>
             <w:r>
               <w:rPr>
-                <w:rFonts w:ascii="David" w:hAnsi="David" w:cs="David"/>
+                <w:rFonts w:ascii="David" w:hAnsi="David" w:cs="David" w:hint="cs"/>
                 <w:b/>
                 <w:bCs/>
                 <w:i w:val="0"/>
                 <w:iCs w:val="0"/>
                 <w:rtl/>
               </w:rPr>
-              <w:t>ממוצע מחזורי</w:t>
+              <w:t>פיזור</w:t>
             </w:r>
           </w:p>
         </w:tc>
@@ -1082,6 +1089,7 @@
         <w:tc>
           <w:tcPr>
             <w:tcW w:w="1440" w:type="dxa"/>
+            <w:gridSpan w:val="2"/>
             <w:vAlign w:val="center"/>
           </w:tcPr>
           <w:p>
@@ -1119,6 +1127,7 @@
         <w:tc>
           <w:tcPr>
             <w:tcW w:w="1325" w:type="dxa"/>
+            <w:gridSpan w:val="2"/>
             <w:vAlign w:val="center"/>
           </w:tcPr>
           <w:p>
@@ -1156,6 +1165,7 @@
         <w:tc>
           <w:tcPr>
             <w:tcW w:w="1288" w:type="dxa"/>
+            <w:gridSpan w:val="2"/>
             <w:vAlign w:val="center"/>
           </w:tcPr>
           <w:p>
@@ -1179,7 +1189,13 @@
               <w:rPr>
                 <w:rFonts w:ascii="David" w:hAnsi="David" w:cs="David"/>
               </w:rPr>
-              <w:t>std knowing</w:t>
+              <w:t>total</w:t>
+            </w:r>
+            <w:r>
+              <w:rPr>
+                <w:rFonts w:ascii="David" w:hAnsi="David" w:cs="David"/>
+              </w:rPr>
+              <w:t xml:space="preserve"> knowing</w:t>
             </w:r>
             <w:r>
               <w:rPr>
@@ -1193,6 +1209,7 @@
         <w:tc>
           <w:tcPr>
             <w:tcW w:w="1620" w:type="dxa"/>
+            <w:gridSpan w:val="2"/>
             <w:vAlign w:val="center"/>
           </w:tcPr>
           <w:p>
@@ -1216,7 +1233,13 @@
               <w:rPr>
                 <w:rFonts w:ascii="David" w:hAnsi="David" w:cs="David"/>
               </w:rPr>
-              <w:t>total knowing</w:t>
+              <w:t>std</w:t>
+            </w:r>
+            <w:r>
+              <w:rPr>
+                <w:rFonts w:ascii="David" w:hAnsi="David" w:cs="David"/>
+              </w:rPr>
+              <w:t xml:space="preserve"> knowing</w:t>
             </w:r>
             <w:r>
               <w:rPr>
@@ -1407,6 +1430,7 @@
         <w:tc>
           <w:tcPr>
             <w:tcW w:w="1440" w:type="dxa"/>
+            <w:gridSpan w:val="2"/>
             <w:vAlign w:val="center"/>
           </w:tcPr>
           <w:p>
@@ -1444,6 +1468,7 @@
         <w:tc>
           <w:tcPr>
             <w:tcW w:w="1325" w:type="dxa"/>
+            <w:gridSpan w:val="2"/>
             <w:vAlign w:val="center"/>
           </w:tcPr>
           <w:p>
@@ -1481,6 +1506,7 @@
         <w:tc>
           <w:tcPr>
             <w:tcW w:w="1288" w:type="dxa"/>
+            <w:gridSpan w:val="2"/>
             <w:vAlign w:val="center"/>
           </w:tcPr>
           <w:p>
@@ -1504,7 +1530,13 @@
               <w:rPr>
                 <w:rFonts w:ascii="David" w:hAnsi="David" w:cs="David"/>
               </w:rPr>
-              <w:t>std intrapersonal</w:t>
+              <w:t>total</w:t>
+            </w:r>
+            <w:r>
+              <w:rPr>
+                <w:rFonts w:ascii="David" w:hAnsi="David" w:cs="David"/>
+              </w:rPr>
+              <w:t xml:space="preserve"> intrapersonal</w:t>
             </w:r>
             <w:r>
               <w:rPr>
@@ -1518,6 +1550,7 @@
         <w:tc>
           <w:tcPr>
             <w:tcW w:w="1620" w:type="dxa"/>
+            <w:gridSpan w:val="2"/>
             <w:vAlign w:val="center"/>
           </w:tcPr>
           <w:p>
@@ -1541,7 +1574,19 @@
               <w:rPr>
                 <w:rFonts w:ascii="David" w:hAnsi="David" w:cs="David"/>
               </w:rPr>
-              <w:t>total intrapersonal</w:t>
+              <w:t xml:space="preserve"> std</w:t>
+            </w:r>
+            <w:r>
+              <w:rPr>
+                <w:rFonts w:ascii="David" w:hAnsi="David" w:cs="David"/>
+              </w:rPr>
+              <w:t xml:space="preserve"> </w:t>
+            </w:r>
+            <w:r>
+              <w:rPr>
+                <w:rFonts w:ascii="David" w:hAnsi="David" w:cs="David"/>
+              </w:rPr>
+              <w:t>intrapersonal</w:t>
             </w:r>
             <w:r>
               <w:rPr>
@@ -1642,7 +1687,7 @@
         <w:tc>
           <w:tcPr>
             <w:tcW w:w="6661" w:type="dxa"/>
-            <w:gridSpan w:val="5"/>
+            <w:gridSpan w:val="9"/>
             <w:vAlign w:val="center"/>
           </w:tcPr>
           <w:p>
@@ -1715,7 +1760,23 @@
                 <w:rFonts w:ascii="David" w:hAnsi="David" w:cs="David"/>
                 <w:rtl/>
               </w:rPr>
-              <w:t xml:space="preserve"> מודע לחוזקותיו וחולשותיו ושואף לשיפור עצמי מתמיד</w:t>
+              <w:t xml:space="preserve"> מודע </w:t>
+            </w:r>
+            <w:proofErr w:type="spellStart"/>
+            <w:r>
+              <w:rPr>
+                <w:rFonts w:ascii="David" w:hAnsi="David" w:cs="David"/>
+                <w:rtl/>
+              </w:rPr>
+              <w:t>לחוזקותיו</w:t>
+            </w:r>
+            <w:proofErr w:type="spellEnd"/>
+            <w:r>
+              <w:rPr>
+                <w:rFonts w:ascii="David" w:hAnsi="David" w:cs="David"/>
+                <w:rtl/>
+              </w:rPr>
+              <w:t xml:space="preserve"> וחולשותיו ושואף לשיפור עצמי מתמיד</w:t>
             </w:r>
             <w:r>
               <w:rPr>
@@ -1780,7 +1841,7 @@
                 <w:bCs/>
                 <w:rtl/>
               </w:rPr>
-              <w:t>תפקוד בחברה</w:t>
+              <w:t>יכולות בין אישיות</w:t>
             </w:r>
             <w:r>
               <w:rPr>
@@ -1848,6 +1909,7 @@
         <w:tc>
           <w:tcPr>
             <w:tcW w:w="1440" w:type="dxa"/>
+            <w:gridSpan w:val="2"/>
             <w:vAlign w:val="center"/>
           </w:tcPr>
           <w:p>
@@ -1885,6 +1947,7 @@
         <w:tc>
           <w:tcPr>
             <w:tcW w:w="1325" w:type="dxa"/>
+            <w:gridSpan w:val="2"/>
             <w:vAlign w:val="center"/>
           </w:tcPr>
           <w:p>
@@ -1922,6 +1985,7 @@
         <w:tc>
           <w:tcPr>
             <w:tcW w:w="1288" w:type="dxa"/>
+            <w:gridSpan w:val="2"/>
             <w:vAlign w:val="center"/>
           </w:tcPr>
           <w:p>
@@ -1945,7 +2009,19 @@
               <w:rPr>
                 <w:rFonts w:ascii="David" w:hAnsi="David" w:cs="David"/>
               </w:rPr>
-              <w:t>std functioning in society</w:t>
+              <w:t xml:space="preserve"> total</w:t>
+            </w:r>
+            <w:r>
+              <w:rPr>
+                <w:rFonts w:ascii="David" w:hAnsi="David" w:cs="David"/>
+              </w:rPr>
+              <w:t xml:space="preserve"> </w:t>
+            </w:r>
+            <w:r>
+              <w:rPr>
+                <w:rFonts w:ascii="David" w:hAnsi="David" w:cs="David"/>
+              </w:rPr>
+              <w:t>functioning in society</w:t>
             </w:r>
             <w:r>
               <w:rPr>
@@ -1959,6 +2035,7 @@
         <w:tc>
           <w:tcPr>
             <w:tcW w:w="1620" w:type="dxa"/>
+            <w:gridSpan w:val="2"/>
             <w:vAlign w:val="center"/>
           </w:tcPr>
           <w:p>
@@ -1982,7 +2059,19 @@
               <w:rPr>
                 <w:rFonts w:ascii="David" w:hAnsi="David" w:cs="David"/>
               </w:rPr>
-              <w:t>total functioning in society</w:t>
+              <w:t xml:space="preserve"> std</w:t>
+            </w:r>
+            <w:r>
+              <w:rPr>
+                <w:rFonts w:ascii="David" w:hAnsi="David" w:cs="David"/>
+              </w:rPr>
+              <w:t xml:space="preserve"> </w:t>
+            </w:r>
+            <w:r>
+              <w:rPr>
+                <w:rFonts w:ascii="David" w:hAnsi="David" w:cs="David"/>
+              </w:rPr>
+              <w:t>functioning in society</w:t>
             </w:r>
             <w:r>
               <w:rPr>
@@ -2083,7 +2172,7 @@
         <w:tc>
           <w:tcPr>
             <w:tcW w:w="6661" w:type="dxa"/>
-            <w:gridSpan w:val="5"/>
+            <w:gridSpan w:val="9"/>
             <w:vAlign w:val="center"/>
           </w:tcPr>
           <w:p>
@@ -2221,6 +2310,7 @@
         <w:tc>
           <w:tcPr>
             <w:tcW w:w="1440" w:type="dxa"/>
+            <w:gridSpan w:val="2"/>
             <w:vAlign w:val="center"/>
           </w:tcPr>
           <w:p>
@@ -2257,6 +2347,7 @@
         <w:tc>
           <w:tcPr>
             <w:tcW w:w="1325" w:type="dxa"/>
+            <w:gridSpan w:val="2"/>
             <w:vAlign w:val="center"/>
           </w:tcPr>
           <w:p>
@@ -2293,6 +2384,7 @@
         <w:tc>
           <w:tcPr>
             <w:tcW w:w="1288" w:type="dxa"/>
+            <w:gridSpan w:val="2"/>
             <w:vAlign w:val="center"/>
           </w:tcPr>
           <w:p>
@@ -2315,7 +2407,19 @@
               <w:rPr>
                 <w:rFonts w:ascii="David" w:hAnsi="David" w:cs="David"/>
               </w:rPr>
-              <w:t>std leadership</w:t>
+              <w:t xml:space="preserve"> total</w:t>
+            </w:r>
+            <w:r>
+              <w:rPr>
+                <w:rFonts w:ascii="David" w:hAnsi="David" w:cs="David"/>
+              </w:rPr>
+              <w:t xml:space="preserve"> </w:t>
+            </w:r>
+            <w:r>
+              <w:rPr>
+                <w:rFonts w:ascii="David" w:hAnsi="David" w:cs="David"/>
+              </w:rPr>
+              <w:t>leadership</w:t>
             </w:r>
             <w:r>
               <w:rPr>
@@ -2329,6 +2433,7 @@
         <w:tc>
           <w:tcPr>
             <w:tcW w:w="1620" w:type="dxa"/>
+            <w:gridSpan w:val="2"/>
             <w:vAlign w:val="center"/>
           </w:tcPr>
           <w:p>
@@ -2351,7 +2456,19 @@
               <w:rPr>
                 <w:rFonts w:ascii="David" w:hAnsi="David" w:cs="David"/>
               </w:rPr>
-              <w:t>total leadership</w:t>
+              <w:t xml:space="preserve"> std</w:t>
+            </w:r>
+            <w:r>
+              <w:rPr>
+                <w:rFonts w:ascii="David" w:hAnsi="David" w:cs="David"/>
+              </w:rPr>
+              <w:t xml:space="preserve"> </w:t>
+            </w:r>
+            <w:r>
+              <w:rPr>
+                <w:rFonts w:ascii="David" w:hAnsi="David" w:cs="David"/>
+              </w:rPr>
+              <w:t>leadership</w:t>
             </w:r>
             <w:r>
               <w:rPr>
@@ -2450,7 +2567,7 @@
         <w:tc>
           <w:tcPr>
             <w:tcW w:w="6661" w:type="dxa"/>
-            <w:gridSpan w:val="5"/>
+            <w:gridSpan w:val="9"/>
             <w:vAlign w:val="center"/>
           </w:tcPr>
           <w:p>
@@ -2656,6 +2773,7 @@
         <w:tc>
           <w:tcPr>
             <w:tcW w:w="1440" w:type="dxa"/>
+            <w:gridSpan w:val="2"/>
             <w:vAlign w:val="center"/>
           </w:tcPr>
           <w:p>
@@ -2693,6 +2811,7 @@
         <w:tc>
           <w:tcPr>
             <w:tcW w:w="1325" w:type="dxa"/>
+            <w:gridSpan w:val="2"/>
             <w:vAlign w:val="center"/>
           </w:tcPr>
           <w:p>
@@ -2730,6 +2849,7 @@
         <w:tc>
           <w:tcPr>
             <w:tcW w:w="1288" w:type="dxa"/>
+            <w:gridSpan w:val="2"/>
             <w:vAlign w:val="center"/>
           </w:tcPr>
           <w:p>
@@ -2753,7 +2873,19 @@
               <w:rPr>
                 <w:rFonts w:ascii="David" w:hAnsi="David" w:cs="David"/>
               </w:rPr>
-              <w:t>std conduct</w:t>
+              <w:t xml:space="preserve"> total</w:t>
+            </w:r>
+            <w:r>
+              <w:rPr>
+                <w:rFonts w:ascii="David" w:hAnsi="David" w:cs="David"/>
+              </w:rPr>
+              <w:t xml:space="preserve"> </w:t>
+            </w:r>
+            <w:r>
+              <w:rPr>
+                <w:rFonts w:ascii="David" w:hAnsi="David" w:cs="David"/>
+              </w:rPr>
+              <w:t>conduct</w:t>
             </w:r>
             <w:r>
               <w:rPr>
@@ -2767,6 +2899,7 @@
         <w:tc>
           <w:tcPr>
             <w:tcW w:w="1620" w:type="dxa"/>
+            <w:gridSpan w:val="2"/>
             <w:vAlign w:val="center"/>
           </w:tcPr>
           <w:p>
@@ -2790,7 +2923,19 @@
               <w:rPr>
                 <w:rFonts w:ascii="David" w:hAnsi="David" w:cs="David"/>
               </w:rPr>
-              <w:t>total conduct</w:t>
+              <w:t xml:space="preserve"> std</w:t>
+            </w:r>
+            <w:r>
+              <w:rPr>
+                <w:rFonts w:ascii="David" w:hAnsi="David" w:cs="David"/>
+              </w:rPr>
+              <w:t xml:space="preserve"> </w:t>
+            </w:r>
+            <w:r>
+              <w:rPr>
+                <w:rFonts w:ascii="David" w:hAnsi="David" w:cs="David"/>
+              </w:rPr>
+              <w:t>conduct</w:t>
             </w:r>
             <w:r>
               <w:rPr>
@@ -2889,7 +3034,7 @@
         <w:tc>
           <w:tcPr>
             <w:tcW w:w="6661" w:type="dxa"/>
-            <w:gridSpan w:val="5"/>
+            <w:gridSpan w:val="9"/>
             <w:vAlign w:val="center"/>
           </w:tcPr>
           <w:p>
@@ -3038,6 +3183,7 @@
         <w:tc>
           <w:tcPr>
             <w:tcW w:w="1440" w:type="dxa"/>
+            <w:gridSpan w:val="2"/>
             <w:vAlign w:val="center"/>
           </w:tcPr>
           <w:p>
@@ -3074,6 +3220,7 @@
         <w:tc>
           <w:tcPr>
             <w:tcW w:w="1325" w:type="dxa"/>
+            <w:gridSpan w:val="2"/>
             <w:vAlign w:val="center"/>
           </w:tcPr>
           <w:p>
@@ -3111,6 +3258,7 @@
         <w:tc>
           <w:tcPr>
             <w:tcW w:w="1288" w:type="dxa"/>
+            <w:gridSpan w:val="2"/>
             <w:vAlign w:val="center"/>
           </w:tcPr>
           <w:p>
@@ -3134,7 +3282,19 @@
               <w:rPr>
                 <w:rFonts w:ascii="David" w:hAnsi="David" w:cs="David"/>
               </w:rPr>
-              <w:t xml:space="preserve">std academy </w:t>
+              <w:t xml:space="preserve"> total</w:t>
+            </w:r>
+            <w:r>
+              <w:rPr>
+                <w:rFonts w:ascii="David" w:hAnsi="David" w:cs="David"/>
+              </w:rPr>
+              <w:t xml:space="preserve"> </w:t>
+            </w:r>
+            <w:r>
+              <w:rPr>
+                <w:rFonts w:ascii="David" w:hAnsi="David" w:cs="David"/>
+              </w:rPr>
+              <w:t xml:space="preserve">academy </w:t>
             </w:r>
             <w:r>
               <w:rPr>
@@ -3148,6 +3308,7 @@
         <w:tc>
           <w:tcPr>
             <w:tcW w:w="1620" w:type="dxa"/>
+            <w:gridSpan w:val="2"/>
             <w:vAlign w:val="center"/>
           </w:tcPr>
           <w:p>
@@ -3171,7 +3332,19 @@
               <w:rPr>
                 <w:rFonts w:ascii="David" w:hAnsi="David" w:cs="David"/>
               </w:rPr>
-              <w:t>total academy</w:t>
+              <w:t xml:space="preserve"> std</w:t>
+            </w:r>
+            <w:r>
+              <w:rPr>
+                <w:rFonts w:ascii="David" w:hAnsi="David" w:cs="David"/>
+              </w:rPr>
+              <w:t xml:space="preserve"> </w:t>
+            </w:r>
+            <w:r>
+              <w:rPr>
+                <w:rFonts w:ascii="David" w:hAnsi="David" w:cs="David"/>
+              </w:rPr>
+              <w:t>academy</w:t>
             </w:r>
             <w:r>
               <w:rPr>
@@ -3267,7 +3440,7 @@
         <w:tc>
           <w:tcPr>
             <w:tcW w:w="6661" w:type="dxa"/>
-            <w:gridSpan w:val="5"/>
+            <w:gridSpan w:val="9"/>
             <w:vAlign w:val="center"/>
           </w:tcPr>
           <w:p>
@@ -3414,6 +3587,7 @@
         <w:tc>
           <w:tcPr>
             <w:tcW w:w="1440" w:type="dxa"/>
+            <w:gridSpan w:val="2"/>
             <w:vAlign w:val="center"/>
           </w:tcPr>
           <w:p>
@@ -3449,6 +3623,7 @@
         <w:tc>
           <w:tcPr>
             <w:tcW w:w="1325" w:type="dxa"/>
+            <w:gridSpan w:val="2"/>
             <w:vAlign w:val="center"/>
           </w:tcPr>
           <w:p>
@@ -3485,6 +3660,7 @@
         <w:tc>
           <w:tcPr>
             <w:tcW w:w="1288" w:type="dxa"/>
+            <w:gridSpan w:val="2"/>
             <w:vAlign w:val="center"/>
           </w:tcPr>
           <w:p>
@@ -3507,7 +3683,19 @@
               <w:rPr>
                 <w:rFonts w:ascii="David" w:hAnsi="David" w:cs="David"/>
               </w:rPr>
-              <w:t>std applicative knowledge</w:t>
+              <w:t xml:space="preserve"> total</w:t>
+            </w:r>
+            <w:r>
+              <w:rPr>
+                <w:rFonts w:ascii="David" w:hAnsi="David" w:cs="David"/>
+              </w:rPr>
+              <w:t xml:space="preserve"> </w:t>
+            </w:r>
+            <w:r>
+              <w:rPr>
+                <w:rFonts w:ascii="David" w:hAnsi="David" w:cs="David"/>
+              </w:rPr>
+              <w:t>applicative knowledge</w:t>
             </w:r>
             <w:r>
               <w:rPr>
@@ -3521,6 +3709,7 @@
         <w:tc>
           <w:tcPr>
             <w:tcW w:w="1620" w:type="dxa"/>
+            <w:gridSpan w:val="2"/>
             <w:vAlign w:val="center"/>
           </w:tcPr>
           <w:p>
@@ -3543,7 +3732,19 @@
               <w:rPr>
                 <w:rFonts w:ascii="David" w:hAnsi="David" w:cs="David"/>
               </w:rPr>
-              <w:t>total applicative knowledge</w:t>
+              <w:t xml:space="preserve"> std</w:t>
+            </w:r>
+            <w:r>
+              <w:rPr>
+                <w:rFonts w:ascii="David" w:hAnsi="David" w:cs="David"/>
+              </w:rPr>
+              <w:t xml:space="preserve"> </w:t>
+            </w:r>
+            <w:r>
+              <w:rPr>
+                <w:rFonts w:ascii="David" w:hAnsi="David" w:cs="David"/>
+              </w:rPr>
+              <w:t>applicative knowledge</w:t>
             </w:r>
             <w:r>
               <w:rPr>
@@ -3638,7 +3839,7 @@
         <w:tc>
           <w:tcPr>
             <w:tcW w:w="6661" w:type="dxa"/>
-            <w:gridSpan w:val="5"/>
+            <w:gridSpan w:val="9"/>
             <w:vAlign w:val="center"/>
           </w:tcPr>
           <w:p>
@@ -3798,6 +3999,7 @@
         <w:tc>
           <w:tcPr>
             <w:tcW w:w="1440" w:type="dxa"/>
+            <w:gridSpan w:val="2"/>
             <w:vAlign w:val="center"/>
           </w:tcPr>
           <w:p>
@@ -3835,6 +4037,7 @@
         <w:tc>
           <w:tcPr>
             <w:tcW w:w="1325" w:type="dxa"/>
+            <w:gridSpan w:val="2"/>
             <w:vAlign w:val="center"/>
           </w:tcPr>
           <w:p>
@@ -3872,6 +4075,7 @@
         <w:tc>
           <w:tcPr>
             <w:tcW w:w="1288" w:type="dxa"/>
+            <w:gridSpan w:val="2"/>
             <w:vAlign w:val="center"/>
           </w:tcPr>
           <w:p>
@@ -3895,7 +4099,19 @@
               <w:rPr>
                 <w:rFonts w:ascii="David" w:hAnsi="David" w:cs="David"/>
               </w:rPr>
-              <w:t>std security</w:t>
+              <w:t xml:space="preserve"> total</w:t>
+            </w:r>
+            <w:r>
+              <w:rPr>
+                <w:rFonts w:ascii="David" w:hAnsi="David" w:cs="David"/>
+              </w:rPr>
+              <w:t xml:space="preserve"> </w:t>
+            </w:r>
+            <w:r>
+              <w:rPr>
+                <w:rFonts w:ascii="David" w:hAnsi="David" w:cs="David"/>
+              </w:rPr>
+              <w:t>security</w:t>
             </w:r>
             <w:r>
               <w:rPr>
@@ -3909,6 +4125,7 @@
         <w:tc>
           <w:tcPr>
             <w:tcW w:w="1620" w:type="dxa"/>
+            <w:gridSpan w:val="2"/>
             <w:vAlign w:val="center"/>
           </w:tcPr>
           <w:p>
@@ -3932,7 +4149,13 @@
               <w:rPr>
                 <w:rFonts w:ascii="David" w:hAnsi="David" w:cs="David"/>
               </w:rPr>
-              <w:t>total security</w:t>
+              <w:t>std</w:t>
+            </w:r>
+            <w:r>
+              <w:rPr>
+                <w:rFonts w:ascii="David" w:hAnsi="David" w:cs="David"/>
+              </w:rPr>
+              <w:t xml:space="preserve"> security</w:t>
             </w:r>
             <w:r>
               <w:rPr>
@@ -4027,7 +4250,7 @@
         <w:tc>
           <w:tcPr>
             <w:tcW w:w="6661" w:type="dxa"/>
-            <w:gridSpan w:val="5"/>
+            <w:gridSpan w:val="9"/>
             <w:vAlign w:val="center"/>
           </w:tcPr>
           <w:p>
@@ -4052,6 +4275,458 @@
                 <w:rtl/>
               </w:rPr>
               <w:t>.</w:t>
+            </w:r>
+          </w:p>
+        </w:tc>
+      </w:tr>
+      <w:tr>
+        <w:trPr>
+          <w:trHeight w:val="792"/>
+        </w:trPr>
+        <w:tc>
+          <w:tcPr>
+            <w:cnfStyle w:val="001000000000" w:firstRow="0" w:lastRow="0" w:firstColumn="1" w:lastColumn="0" w:oddVBand="0" w:evenVBand="0" w:oddHBand="0" w:evenHBand="0" w:firstRowFirstColumn="0" w:firstRowLastColumn="0" w:lastRowFirstColumn="0" w:lastRowLastColumn="0"/>
+            <w:tcW w:w="1239" w:type="dxa"/>
+            <w:vAlign w:val="center"/>
+          </w:tcPr>
+          <w:p>
+            <w:pPr>
+              <w:spacing w:after="240"/>
+              <w:jc w:val="center"/>
+              <w:rPr>
+                <w:rFonts w:ascii="David" w:hAnsi="David" w:cs="David"/>
+                <w:b/>
+                <w:bCs/>
+                <w:rtl/>
+              </w:rPr>
+            </w:pPr>
+            <w:r>
+              <w:rPr>
+                <w:rFonts w:ascii="David" w:hAnsi="David" w:cs="David"/>
+                <w:b/>
+                <w:bCs/>
+                <w:noProof/>
+                <w:rtl/>
+                <w:lang w:val="he-IL"/>
+              </w:rPr>
+              <mc:AlternateContent>
+                <mc:Choice Requires="wps">
+                  <w:drawing>
+                    <wp:anchor distT="0" distB="0" distL="114300" distR="114300" simplePos="0" relativeHeight="251672576" behindDoc="0" locked="0" layoutInCell="1" allowOverlap="1" wp14:anchorId="5FA88B14" wp14:editId="6380C8DC">
+                      <wp:simplePos x="0" y="0"/>
+                      <wp:positionH relativeFrom="column">
+                        <wp:posOffset>-66584</wp:posOffset>
+                      </wp:positionH>
+                      <wp:positionV relativeFrom="paragraph">
+                        <wp:posOffset>13900</wp:posOffset>
+                      </wp:positionV>
+                      <wp:extent cx="823965" cy="0"/>
+                      <wp:effectExtent l="0" t="0" r="0" b="0"/>
+                      <wp:wrapNone/>
+                      <wp:docPr id="2" name="Straight Connector 2"/>
+                      <wp:cNvGraphicFramePr/>
+                      <a:graphic xmlns:a="http://schemas.openxmlformats.org/drawingml/2006/main">
+                        <a:graphicData uri="http://schemas.microsoft.com/office/word/2010/wordprocessingShape">
+                          <wps:wsp>
+                            <wps:cNvCnPr/>
+                            <wps:spPr>
+                              <a:xfrm>
+                                <a:off x="0" y="0"/>
+                                <a:ext cx="823965" cy="0"/>
+                              </a:xfrm>
+                              <a:prstGeom prst="line">
+                                <a:avLst/>
+                              </a:prstGeom>
+                              <a:ln w="6350">
+                                <a:solidFill>
+                                  <a:schemeClr val="tx1"/>
+                                </a:solidFill>
+                              </a:ln>
+                            </wps:spPr>
+                            <wps:style>
+                              <a:lnRef idx="1">
+                                <a:schemeClr val="dk1"/>
+                              </a:lnRef>
+                              <a:fillRef idx="0">
+                                <a:schemeClr val="dk1"/>
+                              </a:fillRef>
+                              <a:effectRef idx="0">
+                                <a:schemeClr val="dk1"/>
+                              </a:effectRef>
+                              <a:fontRef idx="minor">
+                                <a:schemeClr val="tx1"/>
+                              </a:fontRef>
+                            </wps:style>
+                            <wps:bodyPr/>
+                          </wps:wsp>
+                        </a:graphicData>
+                      </a:graphic>
+                      <wp14:sizeRelH relativeFrom="margin">
+                        <wp14:pctWidth>0</wp14:pctWidth>
+                      </wp14:sizeRelH>
+                      <wp14:sizeRelV relativeFrom="margin">
+                        <wp14:pctHeight>0</wp14:pctHeight>
+                      </wp14:sizeRelV>
+                    </wp:anchor>
+                  </w:drawing>
+                </mc:Choice>
+                <mc:Fallback>
+                  <w:pict>
+                    <v:line w14:anchorId="06A2787D" id="Straight Connector 2" o:spid="_x0000_s1026" style="position:absolute;z-index:251672576;visibility:visible;mso-wrap-style:square;mso-width-percent:0;mso-height-percent:0;mso-wrap-distance-left:9pt;mso-wrap-distance-top:0;mso-wrap-distance-right:9pt;mso-wrap-distance-bottom:0;mso-position-horizontal:absolute;mso-position-horizontal-relative:text;mso-position-vertical:absolute;mso-position-vertical-relative:text;mso-width-percent:0;mso-height-percent:0;mso-width-relative:margin;mso-height-relative:margin" from="-5.25pt,1.1pt" to="59.65pt,1.1pt" o:gfxdata="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" strokecolor="black [3213]" strokeweight=".5pt"/>
+                  </w:pict>
+                </mc:Fallback>
+              </mc:AlternateContent>
+            </w:r>
+          </w:p>
+        </w:tc>
+        <w:tc>
+          <w:tcPr>
+            <w:tcW w:w="1170" w:type="dxa"/>
+            <w:vMerge w:val="restart"/>
+            <w:vAlign w:val="center"/>
+          </w:tcPr>
+          <w:p>
+            <w:pPr>
+              <w:spacing w:after="240"/>
+              <w:jc w:val="center"/>
+              <w:cnfStyle w:val="000000000000" w:firstRow="0" w:lastRow="0" w:firstColumn="0" w:lastColumn="0" w:oddVBand="0" w:evenVBand="0" w:oddHBand="0" w:evenHBand="0" w:firstRowFirstColumn="0" w:firstRowLastColumn="0" w:lastRowFirstColumn="0" w:lastRowLastColumn="0"/>
+              <w:rPr>
+                <w:rFonts w:ascii="David" w:hAnsi="David" w:cs="David"/>
+                <w:b/>
+                <w:bCs/>
+                <w:rtl/>
+              </w:rPr>
+            </w:pPr>
+            <w:r>
+              <w:rPr>
+                <w:rFonts w:ascii="David" w:hAnsi="David" w:cs="David" w:hint="cs"/>
+                <w:b/>
+                <w:bCs/>
+                <w:rtl/>
+              </w:rPr>
+              <w:t>ביקורתיות אפקטיבית</w:t>
+            </w:r>
+            <w:r>
+              <w:rPr>
+                <w:rFonts w:ascii="David" w:hAnsi="David" w:cs="David"/>
+                <w:b/>
+                <w:bCs/>
+              </w:rPr>
+              <w:t xml:space="preserve">(N={N </w:t>
+            </w:r>
+            <w:r>
+              <w:rPr>
+                <w:rFonts w:ascii="David" w:hAnsi="David" w:cs="David"/>
+              </w:rPr>
+              <w:t>commander</w:t>
+            </w:r>
+            <w:r>
+              <w:rPr>
+                <w:rFonts w:ascii="David" w:hAnsi="David" w:cs="David"/>
+              </w:rPr>
+              <w:t xml:space="preserve"> }</w:t>
+            </w:r>
+            <w:r>
+              <w:rPr>
+                <w:rFonts w:ascii="David" w:hAnsi="David" w:cs="David"/>
+                <w:b/>
+                <w:bCs/>
+              </w:rPr>
+              <w:t>)</w:t>
+            </w:r>
+          </w:p>
+        </w:tc>
+        <w:tc>
+          <w:tcPr>
+            <w:tcW w:w="1332" w:type="dxa"/>
+            <w:vAlign w:val="center"/>
+          </w:tcPr>
+          <w:p>
+            <w:pPr>
+              <w:spacing w:after="240"/>
+              <w:jc w:val="center"/>
+              <w:cnfStyle w:val="000000000000" w:firstRow="0" w:lastRow="0" w:firstColumn="0" w:lastColumn="0" w:oddVBand="0" w:evenVBand="0" w:oddHBand="0" w:evenHBand="0" w:firstRowFirstColumn="0" w:firstRowLastColumn="0" w:lastRowFirstColumn="0" w:lastRowLastColumn="0"/>
+              <w:rPr>
+                <w:rFonts w:ascii="David" w:hAnsi="David" w:cs="David"/>
+                <w:rtl/>
+              </w:rPr>
+            </w:pPr>
+            <w:r>
+              <w:rPr>
+                <w:rFonts w:ascii="David" w:hAnsi="David" w:cs="David"/>
+                <w:rtl/>
+              </w:rPr>
+              <w:t>{</w:t>
+            </w:r>
+            <w:r>
+              <w:rPr>
+                <w:rFonts w:ascii="David" w:hAnsi="David" w:cs="David"/>
+              </w:rPr>
+              <w:t xml:space="preserve">old </w:t>
+            </w:r>
+            <w:r>
+              <w:rPr>
+                <w:rFonts w:ascii="David" w:hAnsi="David" w:cs="David"/>
+              </w:rPr>
+              <w:t>commander</w:t>
+            </w:r>
+            <w:r>
+              <w:rPr>
+                <w:rFonts w:ascii="David" w:hAnsi="David" w:cs="David"/>
+                <w:rtl/>
+              </w:rPr>
+              <w:t>}</w:t>
+            </w:r>
+          </w:p>
+        </w:tc>
+        <w:tc>
+          <w:tcPr>
+            <w:tcW w:w="1332" w:type="dxa"/>
+            <w:gridSpan w:val="2"/>
+            <w:vAlign w:val="center"/>
+          </w:tcPr>
+          <w:p>
+            <w:pPr>
+              <w:spacing w:after="240"/>
+              <w:jc w:val="center"/>
+              <w:cnfStyle w:val="000000000000" w:firstRow="0" w:lastRow="0" w:firstColumn="0" w:lastColumn="0" w:oddVBand="0" w:evenVBand="0" w:oddHBand="0" w:evenHBand="0" w:firstRowFirstColumn="0" w:firstRowLastColumn="0" w:lastRowFirstColumn="0" w:lastRowLastColumn="0"/>
+              <w:rPr>
+                <w:rFonts w:ascii="David" w:hAnsi="David" w:cs="David"/>
+                <w:rtl/>
+              </w:rPr>
+            </w:pPr>
+            <w:r>
+              <w:rPr>
+                <w:rFonts w:ascii="David" w:hAnsi="David" w:cs="David"/>
+              </w:rPr>
+              <w:t>{new commander}</w:t>
+            </w:r>
+          </w:p>
+        </w:tc>
+        <w:tc>
+          <w:tcPr>
+            <w:tcW w:w="1332" w:type="dxa"/>
+            <w:gridSpan w:val="2"/>
+            <w:vAlign w:val="center"/>
+          </w:tcPr>
+          <w:p>
+            <w:pPr>
+              <w:spacing w:after="240"/>
+              <w:jc w:val="center"/>
+              <w:cnfStyle w:val="000000000000" w:firstRow="0" w:lastRow="0" w:firstColumn="0" w:lastColumn="0" w:oddVBand="0" w:evenVBand="0" w:oddHBand="0" w:evenHBand="0" w:firstRowFirstColumn="0" w:firstRowLastColumn="0" w:lastRowFirstColumn="0" w:lastRowLastColumn="0"/>
+              <w:rPr>
+                <w:rFonts w:ascii="David" w:hAnsi="David" w:cs="David"/>
+                <w:rtl/>
+              </w:rPr>
+            </w:pPr>
+            <w:r>
+              <w:rPr>
+                <w:rFonts w:ascii="David" w:hAnsi="David" w:cs="David"/>
+                <w:rtl/>
+              </w:rPr>
+              <w:t>{</w:t>
+            </w:r>
+            <w:r>
+              <w:rPr>
+                <w:rFonts w:ascii="David" w:hAnsi="David" w:cs="David"/>
+              </w:rPr>
+              <w:t xml:space="preserve"> total</w:t>
+            </w:r>
+            <w:r>
+              <w:rPr>
+                <w:rFonts w:ascii="David" w:hAnsi="David" w:cs="David"/>
+              </w:rPr>
+              <w:t xml:space="preserve"> </w:t>
+            </w:r>
+            <w:r>
+              <w:rPr>
+                <w:rFonts w:ascii="David" w:hAnsi="David" w:cs="David"/>
+              </w:rPr>
+              <w:t>commander</w:t>
+            </w:r>
+            <w:r>
+              <w:rPr>
+                <w:rFonts w:ascii="David" w:hAnsi="David" w:cs="David"/>
+                <w:rtl/>
+              </w:rPr>
+              <w:t>}</w:t>
+            </w:r>
+          </w:p>
+        </w:tc>
+        <w:tc>
+          <w:tcPr>
+            <w:tcW w:w="1332" w:type="dxa"/>
+            <w:gridSpan w:val="2"/>
+            <w:vAlign w:val="center"/>
+          </w:tcPr>
+          <w:p>
+            <w:pPr>
+              <w:spacing w:after="240"/>
+              <w:jc w:val="center"/>
+              <w:cnfStyle w:val="000000000000" w:firstRow="0" w:lastRow="0" w:firstColumn="0" w:lastColumn="0" w:oddVBand="0" w:evenVBand="0" w:oddHBand="0" w:evenHBand="0" w:firstRowFirstColumn="0" w:firstRowLastColumn="0" w:lastRowFirstColumn="0" w:lastRowLastColumn="0"/>
+              <w:rPr>
+                <w:rFonts w:ascii="David" w:hAnsi="David" w:cs="David"/>
+                <w:rtl/>
+              </w:rPr>
+            </w:pPr>
+            <w:r>
+              <w:rPr>
+                <w:rFonts w:ascii="David" w:hAnsi="David" w:cs="David"/>
+                <w:rtl/>
+              </w:rPr>
+              <w:t>{</w:t>
+            </w:r>
+            <w:r>
+              <w:rPr>
+                <w:rFonts w:ascii="David" w:hAnsi="David" w:cs="David"/>
+              </w:rPr>
+              <w:t>std</w:t>
+            </w:r>
+            <w:r>
+              <w:rPr>
+                <w:rFonts w:ascii="David" w:hAnsi="David" w:cs="David"/>
+              </w:rPr>
+              <w:t xml:space="preserve"> </w:t>
+            </w:r>
+            <w:r>
+              <w:rPr>
+                <w:rFonts w:ascii="David" w:hAnsi="David" w:cs="David"/>
+              </w:rPr>
+              <w:t>commander</w:t>
+            </w:r>
+            <w:r>
+              <w:rPr>
+                <w:rFonts w:ascii="David" w:hAnsi="David" w:cs="David"/>
+                <w:rtl/>
+              </w:rPr>
+              <w:t>}</w:t>
+            </w:r>
+          </w:p>
+        </w:tc>
+        <w:tc>
+          <w:tcPr>
+            <w:tcW w:w="1333" w:type="dxa"/>
+            <w:gridSpan w:val="2"/>
+            <w:vAlign w:val="center"/>
+          </w:tcPr>
+          <w:p>
+            <w:pPr>
+              <w:spacing w:after="240"/>
+              <w:jc w:val="center"/>
+              <w:cnfStyle w:val="000000000000" w:firstRow="0" w:lastRow="0" w:firstColumn="0" w:lastColumn="0" w:oddVBand="0" w:evenVBand="0" w:oddHBand="0" w:evenHBand="0" w:firstRowFirstColumn="0" w:firstRowLastColumn="0" w:lastRowFirstColumn="0" w:lastRowLastColumn="0"/>
+              <w:rPr>
+                <w:rFonts w:ascii="David" w:hAnsi="David" w:cs="David"/>
+                <w:rtl/>
+              </w:rPr>
+            </w:pPr>
+            <w:r>
+              <w:rPr>
+                <w:rFonts w:ascii="David" w:hAnsi="David" w:cs="David"/>
+                <w:rtl/>
+              </w:rPr>
+              <w:t>{</w:t>
+            </w:r>
+            <w:r>
+              <w:rPr>
+                <w:rFonts w:ascii="David" w:hAnsi="David" w:cs="David"/>
+              </w:rPr>
+              <w:t xml:space="preserve">range </w:t>
+            </w:r>
+            <w:r>
+              <w:rPr>
+                <w:rFonts w:ascii="David" w:hAnsi="David" w:cs="David"/>
+              </w:rPr>
+              <w:t>commander</w:t>
+            </w:r>
+            <w:r>
+              <w:rPr>
+                <w:rFonts w:ascii="David" w:hAnsi="David" w:cs="David"/>
+                <w:rtl/>
+              </w:rPr>
+              <w:t>}</w:t>
+            </w:r>
+          </w:p>
+        </w:tc>
+      </w:tr>
+      <w:tr>
+        <w:trPr>
+          <w:cnfStyle w:val="000000100000" w:firstRow="0" w:lastRow="0" w:firstColumn="0" w:lastColumn="0" w:oddVBand="0" w:evenVBand="0" w:oddHBand="1" w:evenHBand="0" w:firstRowFirstColumn="0" w:firstRowLastColumn="0" w:lastRowFirstColumn="0" w:lastRowLastColumn="0"/>
+          <w:trHeight w:val="1296"/>
+        </w:trPr>
+        <w:tc>
+          <w:tcPr>
+            <w:cnfStyle w:val="001000000000" w:firstRow="0" w:lastRow="0" w:firstColumn="1" w:lastColumn="0" w:oddVBand="0" w:evenVBand="0" w:oddHBand="0" w:evenHBand="0" w:firstRowFirstColumn="0" w:firstRowLastColumn="0" w:lastRowFirstColumn="0" w:lastRowLastColumn="0"/>
+            <w:tcW w:w="1239" w:type="dxa"/>
+            <w:vAlign w:val="center"/>
+          </w:tcPr>
+          <w:p>
+            <w:pPr>
+              <w:spacing w:after="240"/>
+              <w:jc w:val="center"/>
+              <w:rPr>
+                <w:rFonts w:ascii="David" w:hAnsi="David" w:cs="David"/>
+                <w:b/>
+                <w:bCs/>
+                <w:i w:val="0"/>
+                <w:iCs w:val="0"/>
+                <w:rtl/>
+              </w:rPr>
+            </w:pPr>
+            <w:r>
+              <w:rPr>
+                <w:rFonts w:ascii="David" w:hAnsi="David" w:cs="David" w:hint="cs"/>
+                <w:b/>
+                <w:bCs/>
+                <w:i w:val="0"/>
+                <w:iCs w:val="0"/>
+                <w:rtl/>
+              </w:rPr>
+              <w:t>מדד מפקד</w:t>
+            </w:r>
+          </w:p>
+        </w:tc>
+        <w:tc>
+          <w:tcPr>
+            <w:tcW w:w="1170" w:type="dxa"/>
+            <w:vMerge/>
+            <w:vAlign w:val="center"/>
+          </w:tcPr>
+          <w:p>
+            <w:pPr>
+              <w:spacing w:after="240"/>
+              <w:jc w:val="center"/>
+              <w:cnfStyle w:val="000000100000" w:firstRow="0" w:lastRow="0" w:firstColumn="0" w:lastColumn="0" w:oddVBand="0" w:evenVBand="0" w:oddHBand="1" w:evenHBand="0" w:firstRowFirstColumn="0" w:firstRowLastColumn="0" w:lastRowFirstColumn="0" w:lastRowLastColumn="0"/>
+              <w:rPr>
+                <w:rFonts w:ascii="David" w:hAnsi="David" w:cs="David"/>
+                <w:b/>
+                <w:bCs/>
+                <w:rtl/>
+              </w:rPr>
+            </w:pPr>
+          </w:p>
+        </w:tc>
+        <w:tc>
+          <w:tcPr>
+            <w:tcW w:w="6661" w:type="dxa"/>
+            <w:gridSpan w:val="9"/>
+            <w:vAlign w:val="center"/>
+          </w:tcPr>
+          <w:p>
+            <w:pPr>
+              <w:spacing w:after="240"/>
+              <w:jc w:val="center"/>
+              <w:cnfStyle w:val="000000100000" w:firstRow="0" w:lastRow="0" w:firstColumn="0" w:lastColumn="0" w:oddVBand="0" w:evenVBand="0" w:oddHBand="1" w:evenHBand="0" w:firstRowFirstColumn="0" w:firstRowLastColumn="0" w:lastRowFirstColumn="0" w:lastRowLastColumn="0"/>
+              <w:rPr>
+                <w:rFonts w:ascii="David" w:hAnsi="David" w:cs="David"/>
+                <w:rtl/>
+              </w:rPr>
+            </w:pPr>
+            <w:r>
+              <w:rPr>
+                <w:rFonts w:ascii="David" w:hAnsi="David" w:cs="David" w:hint="cs"/>
+                <w:rtl/>
+              </w:rPr>
+              <w:t>הצוער בוחן באופן מושכל ושקול את סביבתו ומבצע פעולות לשינוי בצורה יעילה וממוקדת, מתוך פרואקטיביות. הצוער מתייחס לשורש הבעיה, מציע כיווני שיפור ונותן אמון ביכולות השינוי. הביקורת מועברת בצורה מכבדת ויעילה, והסביבה מפיקה תועלת מתוך פעולותיו ודעותיו של הצוער.</w:t>
             </w:r>
           </w:p>
         </w:tc>
@@ -4103,7 +4778,7 @@
           <w:p>
             <w:pPr>
               <w:spacing w:after="240" w:line="360" w:lineRule="auto"/>
-              <w:jc w:val="both"/>
+              <w:jc w:val="center"/>
               <w:rPr>
                 <w:rFonts w:ascii="David" w:hAnsi="David" w:cs="David"/>
                 <w:rtl/>
@@ -4116,6 +4791,7 @@
               </w:rPr>
               <w:t>{</w:t>
             </w:r>
+            <w:proofErr w:type="spellStart"/>
             <w:r>
               <w:rPr>
                 <w:rFonts w:ascii="David" w:hAnsi="David" w:cs="David"/>
@@ -4152,6 +4828,7 @@
               </w:rPr>
               <w:t>sional</w:t>
             </w:r>
+            <w:proofErr w:type="spellEnd"/>
             <w:r>
               <w:rPr>
                 <w:rFonts w:ascii="David" w:hAnsi="David" w:cs="David"/>
@@ -4212,6 +4889,16 @@
         </w:tc>
       </w:tr>
     </w:tbl>
+    <w:p>
+      <w:r>
+        <w:rPr>
+          <w:b/>
+          <w:bCs/>
+          <w:caps/>
+        </w:rPr>
+        <w:br w:type="page"/>
+      </w:r>
+    </w:p>
     <w:tbl>
       <w:tblPr>
         <w:tblStyle w:val="PlainTable3"/>
@@ -4555,10 +5242,10 @@
             </w:pPr>
             <w:r>
               <w:rPr>
-                <w:rFonts w:ascii="David" w:hAnsi="David" w:cs="David"/>
-                <w:rtl/>
-              </w:rPr>
-              <w:t>דרך ארץ</w:t>
+                <w:rFonts w:ascii="David" w:hAnsi="David" w:cs="David" w:hint="cs"/>
+                <w:rtl/>
+              </w:rPr>
+              <w:t>ענווה</w:t>
             </w:r>
           </w:p>
         </w:tc>
@@ -4592,7 +5279,14 @@
                 <w:rFonts w:ascii="David" w:hAnsi="David" w:cs="David"/>
                 <w:color w:val="FF0000"/>
               </w:rPr>
-              <w:t>negative courtesy</w:t>
+              <w:t xml:space="preserve">negative </w:t>
+            </w:r>
+            <w:r>
+              <w:rPr>
+                <w:rFonts w:ascii="David" w:hAnsi="David" w:cs="David"/>
+                <w:color w:val="FF0000"/>
+              </w:rPr>
+              <w:t>humility</w:t>
             </w:r>
             <w:r>
               <w:rPr>
@@ -4631,7 +5325,13 @@
               <w:rPr>
                 <w:rFonts w:ascii="David" w:hAnsi="David" w:cs="David"/>
               </w:rPr>
-              <w:t>neutral courtesy</w:t>
+              <w:t xml:space="preserve">neutral </w:t>
+            </w:r>
+            <w:r>
+              <w:rPr>
+                <w:rFonts w:ascii="David" w:hAnsi="David" w:cs="David"/>
+              </w:rPr>
+              <w:t>humility</w:t>
             </w:r>
             <w:r>
               <w:rPr>
@@ -4672,21 +5372,21 @@
                 <w:rFonts w:ascii="David" w:hAnsi="David" w:cs="David"/>
                 <w:color w:val="00B050"/>
               </w:rPr>
-              <w:t xml:space="preserve"> positive courtesy</w:t>
+              <w:t xml:space="preserve"> positive </w:t>
             </w:r>
             <w:r>
               <w:rPr>
                 <w:rFonts w:ascii="David" w:hAnsi="David" w:cs="David"/>
                 <w:color w:val="00B050"/>
               </w:rPr>
-              <w:t>}</w:t>
+              <w:t>humility</w:t>
             </w:r>
             <w:r>
               <w:rPr>
                 <w:rFonts w:ascii="David" w:hAnsi="David" w:cs="David"/>
                 <w:color w:val="00B050"/>
               </w:rPr>
-              <w:t xml:space="preserve"> </w:t>
+              <w:t xml:space="preserve">} </w:t>
             </w:r>
           </w:p>
         </w:tc>
@@ -4727,21 +5427,15 @@
               <w:rPr>
                 <w:rFonts w:ascii="David" w:hAnsi="David" w:cs="David"/>
                 <w:color w:val="00B050"/>
-              </w:rPr>
-            </w:pPr>
-            <w:r>
-              <w:rPr>
-                <w:rFonts w:ascii="David" w:hAnsi="David" w:cs="David"/>
-                <w:rtl/>
-              </w:rPr>
-              <w:t>הצוער מתנהג בכבוד לסביבתו, מרגיש אחריות כלפי האדם האחר ודואג להוביל אל עבר התנהלות ערכית יותר בקרבתו</w:t>
-            </w:r>
-            <w:r>
-              <w:rPr>
-                <w:rFonts w:ascii="David" w:hAnsi="David" w:cs="David" w:hint="cs"/>
-                <w:rtl/>
-              </w:rPr>
-              <w:t>.</w:t>
+                <w:rtl/>
+              </w:rPr>
+            </w:pPr>
+            <w:r>
+              <w:rPr>
+                <w:rFonts w:ascii="David" w:hAnsi="David" w:cs="David"/>
+                <w:rtl/>
+              </w:rPr>
+              <w:t>הצוער רואה עצמו כשווה בין שווים, מכיר ביכולותיו וחסרונותיו כפי שמכיר באלו של סביבתו, הצוער פועל מתוך מטרה לבצע את המעשים הראויים והרצויים ולא מתוך רדיפת כבוד והערכה.</w:t>
             </w:r>
           </w:p>
         </w:tc>
@@ -4770,10 +5464,10 @@
             </w:pPr>
             <w:r>
               <w:rPr>
-                <w:rFonts w:ascii="David" w:hAnsi="David" w:cs="David"/>
-                <w:rtl/>
-              </w:rPr>
-              <w:t>מצוינות</w:t>
+                <w:rFonts w:ascii="David" w:hAnsi="David" w:cs="David" w:hint="cs"/>
+                <w:rtl/>
+              </w:rPr>
+              <w:t>רעות</w:t>
             </w:r>
           </w:p>
         </w:tc>
@@ -4790,15 +5484,16 @@
               <w:cnfStyle w:val="000000100000" w:firstRow="0" w:lastRow="0" w:firstColumn="0" w:lastColumn="0" w:oddVBand="0" w:evenVBand="0" w:oddHBand="1" w:evenHBand="0" w:firstRowFirstColumn="0" w:firstRowLastColumn="0" w:lastRowFirstColumn="0" w:lastRowLastColumn="0"/>
               <w:rPr>
                 <w:rFonts w:ascii="David" w:hAnsi="David" w:cs="David"/>
-                <w:rtl/>
-              </w:rPr>
-            </w:pPr>
-            <w:r>
-              <w:rPr>
-                <w:rFonts w:ascii="David" w:hAnsi="David" w:cs="David"/>
                 <w:color w:val="FF0000"/>
                 <w:rtl/>
               </w:rPr>
+            </w:pPr>
+            <w:r>
+              <w:rPr>
+                <w:rFonts w:ascii="David" w:hAnsi="David" w:cs="David"/>
+                <w:color w:val="FF0000"/>
+                <w:rtl/>
+              </w:rPr>
               <w:t>{</w:t>
             </w:r>
             <w:r>
@@ -4806,7 +5501,14 @@
                 <w:rFonts w:ascii="David" w:hAnsi="David" w:cs="David"/>
                 <w:color w:val="FF0000"/>
               </w:rPr>
-              <w:t>negative excellence</w:t>
+              <w:t xml:space="preserve">negative </w:t>
+            </w:r>
+            <w:r>
+              <w:rPr>
+                <w:rFonts w:ascii="David" w:hAnsi="David" w:cs="David"/>
+                <w:color w:val="FF0000"/>
+              </w:rPr>
+              <w:t>fellowship</w:t>
             </w:r>
             <w:r>
               <w:rPr>
@@ -4845,7 +5547,13 @@
               <w:rPr>
                 <w:rFonts w:ascii="David" w:hAnsi="David" w:cs="David"/>
               </w:rPr>
-              <w:t>neutral excellence</w:t>
+              <w:t xml:space="preserve">neutral </w:t>
+            </w:r>
+            <w:r>
+              <w:rPr>
+                <w:rFonts w:ascii="David" w:hAnsi="David" w:cs="David"/>
+              </w:rPr>
+              <w:t>fellowship</w:t>
             </w:r>
             <w:r>
               <w:rPr>
@@ -4869,15 +5577,16 @@
               <w:cnfStyle w:val="000000100000" w:firstRow="0" w:lastRow="0" w:firstColumn="0" w:lastColumn="0" w:oddVBand="0" w:evenVBand="0" w:oddHBand="1" w:evenHBand="0" w:firstRowFirstColumn="0" w:firstRowLastColumn="0" w:lastRowFirstColumn="0" w:lastRowLastColumn="0"/>
               <w:rPr>
                 <w:rFonts w:ascii="David" w:hAnsi="David" w:cs="David"/>
-                <w:rtl/>
-              </w:rPr>
-            </w:pPr>
-            <w:r>
-              <w:rPr>
-                <w:rFonts w:ascii="David" w:hAnsi="David" w:cs="David"/>
                 <w:color w:val="00B050"/>
                 <w:rtl/>
               </w:rPr>
+            </w:pPr>
+            <w:r>
+              <w:rPr>
+                <w:rFonts w:ascii="David" w:hAnsi="David" w:cs="David"/>
+                <w:color w:val="00B050"/>
+                <w:rtl/>
+              </w:rPr>
               <w:t>{</w:t>
             </w:r>
             <w:r>
@@ -4885,7 +5594,14 @@
                 <w:rFonts w:ascii="David" w:hAnsi="David" w:cs="David"/>
                 <w:color w:val="00B050"/>
               </w:rPr>
-              <w:t xml:space="preserve"> positive excellence</w:t>
+              <w:t xml:space="preserve"> positive </w:t>
+            </w:r>
+            <w:r>
+              <w:rPr>
+                <w:rFonts w:ascii="David" w:hAnsi="David" w:cs="David"/>
+                <w:color w:val="00B050"/>
+              </w:rPr>
+              <w:t>fellowship</w:t>
             </w:r>
             <w:r>
               <w:rPr>
@@ -4947,70 +5663,7 @@
                 <w:rFonts w:ascii="David" w:hAnsi="David" w:cs="David"/>
                 <w:rtl/>
               </w:rPr>
-              <w:t xml:space="preserve">הצוער </w:t>
-            </w:r>
-            <w:r>
-              <w:rPr>
-                <w:rFonts w:ascii="David" w:hAnsi="David" w:cs="David" w:hint="cs"/>
-                <w:rtl/>
-              </w:rPr>
-              <w:t>עושה את</w:t>
-            </w:r>
-            <w:r>
-              <w:rPr>
-                <w:rFonts w:ascii="David" w:hAnsi="David" w:cs="David"/>
-                <w:rtl/>
-              </w:rPr>
-              <w:t xml:space="preserve"> </w:t>
-            </w:r>
-            <w:r>
-              <w:rPr>
-                <w:rFonts w:ascii="David" w:hAnsi="David" w:cs="David" w:hint="cs"/>
-                <w:rtl/>
-              </w:rPr>
-              <w:t>שלל משימותיו הכי טוב שהוא יכול</w:t>
-            </w:r>
-            <w:r>
-              <w:rPr>
-                <w:rFonts w:ascii="David" w:hAnsi="David" w:cs="David"/>
-                <w:rtl/>
-              </w:rPr>
-              <w:t xml:space="preserve">, חותר לשיפור מתמיד ויודע להתנהל מול ריבוי משימות </w:t>
-            </w:r>
-            <w:r>
-              <w:rPr>
-                <w:rFonts w:ascii="David" w:hAnsi="David" w:cs="David" w:hint="cs"/>
-                <w:rtl/>
-              </w:rPr>
-              <w:t>ו</w:t>
-            </w:r>
-            <w:r>
-              <w:rPr>
-                <w:rFonts w:ascii="David" w:hAnsi="David" w:cs="David"/>
-                <w:rtl/>
-              </w:rPr>
-              <w:t xml:space="preserve">גם למקד את כוחותיו </w:t>
-            </w:r>
-            <w:r>
-              <w:rPr>
-                <w:rFonts w:ascii="David" w:hAnsi="David" w:cs="David" w:hint="cs"/>
-                <w:rtl/>
-              </w:rPr>
-              <w:t>ע</w:t>
-            </w:r>
-            <w:r>
-              <w:rPr>
-                <w:rFonts w:ascii="David" w:hAnsi="David" w:cs="David"/>
-                <w:rtl/>
-              </w:rPr>
-              <w:t>ל משימה אחת</w:t>
-            </w:r>
-            <w:r>
-              <w:rPr>
-                <w:rFonts w:ascii="David" w:hAnsi="David" w:cs="David" w:hint="cs"/>
-                <w:rtl/>
-              </w:rPr>
-              <w:t>.</w:t>
+              <w:t>הצוער תורם מעצמו למען המחזור, רואה בעיות של הסובבים לו כבעיות של עצמו, ומקריב מעצמו בשביל לעזור לזולת</w:t>
             </w:r>
           </w:p>
         </w:tc>
@@ -5042,7 +5695,7 @@
                 <w:rFonts w:ascii="David" w:hAnsi="David" w:cs="David"/>
                 <w:rtl/>
               </w:rPr>
-              <w:t>אחריות</w:t>
+              <w:t>מצוינות</w:t>
             </w:r>
           </w:p>
         </w:tc>
@@ -5059,23 +5712,23 @@
               <w:cnfStyle w:val="000000100000" w:firstRow="0" w:lastRow="0" w:firstColumn="0" w:lastColumn="0" w:oddVBand="0" w:evenVBand="0" w:oddHBand="1" w:evenHBand="0" w:firstRowFirstColumn="0" w:firstRowLastColumn="0" w:lastRowFirstColumn="0" w:lastRowLastColumn="0"/>
               <w:rPr>
                 <w:rFonts w:ascii="David" w:hAnsi="David" w:cs="David"/>
+                <w:rtl/>
+              </w:rPr>
+            </w:pPr>
+            <w:r>
+              <w:rPr>
+                <w:rFonts w:ascii="David" w:hAnsi="David" w:cs="David"/>
                 <w:color w:val="FF0000"/>
-              </w:rPr>
-            </w:pPr>
+                <w:rtl/>
+              </w:rPr>
+              <w:t>{</w:t>
+            </w:r>
             <w:r>
               <w:rPr>
                 <w:rFonts w:ascii="David" w:hAnsi="David" w:cs="David"/>
                 <w:color w:val="FF0000"/>
-                <w:rtl/>
-              </w:rPr>
-              <w:t>{</w:t>
-            </w:r>
-            <w:r>
-              <w:rPr>
-                <w:rFonts w:ascii="David" w:hAnsi="David" w:cs="David"/>
-                <w:color w:val="FF0000"/>
-              </w:rPr>
-              <w:t>negative responsibility</w:t>
+              </w:rPr>
+              <w:t>negative excellence</w:t>
             </w:r>
             <w:r>
               <w:rPr>
@@ -5100,6 +5753,7 @@
               <w:cnfStyle w:val="000000100000" w:firstRow="0" w:lastRow="0" w:firstColumn="0" w:lastColumn="0" w:oddVBand="0" w:evenVBand="0" w:oddHBand="1" w:evenHBand="0" w:firstRowFirstColumn="0" w:firstRowLastColumn="0" w:lastRowFirstColumn="0" w:lastRowLastColumn="0"/>
               <w:rPr>
                 <w:rFonts w:ascii="David" w:hAnsi="David" w:cs="David"/>
+                <w:rtl/>
               </w:rPr>
             </w:pPr>
             <w:r>
@@ -5113,7 +5767,7 @@
               <w:rPr>
                 <w:rFonts w:ascii="David" w:hAnsi="David" w:cs="David"/>
               </w:rPr>
-              <w:t>neutral responsibility</w:t>
+              <w:t>neutral excellence</w:t>
             </w:r>
             <w:r>
               <w:rPr>
@@ -5137,23 +5791,23 @@
               <w:cnfStyle w:val="000000100000" w:firstRow="0" w:lastRow="0" w:firstColumn="0" w:lastColumn="0" w:oddVBand="0" w:evenVBand="0" w:oddHBand="1" w:evenHBand="0" w:firstRowFirstColumn="0" w:firstRowLastColumn="0" w:lastRowFirstColumn="0" w:lastRowLastColumn="0"/>
               <w:rPr>
                 <w:rFonts w:ascii="David" w:hAnsi="David" w:cs="David"/>
+                <w:rtl/>
+              </w:rPr>
+            </w:pPr>
+            <w:r>
+              <w:rPr>
+                <w:rFonts w:ascii="David" w:hAnsi="David" w:cs="David"/>
                 <w:color w:val="00B050"/>
-              </w:rPr>
-            </w:pPr>
+                <w:rtl/>
+              </w:rPr>
+              <w:t>{</w:t>
+            </w:r>
             <w:r>
               <w:rPr>
                 <w:rFonts w:ascii="David" w:hAnsi="David" w:cs="David"/>
                 <w:color w:val="00B050"/>
-                <w:rtl/>
-              </w:rPr>
-              <w:t>{</w:t>
-            </w:r>
-            <w:r>
-              <w:rPr>
-                <w:rFonts w:ascii="David" w:hAnsi="David" w:cs="David"/>
-                <w:color w:val="00B050"/>
-              </w:rPr>
-              <w:t xml:space="preserve"> positive responsibility</w:t>
+              </w:rPr>
+              <w:t xml:space="preserve"> positive excellence</w:t>
             </w:r>
             <w:r>
               <w:rPr>
@@ -5215,21 +5869,63 @@
                 <w:rFonts w:ascii="David" w:hAnsi="David" w:cs="David"/>
                 <w:rtl/>
               </w:rPr>
-              <w:t>הצוער מחויב כלפי משימותיו, מבין את המטרות מאחוריהן ופועל לאורן</w:t>
+              <w:t xml:space="preserve">הצוער </w:t>
             </w:r>
             <w:r>
               <w:rPr>
                 <w:rFonts w:ascii="David" w:hAnsi="David" w:cs="David" w:hint="cs"/>
                 <w:rtl/>
               </w:rPr>
-              <w:t xml:space="preserve">. </w:t>
-            </w:r>
-            <w:r>
-              <w:rPr>
-                <w:rFonts w:ascii="David" w:hAnsi="David" w:cs="David"/>
-                <w:rtl/>
-              </w:rPr>
-              <w:t>הצוער יודע לקחת אחריות על נושאים שאינם באחריותו הטבעית</w:t>
+              <w:t>עושה את</w:t>
+            </w:r>
+            <w:r>
+              <w:rPr>
+                <w:rFonts w:ascii="David" w:hAnsi="David" w:cs="David"/>
+                <w:rtl/>
+              </w:rPr>
+              <w:t xml:space="preserve"> </w:t>
+            </w:r>
+            <w:r>
+              <w:rPr>
+                <w:rFonts w:ascii="David" w:hAnsi="David" w:cs="David" w:hint="cs"/>
+                <w:rtl/>
+              </w:rPr>
+              <w:t>שלל משימותיו הכי טוב שהוא יכול</w:t>
+            </w:r>
+            <w:r>
+              <w:rPr>
+                <w:rFonts w:ascii="David" w:hAnsi="David" w:cs="David"/>
+                <w:rtl/>
+              </w:rPr>
+              <w:t xml:space="preserve">, חותר לשיפור מתמיד ויודע להתנהל מול ריבוי משימות </w:t>
+            </w:r>
+            <w:r>
+              <w:rPr>
+                <w:rFonts w:ascii="David" w:hAnsi="David" w:cs="David" w:hint="cs"/>
+                <w:rtl/>
+              </w:rPr>
+              <w:t>ו</w:t>
+            </w:r>
+            <w:r>
+              <w:rPr>
+                <w:rFonts w:ascii="David" w:hAnsi="David" w:cs="David"/>
+                <w:rtl/>
+              </w:rPr>
+              <w:t xml:space="preserve">גם למקד את כוחותיו </w:t>
+            </w:r>
+            <w:r>
+              <w:rPr>
+                <w:rFonts w:ascii="David" w:hAnsi="David" w:cs="David" w:hint="cs"/>
+                <w:rtl/>
+              </w:rPr>
+              <w:t>ע</w:t>
+            </w:r>
+            <w:r>
+              <w:rPr>
+                <w:rFonts w:ascii="David" w:hAnsi="David" w:cs="David"/>
+                <w:rtl/>
+              </w:rPr>
+              <w:t>ל משימה אחת</w:t>
             </w:r>
             <w:r>
               <w:rPr>
@@ -5268,8 +5964,7 @@
                 <w:rFonts w:ascii="David" w:hAnsi="David" w:cs="David"/>
                 <w:rtl/>
               </w:rPr>
-              <w:lastRenderedPageBreak/>
-              <w:t>העזה</w:t>
+              <w:t>אחריות</w:t>
             </w:r>
           </w:p>
         </w:tc>
@@ -5302,7 +5997,7 @@
                 <w:rFonts w:ascii="David" w:hAnsi="David" w:cs="David"/>
                 <w:color w:val="FF0000"/>
               </w:rPr>
-              <w:t>negative daring</w:t>
+              <w:t>negative responsibility</w:t>
             </w:r>
             <w:r>
               <w:rPr>
@@ -5340,7 +6035,7 @@
               <w:rPr>
                 <w:rFonts w:ascii="David" w:hAnsi="David" w:cs="David"/>
               </w:rPr>
-              <w:t>neutral daring</w:t>
+              <w:t>neutral responsibility</w:t>
             </w:r>
             <w:r>
               <w:rPr>
@@ -5380,7 +6075,7 @@
                 <w:rFonts w:ascii="David" w:hAnsi="David" w:cs="David"/>
                 <w:color w:val="00B050"/>
               </w:rPr>
-              <w:t xml:space="preserve"> positive daring</w:t>
+              <w:t xml:space="preserve"> positive responsibility</w:t>
             </w:r>
             <w:r>
               <w:rPr>
@@ -5442,28 +6137,21 @@
                 <w:rFonts w:ascii="David" w:hAnsi="David" w:cs="David"/>
                 <w:rtl/>
               </w:rPr>
-              <w:t xml:space="preserve">הצוער מסוגל להתמודד עם סיכון וחוסר וודאות על מנת </w:t>
+              <w:t>הצוער מחויב כלפי משימותיו, מבין את המטרות מאחוריהן ופועל לאורן</w:t>
             </w:r>
             <w:r>
               <w:rPr>
                 <w:rFonts w:ascii="David" w:hAnsi="David" w:cs="David" w:hint="cs"/>
                 <w:rtl/>
               </w:rPr>
-              <w:t xml:space="preserve">להשיג את </w:t>
-            </w:r>
-            <w:r>
-              <w:rPr>
-                <w:rFonts w:ascii="David" w:hAnsi="David" w:cs="David"/>
-                <w:rtl/>
-              </w:rPr>
-              <w:t xml:space="preserve">מטרותיו, </w:t>
-            </w:r>
-            <w:r>
-              <w:rPr>
-                <w:rFonts w:ascii="David" w:hAnsi="David" w:cs="David" w:hint="cs"/>
-                <w:rtl/>
-              </w:rPr>
-              <w:t>ובעל יכולת ורצון לפעול מחוץ לאזור הנוחות</w:t>
+              <w:t xml:space="preserve">. </w:t>
+            </w:r>
+            <w:r>
+              <w:rPr>
+                <w:rFonts w:ascii="David" w:hAnsi="David" w:cs="David"/>
+                <w:rtl/>
+              </w:rPr>
+              <w:t>הצוער יודע לקחת אחריות על נושאים שאינם באחריותו הטבעית</w:t>
             </w:r>
             <w:r>
               <w:rPr>
@@ -5502,6 +6190,239 @@
                 <w:rFonts w:ascii="David" w:hAnsi="David" w:cs="David"/>
                 <w:rtl/>
               </w:rPr>
+              <w:t>העזה</w:t>
+            </w:r>
+          </w:p>
+        </w:tc>
+        <w:tc>
+          <w:tcPr>
+            <w:tcW w:w="3188" w:type="dxa"/>
+          </w:tcPr>
+          <w:p>
+            <w:pPr>
+              <w:pStyle w:val="ListParagraph"/>
+              <w:spacing w:after="240" w:line="360" w:lineRule="auto"/>
+              <w:ind w:left="0"/>
+              <w:jc w:val="center"/>
+              <w:cnfStyle w:val="000000100000" w:firstRow="0" w:lastRow="0" w:firstColumn="0" w:lastColumn="0" w:oddVBand="0" w:evenVBand="0" w:oddHBand="1" w:evenHBand="0" w:firstRowFirstColumn="0" w:firstRowLastColumn="0" w:lastRowFirstColumn="0" w:lastRowLastColumn="0"/>
+              <w:rPr>
+                <w:rFonts w:ascii="David" w:hAnsi="David" w:cs="David"/>
+                <w:color w:val="FF0000"/>
+              </w:rPr>
+            </w:pPr>
+            <w:r>
+              <w:rPr>
+                <w:rFonts w:ascii="David" w:hAnsi="David" w:cs="David"/>
+                <w:color w:val="FF0000"/>
+                <w:rtl/>
+              </w:rPr>
+              <w:t>{</w:t>
+            </w:r>
+            <w:r>
+              <w:rPr>
+                <w:rFonts w:ascii="David" w:hAnsi="David" w:cs="David"/>
+                <w:color w:val="FF0000"/>
+              </w:rPr>
+              <w:t>negative daring</w:t>
+            </w:r>
+            <w:r>
+              <w:rPr>
+                <w:rFonts w:ascii="David" w:hAnsi="David" w:cs="David"/>
+                <w:color w:val="FF0000"/>
+                <w:rtl/>
+              </w:rPr>
+              <w:t>}</w:t>
+            </w:r>
+          </w:p>
+        </w:tc>
+        <w:tc>
+          <w:tcPr>
+            <w:tcW w:w="1754" w:type="dxa"/>
+          </w:tcPr>
+          <w:p>
+            <w:pPr>
+              <w:pStyle w:val="ListParagraph"/>
+              <w:spacing w:after="240" w:line="360" w:lineRule="auto"/>
+              <w:ind w:left="0"/>
+              <w:jc w:val="center"/>
+              <w:cnfStyle w:val="000000100000" w:firstRow="0" w:lastRow="0" w:firstColumn="0" w:lastColumn="0" w:oddVBand="0" w:evenVBand="0" w:oddHBand="1" w:evenHBand="0" w:firstRowFirstColumn="0" w:firstRowLastColumn="0" w:lastRowFirstColumn="0" w:lastRowLastColumn="0"/>
+              <w:rPr>
+                <w:rFonts w:ascii="David" w:hAnsi="David" w:cs="David"/>
+              </w:rPr>
+            </w:pPr>
+            <w:r>
+              <w:rPr>
+                <w:rFonts w:ascii="David" w:hAnsi="David" w:cs="David"/>
+                <w:rtl/>
+              </w:rPr>
+              <w:t>{</w:t>
+            </w:r>
+            <w:r>
+              <w:rPr>
+                <w:rFonts w:ascii="David" w:hAnsi="David" w:cs="David"/>
+              </w:rPr>
+              <w:t>neutral daring</w:t>
+            </w:r>
+            <w:r>
+              <w:rPr>
+                <w:rFonts w:ascii="David" w:hAnsi="David" w:cs="David"/>
+                <w:rtl/>
+              </w:rPr>
+              <w:t>}</w:t>
+            </w:r>
+          </w:p>
+        </w:tc>
+        <w:tc>
+          <w:tcPr>
+            <w:tcW w:w="2796" w:type="dxa"/>
+          </w:tcPr>
+          <w:p>
+            <w:pPr>
+              <w:pStyle w:val="ListParagraph"/>
+              <w:spacing w:after="240" w:line="360" w:lineRule="auto"/>
+              <w:ind w:left="0"/>
+              <w:jc w:val="center"/>
+              <w:cnfStyle w:val="000000100000" w:firstRow="0" w:lastRow="0" w:firstColumn="0" w:lastColumn="0" w:oddVBand="0" w:evenVBand="0" w:oddHBand="1" w:evenHBand="0" w:firstRowFirstColumn="0" w:firstRowLastColumn="0" w:lastRowFirstColumn="0" w:lastRowLastColumn="0"/>
+              <w:rPr>
+                <w:rFonts w:ascii="David" w:hAnsi="David" w:cs="David"/>
+                <w:color w:val="00B050"/>
+              </w:rPr>
+            </w:pPr>
+            <w:r>
+              <w:rPr>
+                <w:rFonts w:ascii="David" w:hAnsi="David" w:cs="David"/>
+                <w:color w:val="00B050"/>
+                <w:rtl/>
+              </w:rPr>
+              <w:t>{</w:t>
+            </w:r>
+            <w:r>
+              <w:rPr>
+                <w:rFonts w:ascii="David" w:hAnsi="David" w:cs="David"/>
+                <w:color w:val="00B050"/>
+              </w:rPr>
+              <w:t xml:space="preserve"> positive daring</w:t>
+            </w:r>
+            <w:r>
+              <w:rPr>
+                <w:rFonts w:ascii="David" w:hAnsi="David" w:cs="David"/>
+                <w:color w:val="00B050"/>
+              </w:rPr>
+              <w:t>}</w:t>
+            </w:r>
+            <w:r>
+              <w:rPr>
+                <w:rFonts w:ascii="David" w:hAnsi="David" w:cs="David"/>
+                <w:color w:val="00B050"/>
+              </w:rPr>
+              <w:t xml:space="preserve"> </w:t>
+            </w:r>
+          </w:p>
+        </w:tc>
+      </w:tr>
+      <w:tr>
+        <w:tc>
+          <w:tcPr>
+            <w:cnfStyle w:val="001000000000" w:firstRow="0" w:lastRow="0" w:firstColumn="1" w:lastColumn="0" w:oddVBand="0" w:evenVBand="0" w:oddHBand="0" w:evenHBand="0" w:firstRowFirstColumn="0" w:firstRowLastColumn="0" w:lastRowFirstColumn="0" w:lastRowLastColumn="0"/>
+            <w:tcW w:w="1264" w:type="dxa"/>
+            <w:vMerge/>
+            <w:vAlign w:val="center"/>
+          </w:tcPr>
+          <w:p>
+            <w:pPr>
+              <w:pStyle w:val="ListParagraph"/>
+              <w:spacing w:after="240" w:line="360" w:lineRule="auto"/>
+              <w:ind w:left="0"/>
+              <w:jc w:val="center"/>
+              <w:rPr>
+                <w:rFonts w:ascii="David" w:hAnsi="David" w:cs="David"/>
+                <w:rtl/>
+              </w:rPr>
+            </w:pPr>
+          </w:p>
+        </w:tc>
+        <w:tc>
+          <w:tcPr>
+            <w:tcW w:w="7738" w:type="dxa"/>
+            <w:gridSpan w:val="3"/>
+          </w:tcPr>
+          <w:p>
+            <w:pPr>
+              <w:pStyle w:val="ListParagraph"/>
+              <w:spacing w:after="240" w:line="360" w:lineRule="auto"/>
+              <w:ind w:left="0"/>
+              <w:jc w:val="center"/>
+              <w:cnfStyle w:val="000000000000" w:firstRow="0" w:lastRow="0" w:firstColumn="0" w:lastColumn="0" w:oddVBand="0" w:evenVBand="0" w:oddHBand="0" w:evenHBand="0" w:firstRowFirstColumn="0" w:firstRowLastColumn="0" w:lastRowFirstColumn="0" w:lastRowLastColumn="0"/>
+              <w:rPr>
+                <w:rFonts w:ascii="David" w:hAnsi="David" w:cs="David"/>
+                <w:color w:val="00B050"/>
+              </w:rPr>
+            </w:pPr>
+            <w:r>
+              <w:rPr>
+                <w:rFonts w:ascii="David" w:hAnsi="David" w:cs="David"/>
+                <w:rtl/>
+              </w:rPr>
+              <w:t xml:space="preserve">הצוער מסוגל להתמודד עם סיכון וחוסר וודאות על מנת </w:t>
+            </w:r>
+            <w:r>
+              <w:rPr>
+                <w:rFonts w:ascii="David" w:hAnsi="David" w:cs="David" w:hint="cs"/>
+                <w:rtl/>
+              </w:rPr>
+              <w:t xml:space="preserve">להשיג את </w:t>
+            </w:r>
+            <w:r>
+              <w:rPr>
+                <w:rFonts w:ascii="David" w:hAnsi="David" w:cs="David"/>
+                <w:rtl/>
+              </w:rPr>
+              <w:t xml:space="preserve">מטרותיו, </w:t>
+            </w:r>
+            <w:r>
+              <w:rPr>
+                <w:rFonts w:ascii="David" w:hAnsi="David" w:cs="David" w:hint="cs"/>
+                <w:rtl/>
+              </w:rPr>
+              <w:t>ובעל יכולת ורצון לפעול מחוץ לאזור הנוחות</w:t>
+            </w:r>
+            <w:r>
+              <w:rPr>
+                <w:rFonts w:ascii="David" w:hAnsi="David" w:cs="David" w:hint="cs"/>
+                <w:rtl/>
+              </w:rPr>
+              <w:t>.</w:t>
+            </w:r>
+          </w:p>
+        </w:tc>
+      </w:tr>
+      <w:tr>
+        <w:trPr>
+          <w:cnfStyle w:val="000000100000" w:firstRow="0" w:lastRow="0" w:firstColumn="0" w:lastColumn="0" w:oddVBand="0" w:evenVBand="0" w:oddHBand="1" w:evenHBand="0" w:firstRowFirstColumn="0" w:firstRowLastColumn="0" w:lastRowFirstColumn="0" w:lastRowLastColumn="0"/>
+        </w:trPr>
+        <w:tc>
+          <w:tcPr>
+            <w:cnfStyle w:val="001000000000" w:firstRow="0" w:lastRow="0" w:firstColumn="1" w:lastColumn="0" w:oddVBand="0" w:evenVBand="0" w:oddHBand="0" w:evenHBand="0" w:firstRowFirstColumn="0" w:firstRowLastColumn="0" w:lastRowFirstColumn="0" w:lastRowLastColumn="0"/>
+            <w:tcW w:w="1264" w:type="dxa"/>
+            <w:vMerge w:val="restart"/>
+            <w:vAlign w:val="center"/>
+          </w:tcPr>
+          <w:p>
+            <w:pPr>
+              <w:pStyle w:val="ListParagraph"/>
+              <w:spacing w:after="240" w:line="360" w:lineRule="auto"/>
+              <w:ind w:left="0"/>
+              <w:jc w:val="center"/>
+              <w:rPr>
+                <w:rFonts w:ascii="David" w:hAnsi="David" w:cs="David"/>
+                <w:rtl/>
+              </w:rPr>
+            </w:pPr>
+            <w:r>
+              <w:rPr>
+                <w:rFonts w:ascii="David" w:hAnsi="David" w:cs="David"/>
+                <w:rtl/>
+              </w:rPr>
               <w:t>שליחות</w:t>
             </w:r>
           </w:p>
@@ -5716,13 +6637,20 @@
     </w:p>
     <w:p>
       <w:pPr>
-        <w:spacing w:line="360" w:lineRule="auto"/>
-        <w:jc w:val="both"/>
+        <w:bidi w:val="0"/>
+        <w:spacing w:after="200" w:line="276" w:lineRule="auto"/>
         <w:rPr>
           <w:rFonts w:ascii="David" w:hAnsi="David" w:cs="David"/>
           <w:rtl/>
         </w:rPr>
       </w:pPr>
+      <w:r>
+        <w:rPr>
+          <w:rFonts w:ascii="David" w:hAnsi="David" w:cs="David"/>
+          <w:rtl/>
+        </w:rPr>
+        <w:br w:type="page"/>
+      </w:r>
     </w:p>
     <w:p>
       <w:pPr>
@@ -5746,22 +6674,36 @@
           <w:szCs w:val="28"/>
           <w:rtl/>
         </w:rPr>
+        <w:lastRenderedPageBreak/>
         <w:t>טבלה מסכמת</w:t>
       </w:r>
+    </w:p>
+    <w:p>
+      <w:pPr>
+        <w:spacing w:line="360" w:lineRule="auto"/>
+        <w:jc w:val="both"/>
+        <w:rPr>
+          <w:rFonts w:ascii="David" w:hAnsi="David" w:cs="David"/>
+          <w:b/>
+          <w:bCs/>
+          <w:sz w:val="28"/>
+          <w:szCs w:val="28"/>
+          <w:rtl/>
+        </w:rPr>
+      </w:pPr>
     </w:p>
     <w:tbl>
       <w:tblPr>
         <w:tblStyle w:val="PlainTable5"/>
         <w:bidiVisual/>
-        <w:tblW w:w="9165" w:type="dxa"/>
+        <w:tblW w:w="7064" w:type="dxa"/>
         <w:tblInd w:w="506" w:type="dxa"/>
         <w:tblLook w:val="04A0" w:firstRow="1" w:lastRow="0" w:firstColumn="1" w:lastColumn="0" w:noHBand="0" w:noVBand="1"/>
       </w:tblPr>
       <w:tblGrid>
-        <w:gridCol w:w="1270"/>
-        <w:gridCol w:w="1148"/>
-        <w:gridCol w:w="1756"/>
-        <w:gridCol w:w="1821"/>
+        <w:gridCol w:w="1216"/>
+        <w:gridCol w:w="1093"/>
+        <w:gridCol w:w="1585"/>
         <w:gridCol w:w="1585"/>
         <w:gridCol w:w="1585"/>
       </w:tblGrid>
@@ -5773,7 +6715,7 @@
         <w:tc>
           <w:tcPr>
             <w:cnfStyle w:val="001000000100" w:firstRow="0" w:lastRow="0" w:firstColumn="1" w:lastColumn="0" w:oddVBand="0" w:evenVBand="0" w:oddHBand="0" w:evenHBand="0" w:firstRowFirstColumn="1" w:firstRowLastColumn="0" w:lastRowFirstColumn="0" w:lastRowLastColumn="0"/>
-            <w:tcW w:w="1270" w:type="dxa"/>
+            <w:tcW w:w="1216" w:type="dxa"/>
             <w:tcBorders>
               <w:bottom w:val="single" w:sz="4" w:space="0" w:color="auto"/>
             </w:tcBorders>
@@ -5792,7 +6734,7 @@
         </w:tc>
         <w:tc>
           <w:tcPr>
-            <w:tcW w:w="1148" w:type="dxa"/>
+            <w:tcW w:w="1093" w:type="dxa"/>
             <w:vAlign w:val="center"/>
           </w:tcPr>
           <w:p>
@@ -5809,7 +6751,7 @@
         </w:tc>
         <w:tc>
           <w:tcPr>
-            <w:tcW w:w="1756" w:type="dxa"/>
+            <w:tcW w:w="1585" w:type="dxa"/>
             <w:vAlign w:val="center"/>
           </w:tcPr>
           <w:p>
@@ -5839,7 +6781,7 @@
         </w:tc>
         <w:tc>
           <w:tcPr>
-            <w:tcW w:w="1821" w:type="dxa"/>
+            <w:tcW w:w="1585" w:type="dxa"/>
             <w:vAlign w:val="center"/>
           </w:tcPr>
           <w:p>
@@ -5929,58 +6871,6 @@
                 <w:rtl/>
               </w:rPr>
               <w:t>ג</w:t>
-            </w:r>
-            <w:r>
-              <w:rPr>
-                <w:rFonts w:ascii="David" w:hAnsi="David" w:cs="David"/>
-                <w:b/>
-                <w:bCs/>
-                <w:i w:val="0"/>
-                <w:iCs w:val="0"/>
-                <w:rtl/>
-              </w:rPr>
-              <w:t>׳</w:t>
-            </w:r>
-          </w:p>
-        </w:tc>
-        <w:tc>
-          <w:tcPr>
-            <w:tcW w:w="1585" w:type="dxa"/>
-            <w:vAlign w:val="center"/>
-          </w:tcPr>
-          <w:p>
-            <w:pPr>
-              <w:spacing w:after="240"/>
-              <w:jc w:val="center"/>
-              <w:cnfStyle w:val="100000000000" w:firstRow="1" w:lastRow="0" w:firstColumn="0" w:lastColumn="0" w:oddVBand="0" w:evenVBand="0" w:oddHBand="0" w:evenHBand="0" w:firstRowFirstColumn="0" w:firstRowLastColumn="0" w:lastRowFirstColumn="0" w:lastRowLastColumn="0"/>
-              <w:rPr>
-                <w:rFonts w:ascii="David" w:hAnsi="David" w:cs="David"/>
-                <w:b/>
-                <w:bCs/>
-                <w:rtl/>
-              </w:rPr>
-            </w:pPr>
-            <w:r>
-              <w:rPr>
-                <w:rFonts w:ascii="David" w:hAnsi="David" w:cs="David"/>
-                <w:b/>
-                <w:bCs/>
-                <w:i w:val="0"/>
-                <w:iCs w:val="0"/>
-                <w:rtl/>
-              </w:rPr>
-              <w:t xml:space="preserve">סמסטר </w:t>
-            </w:r>
-            <w:r>
-              <w:rPr>
-                <w:rFonts w:ascii="David" w:hAnsi="David" w:cs="David" w:hint="cs"/>
-                <w:b/>
-                <w:bCs/>
-                <w:i w:val="0"/>
-                <w:iCs w:val="0"/>
-                <w:rtl/>
-              </w:rPr>
-              <w:t>ד</w:t>
             </w:r>
             <w:r>
               <w:rPr>
@@ -6004,7 +6894,7 @@
         <w:tc>
           <w:tcPr>
             <w:cnfStyle w:val="001000000000" w:firstRow="0" w:lastRow="0" w:firstColumn="1" w:lastColumn="0" w:oddVBand="0" w:evenVBand="0" w:oddHBand="0" w:evenHBand="0" w:firstRowFirstColumn="0" w:firstRowLastColumn="0" w:lastRowFirstColumn="0" w:lastRowLastColumn="0"/>
-            <w:tcW w:w="1270" w:type="dxa"/>
+            <w:tcW w:w="1216" w:type="dxa"/>
             <w:tcBorders>
               <w:top w:val="single" w:sz="4" w:space="0" w:color="auto"/>
               <w:bottom w:val="single" w:sz="4" w:space="0" w:color="auto"/>
@@ -6028,7 +6918,7 @@
         </w:tc>
         <w:tc>
           <w:tcPr>
-            <w:tcW w:w="1148" w:type="dxa"/>
+            <w:tcW w:w="1093" w:type="dxa"/>
             <w:tcBorders>
               <w:top w:val="single" w:sz="4" w:space="0" w:color="7F7F7F" w:themeColor="text1" w:themeTint="80"/>
               <w:left w:val="single" w:sz="4" w:space="0" w:color="auto"/>
@@ -6060,7 +6950,7 @@
         </w:tc>
         <w:tc>
           <w:tcPr>
-            <w:tcW w:w="1756" w:type="dxa"/>
+            <w:tcW w:w="1585" w:type="dxa"/>
             <w:vAlign w:val="center"/>
           </w:tcPr>
           <w:p>
@@ -6097,7 +6987,7 @@
         </w:tc>
         <w:tc>
           <w:tcPr>
-            <w:tcW w:w="1821" w:type="dxa"/>
+            <w:tcW w:w="1585" w:type="dxa"/>
             <w:vAlign w:val="center"/>
           </w:tcPr>
           <w:p>
@@ -6159,49 +7049,6 @@
                 <w:rFonts w:ascii="David" w:hAnsi="David" w:cs="David"/>
               </w:rPr>
               <w:t>3</w:t>
-            </w:r>
-            <w:r>
-              <w:rPr>
-                <w:rFonts w:ascii="David" w:hAnsi="David" w:cs="David"/>
-              </w:rPr>
-              <w:t xml:space="preserve"> knowing</w:t>
-            </w:r>
-            <w:r>
-              <w:rPr>
-                <w:rFonts w:ascii="David" w:hAnsi="David" w:cs="David"/>
-                <w:rtl/>
-              </w:rPr>
-              <w:t>}</w:t>
-            </w:r>
-          </w:p>
-        </w:tc>
-        <w:tc>
-          <w:tcPr>
-            <w:tcW w:w="1585" w:type="dxa"/>
-            <w:vAlign w:val="center"/>
-          </w:tcPr>
-          <w:p>
-            <w:pPr>
-              <w:spacing w:after="240"/>
-              <w:jc w:val="center"/>
-              <w:cnfStyle w:val="000000100000" w:firstRow="0" w:lastRow="0" w:firstColumn="0" w:lastColumn="0" w:oddVBand="0" w:evenVBand="0" w:oddHBand="1" w:evenHBand="0" w:firstRowFirstColumn="0" w:firstRowLastColumn="0" w:lastRowFirstColumn="0" w:lastRowLastColumn="0"/>
-              <w:rPr>
-                <w:rFonts w:ascii="David" w:hAnsi="David" w:cs="David"/>
-                <w:rtl/>
-              </w:rPr>
-            </w:pPr>
-            <w:r>
-              <w:rPr>
-                <w:rFonts w:ascii="David" w:hAnsi="David" w:cs="David"/>
-                <w:rtl/>
-              </w:rPr>
-              <w:t>{</w:t>
-            </w:r>
-            <w:r>
-              <w:rPr>
-                <w:rFonts w:ascii="David" w:hAnsi="David" w:cs="David"/>
-              </w:rPr>
-              <w:t>4</w:t>
             </w:r>
             <w:r>
               <w:rPr>
@@ -6226,7 +7073,7 @@
         <w:tc>
           <w:tcPr>
             <w:cnfStyle w:val="001000000000" w:firstRow="0" w:lastRow="0" w:firstColumn="1" w:lastColumn="0" w:oddVBand="0" w:evenVBand="0" w:oddHBand="0" w:evenHBand="0" w:firstRowFirstColumn="0" w:firstRowLastColumn="0" w:lastRowFirstColumn="0" w:lastRowLastColumn="0"/>
-            <w:tcW w:w="1270" w:type="dxa"/>
+            <w:tcW w:w="1216" w:type="dxa"/>
             <w:vMerge w:val="restart"/>
             <w:tcBorders>
               <w:top w:val="single" w:sz="4" w:space="0" w:color="auto"/>
@@ -6292,7 +7139,7 @@
         </w:tc>
         <w:tc>
           <w:tcPr>
-            <w:tcW w:w="1148" w:type="dxa"/>
+            <w:tcW w:w="1093" w:type="dxa"/>
             <w:vAlign w:val="center"/>
           </w:tcPr>
           <w:p>
@@ -6319,7 +7166,7 @@
         </w:tc>
         <w:tc>
           <w:tcPr>
-            <w:tcW w:w="1756" w:type="dxa"/>
+            <w:tcW w:w="1585" w:type="dxa"/>
             <w:vAlign w:val="center"/>
           </w:tcPr>
           <w:p>
@@ -6356,7 +7203,7 @@
         </w:tc>
         <w:tc>
           <w:tcPr>
-            <w:tcW w:w="1821" w:type="dxa"/>
+            <w:tcW w:w="1585" w:type="dxa"/>
             <w:vAlign w:val="center"/>
           </w:tcPr>
           <w:p>
@@ -6418,49 +7265,6 @@
                 <w:rFonts w:ascii="David" w:hAnsi="David" w:cs="David"/>
               </w:rPr>
               <w:t>3</w:t>
-            </w:r>
-            <w:r>
-              <w:rPr>
-                <w:rFonts w:ascii="David" w:hAnsi="David" w:cs="David"/>
-              </w:rPr>
-              <w:t xml:space="preserve"> intrapersonal</w:t>
-            </w:r>
-            <w:r>
-              <w:rPr>
-                <w:rFonts w:ascii="David" w:hAnsi="David" w:cs="David"/>
-                <w:rtl/>
-              </w:rPr>
-              <w:t>}</w:t>
-            </w:r>
-          </w:p>
-        </w:tc>
-        <w:tc>
-          <w:tcPr>
-            <w:tcW w:w="1585" w:type="dxa"/>
-            <w:vAlign w:val="center"/>
-          </w:tcPr>
-          <w:p>
-            <w:pPr>
-              <w:spacing w:after="240"/>
-              <w:jc w:val="center"/>
-              <w:cnfStyle w:val="000000000000" w:firstRow="0" w:lastRow="0" w:firstColumn="0" w:lastColumn="0" w:oddVBand="0" w:evenVBand="0" w:oddHBand="0" w:evenHBand="0" w:firstRowFirstColumn="0" w:firstRowLastColumn="0" w:lastRowFirstColumn="0" w:lastRowLastColumn="0"/>
-              <w:rPr>
-                <w:rFonts w:ascii="David" w:hAnsi="David" w:cs="David"/>
-                <w:rtl/>
-              </w:rPr>
-            </w:pPr>
-            <w:r>
-              <w:rPr>
-                <w:rFonts w:ascii="David" w:hAnsi="David" w:cs="David"/>
-                <w:rtl/>
-              </w:rPr>
-              <w:t>{</w:t>
-            </w:r>
-            <w:r>
-              <w:rPr>
-                <w:rFonts w:ascii="David" w:hAnsi="David" w:cs="David"/>
-              </w:rPr>
-              <w:t>4</w:t>
             </w:r>
             <w:r>
               <w:rPr>
@@ -6486,7 +7290,7 @@
         <w:tc>
           <w:tcPr>
             <w:cnfStyle w:val="001000000000" w:firstRow="0" w:lastRow="0" w:firstColumn="1" w:lastColumn="0" w:oddVBand="0" w:evenVBand="0" w:oddHBand="0" w:evenHBand="0" w:firstRowFirstColumn="0" w:firstRowLastColumn="0" w:lastRowFirstColumn="0" w:lastRowLastColumn="0"/>
-            <w:tcW w:w="1270" w:type="dxa"/>
+            <w:tcW w:w="1216" w:type="dxa"/>
             <w:vMerge/>
             <w:tcBorders>
               <w:top w:val="single" w:sz="4" w:space="0" w:color="auto"/>
@@ -6509,7 +7313,7 @@
         </w:tc>
         <w:tc>
           <w:tcPr>
-            <w:tcW w:w="1148" w:type="dxa"/>
+            <w:tcW w:w="1093" w:type="dxa"/>
             <w:vAlign w:val="center"/>
           </w:tcPr>
           <w:p>
@@ -6526,18 +7330,27 @@
             </w:pPr>
             <w:r>
               <w:rPr>
-                <w:rFonts w:ascii="David" w:hAnsi="David" w:cs="David"/>
-                <w:b/>
-                <w:bCs/>
-                <w:rtl/>
-              </w:rPr>
-              <w:t xml:space="preserve">תפקוד בחברה </w:t>
-            </w:r>
-          </w:p>
-        </w:tc>
-        <w:tc>
-          <w:tcPr>
-            <w:tcW w:w="1756" w:type="dxa"/>
+                <w:rFonts w:ascii="David" w:hAnsi="David" w:cs="David" w:hint="cs"/>
+                <w:b/>
+                <w:bCs/>
+                <w:rtl/>
+              </w:rPr>
+              <w:t>יכולות בין אישיות</w:t>
+            </w:r>
+            <w:r>
+              <w:rPr>
+                <w:rFonts w:ascii="David" w:hAnsi="David" w:cs="David"/>
+                <w:b/>
+                <w:bCs/>
+                <w:rtl/>
+              </w:rPr>
+              <w:t xml:space="preserve"> </w:t>
+            </w:r>
+          </w:p>
+        </w:tc>
+        <w:tc>
+          <w:tcPr>
+            <w:tcW w:w="1585" w:type="dxa"/>
             <w:vAlign w:val="center"/>
           </w:tcPr>
           <w:p>
@@ -6574,7 +7387,7 @@
         </w:tc>
         <w:tc>
           <w:tcPr>
-            <w:tcW w:w="1821" w:type="dxa"/>
+            <w:tcW w:w="1585" w:type="dxa"/>
             <w:vAlign w:val="center"/>
           </w:tcPr>
           <w:p>
@@ -6636,49 +7449,6 @@
                 <w:rFonts w:ascii="David" w:hAnsi="David" w:cs="David"/>
               </w:rPr>
               <w:t>3</w:t>
-            </w:r>
-            <w:r>
-              <w:rPr>
-                <w:rFonts w:ascii="David" w:hAnsi="David" w:cs="David"/>
-              </w:rPr>
-              <w:t xml:space="preserve"> functioning in society</w:t>
-            </w:r>
-            <w:r>
-              <w:rPr>
-                <w:rFonts w:ascii="David" w:hAnsi="David" w:cs="David"/>
-                <w:rtl/>
-              </w:rPr>
-              <w:t>}</w:t>
-            </w:r>
-          </w:p>
-        </w:tc>
-        <w:tc>
-          <w:tcPr>
-            <w:tcW w:w="1585" w:type="dxa"/>
-            <w:vAlign w:val="center"/>
-          </w:tcPr>
-          <w:p>
-            <w:pPr>
-              <w:spacing w:after="240"/>
-              <w:jc w:val="center"/>
-              <w:cnfStyle w:val="000000100000" w:firstRow="0" w:lastRow="0" w:firstColumn="0" w:lastColumn="0" w:oddVBand="0" w:evenVBand="0" w:oddHBand="1" w:evenHBand="0" w:firstRowFirstColumn="0" w:firstRowLastColumn="0" w:lastRowFirstColumn="0" w:lastRowLastColumn="0"/>
-              <w:rPr>
-                <w:rFonts w:ascii="David" w:hAnsi="David" w:cs="David"/>
-                <w:rtl/>
-              </w:rPr>
-            </w:pPr>
-            <w:r>
-              <w:rPr>
-                <w:rFonts w:ascii="David" w:hAnsi="David" w:cs="David"/>
-                <w:rtl/>
-              </w:rPr>
-              <w:t>{</w:t>
-            </w:r>
-            <w:r>
-              <w:rPr>
-                <w:rFonts w:ascii="David" w:hAnsi="David" w:cs="David"/>
-              </w:rPr>
-              <w:t>4</w:t>
             </w:r>
             <w:r>
               <w:rPr>
@@ -6703,7 +7473,7 @@
         <w:tc>
           <w:tcPr>
             <w:cnfStyle w:val="001000000000" w:firstRow="0" w:lastRow="0" w:firstColumn="1" w:lastColumn="0" w:oddVBand="0" w:evenVBand="0" w:oddHBand="0" w:evenHBand="0" w:firstRowFirstColumn="0" w:firstRowLastColumn="0" w:lastRowFirstColumn="0" w:lastRowLastColumn="0"/>
-            <w:tcW w:w="1270" w:type="dxa"/>
+            <w:tcW w:w="1216" w:type="dxa"/>
             <w:vMerge/>
             <w:tcBorders>
               <w:top w:val="single" w:sz="4" w:space="0" w:color="auto"/>
@@ -6726,7 +7496,7 @@
         </w:tc>
         <w:tc>
           <w:tcPr>
-            <w:tcW w:w="1148" w:type="dxa"/>
+            <w:tcW w:w="1093" w:type="dxa"/>
             <w:vAlign w:val="center"/>
           </w:tcPr>
           <w:p>
@@ -6754,7 +7524,7 @@
         </w:tc>
         <w:tc>
           <w:tcPr>
-            <w:tcW w:w="1756" w:type="dxa"/>
+            <w:tcW w:w="1585" w:type="dxa"/>
             <w:vAlign w:val="center"/>
           </w:tcPr>
           <w:p>
@@ -6791,7 +7561,7 @@
         </w:tc>
         <w:tc>
           <w:tcPr>
-            <w:tcW w:w="1821" w:type="dxa"/>
+            <w:tcW w:w="1585" w:type="dxa"/>
             <w:vAlign w:val="center"/>
           </w:tcPr>
           <w:p>
@@ -6853,49 +7623,6 @@
                 <w:rFonts w:ascii="David" w:hAnsi="David" w:cs="David"/>
               </w:rPr>
               <w:t>3</w:t>
-            </w:r>
-            <w:r>
-              <w:rPr>
-                <w:rFonts w:ascii="David" w:hAnsi="David" w:cs="David"/>
-              </w:rPr>
-              <w:t xml:space="preserve"> leadership</w:t>
-            </w:r>
-            <w:r>
-              <w:rPr>
-                <w:rFonts w:ascii="David" w:hAnsi="David" w:cs="David"/>
-                <w:rtl/>
-              </w:rPr>
-              <w:t>}</w:t>
-            </w:r>
-          </w:p>
-        </w:tc>
-        <w:tc>
-          <w:tcPr>
-            <w:tcW w:w="1585" w:type="dxa"/>
-            <w:vAlign w:val="center"/>
-          </w:tcPr>
-          <w:p>
-            <w:pPr>
-              <w:spacing w:after="240"/>
-              <w:jc w:val="center"/>
-              <w:cnfStyle w:val="000000000000" w:firstRow="0" w:lastRow="0" w:firstColumn="0" w:lastColumn="0" w:oddVBand="0" w:evenVBand="0" w:oddHBand="0" w:evenHBand="0" w:firstRowFirstColumn="0" w:firstRowLastColumn="0" w:lastRowFirstColumn="0" w:lastRowLastColumn="0"/>
-              <w:rPr>
-                <w:rFonts w:ascii="David" w:hAnsi="David" w:cs="David"/>
-                <w:rtl/>
-              </w:rPr>
-            </w:pPr>
-            <w:r>
-              <w:rPr>
-                <w:rFonts w:ascii="David" w:hAnsi="David" w:cs="David"/>
-                <w:rtl/>
-              </w:rPr>
-              <w:t>{</w:t>
-            </w:r>
-            <w:r>
-              <w:rPr>
-                <w:rFonts w:ascii="David" w:hAnsi="David" w:cs="David"/>
-              </w:rPr>
-              <w:t>4</w:t>
             </w:r>
             <w:r>
               <w:rPr>
@@ -6921,7 +7648,7 @@
         <w:tc>
           <w:tcPr>
             <w:cnfStyle w:val="001000000000" w:firstRow="0" w:lastRow="0" w:firstColumn="1" w:lastColumn="0" w:oddVBand="0" w:evenVBand="0" w:oddHBand="0" w:evenHBand="0" w:firstRowFirstColumn="0" w:firstRowLastColumn="0" w:lastRowFirstColumn="0" w:lastRowLastColumn="0"/>
-            <w:tcW w:w="1270" w:type="dxa"/>
+            <w:tcW w:w="1216" w:type="dxa"/>
             <w:vMerge w:val="restart"/>
             <w:tcBorders>
               <w:top w:val="single" w:sz="4" w:space="0" w:color="auto"/>
@@ -6970,7 +7697,7 @@
         </w:tc>
         <w:tc>
           <w:tcPr>
-            <w:tcW w:w="1148" w:type="dxa"/>
+            <w:tcW w:w="1093" w:type="dxa"/>
             <w:vAlign w:val="center"/>
           </w:tcPr>
           <w:p>
@@ -6998,7 +7725,7 @@
         </w:tc>
         <w:tc>
           <w:tcPr>
-            <w:tcW w:w="1756" w:type="dxa"/>
+            <w:tcW w:w="1585" w:type="dxa"/>
             <w:vAlign w:val="center"/>
           </w:tcPr>
           <w:p>
@@ -7035,7 +7762,7 @@
         </w:tc>
         <w:tc>
           <w:tcPr>
-            <w:tcW w:w="1821" w:type="dxa"/>
+            <w:tcW w:w="1585" w:type="dxa"/>
             <w:vAlign w:val="center"/>
           </w:tcPr>
           <w:p>
@@ -7097,49 +7824,6 @@
                 <w:rFonts w:ascii="David" w:hAnsi="David" w:cs="David"/>
               </w:rPr>
               <w:t>3</w:t>
-            </w:r>
-            <w:r>
-              <w:rPr>
-                <w:rFonts w:ascii="David" w:hAnsi="David" w:cs="David"/>
-              </w:rPr>
-              <w:t xml:space="preserve"> conduct</w:t>
-            </w:r>
-            <w:r>
-              <w:rPr>
-                <w:rFonts w:ascii="David" w:hAnsi="David" w:cs="David"/>
-                <w:rtl/>
-              </w:rPr>
-              <w:t>}</w:t>
-            </w:r>
-          </w:p>
-        </w:tc>
-        <w:tc>
-          <w:tcPr>
-            <w:tcW w:w="1585" w:type="dxa"/>
-            <w:vAlign w:val="center"/>
-          </w:tcPr>
-          <w:p>
-            <w:pPr>
-              <w:spacing w:after="240"/>
-              <w:jc w:val="center"/>
-              <w:cnfStyle w:val="000000100000" w:firstRow="0" w:lastRow="0" w:firstColumn="0" w:lastColumn="0" w:oddVBand="0" w:evenVBand="0" w:oddHBand="1" w:evenHBand="0" w:firstRowFirstColumn="0" w:firstRowLastColumn="0" w:lastRowFirstColumn="0" w:lastRowLastColumn="0"/>
-              <w:rPr>
-                <w:rFonts w:ascii="David" w:hAnsi="David" w:cs="David"/>
-                <w:rtl/>
-              </w:rPr>
-            </w:pPr>
-            <w:r>
-              <w:rPr>
-                <w:rFonts w:ascii="David" w:hAnsi="David" w:cs="David"/>
-                <w:rtl/>
-              </w:rPr>
-              <w:t>{</w:t>
-            </w:r>
-            <w:r>
-              <w:rPr>
-                <w:rFonts w:ascii="David" w:hAnsi="David" w:cs="David"/>
-              </w:rPr>
-              <w:t>4</w:t>
             </w:r>
             <w:r>
               <w:rPr>
@@ -7164,7 +7848,7 @@
         <w:tc>
           <w:tcPr>
             <w:cnfStyle w:val="001000000000" w:firstRow="0" w:lastRow="0" w:firstColumn="1" w:lastColumn="0" w:oddVBand="0" w:evenVBand="0" w:oddHBand="0" w:evenHBand="0" w:firstRowFirstColumn="0" w:firstRowLastColumn="0" w:lastRowFirstColumn="0" w:lastRowLastColumn="0"/>
-            <w:tcW w:w="1270" w:type="dxa"/>
+            <w:tcW w:w="1216" w:type="dxa"/>
             <w:vMerge/>
             <w:vAlign w:val="center"/>
           </w:tcPr>
@@ -7183,7 +7867,7 @@
         </w:tc>
         <w:tc>
           <w:tcPr>
-            <w:tcW w:w="1148" w:type="dxa"/>
+            <w:tcW w:w="1093" w:type="dxa"/>
             <w:vAlign w:val="center"/>
           </w:tcPr>
           <w:p>
@@ -7211,7 +7895,7 @@
         </w:tc>
         <w:tc>
           <w:tcPr>
-            <w:tcW w:w="1756" w:type="dxa"/>
+            <w:tcW w:w="1585" w:type="dxa"/>
             <w:vAlign w:val="center"/>
           </w:tcPr>
           <w:p>
@@ -7248,7 +7932,7 @@
         </w:tc>
         <w:tc>
           <w:tcPr>
-            <w:tcW w:w="1821" w:type="dxa"/>
+            <w:tcW w:w="1585" w:type="dxa"/>
             <w:vAlign w:val="center"/>
           </w:tcPr>
           <w:p>
@@ -7310,49 +7994,6 @@
                 <w:rFonts w:ascii="David" w:hAnsi="David" w:cs="David"/>
               </w:rPr>
               <w:t>3</w:t>
-            </w:r>
-            <w:r>
-              <w:rPr>
-                <w:rFonts w:ascii="David" w:hAnsi="David" w:cs="David"/>
-              </w:rPr>
-              <w:t xml:space="preserve"> academy </w:t>
-            </w:r>
-            <w:r>
-              <w:rPr>
-                <w:rFonts w:ascii="David" w:hAnsi="David" w:cs="David"/>
-                <w:rtl/>
-              </w:rPr>
-              <w:t>}</w:t>
-            </w:r>
-          </w:p>
-        </w:tc>
-        <w:tc>
-          <w:tcPr>
-            <w:tcW w:w="1585" w:type="dxa"/>
-            <w:vAlign w:val="center"/>
-          </w:tcPr>
-          <w:p>
-            <w:pPr>
-              <w:spacing w:after="240"/>
-              <w:jc w:val="center"/>
-              <w:cnfStyle w:val="000000000000" w:firstRow="0" w:lastRow="0" w:firstColumn="0" w:lastColumn="0" w:oddVBand="0" w:evenVBand="0" w:oddHBand="0" w:evenHBand="0" w:firstRowFirstColumn="0" w:firstRowLastColumn="0" w:lastRowFirstColumn="0" w:lastRowLastColumn="0"/>
-              <w:rPr>
-                <w:rFonts w:ascii="David" w:hAnsi="David" w:cs="David"/>
-                <w:rtl/>
-              </w:rPr>
-            </w:pPr>
-            <w:r>
-              <w:rPr>
-                <w:rFonts w:ascii="David" w:hAnsi="David" w:cs="David"/>
-                <w:rtl/>
-              </w:rPr>
-              <w:t>{</w:t>
-            </w:r>
-            <w:r>
-              <w:rPr>
-                <w:rFonts w:ascii="David" w:hAnsi="David" w:cs="David"/>
-              </w:rPr>
-              <w:t>4</w:t>
             </w:r>
             <w:r>
               <w:rPr>
@@ -7378,7 +8019,7 @@
         <w:tc>
           <w:tcPr>
             <w:cnfStyle w:val="001000000000" w:firstRow="0" w:lastRow="0" w:firstColumn="1" w:lastColumn="0" w:oddVBand="0" w:evenVBand="0" w:oddHBand="0" w:evenHBand="0" w:firstRowFirstColumn="0" w:firstRowLastColumn="0" w:lastRowFirstColumn="0" w:lastRowLastColumn="0"/>
-            <w:tcW w:w="1270" w:type="dxa"/>
+            <w:tcW w:w="1216" w:type="dxa"/>
             <w:vMerge/>
             <w:vAlign w:val="center"/>
           </w:tcPr>
@@ -7397,7 +8038,7 @@
         </w:tc>
         <w:tc>
           <w:tcPr>
-            <w:tcW w:w="1148" w:type="dxa"/>
+            <w:tcW w:w="1093" w:type="dxa"/>
             <w:vAlign w:val="center"/>
           </w:tcPr>
           <w:p>
@@ -7425,7 +8066,7 @@
         </w:tc>
         <w:tc>
           <w:tcPr>
-            <w:tcW w:w="1756" w:type="dxa"/>
+            <w:tcW w:w="1585" w:type="dxa"/>
             <w:vAlign w:val="center"/>
           </w:tcPr>
           <w:p>
@@ -7461,7 +8102,7 @@
         </w:tc>
         <w:tc>
           <w:tcPr>
-            <w:tcW w:w="1821" w:type="dxa"/>
+            <w:tcW w:w="1585" w:type="dxa"/>
             <w:vAlign w:val="center"/>
           </w:tcPr>
           <w:p>
@@ -7522,49 +8163,6 @@
                 <w:rFonts w:ascii="David" w:hAnsi="David" w:cs="David"/>
               </w:rPr>
               <w:t>3</w:t>
-            </w:r>
-            <w:r>
-              <w:rPr>
-                <w:rFonts w:ascii="David" w:hAnsi="David" w:cs="David"/>
-              </w:rPr>
-              <w:t xml:space="preserve"> applicative knowledge</w:t>
-            </w:r>
-            <w:r>
-              <w:rPr>
-                <w:rFonts w:ascii="David" w:hAnsi="David" w:cs="David"/>
-                <w:rtl/>
-              </w:rPr>
-              <w:t>}</w:t>
-            </w:r>
-          </w:p>
-        </w:tc>
-        <w:tc>
-          <w:tcPr>
-            <w:tcW w:w="1585" w:type="dxa"/>
-            <w:vAlign w:val="center"/>
-          </w:tcPr>
-          <w:p>
-            <w:pPr>
-              <w:spacing w:after="240"/>
-              <w:jc w:val="center"/>
-              <w:cnfStyle w:val="000000100000" w:firstRow="0" w:lastRow="0" w:firstColumn="0" w:lastColumn="0" w:oddVBand="0" w:evenVBand="0" w:oddHBand="1" w:evenHBand="0" w:firstRowFirstColumn="0" w:firstRowLastColumn="0" w:lastRowFirstColumn="0" w:lastRowLastColumn="0"/>
-              <w:rPr>
-                <w:rFonts w:ascii="David" w:hAnsi="David" w:cs="David"/>
-                <w:rtl/>
-              </w:rPr>
-            </w:pPr>
-            <w:r>
-              <w:rPr>
-                <w:rFonts w:ascii="David" w:hAnsi="David" w:cs="David"/>
-                <w:rtl/>
-              </w:rPr>
-              <w:t>{</w:t>
-            </w:r>
-            <w:r>
-              <w:rPr>
-                <w:rFonts w:ascii="David" w:hAnsi="David" w:cs="David"/>
-              </w:rPr>
-              <w:t>4</w:t>
             </w:r>
             <w:r>
               <w:rPr>
@@ -7589,7 +8187,7 @@
         <w:tc>
           <w:tcPr>
             <w:cnfStyle w:val="001000000000" w:firstRow="0" w:lastRow="0" w:firstColumn="1" w:lastColumn="0" w:oddVBand="0" w:evenVBand="0" w:oddHBand="0" w:evenHBand="0" w:firstRowFirstColumn="0" w:firstRowLastColumn="0" w:lastRowFirstColumn="0" w:lastRowLastColumn="0"/>
-            <w:tcW w:w="1270" w:type="dxa"/>
+            <w:tcW w:w="1216" w:type="dxa"/>
             <w:vMerge/>
             <w:vAlign w:val="center"/>
           </w:tcPr>
@@ -7608,7 +8206,7 @@
         </w:tc>
         <w:tc>
           <w:tcPr>
-            <w:tcW w:w="1148" w:type="dxa"/>
+            <w:tcW w:w="1093" w:type="dxa"/>
             <w:vAlign w:val="center"/>
           </w:tcPr>
           <w:p>
@@ -7636,7 +8234,7 @@
         </w:tc>
         <w:tc>
           <w:tcPr>
-            <w:tcW w:w="1756" w:type="dxa"/>
+            <w:tcW w:w="1585" w:type="dxa"/>
             <w:vAlign w:val="center"/>
           </w:tcPr>
           <w:p>
@@ -7673,7 +8271,7 @@
         </w:tc>
         <w:tc>
           <w:tcPr>
-            <w:tcW w:w="1821" w:type="dxa"/>
+            <w:tcW w:w="1585" w:type="dxa"/>
             <w:vAlign w:val="center"/>
           </w:tcPr>
           <w:p>
@@ -7735,49 +8333,6 @@
                 <w:rFonts w:ascii="David" w:hAnsi="David" w:cs="David"/>
               </w:rPr>
               <w:t>3</w:t>
-            </w:r>
-            <w:r>
-              <w:rPr>
-                <w:rFonts w:ascii="David" w:hAnsi="David" w:cs="David"/>
-              </w:rPr>
-              <w:t xml:space="preserve"> security</w:t>
-            </w:r>
-            <w:r>
-              <w:rPr>
-                <w:rFonts w:ascii="David" w:hAnsi="David" w:cs="David"/>
-                <w:rtl/>
-              </w:rPr>
-              <w:t>}</w:t>
-            </w:r>
-          </w:p>
-        </w:tc>
-        <w:tc>
-          <w:tcPr>
-            <w:tcW w:w="1585" w:type="dxa"/>
-            <w:vAlign w:val="center"/>
-          </w:tcPr>
-          <w:p>
-            <w:pPr>
-              <w:spacing w:after="240"/>
-              <w:jc w:val="center"/>
-              <w:cnfStyle w:val="000000000000" w:firstRow="0" w:lastRow="0" w:firstColumn="0" w:lastColumn="0" w:oddVBand="0" w:evenVBand="0" w:oddHBand="0" w:evenHBand="0" w:firstRowFirstColumn="0" w:firstRowLastColumn="0" w:lastRowFirstColumn="0" w:lastRowLastColumn="0"/>
-              <w:rPr>
-                <w:rFonts w:ascii="David" w:hAnsi="David" w:cs="David"/>
-                <w:rtl/>
-              </w:rPr>
-            </w:pPr>
-            <w:r>
-              <w:rPr>
-                <w:rFonts w:ascii="David" w:hAnsi="David" w:cs="David"/>
-                <w:rtl/>
-              </w:rPr>
-              <w:t>{</w:t>
-            </w:r>
-            <w:r>
-              <w:rPr>
-                <w:rFonts w:ascii="David" w:hAnsi="David" w:cs="David"/>
-              </w:rPr>
-              <w:t>4</w:t>
             </w:r>
             <w:r>
               <w:rPr>
@@ -7853,16 +8408,24 @@
             <w:r>
               <w:rPr>
                 <w:rFonts w:ascii="David" w:hAnsi="David" w:cs="David"/>
+              </w:rPr>
+              <w:t xml:space="preserve">  </w:t>
+            </w:r>
+            <w:r>
+              <w:rPr>
+                <w:rFonts w:ascii="David" w:hAnsi="David" w:cs="David"/>
                 <w:rtl/>
               </w:rPr>
               <w:t>{</w:t>
             </w:r>
+            <w:proofErr w:type="spellStart"/>
             <w:r>
               <w:rPr>
                 <w:rFonts w:ascii="David" w:hAnsi="David" w:cs="David"/>
               </w:rPr>
               <w:t>progress_graph</w:t>
             </w:r>
+            <w:proofErr w:type="spellEnd"/>
             <w:r>
               <w:rPr>
                 <w:rFonts w:ascii="David" w:hAnsi="David" w:cs="David"/>
@@ -7908,7 +8471,6 @@
           <w:szCs w:val="22"/>
           <w:rtl/>
         </w:rPr>
-        <w:lastRenderedPageBreak/>
         <w:t>בגרף מוצג</w:t>
       </w:r>
       <w:r>
@@ -8332,8 +8894,17 @@
               <w:rPr>
                 <w:rFonts w:ascii="David" w:eastAsia="Arial" w:hAnsi="David" w:cs="David"/>
                 <w:u w:val="single"/>
-              </w:rPr>
-              <w:t>{box}</w:t>
+                <w:rtl/>
+              </w:rPr>
+              <w:br/>
+            </w:r>
+            <w:r>
+              <w:rPr>
+                <w:rFonts w:ascii="David" w:eastAsia="Arial" w:hAnsi="David" w:cs="David" w:hint="cs"/>
+                <w:u w:val="single"/>
+                <w:rtl/>
+              </w:rPr>
+              <w:t>יכולות תוך-אישיות ():</w:t>
             </w:r>
             <w:r>
               <w:rPr>
@@ -8349,14 +8920,23 @@
                 <w:u w:val="single"/>
                 <w:rtl/>
               </w:rPr>
-              <w:t>יכולות תוך-אישיות ():</w:t>
+              <w:t>מנהיגות ():</w:t>
             </w:r>
             <w:r>
               <w:rPr>
                 <w:rFonts w:ascii="David" w:eastAsia="Arial" w:hAnsi="David" w:cs="David"/>
                 <w:u w:val="single"/>
-              </w:rPr>
-              <w:t>{box}</w:t>
+                <w:rtl/>
+              </w:rPr>
+              <w:br/>
+            </w:r>
+            <w:r>
+              <w:rPr>
+                <w:rFonts w:ascii="David" w:eastAsia="Arial" w:hAnsi="David" w:cs="David" w:hint="cs"/>
+                <w:u w:val="single"/>
+                <w:rtl/>
+              </w:rPr>
+              <w:t>מקצועיות ():</w:t>
             </w:r>
             <w:r>
               <w:rPr>
@@ -8372,19 +8952,12 @@
                 <w:u w:val="single"/>
                 <w:rtl/>
               </w:rPr>
-              <w:t>מנהיגות ():</w:t>
+              <w:t>ניהול והתנהלות ():</w:t>
             </w:r>
             <w:r>
               <w:rPr>
                 <w:rFonts w:ascii="David" w:eastAsia="Arial" w:hAnsi="David" w:cs="David"/>
                 <w:u w:val="single"/>
-              </w:rPr>
-              <w:t>{box}</w:t>
-            </w:r>
-            <w:r>
-              <w:rPr>
-                <w:rFonts w:ascii="David" w:eastAsia="Arial" w:hAnsi="David" w:cs="David"/>
-                <w:u w:val="single"/>
                 <w:rtl/>
               </w:rPr>
               <w:br/>
@@ -8395,65 +8968,33 @@
                 <w:u w:val="single"/>
                 <w:rtl/>
               </w:rPr>
-              <w:t>מקצועיות ():</w:t>
+              <w:t>אחר ():</w:t>
             </w:r>
             <w:r>
               <w:rPr>
                 <w:rFonts w:ascii="David" w:eastAsia="Arial" w:hAnsi="David" w:cs="David"/>
-                <w:u w:val="single"/>
-              </w:rPr>
-              <w:t>{box}</w:t>
+              </w:rPr>
+              <w:br/>
             </w:r>
             <w:r>
               <w:rPr>
                 <w:rFonts w:ascii="David" w:eastAsia="Arial" w:hAnsi="David" w:cs="David"/>
-                <w:u w:val="single"/>
-                <w:rtl/>
-              </w:rPr>
-              <w:br/>
-            </w:r>
-            <w:r>
-              <w:rPr>
-                <w:rFonts w:ascii="David" w:eastAsia="Arial" w:hAnsi="David" w:cs="David" w:hint="cs"/>
-                <w:u w:val="single"/>
-                <w:rtl/>
-              </w:rPr>
-              <w:t>ניהול והתנהלות ():</w:t>
-            </w:r>
+              </w:rPr>
+              <w:t xml:space="preserve">{% for point in </w:t>
+            </w:r>
+            <w:proofErr w:type="spellStart"/>
             <w:r>
               <w:rPr>
                 <w:rFonts w:ascii="David" w:eastAsia="Arial" w:hAnsi="David" w:cs="David"/>
-                <w:u w:val="single"/>
-              </w:rPr>
-              <w:t>{box}</w:t>
-            </w:r>
+              </w:rPr>
+              <w:t>conserve.points</w:t>
+            </w:r>
+            <w:proofErr w:type="spellEnd"/>
             <w:r>
               <w:rPr>
                 <w:rFonts w:ascii="David" w:eastAsia="Arial" w:hAnsi="David" w:cs="David"/>
-                <w:u w:val="single"/>
-                <w:rtl/>
-              </w:rPr>
-              <w:br/>
-            </w:r>
-            <w:r>
-              <w:rPr>
-                <w:rFonts w:ascii="David" w:eastAsia="Arial" w:hAnsi="David" w:cs="David" w:hint="cs"/>
-                <w:u w:val="single"/>
-                <w:rtl/>
-              </w:rPr>
-              <w:t>אחר ():</w:t>
-            </w:r>
-            <w:r>
-              <w:rPr>
-                <w:rFonts w:ascii="David" w:eastAsia="Arial" w:hAnsi="David" w:cs="David"/>
-              </w:rPr>
-              <w:br/>
-            </w:r>
-            <w:r>
-              <w:rPr>
-                <w:rFonts w:ascii="David" w:eastAsia="Arial" w:hAnsi="David" w:cs="David"/>
-              </w:rPr>
-              <w:t>{% for point in conserve.points %}</w:t>
+              </w:rPr>
+              <w:t xml:space="preserve"> %}</w:t>
             </w:r>
           </w:p>
           <w:p>
@@ -8471,7 +9012,35 @@
               <w:rPr>
                 <w:rFonts w:ascii="David" w:eastAsia="Arial" w:hAnsi="David" w:cs="David"/>
               </w:rPr>
-              <w:t>{{point}}{% endfor %}</w:t>
+              <w:t>{{point</w:t>
+            </w:r>
+            <w:proofErr w:type="gramStart"/>
+            <w:r>
+              <w:rPr>
+                <w:rFonts w:ascii="David" w:eastAsia="Arial" w:hAnsi="David" w:cs="David"/>
+              </w:rPr>
+              <w:t>}}{</w:t>
+            </w:r>
+            <w:proofErr w:type="gramEnd"/>
+            <w:r>
+              <w:rPr>
+                <w:rFonts w:ascii="David" w:eastAsia="Arial" w:hAnsi="David" w:cs="David"/>
+              </w:rPr>
+              <w:t xml:space="preserve">% </w:t>
+            </w:r>
+            <w:proofErr w:type="spellStart"/>
+            <w:r>
+              <w:rPr>
+                <w:rFonts w:ascii="David" w:eastAsia="Arial" w:hAnsi="David" w:cs="David"/>
+              </w:rPr>
+              <w:t>endfor</w:t>
+            </w:r>
+            <w:proofErr w:type="spellEnd"/>
+            <w:r>
+              <w:rPr>
+                <w:rFonts w:ascii="David" w:eastAsia="Arial" w:hAnsi="David" w:cs="David"/>
+              </w:rPr>
+              <w:t xml:space="preserve"> %}</w:t>
             </w:r>
           </w:p>
         </w:tc>
@@ -8672,8 +9241,17 @@
               <w:rPr>
                 <w:rFonts w:ascii="David" w:eastAsia="Arial" w:hAnsi="David" w:cs="David"/>
                 <w:u w:val="single"/>
-              </w:rPr>
-              <w:t>{box}</w:t>
+                <w:rtl/>
+              </w:rPr>
+              <w:br/>
+            </w:r>
+            <w:r>
+              <w:rPr>
+                <w:rFonts w:ascii="David" w:eastAsia="Arial" w:hAnsi="David" w:cs="David" w:hint="cs"/>
+                <w:u w:val="single"/>
+                <w:rtl/>
+              </w:rPr>
+              <w:t>יכולות תוך-אישיות ():</w:t>
             </w:r>
             <w:r>
               <w:rPr>
@@ -8689,14 +9267,23 @@
                 <w:u w:val="single"/>
                 <w:rtl/>
               </w:rPr>
-              <w:t>יכולות תוך-אישיות ():</w:t>
+              <w:t>מנהיגות ():</w:t>
             </w:r>
             <w:r>
               <w:rPr>
                 <w:rFonts w:ascii="David" w:eastAsia="Arial" w:hAnsi="David" w:cs="David"/>
                 <w:u w:val="single"/>
-              </w:rPr>
-              <w:t>{box}</w:t>
+                <w:rtl/>
+              </w:rPr>
+              <w:br/>
+            </w:r>
+            <w:r>
+              <w:rPr>
+                <w:rFonts w:ascii="David" w:eastAsia="Arial" w:hAnsi="David" w:cs="David" w:hint="cs"/>
+                <w:u w:val="single"/>
+                <w:rtl/>
+              </w:rPr>
+              <w:t>מקצועיות ():</w:t>
             </w:r>
             <w:r>
               <w:rPr>
@@ -8712,19 +9299,12 @@
                 <w:u w:val="single"/>
                 <w:rtl/>
               </w:rPr>
-              <w:t>מנהיגות ():</w:t>
+              <w:t>ניהול והתנהלות ():</w:t>
             </w:r>
             <w:r>
               <w:rPr>
                 <w:rFonts w:ascii="David" w:eastAsia="Arial" w:hAnsi="David" w:cs="David"/>
                 <w:u w:val="single"/>
-              </w:rPr>
-              <w:t>{box}</w:t>
-            </w:r>
-            <w:r>
-              <w:rPr>
-                <w:rFonts w:ascii="David" w:eastAsia="Arial" w:hAnsi="David" w:cs="David"/>
-                <w:u w:val="single"/>
                 <w:rtl/>
               </w:rPr>
               <w:br/>
@@ -8735,73 +9315,34 @@
                 <w:u w:val="single"/>
                 <w:rtl/>
               </w:rPr>
-              <w:t>מקצועיות ():</w:t>
+              <w:t>אחר ():</w:t>
             </w:r>
             <w:r>
               <w:rPr>
                 <w:rFonts w:ascii="David" w:eastAsia="Arial" w:hAnsi="David" w:cs="David"/>
-                <w:u w:val="single"/>
-              </w:rPr>
-              <w:t>{box}</w:t>
+                <w:rtl/>
+              </w:rPr>
+              <w:br/>
             </w:r>
             <w:r>
               <w:rPr>
                 <w:rFonts w:ascii="David" w:eastAsia="Arial" w:hAnsi="David" w:cs="David"/>
-                <w:u w:val="single"/>
-                <w:rtl/>
-              </w:rPr>
-              <w:br/>
-            </w:r>
-            <w:r>
-              <w:rPr>
-                <w:rFonts w:ascii="David" w:eastAsia="Arial" w:hAnsi="David" w:cs="David" w:hint="cs"/>
-                <w:u w:val="single"/>
-                <w:rtl/>
-              </w:rPr>
-              <w:t>ניהול והתנהלות ():</w:t>
-            </w:r>
+              </w:rPr>
+              <w:t xml:space="preserve">{% for point in </w:t>
+            </w:r>
+            <w:proofErr w:type="spellStart"/>
             <w:r>
               <w:rPr>
                 <w:rFonts w:ascii="David" w:eastAsia="Arial" w:hAnsi="David" w:cs="David"/>
-                <w:u w:val="single"/>
-              </w:rPr>
-              <w:t>{box}</w:t>
-            </w:r>
+              </w:rPr>
+              <w:t>improve.points</w:t>
+            </w:r>
+            <w:proofErr w:type="spellEnd"/>
             <w:r>
               <w:rPr>
                 <w:rFonts w:ascii="David" w:eastAsia="Arial" w:hAnsi="David" w:cs="David"/>
-                <w:u w:val="single"/>
-                <w:rtl/>
-              </w:rPr>
-              <w:br/>
-            </w:r>
-            <w:r>
-              <w:rPr>
-                <w:rFonts w:ascii="David" w:eastAsia="Arial" w:hAnsi="David" w:cs="David" w:hint="cs"/>
-                <w:u w:val="single"/>
-                <w:rtl/>
-              </w:rPr>
-              <w:t>אחר ():</w:t>
-            </w:r>
-            <w:r>
-              <w:rPr>
-                <w:rFonts w:ascii="David" w:eastAsia="Arial" w:hAnsi="David" w:cs="David"/>
-                <w:u w:val="single"/>
-              </w:rPr>
-              <w:t>{box}</w:t>
-            </w:r>
-            <w:r>
-              <w:rPr>
-                <w:rFonts w:ascii="David" w:eastAsia="Arial" w:hAnsi="David" w:cs="David"/>
-                <w:rtl/>
-              </w:rPr>
-              <w:br/>
-            </w:r>
-            <w:r>
-              <w:rPr>
-                <w:rFonts w:ascii="David" w:eastAsia="Arial" w:hAnsi="David" w:cs="David"/>
-              </w:rPr>
-              <w:t>{% for point in improve.points %}</w:t>
+              </w:rPr>
+              <w:t xml:space="preserve"> %}</w:t>
             </w:r>
           </w:p>
           <w:p>
@@ -8819,7 +9360,35 @@
               <w:rPr>
                 <w:rFonts w:ascii="David" w:eastAsia="Arial" w:hAnsi="David" w:cs="David"/>
               </w:rPr>
-              <w:t>{{point}}{% endfor %}</w:t>
+              <w:t>{{point</w:t>
+            </w:r>
+            <w:proofErr w:type="gramStart"/>
+            <w:r>
+              <w:rPr>
+                <w:rFonts w:ascii="David" w:eastAsia="Arial" w:hAnsi="David" w:cs="David"/>
+              </w:rPr>
+              <w:t>}}{</w:t>
+            </w:r>
+            <w:proofErr w:type="gramEnd"/>
+            <w:r>
+              <w:rPr>
+                <w:rFonts w:ascii="David" w:eastAsia="Arial" w:hAnsi="David" w:cs="David"/>
+              </w:rPr>
+              <w:t xml:space="preserve">% </w:t>
+            </w:r>
+            <w:proofErr w:type="spellStart"/>
+            <w:r>
+              <w:rPr>
+                <w:rFonts w:ascii="David" w:eastAsia="Arial" w:hAnsi="David" w:cs="David"/>
+              </w:rPr>
+              <w:t>endfor</w:t>
+            </w:r>
+            <w:proofErr w:type="spellEnd"/>
+            <w:r>
+              <w:rPr>
+                <w:rFonts w:ascii="David" w:eastAsia="Arial" w:hAnsi="David" w:cs="David"/>
+              </w:rPr>
+              <w:t xml:space="preserve"> %}</w:t>
             </w:r>
           </w:p>
         </w:tc>
@@ -8857,7 +9426,29 @@
           <w:szCs w:val="22"/>
           <w:rtl/>
         </w:rPr>
-        <w:t>איסוף ועיבוד הנתונים בוצע על ידי גף מא"ה. בניתוח ההערות המילוליות בוצעה חלוקה לקטגוריות על פי מדדי ההערכה, פיצול הערות ועריכה לשמירה על אנונימיות מקסימלית של המעריך</w:t>
+        <w:t xml:space="preserve">איסוף ועיבוד הנתונים בוצע על ידי גף </w:t>
+      </w:r>
+      <w:proofErr w:type="spellStart"/>
+      <w:r>
+        <w:rPr>
+          <w:rFonts w:ascii="David" w:hAnsi="David" w:cs="David"/>
+          <w:color w:val="000000" w:themeColor="text1"/>
+          <w:sz w:val="22"/>
+          <w:szCs w:val="22"/>
+          <w:rtl/>
+        </w:rPr>
+        <w:t>מא"ה</w:t>
+      </w:r>
+      <w:proofErr w:type="spellEnd"/>
+      <w:r>
+        <w:rPr>
+          <w:rFonts w:ascii="David" w:hAnsi="David" w:cs="David"/>
+          <w:color w:val="000000" w:themeColor="text1"/>
+          <w:sz w:val="22"/>
+          <w:szCs w:val="22"/>
+          <w:rtl/>
+        </w:rPr>
+        <w:t>. בניתוח ההערות המילוליות בוצעה חלוקה לקטגוריות על פי מדדי ההערכה, פיצול הערות ועריכה לשמירה על אנונימיות מקסימלית של המעריך</w:t>
       </w:r>
       <w:r>
         <w:rPr>
@@ -8967,7 +9558,7 @@
           <w:p>
             <w:pPr>
               <w:spacing w:line="360" w:lineRule="auto"/>
-              <w:jc w:val="both"/>
+              <w:jc w:val="center"/>
               <w:rPr>
                 <w:rFonts w:ascii="David" w:hAnsi="David" w:cs="David"/>
                 <w:b/>
@@ -8987,6 +9578,7 @@
               </w:rPr>
               <w:t>{</w:t>
             </w:r>
+            <w:proofErr w:type="spellStart"/>
             <w:r>
               <w:rPr>
                 <w:rFonts w:ascii="David" w:hAnsi="David" w:cs="David"/>
@@ -8995,6 +9587,7 @@
               </w:rPr>
               <w:t>knowing_graph</w:t>
             </w:r>
+            <w:proofErr w:type="spellEnd"/>
             <w:r>
               <w:rPr>
                 <w:rFonts w:ascii="David" w:hAnsi="David" w:cs="David"/>
@@ -9033,7 +9626,19 @@
           <w:szCs w:val="22"/>
           <w:rtl/>
         </w:rPr>
-        <w:t>בגרף מוצגת השוואה בין ממוצע ההערכות של מעריכים המכירים את הצוער במידה גבוהה (</w:t>
+        <w:t xml:space="preserve">בגרף מוצגת השוואה בין ממוצע ההערכות של </w:t>
+      </w:r>
+      <w:bookmarkStart w:id="0" w:name="_GoBack"/>
+      <w:bookmarkEnd w:id="0"/>
+      <w:r>
+        <w:rPr>
+          <w:rFonts w:ascii="David" w:hAnsi="David" w:cs="David"/>
+          <w:color w:val="95B3D7" w:themeColor="accent1" w:themeTint="99"/>
+          <w:sz w:val="22"/>
+          <w:szCs w:val="22"/>
+          <w:rtl/>
+        </w:rPr>
+        <w:t>מעריכים המכירים את הצוער במידה גבוהה (</w:t>
       </w:r>
       <w:r>
         <w:rPr>
@@ -9095,7 +9700,7 @@
 </file>
 
 <file path=word/endnotes.xml><?xml version="1.0" encoding="utf-8"?>
-<w:endnotes xmlns:wpc="http://schemas.microsoft.com/office/word/2010/wordprocessingCanvas" xmlns:cx="http://schemas.microsoft.com/office/drawing/2014/chartex" xmlns:cx1="http://schemas.microsoft.com/office/drawing/2015/9/8/chartex" xmlns:cx2="http://schemas.microsoft.com/office/drawing/2015/10/21/chartex" xmlns:cx3="http://schemas.microsoft.com/office/drawing/2016/5/9/chartex" xmlns:cx4="http://schemas.microsoft.com/office/drawing/2016/5/10/chartex" xmlns:cx5="http://schemas.microsoft.com/office/drawing/2016/5/11/chartex" xmlns:cx6="http://schemas.microsoft.com/office/drawing/2016/5/12/chartex" xmlns:cx7="http://schemas.microsoft.com/office/drawing/2016/5/13/chartex" xmlns:cx8="http://schemas.microsoft.com/office/drawing/2016/5/14/chartex" xmlns:mc="http://schemas.openxmlformats.org/markup-compatibility/2006" xmlns:aink="http://schemas.microsoft.com/office/drawing/2016/ink" xmlns:am3d="http://schemas.microsoft.com/office/drawing/2017/model3d" xmlns:o="urn:schemas-microsoft-com:office:office" xmlns:oel="http://schemas.microsoft.com/office/2019/extlst" xmlns:r="http://schemas.openxmlformats.org/officeDocument/2006/relationships" xmlns:m="http://schemas.openxmlformats.org/officeDocument/2006/math" xmlns:v="urn:schemas-microsoft-com:vml" xmlns:wp14="http://schemas.microsoft.com/office/word/2010/wordprocessingDrawing" xmlns:wp="http://schemas.openxmlformats.org/drawingml/2006/wordprocessingDrawing" xmlns:w10="urn:schemas-microsoft-com:office:word" xmlns:w="http://schemas.openxmlformats.org/wordprocessingml/2006/main" xmlns:w14="http://schemas.microsoft.com/office/word/2010/wordml" xmlns:w15="http://schemas.microsoft.com/office/word/2012/wordml" xmlns:w16cex="http://schemas.microsoft.com/office/word/2018/wordml/cex" xmlns:w16cid="http://schemas.microsoft.com/office/word/2016/wordml/cid" xmlns:w16="http://schemas.microsoft.com/office/word/2018/wordml" xmlns:w16du="http://schemas.microsoft.com/office/word/2023/wordml/word16du" xmlns:w16sdtdh="http://schemas.microsoft.com/office/word/2020/wordml/sdtdatahash" xmlns:w16sdtfl="http://schemas.microsoft.com/office/word/2024/wordml/sdtformatlock" xmlns:w16se="http://schemas.microsoft.com/office/word/2015/wordml/symex" xmlns:wpg="http://schemas.microsoft.com/office/word/2010/wordprocessingGroup" xmlns:wpi="http://schemas.microsoft.com/office/word/2010/wordprocessingInk" xmlns:wne="http://schemas.microsoft.com/office/word/2006/wordml" xmlns:wps="http://schemas.microsoft.com/office/word/2010/wordprocessingShape" mc:Ignorable="w14 w15 w16se w16cid w16 w16cex w16sdtdh w16sdtfl w16du wp14">
+<w:endnotes xmlns:wpc="http://schemas.microsoft.com/office/word/2010/wordprocessingCanvas" xmlns:cx="http://schemas.microsoft.com/office/drawing/2014/chartex" xmlns:cx1="http://schemas.microsoft.com/office/drawing/2015/9/8/chartex" xmlns:cx2="http://schemas.microsoft.com/office/drawing/2015/10/21/chartex" xmlns:cx3="http://schemas.microsoft.com/office/drawing/2016/5/9/chartex" xmlns:cx4="http://schemas.microsoft.com/office/drawing/2016/5/10/chartex" xmlns:cx5="http://schemas.microsoft.com/office/drawing/2016/5/11/chartex" xmlns:cx6="http://schemas.microsoft.com/office/drawing/2016/5/12/chartex" xmlns:cx7="http://schemas.microsoft.com/office/drawing/2016/5/13/chartex" xmlns:cx8="http://schemas.microsoft.com/office/drawing/2016/5/14/chartex" xmlns:mc="http://schemas.openxmlformats.org/markup-compatibility/2006" xmlns:aink="http://schemas.microsoft.com/office/drawing/2016/ink" xmlns:am3d="http://schemas.microsoft.com/office/drawing/2017/model3d" xmlns:o="urn:schemas-microsoft-com:office:office" xmlns:r="http://schemas.openxmlformats.org/officeDocument/2006/relationships" xmlns:m="http://schemas.openxmlformats.org/officeDocument/2006/math" xmlns:v="urn:schemas-microsoft-com:vml" xmlns:wp14="http://schemas.microsoft.com/office/word/2010/wordprocessingDrawing" xmlns:wp="http://schemas.openxmlformats.org/drawingml/2006/wordprocessingDrawing" xmlns:w10="urn:schemas-microsoft-com:office:word" xmlns:w="http://schemas.openxmlformats.org/wordprocessingml/2006/main" xmlns:w14="http://schemas.microsoft.com/office/word/2010/wordml" xmlns:w15="http://schemas.microsoft.com/office/word/2012/wordml" xmlns:w16cid="http://schemas.microsoft.com/office/word/2016/wordml/cid" xmlns:w16se="http://schemas.microsoft.com/office/word/2015/wordml/symex" xmlns:wpg="http://schemas.microsoft.com/office/word/2010/wordprocessingGroup" xmlns:wpi="http://schemas.microsoft.com/office/word/2010/wordprocessingInk" xmlns:wne="http://schemas.microsoft.com/office/word/2006/wordml" xmlns:wps="http://schemas.microsoft.com/office/word/2010/wordprocessingShape" mc:Ignorable="w14 w15 w16se w16cid wp14">
   <w:endnote w:type="separator" w:id="-1">
     <w:p>
       <w:r>
@@ -9114,7 +9719,7 @@
 </file>
 
 <file path=word/footer1.xml><?xml version="1.0" encoding="utf-8"?>
-<w:ftr xmlns:wpc="http://schemas.microsoft.com/office/word/2010/wordprocessingCanvas" xmlns:cx="http://schemas.microsoft.com/office/drawing/2014/chartex" xmlns:cx1="http://schemas.microsoft.com/office/drawing/2015/9/8/chartex" xmlns:cx2="http://schemas.microsoft.com/office/drawing/2015/10/21/chartex" xmlns:cx3="http://schemas.microsoft.com/office/drawing/2016/5/9/chartex" xmlns:cx4="http://schemas.microsoft.com/office/drawing/2016/5/10/chartex" xmlns:cx5="http://schemas.microsoft.com/office/drawing/2016/5/11/chartex" xmlns:cx6="http://schemas.microsoft.com/office/drawing/2016/5/12/chartex" xmlns:cx7="http://schemas.microsoft.com/office/drawing/2016/5/13/chartex" xmlns:cx8="http://schemas.microsoft.com/office/drawing/2016/5/14/chartex" xmlns:mc="http://schemas.openxmlformats.org/markup-compatibility/2006" xmlns:aink="http://schemas.microsoft.com/office/drawing/2016/ink" xmlns:am3d="http://schemas.microsoft.com/office/drawing/2017/model3d" xmlns:o="urn:schemas-microsoft-com:office:office" xmlns:oel="http://schemas.microsoft.com/office/2019/extlst" xmlns:r="http://schemas.openxmlformats.org/officeDocument/2006/relationships" xmlns:m="http://schemas.openxmlformats.org/officeDocument/2006/math" xmlns:v="urn:schemas-microsoft-com:vml" xmlns:wp14="http://schemas.microsoft.com/office/word/2010/wordprocessingDrawing" xmlns:wp="http://schemas.openxmlformats.org/drawingml/2006/wordprocessingDrawing" xmlns:w10="urn:schemas-microsoft-com:office:word" xmlns:w="http://schemas.openxmlformats.org/wordprocessingml/2006/main" xmlns:w14="http://schemas.microsoft.com/office/word/2010/wordml" xmlns:w15="http://schemas.microsoft.com/office/word/2012/wordml" xmlns:w16cex="http://schemas.microsoft.com/office/word/2018/wordml/cex" xmlns:w16cid="http://schemas.microsoft.com/office/word/2016/wordml/cid" xmlns:w16="http://schemas.microsoft.com/office/word/2018/wordml" xmlns:w16du="http://schemas.microsoft.com/office/word/2023/wordml/word16du" xmlns:w16sdtdh="http://schemas.microsoft.com/office/word/2020/wordml/sdtdatahash" xmlns:w16sdtfl="http://schemas.microsoft.com/office/word/2024/wordml/sdtformatlock" xmlns:w16se="http://schemas.microsoft.com/office/word/2015/wordml/symex" xmlns:wpg="http://schemas.microsoft.com/office/word/2010/wordprocessingGroup" xmlns:wpi="http://schemas.microsoft.com/office/word/2010/wordprocessingInk" xmlns:wne="http://schemas.microsoft.com/office/word/2006/wordml" xmlns:wps="http://schemas.microsoft.com/office/word/2010/wordprocessingShape" mc:Ignorable="w14 w15 w16se w16cid w16 w16cex w16sdtdh w16sdtfl w16du wp14">
+<w:ftr xmlns:wpc="http://schemas.microsoft.com/office/word/2010/wordprocessingCanvas" xmlns:cx="http://schemas.microsoft.com/office/drawing/2014/chartex" xmlns:cx1="http://schemas.microsoft.com/office/drawing/2015/9/8/chartex" xmlns:cx2="http://schemas.microsoft.com/office/drawing/2015/10/21/chartex" xmlns:cx3="http://schemas.microsoft.com/office/drawing/2016/5/9/chartex" xmlns:cx4="http://schemas.microsoft.com/office/drawing/2016/5/10/chartex" xmlns:cx5="http://schemas.microsoft.com/office/drawing/2016/5/11/chartex" xmlns:cx6="http://schemas.microsoft.com/office/drawing/2016/5/12/chartex" xmlns:cx7="http://schemas.microsoft.com/office/drawing/2016/5/13/chartex" xmlns:cx8="http://schemas.microsoft.com/office/drawing/2016/5/14/chartex" xmlns:mc="http://schemas.openxmlformats.org/markup-compatibility/2006" xmlns:aink="http://schemas.microsoft.com/office/drawing/2016/ink" xmlns:am3d="http://schemas.microsoft.com/office/drawing/2017/model3d" xmlns:o="urn:schemas-microsoft-com:office:office" xmlns:r="http://schemas.openxmlformats.org/officeDocument/2006/relationships" xmlns:m="http://schemas.openxmlformats.org/officeDocument/2006/math" xmlns:v="urn:schemas-microsoft-com:vml" xmlns:wp14="http://schemas.microsoft.com/office/word/2010/wordprocessingDrawing" xmlns:wp="http://schemas.openxmlformats.org/drawingml/2006/wordprocessingDrawing" xmlns:w10="urn:schemas-microsoft-com:office:word" xmlns:w="http://schemas.openxmlformats.org/wordprocessingml/2006/main" xmlns:w14="http://schemas.microsoft.com/office/word/2010/wordml" xmlns:w15="http://schemas.microsoft.com/office/word/2012/wordml" xmlns:w16cid="http://schemas.microsoft.com/office/word/2016/wordml/cid" xmlns:w16se="http://schemas.microsoft.com/office/word/2015/wordml/symex" xmlns:wpg="http://schemas.microsoft.com/office/word/2010/wordprocessingGroup" xmlns:wpi="http://schemas.microsoft.com/office/word/2010/wordprocessingInk" xmlns:wne="http://schemas.microsoft.com/office/word/2006/wordml" xmlns:wps="http://schemas.microsoft.com/office/word/2010/wordprocessingShape" mc:Ignorable="w14 w15 w16se w16cid wp14">
   <w:p>
     <w:pPr>
       <w:pStyle w:val="Footer"/>
@@ -9141,7 +9746,7 @@
 </file>
 
 <file path=word/footer2.xml><?xml version="1.0" encoding="utf-8"?>
-<w:ftr xmlns:wpc="http://schemas.microsoft.com/office/word/2010/wordprocessingCanvas" xmlns:cx="http://schemas.microsoft.com/office/drawing/2014/chartex" xmlns:cx1="http://schemas.microsoft.com/office/drawing/2015/9/8/chartex" xmlns:cx2="http://schemas.microsoft.com/office/drawing/2015/10/21/chartex" xmlns:cx3="http://schemas.microsoft.com/office/drawing/2016/5/9/chartex" xmlns:cx4="http://schemas.microsoft.com/office/drawing/2016/5/10/chartex" xmlns:cx5="http://schemas.microsoft.com/office/drawing/2016/5/11/chartex" xmlns:cx6="http://schemas.microsoft.com/office/drawing/2016/5/12/chartex" xmlns:cx7="http://schemas.microsoft.com/office/drawing/2016/5/13/chartex" xmlns:cx8="http://schemas.microsoft.com/office/drawing/2016/5/14/chartex" xmlns:mc="http://schemas.openxmlformats.org/markup-compatibility/2006" xmlns:aink="http://schemas.microsoft.com/office/drawing/2016/ink" xmlns:am3d="http://schemas.microsoft.com/office/drawing/2017/model3d" xmlns:o="urn:schemas-microsoft-com:office:office" xmlns:oel="http://schemas.microsoft.com/office/2019/extlst" xmlns:r="http://schemas.openxmlformats.org/officeDocument/2006/relationships" xmlns:m="http://schemas.openxmlformats.org/officeDocument/2006/math" xmlns:v="urn:schemas-microsoft-com:vml" xmlns:wp14="http://schemas.microsoft.com/office/word/2010/wordprocessingDrawing" xmlns:wp="http://schemas.openxmlformats.org/drawingml/2006/wordprocessingDrawing" xmlns:w10="urn:schemas-microsoft-com:office:word" xmlns:w="http://schemas.openxmlformats.org/wordprocessingml/2006/main" xmlns:w14="http://schemas.microsoft.com/office/word/2010/wordml" xmlns:w15="http://schemas.microsoft.com/office/word/2012/wordml" xmlns:w16cex="http://schemas.microsoft.com/office/word/2018/wordml/cex" xmlns:w16cid="http://schemas.microsoft.com/office/word/2016/wordml/cid" xmlns:w16="http://schemas.microsoft.com/office/word/2018/wordml" xmlns:w16du="http://schemas.microsoft.com/office/word/2023/wordml/word16du" xmlns:w16sdtdh="http://schemas.microsoft.com/office/word/2020/wordml/sdtdatahash" xmlns:w16sdtfl="http://schemas.microsoft.com/office/word/2024/wordml/sdtformatlock" xmlns:w16se="http://schemas.microsoft.com/office/word/2015/wordml/symex" xmlns:wpg="http://schemas.microsoft.com/office/word/2010/wordprocessingGroup" xmlns:wpi="http://schemas.microsoft.com/office/word/2010/wordprocessingInk" xmlns:wne="http://schemas.microsoft.com/office/word/2006/wordml" xmlns:wps="http://schemas.microsoft.com/office/word/2010/wordprocessingShape" mc:Ignorable="w14 w15 w16se w16cid w16 w16cex w16sdtdh w16sdtfl w16du wp14">
+<w:ftr xmlns:wpc="http://schemas.microsoft.com/office/word/2010/wordprocessingCanvas" xmlns:cx="http://schemas.microsoft.com/office/drawing/2014/chartex" xmlns:cx1="http://schemas.microsoft.com/office/drawing/2015/9/8/chartex" xmlns:cx2="http://schemas.microsoft.com/office/drawing/2015/10/21/chartex" xmlns:cx3="http://schemas.microsoft.com/office/drawing/2016/5/9/chartex" xmlns:cx4="http://schemas.microsoft.com/office/drawing/2016/5/10/chartex" xmlns:cx5="http://schemas.microsoft.com/office/drawing/2016/5/11/chartex" xmlns:cx6="http://schemas.microsoft.com/office/drawing/2016/5/12/chartex" xmlns:cx7="http://schemas.microsoft.com/office/drawing/2016/5/13/chartex" xmlns:cx8="http://schemas.microsoft.com/office/drawing/2016/5/14/chartex" xmlns:mc="http://schemas.openxmlformats.org/markup-compatibility/2006" xmlns:aink="http://schemas.microsoft.com/office/drawing/2016/ink" xmlns:am3d="http://schemas.microsoft.com/office/drawing/2017/model3d" xmlns:o="urn:schemas-microsoft-com:office:office" xmlns:r="http://schemas.openxmlformats.org/officeDocument/2006/relationships" xmlns:m="http://schemas.openxmlformats.org/officeDocument/2006/math" xmlns:v="urn:schemas-microsoft-com:vml" xmlns:wp14="http://schemas.microsoft.com/office/word/2010/wordprocessingDrawing" xmlns:wp="http://schemas.openxmlformats.org/drawingml/2006/wordprocessingDrawing" xmlns:w10="urn:schemas-microsoft-com:office:word" xmlns:w="http://schemas.openxmlformats.org/wordprocessingml/2006/main" xmlns:w14="http://schemas.microsoft.com/office/word/2010/wordml" xmlns:w15="http://schemas.microsoft.com/office/word/2012/wordml" xmlns:w16cid="http://schemas.microsoft.com/office/word/2016/wordml/cid" xmlns:w16se="http://schemas.microsoft.com/office/word/2015/wordml/symex" xmlns:wpg="http://schemas.microsoft.com/office/word/2010/wordprocessingGroup" xmlns:wpi="http://schemas.microsoft.com/office/word/2010/wordprocessingInk" xmlns:wne="http://schemas.microsoft.com/office/word/2006/wordml" xmlns:wps="http://schemas.microsoft.com/office/word/2010/wordprocessingShape" mc:Ignorable="w14 w15 w16se w16cid wp14">
   <w:p>
     <w:pPr>
       <w:pStyle w:val="Footer"/>
@@ -9168,7 +9773,7 @@
 </file>
 
 <file path=word/footnotes.xml><?xml version="1.0" encoding="utf-8"?>
-<w:footnotes xmlns:wpc="http://schemas.microsoft.com/office/word/2010/wordprocessingCanvas" xmlns:cx="http://schemas.microsoft.com/office/drawing/2014/chartex" xmlns:cx1="http://schemas.microsoft.com/office/drawing/2015/9/8/chartex" xmlns:cx2="http://schemas.microsoft.com/office/drawing/2015/10/21/chartex" xmlns:cx3="http://schemas.microsoft.com/office/drawing/2016/5/9/chartex" xmlns:cx4="http://schemas.microsoft.com/office/drawing/2016/5/10/chartex" xmlns:cx5="http://schemas.microsoft.com/office/drawing/2016/5/11/chartex" xmlns:cx6="http://schemas.microsoft.com/office/drawing/2016/5/12/chartex" xmlns:cx7="http://schemas.microsoft.com/office/drawing/2016/5/13/chartex" xmlns:cx8="http://schemas.microsoft.com/office/drawing/2016/5/14/chartex" xmlns:mc="http://schemas.openxmlformats.org/markup-compatibility/2006" xmlns:aink="http://schemas.microsoft.com/office/drawing/2016/ink" xmlns:am3d="http://schemas.microsoft.com/office/drawing/2017/model3d" xmlns:o="urn:schemas-microsoft-com:office:office" xmlns:oel="http://schemas.microsoft.com/office/2019/extlst" xmlns:r="http://schemas.openxmlformats.org/officeDocument/2006/relationships" xmlns:m="http://schemas.openxmlformats.org/officeDocument/2006/math" xmlns:v="urn:schemas-microsoft-com:vml" xmlns:wp14="http://schemas.microsoft.com/office/word/2010/wordprocessingDrawing" xmlns:wp="http://schemas.openxmlformats.org/drawingml/2006/wordprocessingDrawing" xmlns:w10="urn:schemas-microsoft-com:office:word" xmlns:w="http://schemas.openxmlformats.org/wordprocessingml/2006/main" xmlns:w14="http://schemas.microsoft.com/office/word/2010/wordml" xmlns:w15="http://schemas.microsoft.com/office/word/2012/wordml" xmlns:w16cex="http://schemas.microsoft.com/office/word/2018/wordml/cex" xmlns:w16cid="http://schemas.microsoft.com/office/word/2016/wordml/cid" xmlns:w16="http://schemas.microsoft.com/office/word/2018/wordml" xmlns:w16du="http://schemas.microsoft.com/office/word/2023/wordml/word16du" xmlns:w16sdtdh="http://schemas.microsoft.com/office/word/2020/wordml/sdtdatahash" xmlns:w16sdtfl="http://schemas.microsoft.com/office/word/2024/wordml/sdtformatlock" xmlns:w16se="http://schemas.microsoft.com/office/word/2015/wordml/symex" xmlns:wpg="http://schemas.microsoft.com/office/word/2010/wordprocessingGroup" xmlns:wpi="http://schemas.microsoft.com/office/word/2010/wordprocessingInk" xmlns:wne="http://schemas.microsoft.com/office/word/2006/wordml" xmlns:wps="http://schemas.microsoft.com/office/word/2010/wordprocessingShape" mc:Ignorable="w14 w15 w16se w16cid w16 w16cex w16sdtdh w16sdtfl w16du wp14">
+<w:footnotes xmlns:wpc="http://schemas.microsoft.com/office/word/2010/wordprocessingCanvas" xmlns:cx="http://schemas.microsoft.com/office/drawing/2014/chartex" xmlns:cx1="http://schemas.microsoft.com/office/drawing/2015/9/8/chartex" xmlns:cx2="http://schemas.microsoft.com/office/drawing/2015/10/21/chartex" xmlns:cx3="http://schemas.microsoft.com/office/drawing/2016/5/9/chartex" xmlns:cx4="http://schemas.microsoft.com/office/drawing/2016/5/10/chartex" xmlns:cx5="http://schemas.microsoft.com/office/drawing/2016/5/11/chartex" xmlns:cx6="http://schemas.microsoft.com/office/drawing/2016/5/12/chartex" xmlns:cx7="http://schemas.microsoft.com/office/drawing/2016/5/13/chartex" xmlns:cx8="http://schemas.microsoft.com/office/drawing/2016/5/14/chartex" xmlns:mc="http://schemas.openxmlformats.org/markup-compatibility/2006" xmlns:aink="http://schemas.microsoft.com/office/drawing/2016/ink" xmlns:am3d="http://schemas.microsoft.com/office/drawing/2017/model3d" xmlns:o="urn:schemas-microsoft-com:office:office" xmlns:r="http://schemas.openxmlformats.org/officeDocument/2006/relationships" xmlns:m="http://schemas.openxmlformats.org/officeDocument/2006/math" xmlns:v="urn:schemas-microsoft-com:vml" xmlns:wp14="http://schemas.microsoft.com/office/word/2010/wordprocessingDrawing" xmlns:wp="http://schemas.openxmlformats.org/drawingml/2006/wordprocessingDrawing" xmlns:w10="urn:schemas-microsoft-com:office:word" xmlns:w="http://schemas.openxmlformats.org/wordprocessingml/2006/main" xmlns:w14="http://schemas.microsoft.com/office/word/2010/wordml" xmlns:w15="http://schemas.microsoft.com/office/word/2012/wordml" xmlns:w16cid="http://schemas.microsoft.com/office/word/2016/wordml/cid" xmlns:w16se="http://schemas.microsoft.com/office/word/2015/wordml/symex" xmlns:wpg="http://schemas.microsoft.com/office/word/2010/wordprocessingGroup" xmlns:wpi="http://schemas.microsoft.com/office/word/2010/wordprocessingInk" xmlns:wne="http://schemas.microsoft.com/office/word/2006/wordml" xmlns:wps="http://schemas.microsoft.com/office/word/2010/wordprocessingShape" mc:Ignorable="w14 w15 w16se w16cid wp14">
   <w:footnote w:type="separator" w:id="-1">
     <w:p>
       <w:r>
@@ -9187,7 +9792,7 @@
 </file>
 
 <file path=word/header1.xml><?xml version="1.0" encoding="utf-8"?>
-<w:hdr xmlns:wpc="http://schemas.microsoft.com/office/word/2010/wordprocessingCanvas" xmlns:cx="http://schemas.microsoft.com/office/drawing/2014/chartex" xmlns:cx1="http://schemas.microsoft.com/office/drawing/2015/9/8/chartex" xmlns:cx2="http://schemas.microsoft.com/office/drawing/2015/10/21/chartex" xmlns:cx3="http://schemas.microsoft.com/office/drawing/2016/5/9/chartex" xmlns:cx4="http://schemas.microsoft.com/office/drawing/2016/5/10/chartex" xmlns:cx5="http://schemas.microsoft.com/office/drawing/2016/5/11/chartex" xmlns:cx6="http://schemas.microsoft.com/office/drawing/2016/5/12/chartex" xmlns:cx7="http://schemas.microsoft.com/office/drawing/2016/5/13/chartex" xmlns:cx8="http://schemas.microsoft.com/office/drawing/2016/5/14/chartex" xmlns:mc="http://schemas.openxmlformats.org/markup-compatibility/2006" xmlns:aink="http://schemas.microsoft.com/office/drawing/2016/ink" xmlns:am3d="http://schemas.microsoft.com/office/drawing/2017/model3d" xmlns:o="urn:schemas-microsoft-com:office:office" xmlns:oel="http://schemas.microsoft.com/office/2019/extlst" xmlns:r="http://schemas.openxmlformats.org/officeDocument/2006/relationships" xmlns:m="http://schemas.openxmlformats.org/officeDocument/2006/math" xmlns:v="urn:schemas-microsoft-com:vml" xmlns:wp14="http://schemas.microsoft.com/office/word/2010/wordprocessingDrawing" xmlns:wp="http://schemas.openxmlformats.org/drawingml/2006/wordprocessingDrawing" xmlns:w10="urn:schemas-microsoft-com:office:word" xmlns:w="http://schemas.openxmlformats.org/wordprocessingml/2006/main" xmlns:w14="http://schemas.microsoft.com/office/word/2010/wordml" xmlns:w15="http://schemas.microsoft.com/office/word/2012/wordml" xmlns:w16cex="http://schemas.microsoft.com/office/word/2018/wordml/cex" xmlns:w16cid="http://schemas.microsoft.com/office/word/2016/wordml/cid" xmlns:w16="http://schemas.microsoft.com/office/word/2018/wordml" xmlns:w16du="http://schemas.microsoft.com/office/word/2023/wordml/word16du" xmlns:w16sdtdh="http://schemas.microsoft.com/office/word/2020/wordml/sdtdatahash" xmlns:w16sdtfl="http://schemas.microsoft.com/office/word/2024/wordml/sdtformatlock" xmlns:w16se="http://schemas.microsoft.com/office/word/2015/wordml/symex" xmlns:wpg="http://schemas.microsoft.com/office/word/2010/wordprocessingGroup" xmlns:wpi="http://schemas.microsoft.com/office/word/2010/wordprocessingInk" xmlns:wne="http://schemas.microsoft.com/office/word/2006/wordml" xmlns:wps="http://schemas.microsoft.com/office/word/2010/wordprocessingShape" mc:Ignorable="w14 w15 w16se w16cid w16 w16cex w16sdtdh w16sdtfl w16du wp14">
+<w:hdr xmlns:wpc="http://schemas.microsoft.com/office/word/2010/wordprocessingCanvas" xmlns:cx="http://schemas.microsoft.com/office/drawing/2014/chartex" xmlns:cx1="http://schemas.microsoft.com/office/drawing/2015/9/8/chartex" xmlns:cx2="http://schemas.microsoft.com/office/drawing/2015/10/21/chartex" xmlns:cx3="http://schemas.microsoft.com/office/drawing/2016/5/9/chartex" xmlns:cx4="http://schemas.microsoft.com/office/drawing/2016/5/10/chartex" xmlns:cx5="http://schemas.microsoft.com/office/drawing/2016/5/11/chartex" xmlns:cx6="http://schemas.microsoft.com/office/drawing/2016/5/12/chartex" xmlns:cx7="http://schemas.microsoft.com/office/drawing/2016/5/13/chartex" xmlns:cx8="http://schemas.microsoft.com/office/drawing/2016/5/14/chartex" xmlns:mc="http://schemas.openxmlformats.org/markup-compatibility/2006" xmlns:aink="http://schemas.microsoft.com/office/drawing/2016/ink" xmlns:am3d="http://schemas.microsoft.com/office/drawing/2017/model3d" xmlns:o="urn:schemas-microsoft-com:office:office" xmlns:r="http://schemas.openxmlformats.org/officeDocument/2006/relationships" xmlns:m="http://schemas.openxmlformats.org/officeDocument/2006/math" xmlns:v="urn:schemas-microsoft-com:vml" xmlns:wp14="http://schemas.microsoft.com/office/word/2010/wordprocessingDrawing" xmlns:wp="http://schemas.openxmlformats.org/drawingml/2006/wordprocessingDrawing" xmlns:w10="urn:schemas-microsoft-com:office:word" xmlns:w="http://schemas.openxmlformats.org/wordprocessingml/2006/main" xmlns:w14="http://schemas.microsoft.com/office/word/2010/wordml" xmlns:w15="http://schemas.microsoft.com/office/word/2012/wordml" xmlns:w16cid="http://schemas.microsoft.com/office/word/2016/wordml/cid" xmlns:w16se="http://schemas.microsoft.com/office/word/2015/wordml/symex" xmlns:wpg="http://schemas.microsoft.com/office/word/2010/wordprocessingGroup" xmlns:wpi="http://schemas.microsoft.com/office/word/2010/wordprocessingInk" xmlns:wne="http://schemas.microsoft.com/office/word/2006/wordml" xmlns:wps="http://schemas.microsoft.com/office/word/2010/wordprocessingShape" mc:Ignorable="w14 w15 w16se w16cid wp14">
   <w:p>
     <w:pPr>
       <w:pStyle w:val="Header"/>
@@ -9240,7 +9845,7 @@
 </file>
 
 <file path=word/header2.xml><?xml version="1.0" encoding="utf-8"?>
-<w:hdr xmlns:wpc="http://schemas.microsoft.com/office/word/2010/wordprocessingCanvas" xmlns:cx="http://schemas.microsoft.com/office/drawing/2014/chartex" xmlns:cx1="http://schemas.microsoft.com/office/drawing/2015/9/8/chartex" xmlns:cx2="http://schemas.microsoft.com/office/drawing/2015/10/21/chartex" xmlns:cx3="http://schemas.microsoft.com/office/drawing/2016/5/9/chartex" xmlns:cx4="http://schemas.microsoft.com/office/drawing/2016/5/10/chartex" xmlns:cx5="http://schemas.microsoft.com/office/drawing/2016/5/11/chartex" xmlns:cx6="http://schemas.microsoft.com/office/drawing/2016/5/12/chartex" xmlns:cx7="http://schemas.microsoft.com/office/drawing/2016/5/13/chartex" xmlns:cx8="http://schemas.microsoft.com/office/drawing/2016/5/14/chartex" xmlns:mc="http://schemas.openxmlformats.org/markup-compatibility/2006" xmlns:aink="http://schemas.microsoft.com/office/drawing/2016/ink" xmlns:am3d="http://schemas.microsoft.com/office/drawing/2017/model3d" xmlns:o="urn:schemas-microsoft-com:office:office" xmlns:oel="http://schemas.microsoft.com/office/2019/extlst" xmlns:r="http://schemas.openxmlformats.org/officeDocument/2006/relationships" xmlns:m="http://schemas.openxmlformats.org/officeDocument/2006/math" xmlns:v="urn:schemas-microsoft-com:vml" xmlns:wp14="http://schemas.microsoft.com/office/word/2010/wordprocessingDrawing" xmlns:wp="http://schemas.openxmlformats.org/drawingml/2006/wordprocessingDrawing" xmlns:w10="urn:schemas-microsoft-com:office:word" xmlns:w="http://schemas.openxmlformats.org/wordprocessingml/2006/main" xmlns:w14="http://schemas.microsoft.com/office/word/2010/wordml" xmlns:w15="http://schemas.microsoft.com/office/word/2012/wordml" xmlns:w16cex="http://schemas.microsoft.com/office/word/2018/wordml/cex" xmlns:w16cid="http://schemas.microsoft.com/office/word/2016/wordml/cid" xmlns:w16="http://schemas.microsoft.com/office/word/2018/wordml" xmlns:w16du="http://schemas.microsoft.com/office/word/2023/wordml/word16du" xmlns:w16sdtdh="http://schemas.microsoft.com/office/word/2020/wordml/sdtdatahash" xmlns:w16sdtfl="http://schemas.microsoft.com/office/word/2024/wordml/sdtformatlock" xmlns:w16se="http://schemas.microsoft.com/office/word/2015/wordml/symex" xmlns:wpg="http://schemas.microsoft.com/office/word/2010/wordprocessingGroup" xmlns:wpi="http://schemas.microsoft.com/office/word/2010/wordprocessingInk" xmlns:wne="http://schemas.microsoft.com/office/word/2006/wordml" xmlns:wps="http://schemas.microsoft.com/office/word/2010/wordprocessingShape" mc:Ignorable="w14 w15 w16se w16cid w16 w16cex w16sdtdh w16sdtfl w16du wp14">
+<w:hdr xmlns:wpc="http://schemas.microsoft.com/office/word/2010/wordprocessingCanvas" xmlns:cx="http://schemas.microsoft.com/office/drawing/2014/chartex" xmlns:cx1="http://schemas.microsoft.com/office/drawing/2015/9/8/chartex" xmlns:cx2="http://schemas.microsoft.com/office/drawing/2015/10/21/chartex" xmlns:cx3="http://schemas.microsoft.com/office/drawing/2016/5/9/chartex" xmlns:cx4="http://schemas.microsoft.com/office/drawing/2016/5/10/chartex" xmlns:cx5="http://schemas.microsoft.com/office/drawing/2016/5/11/chartex" xmlns:cx6="http://schemas.microsoft.com/office/drawing/2016/5/12/chartex" xmlns:cx7="http://schemas.microsoft.com/office/drawing/2016/5/13/chartex" xmlns:cx8="http://schemas.microsoft.com/office/drawing/2016/5/14/chartex" xmlns:mc="http://schemas.openxmlformats.org/markup-compatibility/2006" xmlns:aink="http://schemas.microsoft.com/office/drawing/2016/ink" xmlns:am3d="http://schemas.microsoft.com/office/drawing/2017/model3d" xmlns:o="urn:schemas-microsoft-com:office:office" xmlns:r="http://schemas.openxmlformats.org/officeDocument/2006/relationships" xmlns:m="http://schemas.openxmlformats.org/officeDocument/2006/math" xmlns:v="urn:schemas-microsoft-com:vml" xmlns:wp14="http://schemas.microsoft.com/office/word/2010/wordprocessingDrawing" xmlns:wp="http://schemas.openxmlformats.org/drawingml/2006/wordprocessingDrawing" xmlns:w10="urn:schemas-microsoft-com:office:word" xmlns:w="http://schemas.openxmlformats.org/wordprocessingml/2006/main" xmlns:w14="http://schemas.microsoft.com/office/word/2010/wordml" xmlns:w15="http://schemas.microsoft.com/office/word/2012/wordml" xmlns:w16cid="http://schemas.microsoft.com/office/word/2016/wordml/cid" xmlns:w16se="http://schemas.microsoft.com/office/word/2015/wordml/symex" xmlns:wpg="http://schemas.microsoft.com/office/word/2010/wordprocessingGroup" xmlns:wpi="http://schemas.microsoft.com/office/word/2010/wordprocessingInk" xmlns:wne="http://schemas.microsoft.com/office/word/2006/wordml" xmlns:wps="http://schemas.microsoft.com/office/word/2010/wordprocessingShape" mc:Ignorable="w14 w15 w16se w16cid wp14">
   <w:p>
     <w:pPr>
       <w:pStyle w:val="Footer"/>
@@ -9368,7 +9973,7 @@
 </file>
 
 <file path=word/header3.xml><?xml version="1.0" encoding="utf-8"?>
-<w:hdr xmlns:wpc="http://schemas.microsoft.com/office/word/2010/wordprocessingCanvas" xmlns:cx="http://schemas.microsoft.com/office/drawing/2014/chartex" xmlns:cx1="http://schemas.microsoft.com/office/drawing/2015/9/8/chartex" xmlns:cx2="http://schemas.microsoft.com/office/drawing/2015/10/21/chartex" xmlns:cx3="http://schemas.microsoft.com/office/drawing/2016/5/9/chartex" xmlns:cx4="http://schemas.microsoft.com/office/drawing/2016/5/10/chartex" xmlns:cx5="http://schemas.microsoft.com/office/drawing/2016/5/11/chartex" xmlns:cx6="http://schemas.microsoft.com/office/drawing/2016/5/12/chartex" xmlns:cx7="http://schemas.microsoft.com/office/drawing/2016/5/13/chartex" xmlns:cx8="http://schemas.microsoft.com/office/drawing/2016/5/14/chartex" xmlns:mc="http://schemas.openxmlformats.org/markup-compatibility/2006" xmlns:aink="http://schemas.microsoft.com/office/drawing/2016/ink" xmlns:am3d="http://schemas.microsoft.com/office/drawing/2017/model3d" xmlns:o="urn:schemas-microsoft-com:office:office" xmlns:oel="http://schemas.microsoft.com/office/2019/extlst" xmlns:r="http://schemas.openxmlformats.org/officeDocument/2006/relationships" xmlns:m="http://schemas.openxmlformats.org/officeDocument/2006/math" xmlns:v="urn:schemas-microsoft-com:vml" xmlns:wp14="http://schemas.microsoft.com/office/word/2010/wordprocessingDrawing" xmlns:wp="http://schemas.openxmlformats.org/drawingml/2006/wordprocessingDrawing" xmlns:w10="urn:schemas-microsoft-com:office:word" xmlns:w="http://schemas.openxmlformats.org/wordprocessingml/2006/main" xmlns:w14="http://schemas.microsoft.com/office/word/2010/wordml" xmlns:w15="http://schemas.microsoft.com/office/word/2012/wordml" xmlns:w16cex="http://schemas.microsoft.com/office/word/2018/wordml/cex" xmlns:w16cid="http://schemas.microsoft.com/office/word/2016/wordml/cid" xmlns:w16="http://schemas.microsoft.com/office/word/2018/wordml" xmlns:w16du="http://schemas.microsoft.com/office/word/2023/wordml/word16du" xmlns:w16sdtdh="http://schemas.microsoft.com/office/word/2020/wordml/sdtdatahash" xmlns:w16sdtfl="http://schemas.microsoft.com/office/word/2024/wordml/sdtformatlock" xmlns:w16se="http://schemas.microsoft.com/office/word/2015/wordml/symex" xmlns:wpg="http://schemas.microsoft.com/office/word/2010/wordprocessingGroup" xmlns:wpi="http://schemas.microsoft.com/office/word/2010/wordprocessingInk" xmlns:wne="http://schemas.microsoft.com/office/word/2006/wordml" xmlns:wps="http://schemas.microsoft.com/office/word/2010/wordprocessingShape" mc:Ignorable="w14 w15 w16se w16cid w16 w16cex w16sdtdh w16sdtfl w16du wp14">
+<w:hdr xmlns:wpc="http://schemas.microsoft.com/office/word/2010/wordprocessingCanvas" xmlns:cx="http://schemas.microsoft.com/office/drawing/2014/chartex" xmlns:cx1="http://schemas.microsoft.com/office/drawing/2015/9/8/chartex" xmlns:cx2="http://schemas.microsoft.com/office/drawing/2015/10/21/chartex" xmlns:cx3="http://schemas.microsoft.com/office/drawing/2016/5/9/chartex" xmlns:cx4="http://schemas.microsoft.com/office/drawing/2016/5/10/chartex" xmlns:cx5="http://schemas.microsoft.com/office/drawing/2016/5/11/chartex" xmlns:cx6="http://schemas.microsoft.com/office/drawing/2016/5/12/chartex" xmlns:cx7="http://schemas.microsoft.com/office/drawing/2016/5/13/chartex" xmlns:cx8="http://schemas.microsoft.com/office/drawing/2016/5/14/chartex" xmlns:mc="http://schemas.openxmlformats.org/markup-compatibility/2006" xmlns:aink="http://schemas.microsoft.com/office/drawing/2016/ink" xmlns:am3d="http://schemas.microsoft.com/office/drawing/2017/model3d" xmlns:o="urn:schemas-microsoft-com:office:office" xmlns:r="http://schemas.openxmlformats.org/officeDocument/2006/relationships" xmlns:m="http://schemas.openxmlformats.org/officeDocument/2006/math" xmlns:v="urn:schemas-microsoft-com:vml" xmlns:wp14="http://schemas.microsoft.com/office/word/2010/wordprocessingDrawing" xmlns:wp="http://schemas.openxmlformats.org/drawingml/2006/wordprocessingDrawing" xmlns:w10="urn:schemas-microsoft-com:office:word" xmlns:w="http://schemas.openxmlformats.org/wordprocessingml/2006/main" xmlns:w14="http://schemas.microsoft.com/office/word/2010/wordml" xmlns:w15="http://schemas.microsoft.com/office/word/2012/wordml" xmlns:w16cid="http://schemas.microsoft.com/office/word/2016/wordml/cid" xmlns:w16se="http://schemas.microsoft.com/office/word/2015/wordml/symex" xmlns:wpg="http://schemas.microsoft.com/office/word/2010/wordprocessingGroup" xmlns:wpi="http://schemas.microsoft.com/office/word/2010/wordprocessingInk" xmlns:wne="http://schemas.microsoft.com/office/word/2006/wordml" xmlns:wps="http://schemas.microsoft.com/office/word/2010/wordprocessingShape" mc:Ignorable="w14 w15 w16se w16cid wp14">
   <w:p>
     <w:pPr>
       <w:pStyle w:val="Header"/>
@@ -9455,7 +10060,7 @@
 </file>
 
 <file path=word/numbering.xml><?xml version="1.0" encoding="utf-8"?>
-<w:numbering xmlns:wpc="http://schemas.microsoft.com/office/word/2010/wordprocessingCanvas" xmlns:cx="http://schemas.microsoft.com/office/drawing/2014/chartex" xmlns:cx1="http://schemas.microsoft.com/office/drawing/2015/9/8/chartex" xmlns:cx2="http://schemas.microsoft.com/office/drawing/2015/10/21/chartex" xmlns:cx3="http://schemas.microsoft.com/office/drawing/2016/5/9/chartex" xmlns:cx4="http://schemas.microsoft.com/office/drawing/2016/5/10/chartex" xmlns:cx5="http://schemas.microsoft.com/office/drawing/2016/5/11/chartex" xmlns:cx6="http://schemas.microsoft.com/office/drawing/2016/5/12/chartex" xmlns:cx7="http://schemas.microsoft.com/office/drawing/2016/5/13/chartex" xmlns:cx8="http://schemas.microsoft.com/office/drawing/2016/5/14/chartex" xmlns:mc="http://schemas.openxmlformats.org/markup-compatibility/2006" xmlns:aink="http://schemas.microsoft.com/office/drawing/2016/ink" xmlns:am3d="http://schemas.microsoft.com/office/drawing/2017/model3d" xmlns:o="urn:schemas-microsoft-com:office:office" xmlns:oel="http://schemas.microsoft.com/office/2019/extlst" xmlns:r="http://schemas.openxmlformats.org/officeDocument/2006/relationships" xmlns:m="http://schemas.openxmlformats.org/officeDocument/2006/math" xmlns:v="urn:schemas-microsoft-com:vml" xmlns:wp14="http://schemas.microsoft.com/office/word/2010/wordprocessingDrawing" xmlns:wp="http://schemas.openxmlformats.org/drawingml/2006/wordprocessingDrawing" xmlns:w10="urn:schemas-microsoft-com:office:word" xmlns:w="http://schemas.openxmlformats.org/wordprocessingml/2006/main" xmlns:w14="http://schemas.microsoft.com/office/word/2010/wordml" xmlns:w15="http://schemas.microsoft.com/office/word/2012/wordml" xmlns:w16cex="http://schemas.microsoft.com/office/word/2018/wordml/cex" xmlns:w16cid="http://schemas.microsoft.com/office/word/2016/wordml/cid" xmlns:w16="http://schemas.microsoft.com/office/word/2018/wordml" xmlns:w16du="http://schemas.microsoft.com/office/word/2023/wordml/word16du" xmlns:w16sdtdh="http://schemas.microsoft.com/office/word/2020/wordml/sdtdatahash" xmlns:w16sdtfl="http://schemas.microsoft.com/office/word/2024/wordml/sdtformatlock" xmlns:w16se="http://schemas.microsoft.com/office/word/2015/wordml/symex" xmlns:wpg="http://schemas.microsoft.com/office/word/2010/wordprocessingGroup" xmlns:wpi="http://schemas.microsoft.com/office/word/2010/wordprocessingInk" xmlns:wne="http://schemas.microsoft.com/office/word/2006/wordml" xmlns:wps="http://schemas.microsoft.com/office/word/2010/wordprocessingShape" mc:Ignorable="w14 w15 w16se w16cid w16 w16cex w16sdtdh w16sdtfl w16du wp14">
+<w:numbering xmlns:wpc="http://schemas.microsoft.com/office/word/2010/wordprocessingCanvas" xmlns:cx="http://schemas.microsoft.com/office/drawing/2014/chartex" xmlns:cx1="http://schemas.microsoft.com/office/drawing/2015/9/8/chartex" xmlns:cx2="http://schemas.microsoft.com/office/drawing/2015/10/21/chartex" xmlns:cx3="http://schemas.microsoft.com/office/drawing/2016/5/9/chartex" xmlns:cx4="http://schemas.microsoft.com/office/drawing/2016/5/10/chartex" xmlns:cx5="http://schemas.microsoft.com/office/drawing/2016/5/11/chartex" xmlns:cx6="http://schemas.microsoft.com/office/drawing/2016/5/12/chartex" xmlns:cx7="http://schemas.microsoft.com/office/drawing/2016/5/13/chartex" xmlns:cx8="http://schemas.microsoft.com/office/drawing/2016/5/14/chartex" xmlns:mc="http://schemas.openxmlformats.org/markup-compatibility/2006" xmlns:aink="http://schemas.microsoft.com/office/drawing/2016/ink" xmlns:am3d="http://schemas.microsoft.com/office/drawing/2017/model3d" xmlns:o="urn:schemas-microsoft-com:office:office" xmlns:r="http://schemas.openxmlformats.org/officeDocument/2006/relationships" xmlns:m="http://schemas.openxmlformats.org/officeDocument/2006/math" xmlns:v="urn:schemas-microsoft-com:vml" xmlns:wp14="http://schemas.microsoft.com/office/word/2010/wordprocessingDrawing" xmlns:wp="http://schemas.openxmlformats.org/drawingml/2006/wordprocessingDrawing" xmlns:w10="urn:schemas-microsoft-com:office:word" xmlns:w="http://schemas.openxmlformats.org/wordprocessingml/2006/main" xmlns:w14="http://schemas.microsoft.com/office/word/2010/wordml" xmlns:w15="http://schemas.microsoft.com/office/word/2012/wordml" xmlns:w16cid="http://schemas.microsoft.com/office/word/2016/wordml/cid" xmlns:w16se="http://schemas.microsoft.com/office/word/2015/wordml/symex" xmlns:wpg="http://schemas.microsoft.com/office/word/2010/wordprocessingGroup" xmlns:wpi="http://schemas.microsoft.com/office/word/2010/wordprocessingInk" xmlns:wne="http://schemas.microsoft.com/office/word/2006/wordml" xmlns:wps="http://schemas.microsoft.com/office/word/2010/wordprocessingShape" mc:Ignorable="w14 w15 w16se w16cid wp14">
   <w:abstractNum w:abstractNumId="0" w15:restartNumberingAfterBreak="0">
     <w:nsid w:val="0C3176C9"/>
     <w:multiLevelType w:val="hybridMultilevel"/>
@@ -11263,13 +11868,13 @@
       </w:rPr>
     </w:lvl>
   </w:abstractNum>
-  <w:num w:numId="1" w16cid:durableId="130832900">
+  <w:num w:numId="1">
     <w:abstractNumId w:val="11"/>
   </w:num>
-  <w:num w:numId="2" w16cid:durableId="1310399806">
+  <w:num w:numId="2">
     <w:abstractNumId w:val="10"/>
   </w:num>
-  <w:num w:numId="3" w16cid:durableId="1886523196">
+  <w:num w:numId="3">
     <w:abstractNumId w:val="11"/>
     <w:lvlOverride w:ilvl="0">
       <w:startOverride w:val="1"/>
@@ -11299,53 +11904,53 @@
       <w:startOverride w:val="1"/>
     </w:lvlOverride>
   </w:num>
-  <w:num w:numId="4" w16cid:durableId="1619340320">
+  <w:num w:numId="4">
     <w:abstractNumId w:val="5"/>
   </w:num>
-  <w:num w:numId="5" w16cid:durableId="1442144842">
+  <w:num w:numId="5">
     <w:abstractNumId w:val="12"/>
   </w:num>
-  <w:num w:numId="6" w16cid:durableId="1000885684">
+  <w:num w:numId="6">
     <w:abstractNumId w:val="6"/>
   </w:num>
-  <w:num w:numId="7" w16cid:durableId="577057012">
+  <w:num w:numId="7">
     <w:abstractNumId w:val="8"/>
   </w:num>
-  <w:num w:numId="8" w16cid:durableId="1508593699">
+  <w:num w:numId="8">
     <w:abstractNumId w:val="2"/>
   </w:num>
-  <w:num w:numId="9" w16cid:durableId="1321428923">
+  <w:num w:numId="9">
     <w:abstractNumId w:val="14"/>
   </w:num>
-  <w:num w:numId="10" w16cid:durableId="1799956066">
+  <w:num w:numId="10">
     <w:abstractNumId w:val="1"/>
   </w:num>
-  <w:num w:numId="11" w16cid:durableId="1346203982">
+  <w:num w:numId="11">
     <w:abstractNumId w:val="15"/>
   </w:num>
-  <w:num w:numId="12" w16cid:durableId="463815608">
+  <w:num w:numId="12">
     <w:abstractNumId w:val="13"/>
   </w:num>
-  <w:num w:numId="13" w16cid:durableId="72824790">
+  <w:num w:numId="13">
     <w:abstractNumId w:val="7"/>
   </w:num>
-  <w:num w:numId="14" w16cid:durableId="432365227">
+  <w:num w:numId="14">
     <w:abstractNumId w:val="3"/>
   </w:num>
-  <w:num w:numId="15" w16cid:durableId="2055621048">
+  <w:num w:numId="15">
     <w:abstractNumId w:val="0"/>
   </w:num>
-  <w:num w:numId="16" w16cid:durableId="2100636631">
+  <w:num w:numId="16">
     <w:abstractNumId w:val="4"/>
   </w:num>
-  <w:num w:numId="17" w16cid:durableId="2103332710">
+  <w:num w:numId="17">
     <w:abstractNumId w:val="9"/>
   </w:num>
 </w:numbering>
 </file>
 
 <file path=word/styles.xml><?xml version="1.0" encoding="utf-8"?>
-<w:styles xmlns:mc="http://schemas.openxmlformats.org/markup-compatibility/2006" xmlns:r="http://schemas.openxmlformats.org/officeDocument/2006/relationships" xmlns:w="http://schemas.openxmlformats.org/wordprocessingml/2006/main" xmlns:w14="http://schemas.microsoft.com/office/word/2010/wordml" xmlns:w15="http://schemas.microsoft.com/office/word/2012/wordml" xmlns:w16cex="http://schemas.microsoft.com/office/word/2018/wordml/cex" xmlns:w16cid="http://schemas.microsoft.com/office/word/2016/wordml/cid" xmlns:w16="http://schemas.microsoft.com/office/word/2018/wordml" xmlns:w16du="http://schemas.microsoft.com/office/word/2023/wordml/word16du" xmlns:w16sdtdh="http://schemas.microsoft.com/office/word/2020/wordml/sdtdatahash" xmlns:w16sdtfl="http://schemas.microsoft.com/office/word/2024/wordml/sdtformatlock" xmlns:w16se="http://schemas.microsoft.com/office/word/2015/wordml/symex" mc:Ignorable="w14 w15 w16se w16cid w16 w16cex w16sdtdh w16sdtfl w16du">
+<w:styles xmlns:mc="http://schemas.openxmlformats.org/markup-compatibility/2006" xmlns:r="http://schemas.openxmlformats.org/officeDocument/2006/relationships" xmlns:w="http://schemas.openxmlformats.org/wordprocessingml/2006/main" xmlns:w14="http://schemas.microsoft.com/office/word/2010/wordml" xmlns:w15="http://schemas.microsoft.com/office/word/2012/wordml" xmlns:w16cid="http://schemas.microsoft.com/office/word/2016/wordml/cid" xmlns:w16se="http://schemas.microsoft.com/office/word/2015/wordml/symex" mc:Ignorable="w14 w15 w16se w16cid">
   <w:docDefaults>
     <w:rPrDefault>
       <w:rPr>
@@ -11361,7 +11966,7 @@
       </w:pPr>
     </w:pPrDefault>
   </w:docDefaults>
-  <w:latentStyles w:defLockedState="0" w:defUIPriority="99" w:defSemiHidden="0" w:defUnhideWhenUsed="0" w:defQFormat="0" w:count="376">
+  <w:latentStyles w:defLockedState="0" w:defUIPriority="99" w:defSemiHidden="0" w:defUnhideWhenUsed="0" w:defQFormat="0" w:count="375">
     <w:lsdException w:name="Normal" w:uiPriority="0" w:qFormat="1"/>
     <w:lsdException w:name="heading 1" w:uiPriority="9" w:qFormat="1"/>
     <w:lsdException w:name="heading 2" w:semiHidden="1" w:uiPriority="9" w:unhideWhenUsed="1" w:qFormat="1"/>
@@ -11737,7 +12342,6 @@
     <w:lsdException w:name="Smart Hyperlink" w:semiHidden="1" w:unhideWhenUsed="1"/>
     <w:lsdException w:name="Hashtag" w:semiHidden="1" w:unhideWhenUsed="1"/>
     <w:lsdException w:name="Unresolved Mention" w:semiHidden="1" w:unhideWhenUsed="1"/>
-    <w:lsdException w:name="Smart Link" w:semiHidden="1" w:unhideWhenUsed="1"/>
   </w:latentStyles>
   <w:style w:type="paragraph" w:default="1" w:styleId="Normal">
     <w:name w:val="Normal"/>
@@ -12667,7 +13271,7 @@
 </file>
 
 <file path=customXml/itemProps1.xml><?xml version="1.0" encoding="utf-8"?>
-<ds:datastoreItem xmlns:ds="http://schemas.openxmlformats.org/officeDocument/2006/customXml" ds:itemID="{DAC84F16-B9CD-4E72-8042-2B0C4FD33192}">
+<ds:datastoreItem xmlns:ds="http://schemas.openxmlformats.org/officeDocument/2006/customXml" ds:itemID="{6A0DD4F9-AF8A-4612-A02D-D07EF6717FAF}">
   <ds:schemaRefs>
     <ds:schemaRef ds:uri="http://schemas.openxmlformats.org/officeDocument/2006/bibliography"/>
   </ds:schemaRefs>

--- a/Socio_and_Sagabz/Formats/socio_format_new.docx
+++ b/Socio_and_Sagabz/Formats/socio_format_new.docx
@@ -233,7 +233,7 @@
                                 <w:szCs w:val="22"/>
                                 <w:rtl/>
                               </w:rPr>
-                              <w:t>‏21 דצמבר 2025</w:t>
+                              <w:t>‏17 פברואר 2026</w:t>
                             </w:r>
                             <w:r>
                               <w:rPr>
@@ -322,7 +322,7 @@
                                 <w:szCs w:val="22"/>
                                 <w:rtl/>
                               </w:rPr>
-                              <w:t>‏א' טבת תשפ"ו</w:t>
+                              <w:t>‏ל' שבט תשפ"ו</w:t>
                             </w:r>
                             <w:r>
                               <w:rPr>
@@ -471,7 +471,7 @@
                           <w:szCs w:val="22"/>
                           <w:rtl/>
                         </w:rPr>
-                        <w:t>‏21 דצמבר 2025</w:t>
+                        <w:t>‏17 פברואר 2026</w:t>
                       </w:r>
                       <w:r>
                         <w:rPr>
@@ -560,7 +560,7 @@
                           <w:szCs w:val="22"/>
                           <w:rtl/>
                         </w:rPr>
-                        <w:t>‏א' טבת תשפ"ו</w:t>
+                        <w:t>‏ל' שבט תשפ"ו</w:t>
                       </w:r>
                       <w:r>
                         <w:rPr>
@@ -8888,15 +8888,58 @@
                 <w:u w:val="single"/>
                 <w:rtl/>
               </w:rPr>
-              <w:t>יכולות בין-אישיות ():</w:t>
+              <w:t>יכולות בין-אישיות (</w:t>
             </w:r>
             <w:r>
               <w:rPr>
                 <w:rFonts w:ascii="David" w:eastAsia="Arial" w:hAnsi="David" w:cs="David"/>
                 <w:u w:val="single"/>
-                <w:rtl/>
-              </w:rPr>
-              <w:br/>
+              </w:rPr>
+              <w:t>{</w:t>
+            </w:r>
+            <w:r>
+              <w:rPr>
+                <w:rFonts w:ascii="David" w:eastAsia="Arial" w:hAnsi="David" w:cs="David"/>
+                <w:u w:val="single"/>
+              </w:rPr>
+              <w:t>{</w:t>
+            </w:r>
+            <w:proofErr w:type="spellStart"/>
+            <w:r>
+              <w:rPr>
+                <w:rFonts w:ascii="David" w:eastAsia="Arial" w:hAnsi="David" w:cs="David"/>
+                <w:u w:val="single"/>
+              </w:rPr>
+              <w:t>c</w:t>
+            </w:r>
+            <w:r>
+              <w:rPr>
+                <w:rFonts w:ascii="David" w:eastAsia="Arial" w:hAnsi="David" w:cs="David"/>
+                <w:u w:val="single"/>
+              </w:rPr>
+              <w:t>onserve_counts.</w:t>
+            </w:r>
+            <w:r>
+              <w:rPr>
+                <w:rFonts w:ascii="David" w:eastAsia="Arial" w:hAnsi="David" w:cs="David"/>
+                <w:u w:val="single"/>
+              </w:rPr>
+              <w:t>intrapersonal</w:t>
+            </w:r>
+            <w:proofErr w:type="spellEnd"/>
+            <w:r>
+              <w:rPr>
+                <w:rFonts w:ascii="David" w:eastAsia="Arial" w:hAnsi="David" w:cs="David"/>
+                <w:u w:val="single"/>
+              </w:rPr>
+              <w:t>}</w:t>
+            </w:r>
+            <w:r>
+              <w:rPr>
+                <w:rFonts w:ascii="David" w:eastAsia="Arial" w:hAnsi="David" w:cs="David"/>
+                <w:u w:val="single"/>
+              </w:rPr>
+              <w:t>}</w:t>
             </w:r>
             <w:r>
               <w:rPr>
@@ -8904,82 +8947,13 @@
                 <w:u w:val="single"/>
                 <w:rtl/>
               </w:rPr>
-              <w:t>יכולות תוך-אישיות ():</w:t>
-            </w:r>
-            <w:r>
-              <w:rPr>
-                <w:rFonts w:ascii="David" w:eastAsia="Arial" w:hAnsi="David" w:cs="David"/>
-                <w:u w:val="single"/>
-                <w:rtl/>
+              <w:t>):</w:t>
+            </w:r>
+            <w:r>
+              <w:rPr>
+                <w:rFonts w:ascii="David" w:eastAsia="Arial" w:hAnsi="David" w:cs="David"/>
               </w:rPr>
               <w:br/>
-            </w:r>
-            <w:r>
-              <w:rPr>
-                <w:rFonts w:ascii="David" w:eastAsia="Arial" w:hAnsi="David" w:cs="David" w:hint="cs"/>
-                <w:u w:val="single"/>
-                <w:rtl/>
-              </w:rPr>
-              <w:t>מנהיגות ():</w:t>
-            </w:r>
-            <w:r>
-              <w:rPr>
-                <w:rFonts w:ascii="David" w:eastAsia="Arial" w:hAnsi="David" w:cs="David"/>
-                <w:u w:val="single"/>
-                <w:rtl/>
-              </w:rPr>
-              <w:br/>
-            </w:r>
-            <w:r>
-              <w:rPr>
-                <w:rFonts w:ascii="David" w:eastAsia="Arial" w:hAnsi="David" w:cs="David" w:hint="cs"/>
-                <w:u w:val="single"/>
-                <w:rtl/>
-              </w:rPr>
-              <w:t>מקצועיות ():</w:t>
-            </w:r>
-            <w:r>
-              <w:rPr>
-                <w:rFonts w:ascii="David" w:eastAsia="Arial" w:hAnsi="David" w:cs="David"/>
-                <w:u w:val="single"/>
-                <w:rtl/>
-              </w:rPr>
-              <w:br/>
-            </w:r>
-            <w:r>
-              <w:rPr>
-                <w:rFonts w:ascii="David" w:eastAsia="Arial" w:hAnsi="David" w:cs="David" w:hint="cs"/>
-                <w:u w:val="single"/>
-                <w:rtl/>
-              </w:rPr>
-              <w:t>ניהול והתנהלות ():</w:t>
-            </w:r>
-            <w:r>
-              <w:rPr>
-                <w:rFonts w:ascii="David" w:eastAsia="Arial" w:hAnsi="David" w:cs="David"/>
-                <w:u w:val="single"/>
-                <w:rtl/>
-              </w:rPr>
-              <w:br/>
-            </w:r>
-            <w:r>
-              <w:rPr>
-                <w:rFonts w:ascii="David" w:eastAsia="Arial" w:hAnsi="David" w:cs="David" w:hint="cs"/>
-                <w:u w:val="single"/>
-                <w:rtl/>
-              </w:rPr>
-              <w:t>אחר ():</w:t>
-            </w:r>
-            <w:r>
-              <w:rPr>
-                <w:rFonts w:ascii="David" w:eastAsia="Arial" w:hAnsi="David" w:cs="David"/>
-              </w:rPr>
-              <w:br/>
-            </w:r>
-            <w:r>
-              <w:rPr>
-                <w:rFonts w:ascii="David" w:eastAsia="Arial" w:hAnsi="David" w:cs="David"/>
-              </w:rPr>
               <w:t xml:space="preserve">{% for point in </w:t>
             </w:r>
             <w:proofErr w:type="spellStart"/>
@@ -8987,7 +8961,13 @@
               <w:rPr>
                 <w:rFonts w:ascii="David" w:eastAsia="Arial" w:hAnsi="David" w:cs="David"/>
               </w:rPr>
-              <w:t>conserve.points</w:t>
+              <w:t>conserve.</w:t>
+            </w:r>
+            <w:r>
+              <w:rPr>
+                <w:rFonts w:ascii="David" w:eastAsia="Arial" w:hAnsi="David" w:cs="David"/>
+              </w:rPr>
+              <w:t>intrapersonal</w:t>
             </w:r>
             <w:proofErr w:type="spellEnd"/>
             <w:r>
@@ -9012,8 +8992,22 @@
               <w:rPr>
                 <w:rFonts w:ascii="David" w:eastAsia="Arial" w:hAnsi="David" w:cs="David"/>
               </w:rPr>
-              <w:t>{{point</w:t>
-            </w:r>
+              <w:t>{{</w:t>
+            </w:r>
+            <w:proofErr w:type="spellStart"/>
+            <w:r>
+              <w:rPr>
+                <w:rFonts w:ascii="David" w:eastAsia="Arial" w:hAnsi="David" w:cs="David"/>
+              </w:rPr>
+              <w:t>point</w:t>
+            </w:r>
+            <w:r>
+              <w:rPr>
+                <w:rFonts w:ascii="David" w:eastAsia="Arial" w:hAnsi="David" w:cs="David"/>
+              </w:rPr>
+              <w:t>.text</w:t>
+            </w:r>
+            <w:proofErr w:type="spellEnd"/>
             <w:proofErr w:type="gramStart"/>
             <w:r>
               <w:rPr>
@@ -9043,186 +9037,14 @@
               <w:t xml:space="preserve"> %}</w:t>
             </w:r>
           </w:p>
-        </w:tc>
-      </w:tr>
-      <w:tr>
-        <w:tc>
-          <w:tcPr>
-            <w:tcW w:w="2432" w:type="dxa"/>
-            <w:vAlign w:val="center"/>
-          </w:tcPr>
-          <w:p>
-            <w:pPr>
-              <w:jc w:val="center"/>
-              <w:rPr>
-                <w:rFonts w:ascii="David" w:hAnsi="David" w:cs="David"/>
-                <w:b/>
-                <w:bCs/>
-              </w:rPr>
-            </w:pPr>
-            <w:r>
-              <w:rPr>
-                <w:rFonts w:ascii="David" w:hAnsi="David" w:cs="David"/>
-                <w:b/>
-                <w:bCs/>
-                <w:rtl/>
-              </w:rPr>
-              <w:t>נקודות לשיפור</w:t>
-            </w:r>
-          </w:p>
-          <w:p>
-            <w:pPr>
-              <w:jc w:val="center"/>
-              <w:rPr>
-                <w:rFonts w:ascii="David" w:hAnsi="David" w:cs="David"/>
-                <w:b/>
-                <w:bCs/>
-                <w:rtl/>
-              </w:rPr>
-            </w:pPr>
-            <w:r>
-              <w:rPr>
-                <w:rFonts w:ascii="David" w:hAnsi="David" w:cs="David"/>
-                <w:lang w:val="he-IL" w:eastAsia="en-US" w:bidi="ar-SA"/>
-              </w:rPr>
-              <w:t>רמת היכרות גבוהה</w:t>
-            </w:r>
-            <w:r>
-              <w:rPr>
-                <w:rFonts w:ascii="David" w:hAnsi="David" w:cs="David"/>
-                <w:rtl/>
-                <w:lang w:val="he-IL" w:eastAsia="en-US"/>
-              </w:rPr>
-              <w:t xml:space="preserve"> </w:t>
-            </w:r>
-            <w:r>
-              <w:rPr>
-                <w:rFonts w:ascii="David" w:hAnsi="David" w:cs="David"/>
-                <w:lang w:val="he-IL" w:eastAsia="en-US" w:bidi="ar-SA"/>
-              </w:rPr>
-              <w:t xml:space="preserve"> </w:t>
-            </w:r>
-            <w:r>
-              <w:rPr>
-                <w:rFonts w:ascii="David" w:hAnsi="David" w:cs="David"/>
-                <w:rtl/>
-                <w:lang w:val="he-IL" w:eastAsia="en-US"/>
-              </w:rPr>
-              <w:t>&gt;</w:t>
-            </w:r>
-            <w:r>
-              <w:rPr>
-                <w:rFonts w:ascii="David" w:hAnsi="David" w:cs="David"/>
-                <w:lang w:val="he-IL" w:eastAsia="en-US" w:bidi="ar-SA"/>
-              </w:rPr>
-              <w:t xml:space="preserve"> </w:t>
-            </w:r>
-            <w:r>
-              <w:rPr>
-                <w:rFonts w:ascii="David" w:hAnsi="David" w:cs="David"/>
-                <w:rtl/>
-                <w:lang w:val="he-IL" w:eastAsia="en-US"/>
-              </w:rPr>
-              <w:t xml:space="preserve"> </w:t>
-            </w:r>
-            <w:r>
-              <w:rPr>
-                <w:rFonts w:ascii="David" w:hAnsi="David" w:cs="David"/>
-                <w:lang w:val="he-IL" w:eastAsia="en-US" w:bidi="ar-SA"/>
-              </w:rPr>
-              <w:t>4</w:t>
-            </w:r>
-            <w:r>
-              <w:rPr>
-                <w:rFonts w:ascii="MS Gothic" w:eastAsia="MS Gothic" w:hAnsi="MS Gothic" w:cs="MS Gothic" w:hint="eastAsia"/>
-                <w:lang w:val="he-IL" w:eastAsia="en-US" w:bidi="ar-SA"/>
-              </w:rPr>
-              <w:t>‬</w:t>
-            </w:r>
-            <w:r>
-              <w:rPr>
-                <w:rFonts w:ascii="MS Gothic" w:eastAsia="MS Gothic" w:hAnsi="MS Gothic" w:cs="MS Gothic" w:hint="eastAsia"/>
-              </w:rPr>
-              <w:t>‬</w:t>
-            </w:r>
-            <w:r>
-              <w:rPr>
-                <w:rFonts w:ascii="MS Gothic" w:eastAsia="MS Gothic" w:hAnsi="MS Gothic" w:cs="MS Gothic" w:hint="eastAsia"/>
-              </w:rPr>
-              <w:t>‬</w:t>
-            </w:r>
-            <w:r>
-              <w:rPr>
-                <w:rFonts w:ascii="MS Gothic" w:eastAsia="MS Gothic" w:hAnsi="MS Gothic" w:cs="MS Gothic" w:hint="eastAsia"/>
-              </w:rPr>
-              <w:t>‬</w:t>
-            </w:r>
-          </w:p>
-          <w:p>
-            <w:pPr>
-              <w:spacing w:line="360" w:lineRule="auto"/>
-              <w:jc w:val="center"/>
-              <w:rPr>
-                <w:rFonts w:ascii="David" w:hAnsi="David" w:cs="David"/>
-                <w:b/>
-                <w:bCs/>
-                <w:sz w:val="28"/>
-                <w:szCs w:val="28"/>
-                <w:rtl/>
-              </w:rPr>
-            </w:pPr>
-            <w:r>
-              <w:rPr>
-                <w:rFonts w:ascii="David" w:hAnsi="David" w:cs="David"/>
-                <w:lang w:val="he-IL" w:eastAsia="en-US" w:bidi="ar-SA"/>
-              </w:rPr>
-              <w:t xml:space="preserve">רמת היכרות נמוכה </w:t>
-            </w:r>
-            <w:r>
-              <w:rPr>
-                <w:rFonts w:ascii="Cambria Math" w:hAnsi="Cambria Math" w:cs="Cambria Math"/>
-                <w:lang w:val="he-IL" w:eastAsia="en-US" w:bidi="ar-SA"/>
-              </w:rPr>
-              <w:t>≥</w:t>
-            </w:r>
-            <w:r>
-              <w:rPr>
-                <w:rFonts w:ascii="David" w:hAnsi="David" w:cs="David"/>
-                <w:lang w:val="he-IL" w:eastAsia="en-US" w:bidi="ar-SA"/>
-              </w:rPr>
-              <w:t xml:space="preserve"> 4</w:t>
-            </w:r>
-            <w:r>
-              <w:rPr>
-                <w:rFonts w:ascii="MS Gothic" w:eastAsia="MS Gothic" w:hAnsi="MS Gothic" w:cs="MS Gothic" w:hint="eastAsia"/>
-                <w:lang w:val="he-IL" w:eastAsia="en-US" w:bidi="ar-SA"/>
-              </w:rPr>
-              <w:t>‬</w:t>
-            </w:r>
-            <w:r>
-              <w:rPr>
-                <w:rFonts w:ascii="MS Gothic" w:eastAsia="MS Gothic" w:hAnsi="MS Gothic" w:cs="MS Gothic" w:hint="eastAsia"/>
-              </w:rPr>
-              <w:t>‬</w:t>
-            </w:r>
-            <w:r>
-              <w:rPr>
-                <w:rFonts w:ascii="MS Gothic" w:eastAsia="MS Gothic" w:hAnsi="MS Gothic" w:cs="MS Gothic" w:hint="eastAsia"/>
-              </w:rPr>
-              <w:t>‬</w:t>
-            </w:r>
-            <w:r>
-              <w:rPr>
-                <w:rFonts w:ascii="MS Gothic" w:eastAsia="MS Gothic" w:hAnsi="MS Gothic" w:cs="MS Gothic" w:hint="eastAsia"/>
-              </w:rPr>
-              <w:t>‬</w:t>
-            </w:r>
-          </w:p>
-        </w:tc>
-        <w:tc>
-          <w:tcPr>
-            <w:tcW w:w="6288" w:type="dxa"/>
-          </w:tcPr>
+          <w:p>
+            <w:pPr>
+              <w:rPr>
+                <w:rFonts w:ascii="David" w:eastAsia="Arial" w:hAnsi="David" w:cs="David"/>
+                <w:u w:val="single"/>
+              </w:rPr>
+            </w:pPr>
+          </w:p>
           <w:p>
             <w:pPr>
               <w:rPr>
@@ -9235,15 +9057,51 @@
                 <w:u w:val="single"/>
                 <w:rtl/>
               </w:rPr>
-              <w:t>יכולות בין-אישיות ():</w:t>
+              <w:t>יכולות תוך-אישיות (</w:t>
             </w:r>
             <w:r>
               <w:rPr>
                 <w:rFonts w:ascii="David" w:eastAsia="Arial" w:hAnsi="David" w:cs="David"/>
                 <w:u w:val="single"/>
-                <w:rtl/>
-              </w:rPr>
-              <w:br/>
+              </w:rPr>
+              <w:t>{</w:t>
+            </w:r>
+            <w:r>
+              <w:rPr>
+                <w:rFonts w:ascii="David" w:eastAsia="Arial" w:hAnsi="David" w:cs="David"/>
+                <w:u w:val="single"/>
+              </w:rPr>
+              <w:t>{</w:t>
+            </w:r>
+            <w:proofErr w:type="spellStart"/>
+            <w:r>
+              <w:rPr>
+                <w:rFonts w:ascii="David" w:eastAsia="Arial" w:hAnsi="David" w:cs="David"/>
+                <w:u w:val="single"/>
+              </w:rPr>
+              <w:t>conserve_counts.</w:t>
+            </w:r>
+            <w:r>
+              <w:rPr>
+                <w:rFonts w:ascii="David" w:eastAsia="Arial" w:hAnsi="David" w:cs="David"/>
+                <w:u w:val="single"/>
+              </w:rPr>
+              <w:t>outerpersonal</w:t>
+            </w:r>
+            <w:proofErr w:type="spellEnd"/>
+            <w:r>
+              <w:rPr>
+                <w:rFonts w:ascii="David" w:eastAsia="Arial" w:hAnsi="David" w:cs="David"/>
+                <w:u w:val="single"/>
+              </w:rPr>
+              <w:t>}</w:t>
+            </w:r>
+            <w:r>
+              <w:rPr>
+                <w:rFonts w:ascii="David" w:eastAsia="Arial" w:hAnsi="David" w:cs="David"/>
+                <w:u w:val="single"/>
+              </w:rPr>
+              <w:t>}</w:t>
             </w:r>
             <w:r>
               <w:rPr>
@@ -9251,83 +9109,13 @@
                 <w:u w:val="single"/>
                 <w:rtl/>
               </w:rPr>
-              <w:t>יכולות תוך-אישיות ():</w:t>
-            </w:r>
-            <w:r>
-              <w:rPr>
-                <w:rFonts w:ascii="David" w:eastAsia="Arial" w:hAnsi="David" w:cs="David"/>
-                <w:u w:val="single"/>
-                <w:rtl/>
+              <w:t>):</w:t>
+            </w:r>
+            <w:r>
+              <w:rPr>
+                <w:rFonts w:ascii="David" w:eastAsia="Arial" w:hAnsi="David" w:cs="David"/>
               </w:rPr>
               <w:br/>
-            </w:r>
-            <w:r>
-              <w:rPr>
-                <w:rFonts w:ascii="David" w:eastAsia="Arial" w:hAnsi="David" w:cs="David" w:hint="cs"/>
-                <w:u w:val="single"/>
-                <w:rtl/>
-              </w:rPr>
-              <w:t>מנהיגות ():</w:t>
-            </w:r>
-            <w:r>
-              <w:rPr>
-                <w:rFonts w:ascii="David" w:eastAsia="Arial" w:hAnsi="David" w:cs="David"/>
-                <w:u w:val="single"/>
-                <w:rtl/>
-              </w:rPr>
-              <w:br/>
-            </w:r>
-            <w:r>
-              <w:rPr>
-                <w:rFonts w:ascii="David" w:eastAsia="Arial" w:hAnsi="David" w:cs="David" w:hint="cs"/>
-                <w:u w:val="single"/>
-                <w:rtl/>
-              </w:rPr>
-              <w:t>מקצועיות ():</w:t>
-            </w:r>
-            <w:r>
-              <w:rPr>
-                <w:rFonts w:ascii="David" w:eastAsia="Arial" w:hAnsi="David" w:cs="David"/>
-                <w:u w:val="single"/>
-                <w:rtl/>
-              </w:rPr>
-              <w:br/>
-            </w:r>
-            <w:r>
-              <w:rPr>
-                <w:rFonts w:ascii="David" w:eastAsia="Arial" w:hAnsi="David" w:cs="David" w:hint="cs"/>
-                <w:u w:val="single"/>
-                <w:rtl/>
-              </w:rPr>
-              <w:t>ניהול והתנהלות ():</w:t>
-            </w:r>
-            <w:r>
-              <w:rPr>
-                <w:rFonts w:ascii="David" w:eastAsia="Arial" w:hAnsi="David" w:cs="David"/>
-                <w:u w:val="single"/>
-                <w:rtl/>
-              </w:rPr>
-              <w:br/>
-            </w:r>
-            <w:r>
-              <w:rPr>
-                <w:rFonts w:ascii="David" w:eastAsia="Arial" w:hAnsi="David" w:cs="David" w:hint="cs"/>
-                <w:u w:val="single"/>
-                <w:rtl/>
-              </w:rPr>
-              <w:t>אחר ():</w:t>
-            </w:r>
-            <w:r>
-              <w:rPr>
-                <w:rFonts w:ascii="David" w:eastAsia="Arial" w:hAnsi="David" w:cs="David"/>
-                <w:rtl/>
-              </w:rPr>
-              <w:br/>
-            </w:r>
-            <w:r>
-              <w:rPr>
-                <w:rFonts w:ascii="David" w:eastAsia="Arial" w:hAnsi="David" w:cs="David"/>
-              </w:rPr>
               <w:t xml:space="preserve">{% for point in </w:t>
             </w:r>
             <w:proofErr w:type="spellStart"/>
@@ -9335,7 +9123,13 @@
               <w:rPr>
                 <w:rFonts w:ascii="David" w:eastAsia="Arial" w:hAnsi="David" w:cs="David"/>
               </w:rPr>
-              <w:t>improve.points</w:t>
+              <w:t>conserve.</w:t>
+            </w:r>
+            <w:r>
+              <w:rPr>
+                <w:rFonts w:ascii="David" w:eastAsia="Arial" w:hAnsi="David" w:cs="David"/>
+              </w:rPr>
+              <w:t>outerpersonal</w:t>
             </w:r>
             <w:proofErr w:type="spellEnd"/>
             <w:r>
@@ -9360,8 +9154,22 @@
               <w:rPr>
                 <w:rFonts w:ascii="David" w:eastAsia="Arial" w:hAnsi="David" w:cs="David"/>
               </w:rPr>
-              <w:t>{{point</w:t>
-            </w:r>
+              <w:t>{{</w:t>
+            </w:r>
+            <w:proofErr w:type="spellStart"/>
+            <w:r>
+              <w:rPr>
+                <w:rFonts w:ascii="David" w:eastAsia="Arial" w:hAnsi="David" w:cs="David"/>
+              </w:rPr>
+              <w:t>point</w:t>
+            </w:r>
+            <w:r>
+              <w:rPr>
+                <w:rFonts w:ascii="David" w:eastAsia="Arial" w:hAnsi="David" w:cs="David"/>
+              </w:rPr>
+              <w:t>.text</w:t>
+            </w:r>
+            <w:proofErr w:type="spellEnd"/>
             <w:proofErr w:type="gramStart"/>
             <w:r>
               <w:rPr>
@@ -9375,6 +9183,1636 @@
                 <w:rFonts w:ascii="David" w:eastAsia="Arial" w:hAnsi="David" w:cs="David"/>
               </w:rPr>
               <w:t xml:space="preserve">% </w:t>
+            </w:r>
+            <w:proofErr w:type="spellStart"/>
+            <w:r>
+              <w:rPr>
+                <w:rFonts w:ascii="David" w:eastAsia="Arial" w:hAnsi="David" w:cs="David"/>
+              </w:rPr>
+              <w:t>endfor</w:t>
+            </w:r>
+            <w:proofErr w:type="spellEnd"/>
+            <w:r>
+              <w:rPr>
+                <w:rFonts w:ascii="David" w:eastAsia="Arial" w:hAnsi="David" w:cs="David"/>
+              </w:rPr>
+              <w:t xml:space="preserve"> %}</w:t>
+            </w:r>
+          </w:p>
+          <w:p>
+            <w:pPr>
+              <w:rPr>
+                <w:rFonts w:ascii="David" w:eastAsia="Arial" w:hAnsi="David" w:cs="David"/>
+                <w:u w:val="single"/>
+              </w:rPr>
+            </w:pPr>
+          </w:p>
+          <w:p>
+            <w:pPr>
+              <w:rPr>
+                <w:rFonts w:ascii="David" w:eastAsia="Arial" w:hAnsi="David" w:cs="David"/>
+              </w:rPr>
+            </w:pPr>
+            <w:r>
+              <w:rPr>
+                <w:rFonts w:ascii="David" w:eastAsia="Arial" w:hAnsi="David" w:cs="David" w:hint="cs"/>
+                <w:u w:val="single"/>
+                <w:rtl/>
+              </w:rPr>
+              <w:t>מנהיגות (</w:t>
+            </w:r>
+            <w:r>
+              <w:rPr>
+                <w:rFonts w:ascii="David" w:eastAsia="Arial" w:hAnsi="David" w:cs="David"/>
+                <w:u w:val="single"/>
+              </w:rPr>
+              <w:t>{{</w:t>
+            </w:r>
+            <w:proofErr w:type="spellStart"/>
+            <w:r>
+              <w:rPr>
+                <w:rFonts w:ascii="David" w:eastAsia="Arial" w:hAnsi="David" w:cs="David"/>
+                <w:u w:val="single"/>
+              </w:rPr>
+              <w:t>conserve_counts.</w:t>
+            </w:r>
+            <w:r>
+              <w:rPr>
+                <w:rFonts w:ascii="David" w:eastAsia="Arial" w:hAnsi="David" w:cs="David"/>
+                <w:u w:val="single"/>
+              </w:rPr>
+              <w:t>leadership</w:t>
+            </w:r>
+            <w:proofErr w:type="spellEnd"/>
+            <w:r>
+              <w:rPr>
+                <w:rFonts w:ascii="David" w:eastAsia="Arial" w:hAnsi="David" w:cs="David"/>
+                <w:u w:val="single"/>
+              </w:rPr>
+              <w:t>}}</w:t>
+            </w:r>
+            <w:r>
+              <w:rPr>
+                <w:rFonts w:ascii="David" w:eastAsia="Arial" w:hAnsi="David" w:cs="David" w:hint="cs"/>
+                <w:u w:val="single"/>
+                <w:rtl/>
+              </w:rPr>
+              <w:t>):</w:t>
+            </w:r>
+            <w:r>
+              <w:rPr>
+                <w:rFonts w:ascii="David" w:eastAsia="Arial" w:hAnsi="David" w:cs="David"/>
+              </w:rPr>
+              <w:br/>
+              <w:t xml:space="preserve">{% for point in </w:t>
+            </w:r>
+            <w:proofErr w:type="spellStart"/>
+            <w:r>
+              <w:rPr>
+                <w:rFonts w:ascii="David" w:eastAsia="Arial" w:hAnsi="David" w:cs="David"/>
+              </w:rPr>
+              <w:t>conserve.</w:t>
+            </w:r>
+            <w:r>
+              <w:rPr>
+                <w:rFonts w:ascii="David" w:eastAsia="Arial" w:hAnsi="David" w:cs="David"/>
+              </w:rPr>
+              <w:t>leadership</w:t>
+            </w:r>
+            <w:proofErr w:type="spellEnd"/>
+            <w:r>
+              <w:rPr>
+                <w:rFonts w:ascii="David" w:eastAsia="Arial" w:hAnsi="David" w:cs="David"/>
+              </w:rPr>
+              <w:t xml:space="preserve"> %}</w:t>
+            </w:r>
+          </w:p>
+          <w:p>
+            <w:pPr>
+              <w:pStyle w:val="ListParagraph"/>
+              <w:numPr>
+                <w:ilvl w:val="0"/>
+                <w:numId w:val="17"/>
+              </w:numPr>
+              <w:rPr>
+                <w:rFonts w:ascii="David" w:eastAsia="Arial" w:hAnsi="David" w:cs="David"/>
+              </w:rPr>
+            </w:pPr>
+            <w:r>
+              <w:rPr>
+                <w:rFonts w:ascii="David" w:eastAsia="Arial" w:hAnsi="David" w:cs="David"/>
+              </w:rPr>
+              <w:t>{{</w:t>
+            </w:r>
+            <w:proofErr w:type="spellStart"/>
+            <w:r>
+              <w:rPr>
+                <w:rFonts w:ascii="David" w:eastAsia="Arial" w:hAnsi="David" w:cs="David"/>
+              </w:rPr>
+              <w:t>point</w:t>
+            </w:r>
+            <w:r>
+              <w:rPr>
+                <w:rFonts w:ascii="David" w:eastAsia="Arial" w:hAnsi="David" w:cs="David"/>
+              </w:rPr>
+              <w:t>.text</w:t>
+            </w:r>
+            <w:proofErr w:type="spellEnd"/>
+            <w:proofErr w:type="gramStart"/>
+            <w:r>
+              <w:rPr>
+                <w:rFonts w:ascii="David" w:eastAsia="Arial" w:hAnsi="David" w:cs="David"/>
+              </w:rPr>
+              <w:t>}}{</w:t>
+            </w:r>
+            <w:proofErr w:type="gramEnd"/>
+            <w:r>
+              <w:rPr>
+                <w:rFonts w:ascii="David" w:eastAsia="Arial" w:hAnsi="David" w:cs="David"/>
+              </w:rPr>
+              <w:t xml:space="preserve">% </w:t>
+            </w:r>
+            <w:proofErr w:type="spellStart"/>
+            <w:r>
+              <w:rPr>
+                <w:rFonts w:ascii="David" w:eastAsia="Arial" w:hAnsi="David" w:cs="David"/>
+              </w:rPr>
+              <w:t>endfor</w:t>
+            </w:r>
+            <w:proofErr w:type="spellEnd"/>
+            <w:r>
+              <w:rPr>
+                <w:rFonts w:ascii="David" w:eastAsia="Arial" w:hAnsi="David" w:cs="David"/>
+              </w:rPr>
+              <w:t xml:space="preserve"> %}</w:t>
+            </w:r>
+          </w:p>
+          <w:p>
+            <w:pPr>
+              <w:rPr>
+                <w:rFonts w:ascii="David" w:eastAsia="Arial" w:hAnsi="David" w:cs="David"/>
+                <w:u w:val="single"/>
+              </w:rPr>
+            </w:pPr>
+            <w:bookmarkStart w:id="0" w:name="_GoBack"/>
+            <w:bookmarkEnd w:id="0"/>
+          </w:p>
+          <w:p>
+            <w:pPr>
+              <w:rPr>
+                <w:rFonts w:ascii="David" w:eastAsia="Arial" w:hAnsi="David" w:cs="David"/>
+                <w:u w:val="single"/>
+              </w:rPr>
+            </w:pPr>
+            <w:r>
+              <w:rPr>
+                <w:rFonts w:ascii="David" w:eastAsia="Arial" w:hAnsi="David" w:cs="David" w:hint="cs"/>
+                <w:u w:val="single"/>
+                <w:rtl/>
+              </w:rPr>
+              <w:t xml:space="preserve">מקצועיות </w:t>
+            </w:r>
+            <w:r>
+              <w:rPr>
+                <w:rFonts w:ascii="David" w:eastAsia="Arial" w:hAnsi="David" w:cs="David" w:hint="cs"/>
+                <w:u w:val="single"/>
+                <w:rtl/>
+              </w:rPr>
+              <w:t>(</w:t>
+            </w:r>
+            <w:r>
+              <w:rPr>
+                <w:rFonts w:ascii="David" w:eastAsia="Arial" w:hAnsi="David" w:cs="David"/>
+                <w:u w:val="single"/>
+              </w:rPr>
+              <w:t>{{conserve_counts.</w:t>
+            </w:r>
+            <w:r>
+              <w:rPr>
+                <w:rFonts w:ascii="David" w:eastAsia="Arial" w:hAnsi="David" w:cs="David"/>
+              </w:rPr>
+              <w:t>professionalism</w:t>
+            </w:r>
+            <w:r>
+              <w:rPr>
+                <w:rFonts w:ascii="David" w:eastAsia="Arial" w:hAnsi="David" w:cs="David"/>
+                <w:u w:val="single"/>
+              </w:rPr>
+              <w:t>}}</w:t>
+            </w:r>
+            <w:r>
+              <w:rPr>
+                <w:rFonts w:ascii="David" w:eastAsia="Arial" w:hAnsi="David" w:cs="David" w:hint="cs"/>
+                <w:u w:val="single"/>
+                <w:rtl/>
+              </w:rPr>
+              <w:t>)</w:t>
+            </w:r>
+            <w:r>
+              <w:rPr>
+                <w:rFonts w:ascii="David" w:eastAsia="Arial" w:hAnsi="David" w:cs="David" w:hint="cs"/>
+                <w:u w:val="single"/>
+                <w:rtl/>
+              </w:rPr>
+              <w:t>:</w:t>
+            </w:r>
+            <w:r>
+              <w:rPr>
+                <w:rFonts w:ascii="David" w:eastAsia="Arial" w:hAnsi="David" w:cs="David"/>
+              </w:rPr>
+              <w:br/>
+              <w:t xml:space="preserve">{% for point in </w:t>
+            </w:r>
+            <w:proofErr w:type="spellStart"/>
+            <w:r>
+              <w:rPr>
+                <w:rFonts w:ascii="David" w:eastAsia="Arial" w:hAnsi="David" w:cs="David"/>
+              </w:rPr>
+              <w:t>conserve.</w:t>
+            </w:r>
+            <w:r>
+              <w:rPr>
+                <w:rFonts w:ascii="David" w:eastAsia="Arial" w:hAnsi="David" w:cs="David"/>
+              </w:rPr>
+              <w:t>professionalism</w:t>
+            </w:r>
+            <w:proofErr w:type="spellEnd"/>
+            <w:r>
+              <w:rPr>
+                <w:rFonts w:ascii="David" w:eastAsia="Arial" w:hAnsi="David" w:cs="David"/>
+              </w:rPr>
+              <w:t xml:space="preserve"> %}</w:t>
+            </w:r>
+          </w:p>
+          <w:p>
+            <w:pPr>
+              <w:pStyle w:val="ListParagraph"/>
+              <w:numPr>
+                <w:ilvl w:val="0"/>
+                <w:numId w:val="17"/>
+              </w:numPr>
+              <w:rPr>
+                <w:rFonts w:ascii="David" w:eastAsia="Arial" w:hAnsi="David" w:cs="David"/>
+              </w:rPr>
+            </w:pPr>
+            <w:r>
+              <w:rPr>
+                <w:rFonts w:ascii="David" w:eastAsia="Arial" w:hAnsi="David" w:cs="David"/>
+              </w:rPr>
+              <w:t>{{</w:t>
+            </w:r>
+            <w:proofErr w:type="spellStart"/>
+            <w:r>
+              <w:rPr>
+                <w:rFonts w:ascii="David" w:eastAsia="Arial" w:hAnsi="David" w:cs="David"/>
+              </w:rPr>
+              <w:t>point</w:t>
+            </w:r>
+            <w:r>
+              <w:rPr>
+                <w:rFonts w:ascii="David" w:eastAsia="Arial" w:hAnsi="David" w:cs="David"/>
+              </w:rPr>
+              <w:t>.text</w:t>
+            </w:r>
+            <w:proofErr w:type="spellEnd"/>
+            <w:proofErr w:type="gramStart"/>
+            <w:r>
+              <w:rPr>
+                <w:rFonts w:ascii="David" w:eastAsia="Arial" w:hAnsi="David" w:cs="David"/>
+              </w:rPr>
+              <w:t>}}{</w:t>
+            </w:r>
+            <w:proofErr w:type="gramEnd"/>
+            <w:r>
+              <w:rPr>
+                <w:rFonts w:ascii="David" w:eastAsia="Arial" w:hAnsi="David" w:cs="David"/>
+              </w:rPr>
+              <w:t xml:space="preserve">% </w:t>
+            </w:r>
+            <w:proofErr w:type="spellStart"/>
+            <w:r>
+              <w:rPr>
+                <w:rFonts w:ascii="David" w:eastAsia="Arial" w:hAnsi="David" w:cs="David"/>
+              </w:rPr>
+              <w:t>endfor</w:t>
+            </w:r>
+            <w:proofErr w:type="spellEnd"/>
+            <w:r>
+              <w:rPr>
+                <w:rFonts w:ascii="David" w:eastAsia="Arial" w:hAnsi="David" w:cs="David"/>
+              </w:rPr>
+              <w:t xml:space="preserve"> %}</w:t>
+            </w:r>
+          </w:p>
+          <w:p>
+            <w:pPr>
+              <w:rPr>
+                <w:rFonts w:ascii="David" w:eastAsia="Arial" w:hAnsi="David" w:cs="David"/>
+                <w:u w:val="single"/>
+              </w:rPr>
+            </w:pPr>
+          </w:p>
+          <w:p>
+            <w:pPr>
+              <w:rPr>
+                <w:rFonts w:ascii="David" w:eastAsia="Arial" w:hAnsi="David" w:cs="David"/>
+              </w:rPr>
+            </w:pPr>
+            <w:r>
+              <w:rPr>
+                <w:rFonts w:ascii="David" w:eastAsia="Arial" w:hAnsi="David" w:cs="David" w:hint="cs"/>
+                <w:u w:val="single"/>
+                <w:rtl/>
+              </w:rPr>
+              <w:t>ניהול והתנהלות (</w:t>
+            </w:r>
+            <w:r>
+              <w:rPr>
+                <w:rFonts w:ascii="David" w:eastAsia="Arial" w:hAnsi="David" w:cs="David"/>
+                <w:u w:val="single"/>
+              </w:rPr>
+              <w:t>{{</w:t>
+            </w:r>
+            <w:proofErr w:type="spellStart"/>
+            <w:r>
+              <w:rPr>
+                <w:rFonts w:ascii="David" w:eastAsia="Arial" w:hAnsi="David" w:cs="David"/>
+                <w:u w:val="single"/>
+              </w:rPr>
+              <w:t>conserve_counts</w:t>
+            </w:r>
+            <w:proofErr w:type="spellEnd"/>
+            <w:r>
+              <w:rPr>
+                <w:rFonts w:ascii="David" w:eastAsia="Arial" w:hAnsi="David" w:cs="David"/>
+                <w:u w:val="single"/>
+              </w:rPr>
+              <w:t>.</w:t>
+            </w:r>
+            <w:r>
+              <w:rPr>
+                <w:rFonts w:ascii="David" w:eastAsia="Arial" w:hAnsi="David" w:cs="David"/>
+              </w:rPr>
+              <w:t xml:space="preserve"> </w:t>
+            </w:r>
+            <w:r>
+              <w:rPr>
+                <w:rFonts w:ascii="David" w:eastAsia="Arial" w:hAnsi="David" w:cs="David"/>
+              </w:rPr>
+              <w:t>conduct</w:t>
+            </w:r>
+            <w:r>
+              <w:rPr>
+                <w:rFonts w:ascii="David" w:eastAsia="Arial" w:hAnsi="David" w:cs="David"/>
+                <w:u w:val="single"/>
+              </w:rPr>
+              <w:t>}}</w:t>
+            </w:r>
+            <w:r>
+              <w:rPr>
+                <w:rFonts w:ascii="David" w:eastAsia="Arial" w:hAnsi="David" w:cs="David" w:hint="cs"/>
+                <w:u w:val="single"/>
+                <w:rtl/>
+              </w:rPr>
+              <w:t>):</w:t>
+            </w:r>
+            <w:r>
+              <w:rPr>
+                <w:rFonts w:ascii="David" w:eastAsia="Arial" w:hAnsi="David" w:cs="David"/>
+              </w:rPr>
+              <w:br/>
+              <w:t xml:space="preserve">{% for point in </w:t>
+            </w:r>
+            <w:proofErr w:type="spellStart"/>
+            <w:proofErr w:type="gramStart"/>
+            <w:r>
+              <w:rPr>
+                <w:rFonts w:ascii="David" w:eastAsia="Arial" w:hAnsi="David" w:cs="David"/>
+              </w:rPr>
+              <w:t>conserve.</w:t>
+            </w:r>
+            <w:r>
+              <w:rPr>
+                <w:rFonts w:ascii="David" w:eastAsia="Arial" w:hAnsi="David" w:cs="David"/>
+              </w:rPr>
+              <w:t>conduct</w:t>
+            </w:r>
+            <w:proofErr w:type="spellEnd"/>
+            <w:proofErr w:type="gramEnd"/>
+            <w:r>
+              <w:rPr>
+                <w:rFonts w:ascii="David" w:eastAsia="Arial" w:hAnsi="David" w:cs="David"/>
+              </w:rPr>
+              <w:t xml:space="preserve"> %}</w:t>
+            </w:r>
+          </w:p>
+          <w:p>
+            <w:pPr>
+              <w:pStyle w:val="ListParagraph"/>
+              <w:numPr>
+                <w:ilvl w:val="0"/>
+                <w:numId w:val="17"/>
+              </w:numPr>
+              <w:rPr>
+                <w:rFonts w:ascii="David" w:eastAsia="Arial" w:hAnsi="David" w:cs="David"/>
+              </w:rPr>
+            </w:pPr>
+            <w:proofErr w:type="gramStart"/>
+            <w:r>
+              <w:rPr>
+                <w:rFonts w:ascii="David" w:eastAsia="Arial" w:hAnsi="David" w:cs="David"/>
+              </w:rPr>
+              <w:t>{{</w:t>
+            </w:r>
+            <w:r>
+              <w:rPr>
+                <w:rFonts w:ascii="David" w:eastAsia="Arial" w:hAnsi="David" w:cs="David"/>
+              </w:rPr>
+              <w:t xml:space="preserve"> </w:t>
+            </w:r>
+            <w:proofErr w:type="spellStart"/>
+            <w:r>
+              <w:rPr>
+                <w:rFonts w:ascii="David" w:eastAsia="Arial" w:hAnsi="David" w:cs="David"/>
+              </w:rPr>
+              <w:t>point</w:t>
+            </w:r>
+            <w:proofErr w:type="gramEnd"/>
+            <w:r>
+              <w:rPr>
+                <w:rFonts w:ascii="David" w:eastAsia="Arial" w:hAnsi="David" w:cs="David"/>
+              </w:rPr>
+              <w:t>.text</w:t>
+            </w:r>
+            <w:proofErr w:type="spellEnd"/>
+            <w:r>
+              <w:rPr>
+                <w:rFonts w:ascii="David" w:eastAsia="Arial" w:hAnsi="David" w:cs="David"/>
+              </w:rPr>
+              <w:t xml:space="preserve">}}{% </w:t>
+            </w:r>
+            <w:proofErr w:type="spellStart"/>
+            <w:r>
+              <w:rPr>
+                <w:rFonts w:ascii="David" w:eastAsia="Arial" w:hAnsi="David" w:cs="David"/>
+              </w:rPr>
+              <w:t>endfor</w:t>
+            </w:r>
+            <w:proofErr w:type="spellEnd"/>
+            <w:r>
+              <w:rPr>
+                <w:rFonts w:ascii="David" w:eastAsia="Arial" w:hAnsi="David" w:cs="David"/>
+              </w:rPr>
+              <w:t xml:space="preserve"> %}</w:t>
+            </w:r>
+          </w:p>
+          <w:p>
+            <w:pPr>
+              <w:rPr>
+                <w:rFonts w:ascii="David" w:eastAsia="Arial" w:hAnsi="David" w:cs="David"/>
+                <w:u w:val="single"/>
+              </w:rPr>
+            </w:pPr>
+          </w:p>
+          <w:p>
+            <w:pPr>
+              <w:rPr>
+                <w:rFonts w:ascii="David" w:eastAsia="Arial" w:hAnsi="David" w:cs="David"/>
+              </w:rPr>
+            </w:pPr>
+            <w:r>
+              <w:rPr>
+                <w:rFonts w:ascii="David" w:eastAsia="Arial" w:hAnsi="David" w:cs="David" w:hint="cs"/>
+                <w:u w:val="single"/>
+                <w:rtl/>
+              </w:rPr>
+              <w:t>אחר (</w:t>
+            </w:r>
+            <w:r>
+              <w:rPr>
+                <w:rFonts w:ascii="David" w:eastAsia="Arial" w:hAnsi="David" w:cs="David"/>
+                <w:u w:val="single"/>
+              </w:rPr>
+              <w:t>{{</w:t>
+            </w:r>
+            <w:proofErr w:type="spellStart"/>
+            <w:r>
+              <w:rPr>
+                <w:rFonts w:ascii="David" w:eastAsia="Arial" w:hAnsi="David" w:cs="David"/>
+                <w:u w:val="single"/>
+              </w:rPr>
+              <w:t>conserve_counts</w:t>
+            </w:r>
+            <w:proofErr w:type="spellEnd"/>
+            <w:r>
+              <w:rPr>
+                <w:rFonts w:ascii="David" w:eastAsia="Arial" w:hAnsi="David" w:cs="David"/>
+                <w:u w:val="single"/>
+              </w:rPr>
+              <w:t>.</w:t>
+            </w:r>
+            <w:r>
+              <w:rPr>
+                <w:rFonts w:ascii="David" w:eastAsia="Arial" w:hAnsi="David" w:cs="David"/>
+              </w:rPr>
+              <w:t xml:space="preserve"> </w:t>
+            </w:r>
+            <w:r>
+              <w:rPr>
+                <w:rFonts w:ascii="David" w:eastAsia="Arial" w:hAnsi="David" w:cs="David"/>
+              </w:rPr>
+              <w:t>other</w:t>
+            </w:r>
+            <w:r>
+              <w:rPr>
+                <w:rFonts w:ascii="David" w:eastAsia="Arial" w:hAnsi="David" w:cs="David"/>
+                <w:u w:val="single"/>
+              </w:rPr>
+              <w:t>}}</w:t>
+            </w:r>
+            <w:r>
+              <w:rPr>
+                <w:rFonts w:ascii="David" w:eastAsia="Arial" w:hAnsi="David" w:cs="David" w:hint="cs"/>
+                <w:u w:val="single"/>
+                <w:rtl/>
+              </w:rPr>
+              <w:t>):</w:t>
+            </w:r>
+            <w:r>
+              <w:rPr>
+                <w:rFonts w:ascii="David" w:eastAsia="Arial" w:hAnsi="David" w:cs="David"/>
+              </w:rPr>
+              <w:br/>
+              <w:t xml:space="preserve">{% for point in </w:t>
+            </w:r>
+            <w:proofErr w:type="spellStart"/>
+            <w:proofErr w:type="gramStart"/>
+            <w:r>
+              <w:rPr>
+                <w:rFonts w:ascii="David" w:eastAsia="Arial" w:hAnsi="David" w:cs="David"/>
+              </w:rPr>
+              <w:t>conserve.</w:t>
+            </w:r>
+            <w:r>
+              <w:rPr>
+                <w:rFonts w:ascii="David" w:eastAsia="Arial" w:hAnsi="David" w:cs="David"/>
+              </w:rPr>
+              <w:t>other</w:t>
+            </w:r>
+            <w:proofErr w:type="spellEnd"/>
+            <w:proofErr w:type="gramEnd"/>
+            <w:r>
+              <w:rPr>
+                <w:rFonts w:ascii="David" w:eastAsia="Arial" w:hAnsi="David" w:cs="David"/>
+              </w:rPr>
+              <w:t xml:space="preserve"> %}</w:t>
+            </w:r>
+          </w:p>
+          <w:p>
+            <w:pPr>
+              <w:pStyle w:val="ListParagraph"/>
+              <w:numPr>
+                <w:ilvl w:val="0"/>
+                <w:numId w:val="17"/>
+              </w:numPr>
+              <w:rPr>
+                <w:rFonts w:ascii="David" w:eastAsia="Arial" w:hAnsi="David" w:cs="David"/>
+              </w:rPr>
+            </w:pPr>
+            <w:proofErr w:type="gramStart"/>
+            <w:r>
+              <w:rPr>
+                <w:rFonts w:ascii="David" w:eastAsia="Arial" w:hAnsi="David" w:cs="David"/>
+              </w:rPr>
+              <w:t>{{</w:t>
+            </w:r>
+            <w:r>
+              <w:rPr>
+                <w:rFonts w:ascii="David" w:eastAsia="Arial" w:hAnsi="David" w:cs="David"/>
+              </w:rPr>
+              <w:t xml:space="preserve"> </w:t>
+            </w:r>
+            <w:proofErr w:type="spellStart"/>
+            <w:r>
+              <w:rPr>
+                <w:rFonts w:ascii="David" w:eastAsia="Arial" w:hAnsi="David" w:cs="David"/>
+              </w:rPr>
+              <w:t>point</w:t>
+            </w:r>
+            <w:proofErr w:type="gramEnd"/>
+            <w:r>
+              <w:rPr>
+                <w:rFonts w:ascii="David" w:eastAsia="Arial" w:hAnsi="David" w:cs="David"/>
+              </w:rPr>
+              <w:t>.text</w:t>
+            </w:r>
+            <w:proofErr w:type="spellEnd"/>
+            <w:r>
+              <w:rPr>
+                <w:rFonts w:ascii="David" w:eastAsia="Arial" w:hAnsi="David" w:cs="David"/>
+              </w:rPr>
+              <w:t xml:space="preserve">}}{% </w:t>
+            </w:r>
+            <w:proofErr w:type="spellStart"/>
+            <w:r>
+              <w:rPr>
+                <w:rFonts w:ascii="David" w:eastAsia="Arial" w:hAnsi="David" w:cs="David"/>
+              </w:rPr>
+              <w:t>endfor</w:t>
+            </w:r>
+            <w:proofErr w:type="spellEnd"/>
+            <w:r>
+              <w:rPr>
+                <w:rFonts w:ascii="David" w:eastAsia="Arial" w:hAnsi="David" w:cs="David"/>
+              </w:rPr>
+              <w:t xml:space="preserve"> %}</w:t>
+            </w:r>
+          </w:p>
+        </w:tc>
+      </w:tr>
+      <w:tr>
+        <w:tc>
+          <w:tcPr>
+            <w:tcW w:w="2432" w:type="dxa"/>
+            <w:vAlign w:val="center"/>
+          </w:tcPr>
+          <w:p>
+            <w:pPr>
+              <w:jc w:val="center"/>
+              <w:rPr>
+                <w:rFonts w:ascii="David" w:hAnsi="David" w:cs="David"/>
+                <w:b/>
+                <w:bCs/>
+              </w:rPr>
+            </w:pPr>
+            <w:r>
+              <w:rPr>
+                <w:rFonts w:ascii="David" w:hAnsi="David" w:cs="David"/>
+                <w:b/>
+                <w:bCs/>
+                <w:rtl/>
+              </w:rPr>
+              <w:t>נקודות לשיפור</w:t>
+            </w:r>
+          </w:p>
+          <w:p>
+            <w:pPr>
+              <w:jc w:val="center"/>
+              <w:rPr>
+                <w:rFonts w:ascii="David" w:hAnsi="David" w:cs="David"/>
+                <w:b/>
+                <w:bCs/>
+                <w:rtl/>
+              </w:rPr>
+            </w:pPr>
+            <w:r>
+              <w:rPr>
+                <w:rFonts w:ascii="David" w:hAnsi="David" w:cs="David"/>
+                <w:lang w:val="he-IL" w:eastAsia="en-US" w:bidi="ar-SA"/>
+              </w:rPr>
+              <w:t>רמת היכרות גבוהה</w:t>
+            </w:r>
+            <w:r>
+              <w:rPr>
+                <w:rFonts w:ascii="David" w:hAnsi="David" w:cs="David"/>
+                <w:rtl/>
+                <w:lang w:val="he-IL" w:eastAsia="en-US"/>
+              </w:rPr>
+              <w:t xml:space="preserve"> </w:t>
+            </w:r>
+            <w:r>
+              <w:rPr>
+                <w:rFonts w:ascii="David" w:hAnsi="David" w:cs="David"/>
+                <w:lang w:val="he-IL" w:eastAsia="en-US" w:bidi="ar-SA"/>
+              </w:rPr>
+              <w:t xml:space="preserve"> </w:t>
+            </w:r>
+            <w:r>
+              <w:rPr>
+                <w:rFonts w:ascii="David" w:hAnsi="David" w:cs="David"/>
+                <w:rtl/>
+                <w:lang w:val="he-IL" w:eastAsia="en-US"/>
+              </w:rPr>
+              <w:t>&gt;</w:t>
+            </w:r>
+            <w:r>
+              <w:rPr>
+                <w:rFonts w:ascii="David" w:hAnsi="David" w:cs="David"/>
+                <w:lang w:val="he-IL" w:eastAsia="en-US" w:bidi="ar-SA"/>
+              </w:rPr>
+              <w:t xml:space="preserve"> </w:t>
+            </w:r>
+            <w:r>
+              <w:rPr>
+                <w:rFonts w:ascii="David" w:hAnsi="David" w:cs="David"/>
+                <w:rtl/>
+                <w:lang w:val="he-IL" w:eastAsia="en-US"/>
+              </w:rPr>
+              <w:t xml:space="preserve"> </w:t>
+            </w:r>
+            <w:r>
+              <w:rPr>
+                <w:rFonts w:ascii="David" w:hAnsi="David" w:cs="David"/>
+                <w:lang w:val="he-IL" w:eastAsia="en-US" w:bidi="ar-SA"/>
+              </w:rPr>
+              <w:t>4</w:t>
+            </w:r>
+            <w:r>
+              <w:rPr>
+                <w:rFonts w:ascii="MS Gothic" w:eastAsia="MS Gothic" w:hAnsi="MS Gothic" w:cs="MS Gothic" w:hint="eastAsia"/>
+                <w:lang w:val="he-IL" w:eastAsia="en-US" w:bidi="ar-SA"/>
+              </w:rPr>
+              <w:t>‬</w:t>
+            </w:r>
+            <w:r>
+              <w:rPr>
+                <w:rFonts w:ascii="MS Gothic" w:eastAsia="MS Gothic" w:hAnsi="MS Gothic" w:cs="MS Gothic" w:hint="eastAsia"/>
+              </w:rPr>
+              <w:t>‬</w:t>
+            </w:r>
+            <w:r>
+              <w:rPr>
+                <w:rFonts w:ascii="MS Gothic" w:eastAsia="MS Gothic" w:hAnsi="MS Gothic" w:cs="MS Gothic" w:hint="eastAsia"/>
+              </w:rPr>
+              <w:t>‬</w:t>
+            </w:r>
+            <w:r>
+              <w:rPr>
+                <w:rFonts w:ascii="MS Gothic" w:eastAsia="MS Gothic" w:hAnsi="MS Gothic" w:cs="MS Gothic" w:hint="eastAsia"/>
+              </w:rPr>
+              <w:t>‬</w:t>
+            </w:r>
+          </w:p>
+          <w:p>
+            <w:pPr>
+              <w:spacing w:line="360" w:lineRule="auto"/>
+              <w:jc w:val="center"/>
+              <w:rPr>
+                <w:rFonts w:ascii="David" w:hAnsi="David" w:cs="David"/>
+                <w:b/>
+                <w:bCs/>
+                <w:sz w:val="28"/>
+                <w:szCs w:val="28"/>
+                <w:rtl/>
+              </w:rPr>
+            </w:pPr>
+            <w:r>
+              <w:rPr>
+                <w:rFonts w:ascii="David" w:hAnsi="David" w:cs="David"/>
+                <w:lang w:val="he-IL" w:eastAsia="en-US" w:bidi="ar-SA"/>
+              </w:rPr>
+              <w:t xml:space="preserve">רמת היכרות נמוכה </w:t>
+            </w:r>
+            <w:r>
+              <w:rPr>
+                <w:rFonts w:ascii="Cambria Math" w:hAnsi="Cambria Math" w:cs="Cambria Math"/>
+                <w:lang w:val="he-IL" w:eastAsia="en-US" w:bidi="ar-SA"/>
+              </w:rPr>
+              <w:t>≥</w:t>
+            </w:r>
+            <w:r>
+              <w:rPr>
+                <w:rFonts w:ascii="David" w:hAnsi="David" w:cs="David"/>
+                <w:lang w:val="he-IL" w:eastAsia="en-US" w:bidi="ar-SA"/>
+              </w:rPr>
+              <w:t xml:space="preserve"> 4</w:t>
+            </w:r>
+            <w:r>
+              <w:rPr>
+                <w:rFonts w:ascii="MS Gothic" w:eastAsia="MS Gothic" w:hAnsi="MS Gothic" w:cs="MS Gothic" w:hint="eastAsia"/>
+                <w:lang w:val="he-IL" w:eastAsia="en-US" w:bidi="ar-SA"/>
+              </w:rPr>
+              <w:t>‬</w:t>
+            </w:r>
+            <w:r>
+              <w:rPr>
+                <w:rFonts w:ascii="MS Gothic" w:eastAsia="MS Gothic" w:hAnsi="MS Gothic" w:cs="MS Gothic" w:hint="eastAsia"/>
+              </w:rPr>
+              <w:t>‬</w:t>
+            </w:r>
+            <w:r>
+              <w:rPr>
+                <w:rFonts w:ascii="MS Gothic" w:eastAsia="MS Gothic" w:hAnsi="MS Gothic" w:cs="MS Gothic" w:hint="eastAsia"/>
+              </w:rPr>
+              <w:t>‬</w:t>
+            </w:r>
+            <w:r>
+              <w:rPr>
+                <w:rFonts w:ascii="MS Gothic" w:eastAsia="MS Gothic" w:hAnsi="MS Gothic" w:cs="MS Gothic" w:hint="eastAsia"/>
+              </w:rPr>
+              <w:t>‬</w:t>
+            </w:r>
+          </w:p>
+        </w:tc>
+        <w:tc>
+          <w:tcPr>
+            <w:tcW w:w="6288" w:type="dxa"/>
+          </w:tcPr>
+          <w:p>
+            <w:pPr>
+              <w:rPr>
+                <w:rFonts w:ascii="David" w:eastAsia="Arial" w:hAnsi="David" w:cs="David"/>
+                <w:rtl/>
+              </w:rPr>
+            </w:pPr>
+            <w:r>
+              <w:rPr>
+                <w:rFonts w:ascii="David" w:eastAsia="Arial" w:hAnsi="David" w:cs="David"/>
+                <w:rtl/>
+              </w:rPr>
+              <w:t>יכולות בין-אישיות (</w:t>
+            </w:r>
+            <w:r>
+              <w:rPr>
+                <w:rFonts w:ascii="David" w:eastAsia="Arial" w:hAnsi="David" w:cs="David"/>
+              </w:rPr>
+              <w:t>{{</w:t>
+            </w:r>
+            <w:proofErr w:type="spellStart"/>
+            <w:r>
+              <w:rPr>
+                <w:rFonts w:ascii="David" w:eastAsia="Arial" w:hAnsi="David" w:cs="David"/>
+              </w:rPr>
+              <w:t>improve_counts.intrapersonal</w:t>
+            </w:r>
+            <w:proofErr w:type="spellEnd"/>
+            <w:r>
+              <w:rPr>
+                <w:rFonts w:ascii="David" w:eastAsia="Arial" w:hAnsi="David" w:cs="David"/>
+              </w:rPr>
+              <w:t>}}</w:t>
+            </w:r>
+            <w:r>
+              <w:rPr>
+                <w:rFonts w:ascii="David" w:eastAsia="Arial" w:hAnsi="David" w:cs="David"/>
+                <w:rtl/>
+              </w:rPr>
+              <w:t>):</w:t>
+            </w:r>
+          </w:p>
+          <w:p>
+            <w:pPr>
+              <w:rPr>
+                <w:rFonts w:ascii="David" w:eastAsia="Arial" w:hAnsi="David" w:cs="David"/>
+              </w:rPr>
+            </w:pPr>
+            <w:r>
+              <w:rPr>
+                <w:rFonts w:ascii="David" w:eastAsia="Arial" w:hAnsi="David" w:cs="David"/>
+                <w:rtl/>
+              </w:rPr>
+              <w:t xml:space="preserve">{% </w:t>
+            </w:r>
+            <w:r>
+              <w:rPr>
+                <w:rFonts w:ascii="David" w:eastAsia="Arial" w:hAnsi="David" w:cs="David"/>
+              </w:rPr>
+              <w:t xml:space="preserve">for point in </w:t>
+            </w:r>
+            <w:proofErr w:type="spellStart"/>
+            <w:r>
+              <w:rPr>
+                <w:rFonts w:ascii="David" w:eastAsia="Arial" w:hAnsi="David" w:cs="David"/>
+              </w:rPr>
+              <w:t>improve.intrapersonal</w:t>
+            </w:r>
+            <w:proofErr w:type="spellEnd"/>
+            <w:r>
+              <w:rPr>
+                <w:rFonts w:ascii="David" w:eastAsia="Arial" w:hAnsi="David" w:cs="David"/>
+                <w:rtl/>
+              </w:rPr>
+              <w:t xml:space="preserve"> %}</w:t>
+            </w:r>
+          </w:p>
+          <w:p>
+            <w:pPr>
+              <w:pStyle w:val="ListParagraph"/>
+              <w:numPr>
+                <w:ilvl w:val="0"/>
+                <w:numId w:val="17"/>
+              </w:numPr>
+              <w:rPr>
+                <w:rFonts w:ascii="David" w:eastAsia="Arial" w:hAnsi="David" w:cs="David"/>
+              </w:rPr>
+            </w:pPr>
+            <w:r>
+              <w:rPr>
+                <w:rFonts w:ascii="David" w:eastAsia="Arial" w:hAnsi="David" w:cs="David"/>
+              </w:rPr>
+              <w:t>{{</w:t>
+            </w:r>
+            <w:proofErr w:type="spellStart"/>
+            <w:r>
+              <w:rPr>
+                <w:rFonts w:ascii="David" w:eastAsia="Arial" w:hAnsi="David" w:cs="David"/>
+              </w:rPr>
+              <w:t>point.text</w:t>
+            </w:r>
+            <w:proofErr w:type="spellEnd"/>
+            <w:proofErr w:type="gramStart"/>
+            <w:r>
+              <w:rPr>
+                <w:rFonts w:ascii="David" w:eastAsia="Arial" w:hAnsi="David" w:cs="David"/>
+              </w:rPr>
+              <w:t>}}{</w:t>
+            </w:r>
+            <w:proofErr w:type="gramEnd"/>
+            <w:r>
+              <w:rPr>
+                <w:rFonts w:ascii="David" w:eastAsia="Arial" w:hAnsi="David" w:cs="David"/>
+              </w:rPr>
+              <w:t xml:space="preserve">% </w:t>
+            </w:r>
+            <w:proofErr w:type="spellStart"/>
+            <w:r>
+              <w:rPr>
+                <w:rFonts w:ascii="David" w:eastAsia="Arial" w:hAnsi="David" w:cs="David"/>
+              </w:rPr>
+              <w:t>endfor</w:t>
+            </w:r>
+            <w:proofErr w:type="spellEnd"/>
+            <w:r>
+              <w:rPr>
+                <w:rFonts w:ascii="David" w:eastAsia="Arial" w:hAnsi="David" w:cs="David"/>
+              </w:rPr>
+              <w:t xml:space="preserve"> %}</w:t>
+            </w:r>
+          </w:p>
+          <w:p>
+            <w:pPr>
+              <w:rPr>
+                <w:rFonts w:ascii="David" w:eastAsia="Arial" w:hAnsi="David" w:cs="David"/>
+              </w:rPr>
+            </w:pPr>
+          </w:p>
+          <w:p>
+            <w:pPr>
+              <w:rPr>
+                <w:rFonts w:ascii="David" w:eastAsia="Arial" w:hAnsi="David" w:cs="David"/>
+                <w:rtl/>
+              </w:rPr>
+            </w:pPr>
+            <w:r>
+              <w:rPr>
+                <w:rFonts w:ascii="David" w:eastAsia="Arial" w:hAnsi="David" w:cs="David"/>
+                <w:rtl/>
+              </w:rPr>
+              <w:t>יכולות תוך-אישיות (</w:t>
+            </w:r>
+            <w:r>
+              <w:rPr>
+                <w:rFonts w:ascii="David" w:eastAsia="Arial" w:hAnsi="David" w:cs="David"/>
+              </w:rPr>
+              <w:t>{{</w:t>
+            </w:r>
+            <w:proofErr w:type="spellStart"/>
+            <w:r>
+              <w:rPr>
+                <w:rFonts w:ascii="David" w:eastAsia="Arial" w:hAnsi="David" w:cs="David"/>
+              </w:rPr>
+              <w:t>improve_counts.outerpersonal</w:t>
+            </w:r>
+            <w:proofErr w:type="spellEnd"/>
+            <w:r>
+              <w:rPr>
+                <w:rFonts w:ascii="David" w:eastAsia="Arial" w:hAnsi="David" w:cs="David"/>
+              </w:rPr>
+              <w:t>}}</w:t>
+            </w:r>
+            <w:r>
+              <w:rPr>
+                <w:rFonts w:ascii="David" w:eastAsia="Arial" w:hAnsi="David" w:cs="David"/>
+                <w:rtl/>
+              </w:rPr>
+              <w:t>):</w:t>
+            </w:r>
+          </w:p>
+          <w:p>
+            <w:pPr>
+              <w:rPr>
+                <w:rFonts w:ascii="David" w:eastAsia="Arial" w:hAnsi="David" w:cs="David"/>
+              </w:rPr>
+            </w:pPr>
+            <w:r>
+              <w:rPr>
+                <w:rFonts w:ascii="David" w:eastAsia="Arial" w:hAnsi="David" w:cs="David"/>
+                <w:rtl/>
+              </w:rPr>
+              <w:t xml:space="preserve">{% </w:t>
+            </w:r>
+            <w:r>
+              <w:rPr>
+                <w:rFonts w:ascii="David" w:eastAsia="Arial" w:hAnsi="David" w:cs="David"/>
+              </w:rPr>
+              <w:t xml:space="preserve">for point in </w:t>
+            </w:r>
+            <w:proofErr w:type="spellStart"/>
+            <w:r>
+              <w:rPr>
+                <w:rFonts w:ascii="David" w:eastAsia="Arial" w:hAnsi="David" w:cs="David"/>
+              </w:rPr>
+              <w:t>improve.outerpersonal</w:t>
+            </w:r>
+            <w:proofErr w:type="spellEnd"/>
+            <w:r>
+              <w:rPr>
+                <w:rFonts w:ascii="David" w:eastAsia="Arial" w:hAnsi="David" w:cs="David"/>
+                <w:rtl/>
+              </w:rPr>
+              <w:t xml:space="preserve"> %}</w:t>
+            </w:r>
+          </w:p>
+          <w:p>
+            <w:pPr>
+              <w:pStyle w:val="ListParagraph"/>
+              <w:numPr>
+                <w:ilvl w:val="0"/>
+                <w:numId w:val="17"/>
+              </w:numPr>
+              <w:rPr>
+                <w:rFonts w:ascii="David" w:eastAsia="Arial" w:hAnsi="David" w:cs="David"/>
+              </w:rPr>
+            </w:pPr>
+            <w:r>
+              <w:rPr>
+                <w:rFonts w:ascii="David" w:eastAsia="Arial" w:hAnsi="David" w:cs="David"/>
+              </w:rPr>
+              <w:t>{{</w:t>
+            </w:r>
+            <w:proofErr w:type="spellStart"/>
+            <w:r>
+              <w:rPr>
+                <w:rFonts w:ascii="David" w:eastAsia="Arial" w:hAnsi="David" w:cs="David"/>
+              </w:rPr>
+              <w:t>point.text</w:t>
+            </w:r>
+            <w:proofErr w:type="spellEnd"/>
+            <w:proofErr w:type="gramStart"/>
+            <w:r>
+              <w:rPr>
+                <w:rFonts w:ascii="David" w:eastAsia="Arial" w:hAnsi="David" w:cs="David"/>
+              </w:rPr>
+              <w:t>}}{</w:t>
+            </w:r>
+            <w:proofErr w:type="gramEnd"/>
+            <w:r>
+              <w:rPr>
+                <w:rFonts w:ascii="David" w:eastAsia="Arial" w:hAnsi="David" w:cs="David"/>
+              </w:rPr>
+              <w:t xml:space="preserve">% </w:t>
+            </w:r>
+            <w:proofErr w:type="spellStart"/>
+            <w:r>
+              <w:rPr>
+                <w:rFonts w:ascii="David" w:eastAsia="Arial" w:hAnsi="David" w:cs="David"/>
+              </w:rPr>
+              <w:t>endfor</w:t>
+            </w:r>
+            <w:proofErr w:type="spellEnd"/>
+            <w:r>
+              <w:rPr>
+                <w:rFonts w:ascii="David" w:eastAsia="Arial" w:hAnsi="David" w:cs="David"/>
+              </w:rPr>
+              <w:t xml:space="preserve"> %}</w:t>
+            </w:r>
+          </w:p>
+          <w:p>
+            <w:pPr>
+              <w:rPr>
+                <w:rFonts w:ascii="David" w:eastAsia="Arial" w:hAnsi="David" w:cs="David"/>
+              </w:rPr>
+            </w:pPr>
+          </w:p>
+          <w:p>
+            <w:pPr>
+              <w:rPr>
+                <w:rFonts w:ascii="David" w:eastAsia="Arial" w:hAnsi="David" w:cs="David"/>
+                <w:rtl/>
+              </w:rPr>
+            </w:pPr>
+            <w:r>
+              <w:rPr>
+                <w:rFonts w:ascii="David" w:eastAsia="Arial" w:hAnsi="David" w:cs="David"/>
+                <w:rtl/>
+              </w:rPr>
+              <w:t>מנהיגות (</w:t>
+            </w:r>
+            <w:r>
+              <w:rPr>
+                <w:rFonts w:ascii="David" w:eastAsia="Arial" w:hAnsi="David" w:cs="David"/>
+              </w:rPr>
+              <w:t>{{</w:t>
+            </w:r>
+            <w:proofErr w:type="spellStart"/>
+            <w:r>
+              <w:rPr>
+                <w:rFonts w:ascii="David" w:eastAsia="Arial" w:hAnsi="David" w:cs="David"/>
+              </w:rPr>
+              <w:t>improve_counts.leadership</w:t>
+            </w:r>
+            <w:proofErr w:type="spellEnd"/>
+            <w:r>
+              <w:rPr>
+                <w:rFonts w:ascii="David" w:eastAsia="Arial" w:hAnsi="David" w:cs="David"/>
+              </w:rPr>
+              <w:t>}}</w:t>
+            </w:r>
+            <w:r>
+              <w:rPr>
+                <w:rFonts w:ascii="David" w:eastAsia="Arial" w:hAnsi="David" w:cs="David"/>
+                <w:rtl/>
+              </w:rPr>
+              <w:t>):</w:t>
+            </w:r>
+          </w:p>
+          <w:p>
+            <w:pPr>
+              <w:rPr>
+                <w:rFonts w:ascii="David" w:eastAsia="Arial" w:hAnsi="David" w:cs="David"/>
+              </w:rPr>
+            </w:pPr>
+            <w:r>
+              <w:rPr>
+                <w:rFonts w:ascii="David" w:eastAsia="Arial" w:hAnsi="David" w:cs="David"/>
+                <w:rtl/>
+              </w:rPr>
+              <w:t xml:space="preserve">{% </w:t>
+            </w:r>
+            <w:r>
+              <w:rPr>
+                <w:rFonts w:ascii="David" w:eastAsia="Arial" w:hAnsi="David" w:cs="David"/>
+              </w:rPr>
+              <w:t xml:space="preserve">for point in </w:t>
+            </w:r>
+            <w:proofErr w:type="spellStart"/>
+            <w:r>
+              <w:rPr>
+                <w:rFonts w:ascii="David" w:eastAsia="Arial" w:hAnsi="David" w:cs="David"/>
+              </w:rPr>
+              <w:t>improve.leadership</w:t>
+            </w:r>
+            <w:proofErr w:type="spellEnd"/>
+            <w:r>
+              <w:rPr>
+                <w:rFonts w:ascii="David" w:eastAsia="Arial" w:hAnsi="David" w:cs="David"/>
+                <w:rtl/>
+              </w:rPr>
+              <w:t xml:space="preserve"> %}</w:t>
+            </w:r>
+          </w:p>
+          <w:p>
+            <w:pPr>
+              <w:pStyle w:val="ListParagraph"/>
+              <w:numPr>
+                <w:ilvl w:val="0"/>
+                <w:numId w:val="17"/>
+              </w:numPr>
+              <w:rPr>
+                <w:rFonts w:ascii="David" w:eastAsia="Arial" w:hAnsi="David" w:cs="David"/>
+              </w:rPr>
+            </w:pPr>
+            <w:r>
+              <w:rPr>
+                <w:rFonts w:ascii="David" w:eastAsia="Arial" w:hAnsi="David" w:cs="David"/>
+              </w:rPr>
+              <w:t>{{</w:t>
+            </w:r>
+            <w:proofErr w:type="spellStart"/>
+            <w:r>
+              <w:rPr>
+                <w:rFonts w:ascii="David" w:eastAsia="Arial" w:hAnsi="David" w:cs="David"/>
+              </w:rPr>
+              <w:t>point.text</w:t>
+            </w:r>
+            <w:proofErr w:type="spellEnd"/>
+            <w:proofErr w:type="gramStart"/>
+            <w:r>
+              <w:rPr>
+                <w:rFonts w:ascii="David" w:eastAsia="Arial" w:hAnsi="David" w:cs="David"/>
+              </w:rPr>
+              <w:t>}}{</w:t>
+            </w:r>
+            <w:proofErr w:type="gramEnd"/>
+            <w:r>
+              <w:rPr>
+                <w:rFonts w:ascii="David" w:eastAsia="Arial" w:hAnsi="David" w:cs="David"/>
+              </w:rPr>
+              <w:t xml:space="preserve">% </w:t>
+            </w:r>
+            <w:proofErr w:type="spellStart"/>
+            <w:r>
+              <w:rPr>
+                <w:rFonts w:ascii="David" w:eastAsia="Arial" w:hAnsi="David" w:cs="David"/>
+              </w:rPr>
+              <w:t>endfor</w:t>
+            </w:r>
+            <w:proofErr w:type="spellEnd"/>
+            <w:r>
+              <w:rPr>
+                <w:rFonts w:ascii="David" w:eastAsia="Arial" w:hAnsi="David" w:cs="David"/>
+              </w:rPr>
+              <w:t xml:space="preserve"> %}</w:t>
+            </w:r>
+          </w:p>
+          <w:p>
+            <w:pPr>
+              <w:rPr>
+                <w:rFonts w:ascii="David" w:eastAsia="Arial" w:hAnsi="David" w:cs="David"/>
+              </w:rPr>
+            </w:pPr>
+          </w:p>
+          <w:p>
+            <w:pPr>
+              <w:rPr>
+                <w:rFonts w:ascii="David" w:eastAsia="Arial" w:hAnsi="David" w:cs="David"/>
+                <w:rtl/>
+              </w:rPr>
+            </w:pPr>
+            <w:r>
+              <w:rPr>
+                <w:rFonts w:ascii="David" w:eastAsia="Arial" w:hAnsi="David" w:cs="David"/>
+                <w:rtl/>
+              </w:rPr>
+              <w:t>מקצועיות (</w:t>
+            </w:r>
+            <w:r>
+              <w:rPr>
+                <w:rFonts w:ascii="David" w:eastAsia="Arial" w:hAnsi="David" w:cs="David"/>
+              </w:rPr>
+              <w:t>{{</w:t>
+            </w:r>
+            <w:proofErr w:type="spellStart"/>
+            <w:r>
+              <w:rPr>
+                <w:rFonts w:ascii="David" w:eastAsia="Arial" w:hAnsi="David" w:cs="David"/>
+              </w:rPr>
+              <w:t>improve_counts.professionalism</w:t>
+            </w:r>
+            <w:proofErr w:type="spellEnd"/>
+            <w:r>
+              <w:rPr>
+                <w:rFonts w:ascii="David" w:eastAsia="Arial" w:hAnsi="David" w:cs="David"/>
+              </w:rPr>
+              <w:t>}}</w:t>
+            </w:r>
+            <w:r>
+              <w:rPr>
+                <w:rFonts w:ascii="David" w:eastAsia="Arial" w:hAnsi="David" w:cs="David"/>
+                <w:rtl/>
+              </w:rPr>
+              <w:t>):</w:t>
+            </w:r>
+          </w:p>
+          <w:p>
+            <w:pPr>
+              <w:rPr>
+                <w:rFonts w:ascii="David" w:eastAsia="Arial" w:hAnsi="David" w:cs="David"/>
+              </w:rPr>
+            </w:pPr>
+            <w:r>
+              <w:rPr>
+                <w:rFonts w:ascii="David" w:eastAsia="Arial" w:hAnsi="David" w:cs="David"/>
+                <w:rtl/>
+              </w:rPr>
+              <w:t xml:space="preserve">{% </w:t>
+            </w:r>
+            <w:r>
+              <w:rPr>
+                <w:rFonts w:ascii="David" w:eastAsia="Arial" w:hAnsi="David" w:cs="David"/>
+              </w:rPr>
+              <w:t xml:space="preserve">for point in </w:t>
+            </w:r>
+            <w:proofErr w:type="spellStart"/>
+            <w:r>
+              <w:rPr>
+                <w:rFonts w:ascii="David" w:eastAsia="Arial" w:hAnsi="David" w:cs="David"/>
+              </w:rPr>
+              <w:t>improve.professionalism</w:t>
+            </w:r>
+            <w:proofErr w:type="spellEnd"/>
+            <w:r>
+              <w:rPr>
+                <w:rFonts w:ascii="David" w:eastAsia="Arial" w:hAnsi="David" w:cs="David"/>
+                <w:rtl/>
+              </w:rPr>
+              <w:t xml:space="preserve"> %}</w:t>
+            </w:r>
+          </w:p>
+          <w:p>
+            <w:pPr>
+              <w:pStyle w:val="ListParagraph"/>
+              <w:numPr>
+                <w:ilvl w:val="0"/>
+                <w:numId w:val="17"/>
+              </w:numPr>
+              <w:rPr>
+                <w:rFonts w:ascii="David" w:eastAsia="Arial" w:hAnsi="David" w:cs="David"/>
+              </w:rPr>
+            </w:pPr>
+            <w:r>
+              <w:rPr>
+                <w:rFonts w:ascii="David" w:eastAsia="Arial" w:hAnsi="David" w:cs="David"/>
+              </w:rPr>
+              <w:t>{{</w:t>
+            </w:r>
+            <w:proofErr w:type="spellStart"/>
+            <w:r>
+              <w:rPr>
+                <w:rFonts w:ascii="David" w:eastAsia="Arial" w:hAnsi="David" w:cs="David"/>
+              </w:rPr>
+              <w:t>point.text</w:t>
+            </w:r>
+            <w:proofErr w:type="spellEnd"/>
+            <w:proofErr w:type="gramStart"/>
+            <w:r>
+              <w:rPr>
+                <w:rFonts w:ascii="David" w:eastAsia="Arial" w:hAnsi="David" w:cs="David"/>
+              </w:rPr>
+              <w:t>}}{</w:t>
+            </w:r>
+            <w:proofErr w:type="gramEnd"/>
+            <w:r>
+              <w:rPr>
+                <w:rFonts w:ascii="David" w:eastAsia="Arial" w:hAnsi="David" w:cs="David"/>
+              </w:rPr>
+              <w:t xml:space="preserve">% </w:t>
+            </w:r>
+            <w:proofErr w:type="spellStart"/>
+            <w:r>
+              <w:rPr>
+                <w:rFonts w:ascii="David" w:eastAsia="Arial" w:hAnsi="David" w:cs="David"/>
+              </w:rPr>
+              <w:t>endfor</w:t>
+            </w:r>
+            <w:proofErr w:type="spellEnd"/>
+            <w:r>
+              <w:rPr>
+                <w:rFonts w:ascii="David" w:eastAsia="Arial" w:hAnsi="David" w:cs="David"/>
+              </w:rPr>
+              <w:t xml:space="preserve"> %}</w:t>
+            </w:r>
+          </w:p>
+          <w:p>
+            <w:pPr>
+              <w:rPr>
+                <w:rFonts w:ascii="David" w:eastAsia="Arial" w:hAnsi="David" w:cs="David"/>
+              </w:rPr>
+            </w:pPr>
+          </w:p>
+          <w:p>
+            <w:pPr>
+              <w:rPr>
+                <w:rFonts w:ascii="David" w:eastAsia="Arial" w:hAnsi="David" w:cs="David"/>
+                <w:rtl/>
+              </w:rPr>
+            </w:pPr>
+            <w:r>
+              <w:rPr>
+                <w:rFonts w:ascii="David" w:eastAsia="Arial" w:hAnsi="David" w:cs="David"/>
+                <w:rtl/>
+              </w:rPr>
+              <w:t>ניהול והתנהלות (</w:t>
+            </w:r>
+            <w:r>
+              <w:rPr>
+                <w:rFonts w:ascii="David" w:eastAsia="Arial" w:hAnsi="David" w:cs="David"/>
+              </w:rPr>
+              <w:t>{{</w:t>
+            </w:r>
+            <w:proofErr w:type="spellStart"/>
+            <w:r>
+              <w:rPr>
+                <w:rFonts w:ascii="David" w:eastAsia="Arial" w:hAnsi="David" w:cs="David"/>
+              </w:rPr>
+              <w:t>improve_counts.conduct</w:t>
+            </w:r>
+            <w:proofErr w:type="spellEnd"/>
+            <w:r>
+              <w:rPr>
+                <w:rFonts w:ascii="David" w:eastAsia="Arial" w:hAnsi="David" w:cs="David"/>
+              </w:rPr>
+              <w:t>}}</w:t>
+            </w:r>
+            <w:r>
+              <w:rPr>
+                <w:rFonts w:ascii="David" w:eastAsia="Arial" w:hAnsi="David" w:cs="David"/>
+                <w:rtl/>
+              </w:rPr>
+              <w:t>):</w:t>
+            </w:r>
+          </w:p>
+          <w:p>
+            <w:pPr>
+              <w:rPr>
+                <w:rFonts w:ascii="David" w:eastAsia="Arial" w:hAnsi="David" w:cs="David"/>
+              </w:rPr>
+            </w:pPr>
+            <w:r>
+              <w:rPr>
+                <w:rFonts w:ascii="David" w:eastAsia="Arial" w:hAnsi="David" w:cs="David"/>
+                <w:rtl/>
+              </w:rPr>
+              <w:t xml:space="preserve">{% </w:t>
+            </w:r>
+            <w:r>
+              <w:rPr>
+                <w:rFonts w:ascii="David" w:eastAsia="Arial" w:hAnsi="David" w:cs="David"/>
+              </w:rPr>
+              <w:t xml:space="preserve">for point in </w:t>
+            </w:r>
+            <w:proofErr w:type="spellStart"/>
+            <w:r>
+              <w:rPr>
+                <w:rFonts w:ascii="David" w:eastAsia="Arial" w:hAnsi="David" w:cs="David"/>
+              </w:rPr>
+              <w:t>improve.conduct</w:t>
+            </w:r>
+            <w:proofErr w:type="spellEnd"/>
+            <w:r>
+              <w:rPr>
+                <w:rFonts w:ascii="David" w:eastAsia="Arial" w:hAnsi="David" w:cs="David"/>
+                <w:rtl/>
+              </w:rPr>
+              <w:t xml:space="preserve"> %}</w:t>
+            </w:r>
+          </w:p>
+          <w:p>
+            <w:pPr>
+              <w:pStyle w:val="ListParagraph"/>
+              <w:numPr>
+                <w:ilvl w:val="0"/>
+                <w:numId w:val="17"/>
+              </w:numPr>
+              <w:rPr>
+                <w:rFonts w:ascii="David" w:eastAsia="Arial" w:hAnsi="David" w:cs="David"/>
+              </w:rPr>
+            </w:pPr>
+            <w:proofErr w:type="gramStart"/>
+            <w:r>
+              <w:rPr>
+                <w:rFonts w:ascii="David" w:eastAsia="Arial" w:hAnsi="David" w:cs="David"/>
+              </w:rPr>
+              <w:t xml:space="preserve">{{ </w:t>
+            </w:r>
+            <w:proofErr w:type="spellStart"/>
+            <w:r>
+              <w:rPr>
+                <w:rFonts w:ascii="David" w:eastAsia="Arial" w:hAnsi="David" w:cs="David"/>
+              </w:rPr>
+              <w:t>point</w:t>
+            </w:r>
+            <w:proofErr w:type="gramEnd"/>
+            <w:r>
+              <w:rPr>
+                <w:rFonts w:ascii="David" w:eastAsia="Arial" w:hAnsi="David" w:cs="David"/>
+              </w:rPr>
+              <w:t>.text</w:t>
+            </w:r>
+            <w:proofErr w:type="spellEnd"/>
+            <w:r>
+              <w:rPr>
+                <w:rFonts w:ascii="David" w:eastAsia="Arial" w:hAnsi="David" w:cs="David"/>
+              </w:rPr>
+              <w:t xml:space="preserve">}}{% </w:t>
+            </w:r>
+            <w:proofErr w:type="spellStart"/>
+            <w:r>
+              <w:rPr>
+                <w:rFonts w:ascii="David" w:eastAsia="Arial" w:hAnsi="David" w:cs="David"/>
+              </w:rPr>
+              <w:t>endfor</w:t>
+            </w:r>
+            <w:proofErr w:type="spellEnd"/>
+            <w:r>
+              <w:rPr>
+                <w:rFonts w:ascii="David" w:eastAsia="Arial" w:hAnsi="David" w:cs="David"/>
+              </w:rPr>
+              <w:t xml:space="preserve"> %}</w:t>
+            </w:r>
+          </w:p>
+          <w:p>
+            <w:pPr>
+              <w:rPr>
+                <w:rFonts w:ascii="David" w:eastAsia="Arial" w:hAnsi="David" w:cs="David"/>
+              </w:rPr>
+            </w:pPr>
+          </w:p>
+          <w:p>
+            <w:pPr>
+              <w:rPr>
+                <w:rFonts w:ascii="David" w:eastAsia="Arial" w:hAnsi="David" w:cs="David"/>
+                <w:rtl/>
+              </w:rPr>
+            </w:pPr>
+            <w:r>
+              <w:rPr>
+                <w:rFonts w:ascii="David" w:eastAsia="Arial" w:hAnsi="David" w:cs="David"/>
+                <w:rtl/>
+              </w:rPr>
+              <w:t>אחר (</w:t>
+            </w:r>
+            <w:r>
+              <w:rPr>
+                <w:rFonts w:ascii="David" w:eastAsia="Arial" w:hAnsi="David" w:cs="David"/>
+              </w:rPr>
+              <w:t>{{</w:t>
+            </w:r>
+            <w:proofErr w:type="spellStart"/>
+            <w:r>
+              <w:rPr>
+                <w:rFonts w:ascii="David" w:eastAsia="Arial" w:hAnsi="David" w:cs="David"/>
+              </w:rPr>
+              <w:t>improve_counts.other</w:t>
+            </w:r>
+            <w:proofErr w:type="spellEnd"/>
+            <w:r>
+              <w:rPr>
+                <w:rFonts w:ascii="David" w:eastAsia="Arial" w:hAnsi="David" w:cs="David"/>
+              </w:rPr>
+              <w:t>}}</w:t>
+            </w:r>
+            <w:r>
+              <w:rPr>
+                <w:rFonts w:ascii="David" w:eastAsia="Arial" w:hAnsi="David" w:cs="David"/>
+                <w:rtl/>
+              </w:rPr>
+              <w:t>):</w:t>
+            </w:r>
+          </w:p>
+          <w:p>
+            <w:pPr>
+              <w:rPr>
+                <w:rFonts w:ascii="David" w:eastAsia="Arial" w:hAnsi="David" w:cs="David"/>
+              </w:rPr>
+            </w:pPr>
+            <w:r>
+              <w:rPr>
+                <w:rFonts w:ascii="David" w:eastAsia="Arial" w:hAnsi="David" w:cs="David"/>
+                <w:rtl/>
+              </w:rPr>
+              <w:t xml:space="preserve">{% </w:t>
+            </w:r>
+            <w:r>
+              <w:rPr>
+                <w:rFonts w:ascii="David" w:eastAsia="Arial" w:hAnsi="David" w:cs="David"/>
+              </w:rPr>
+              <w:t xml:space="preserve">for point in </w:t>
+            </w:r>
+            <w:proofErr w:type="spellStart"/>
+            <w:r>
+              <w:rPr>
+                <w:rFonts w:ascii="David" w:eastAsia="Arial" w:hAnsi="David" w:cs="David"/>
+              </w:rPr>
+              <w:t>improve.other</w:t>
+            </w:r>
+            <w:proofErr w:type="spellEnd"/>
+            <w:r>
+              <w:rPr>
+                <w:rFonts w:ascii="David" w:eastAsia="Arial" w:hAnsi="David" w:cs="David"/>
+                <w:rtl/>
+              </w:rPr>
+              <w:t xml:space="preserve"> %}</w:t>
+            </w:r>
+          </w:p>
+          <w:p>
+            <w:pPr>
+              <w:pStyle w:val="ListParagraph"/>
+              <w:numPr>
+                <w:ilvl w:val="0"/>
+                <w:numId w:val="17"/>
+              </w:numPr>
+              <w:rPr>
+                <w:rFonts w:ascii="David" w:eastAsia="Arial" w:hAnsi="David" w:cs="David"/>
+              </w:rPr>
+            </w:pPr>
+            <w:proofErr w:type="gramStart"/>
+            <w:r>
+              <w:rPr>
+                <w:rFonts w:ascii="David" w:eastAsia="Arial" w:hAnsi="David" w:cs="David"/>
+              </w:rPr>
+              <w:t xml:space="preserve">{{ </w:t>
+            </w:r>
+            <w:proofErr w:type="spellStart"/>
+            <w:r>
+              <w:rPr>
+                <w:rFonts w:ascii="David" w:eastAsia="Arial" w:hAnsi="David" w:cs="David"/>
+              </w:rPr>
+              <w:t>point</w:t>
+            </w:r>
+            <w:proofErr w:type="gramEnd"/>
+            <w:r>
+              <w:rPr>
+                <w:rFonts w:ascii="David" w:eastAsia="Arial" w:hAnsi="David" w:cs="David"/>
+              </w:rPr>
+              <w:t>.text</w:t>
+            </w:r>
+            <w:proofErr w:type="spellEnd"/>
+            <w:r>
+              <w:rPr>
+                <w:rFonts w:ascii="David" w:eastAsia="Arial" w:hAnsi="David" w:cs="David"/>
+              </w:rPr>
+              <w:t xml:space="preserve">}}{% </w:t>
             </w:r>
             <w:proofErr w:type="spellStart"/>
             <w:r>
@@ -9626,19 +11064,7 @@
           <w:szCs w:val="22"/>
           <w:rtl/>
         </w:rPr>
-        <w:t xml:space="preserve">בגרף מוצגת השוואה בין ממוצע ההערכות של </w:t>
-      </w:r>
-      <w:bookmarkStart w:id="0" w:name="_GoBack"/>
-      <w:bookmarkEnd w:id="0"/>
-      <w:r>
-        <w:rPr>
-          <w:rFonts w:ascii="David" w:hAnsi="David" w:cs="David"/>
-          <w:color w:val="95B3D7" w:themeColor="accent1" w:themeTint="99"/>
-          <w:sz w:val="22"/>
-          <w:szCs w:val="22"/>
-          <w:rtl/>
-        </w:rPr>
-        <w:t>מעריכים המכירים את הצוער במידה גבוהה (</w:t>
+        <w:t>בגרף מוצגת השוואה בין ממוצע ההערכות של מעריכים המכירים את הצוער במידה גבוהה (</w:t>
       </w:r>
       <w:r>
         <w:rPr>
@@ -11010,7 +12436,7 @@
   <w:abstractNum w:abstractNumId="9" w15:restartNumberingAfterBreak="0">
     <w:nsid w:val="337F44C1"/>
     <w:multiLevelType w:val="hybridMultilevel"/>
-    <w:tmpl w:val="BAFCF13A"/>
+    <w:tmpl w:val="2DC6915A"/>
     <w:lvl w:ilvl="0" w:tplc="20000001">
       <w:start w:val="1"/>
       <w:numFmt w:val="bullet"/>
@@ -13271,7 +14697,7 @@
 </file>
 
 <file path=customXml/itemProps1.xml><?xml version="1.0" encoding="utf-8"?>
-<ds:datastoreItem xmlns:ds="http://schemas.openxmlformats.org/officeDocument/2006/customXml" ds:itemID="{6A0DD4F9-AF8A-4612-A02D-D07EF6717FAF}">
+<ds:datastoreItem xmlns:ds="http://schemas.openxmlformats.org/officeDocument/2006/customXml" ds:itemID="{6BA37A1D-9A9D-4E15-96FF-C18E9FC568AD}">
   <ds:schemaRefs>
     <ds:schemaRef ds:uri="http://schemas.openxmlformats.org/officeDocument/2006/bibliography"/>
   </ds:schemaRefs>
